--- a/docs/CONTRIBUTION_PLAN.docx
+++ b/docs/CONTRIBUTION_PLAN.docx
@@ -31,7 +31,7 @@
           <w:p>
             <w:r>
               <w:rPr>
-                <w:rFonts w:ascii="Calibri" w:hAnsi="Calibri"/>
+                <w:rFonts w:ascii="Calibri" w:hAnsi="Calibri" w:cs="Calibri" w:eastAsia="Calibri"/>
                 <w:b/>
                 <w:i w:val="0"/>
                 <w:color w:val="FFFFFF"/>
@@ -41,13 +41,13 @@
             </w:r>
             <w:r>
               <w:rPr>
-                <w:rFonts w:ascii="Calibri" w:hAnsi="Calibri"/>
+                <w:rFonts w:ascii="Calibri" w:hAnsi="Calibri" w:cs="Calibri" w:eastAsia="Calibri"/>
                 <w:b w:val="0"/>
                 <w:i/>
                 <w:color w:val="ABA79F"/>
                 <w:sz w:val="20"/>
               </w:rPr>
-              <w:t xml:space="preserve">   ferinep</w:t>
+              <w:t xml:space="preserve">    ferinep</w:t>
             </w:r>
           </w:p>
           <w:p>
@@ -56,15 +56,13 @@
             </w:pPr>
             <w:r>
               <w:rPr>
-                <w:rFonts w:ascii="Calibri" w:hAnsi="Calibri"/>
+                <w:rFonts w:ascii="Calibri" w:hAnsi="Calibri" w:cs="Calibri" w:eastAsia="Calibri"/>
                 <w:b/>
                 <w:i w:val="0"/>
                 <w:color w:val="FFFFFF"/>
                 <w:sz w:val="60"/>
               </w:rPr>
-              <w:t>Team Contribution</w:t>
-              <w:br/>
-              <w:t>Plan</w:t>
+              <w:t>Team Contribution Plan — Feri Nepal</w:t>
             </w:r>
           </w:p>
           <w:p>
@@ -73,16 +71,15 @@
             </w:pPr>
             <w:r>
               <w:rPr>
-                <w:rFonts w:ascii="Calibri" w:hAnsi="Calibri"/>
+                <w:rFonts w:ascii="Calibri" w:hAnsi="Calibri" w:cs="Calibri" w:eastAsia="Calibri"/>
                 <w:b w:val="0"/>
                 <w:i w:val="0"/>
                 <w:color w:val="EDEBEB"/>
                 <w:sz w:val="23"/>
               </w:rPr>
-              <w:t>The lead writes the code. Three teammates own content, QA, and documentation, with a few small, no-code commits each.</w:t>
+              <w:t>The lead writes the code. Three teammates own content, QA and documentation, with a few small, no-code commits each.</w:t>
             </w:r>
           </w:p>
-          <w:p/>
           <w:p/>
           <w:p/>
           <w:p/>
@@ -91,10 +88,10 @@
           <w:p>
             <w:r>
               <w:rPr>
-                <w:rFonts w:ascii="Calibri" w:hAnsi="Calibri"/>
+                <w:rFonts w:ascii="Calibri" w:hAnsi="Calibri" w:cs="Calibri" w:eastAsia="Calibri"/>
                 <w:b/>
                 <w:i w:val="0"/>
-                <w:color w:val="ABA79F"/>
+                <w:color w:val="D98F75"/>
                 <w:sz w:val="20"/>
               </w:rPr>
               <w:t>GROUP VINTED</w:t>
@@ -103,25 +100,25 @@
           <w:p>
             <w:r>
               <w:rPr>
-                <w:rFonts w:ascii="Calibri" w:hAnsi="Calibri"/>
+                <w:rFonts w:ascii="Calibri" w:hAnsi="Calibri" w:cs="Calibri" w:eastAsia="Calibri"/>
                 <w:b w:val="0"/>
                 <w:i w:val="0"/>
-                <w:color w:val="FFFFFF"/>
+                <w:color w:val="EDEBEB"/>
                 <w:sz w:val="20"/>
               </w:rPr>
-              <w:t>PRG100 — System Analysis &amp; Design  ·  Westcliff University</w:t>
+              <w:t>Team: 4 people — 1 lead + 3 teammates (Members A, B, C).</w:t>
             </w:r>
           </w:p>
           <w:p>
             <w:r>
               <w:rPr>
-                <w:rFonts w:ascii="Calibri" w:hAnsi="Calibri"/>
+                <w:rFonts w:ascii="Calibri" w:hAnsi="Calibri" w:cs="Calibri" w:eastAsia="Calibri"/>
                 <w:b w:val="0"/>
                 <w:i w:val="0"/>
-                <w:color w:val="D8D2D1"/>
+                <w:color w:val="EDEBEB"/>
                 <w:sz w:val="20"/>
               </w:rPr>
-              <w:t>Companion to PRD and Implementation Plan  ·  October 2026</w:t>
+              <w:t>Approach: the lead writes all the application code. Teammates don't touch Next.js, Prisma, or Supabase. Instead each teammate owns a non-coding area (content and data, QA, documentation and presentation) and makes a handful of small commits — all of them plain text files (Markdown or JSON) that can be edited directly on github.com, no Git installation or terminal needed.</w:t>
             </w:r>
           </w:p>
         </w:tc>
@@ -134,15 +131,14 @@
     </w:p>
     <w:p>
       <w:pPr>
-        <w:keepNext/>
-        <w:spacing w:before="80" w:after="200"/>
+        <w:spacing w:after="200"/>
         <w:pBdr>
-          <w:bottom w:val="single" w:sz="14" w:space="4" w:color="473536"/>
+          <w:bottom w:val="single" w:sz="14" w:space="4" w:color="D98F75"/>
         </w:pBdr>
       </w:pPr>
       <w:r>
         <w:rPr>
-          <w:rFonts w:ascii="Calibri" w:hAnsi="Calibri"/>
+          <w:rFonts w:ascii="Calibri" w:hAnsi="Calibri" w:cs="Calibri" w:eastAsia="Calibri"/>
           <w:b/>
           <w:i w:val="0"/>
           <w:color w:val="0A0708"/>
@@ -153,227 +149,152 @@
     </w:p>
     <w:p>
       <w:pPr>
-        <w:spacing w:after="140"/>
+        <w:spacing w:after="100"/>
       </w:pPr>
       <w:r>
         <w:rPr>
-          <w:rFonts w:ascii="Calibri" w:hAnsi="Calibri"/>
+          <w:rFonts w:ascii="Calibri" w:hAnsi="Calibri" w:cs="Calibri" w:eastAsia="Calibri"/>
           <w:b/>
           <w:i w:val="0"/>
-          <w:color w:val="8D4343"/>
-          <w:sz w:val="24"/>
+          <w:color w:val="473536"/>
+          <w:sz w:val="23"/>
         </w:rPr>
-        <w:t xml:space="preserve">1   </w:t>
-      </w:r>
-      <w:r>
-        <w:rPr>
-          <w:rFonts w:ascii="Calibri" w:hAnsi="Calibri"/>
-          <w:b/>
-          <w:i w:val="0"/>
-          <w:color w:val="0A0708"/>
-          <w:sz w:val="24"/>
-        </w:rPr>
-        <w:t>Approach &amp; Ground Rules</w:t>
+        <w:t>1. Ground Rules</w:t>
       </w:r>
     </w:p>
     <w:p>
       <w:pPr>
-        <w:spacing w:after="140"/>
+        <w:spacing w:after="100"/>
       </w:pPr>
       <w:r>
         <w:rPr>
-          <w:rFonts w:ascii="Calibri" w:hAnsi="Calibri"/>
+          <w:rFonts w:ascii="Calibri" w:hAnsi="Calibri" w:cs="Calibri" w:eastAsia="Calibri"/>
           <w:b/>
           <w:i w:val="0"/>
-          <w:color w:val="8D4343"/>
-          <w:sz w:val="24"/>
+          <w:color w:val="473536"/>
+          <w:sz w:val="23"/>
         </w:rPr>
-        <w:t xml:space="preserve">2   </w:t>
-      </w:r>
-      <w:r>
-        <w:rPr>
-          <w:rFonts w:ascii="Calibri" w:hAnsi="Calibri"/>
-          <w:b/>
-          <w:i w:val="0"/>
-          <w:color w:val="0A0708"/>
-          <w:sz w:val="24"/>
-        </w:rPr>
-        <w:t>Roles</w:t>
+        <w:t>2. Roles</w:t>
       </w:r>
     </w:p>
     <w:p>
       <w:pPr>
-        <w:spacing w:after="140"/>
+        <w:spacing w:after="100"/>
       </w:pPr>
       <w:r>
         <w:rPr>
-          <w:rFonts w:ascii="Calibri" w:hAnsi="Calibri"/>
+          <w:rFonts w:ascii="Calibri" w:hAnsi="Calibri" w:cs="Calibri" w:eastAsia="Calibri"/>
           <w:b/>
           <w:i w:val="0"/>
-          <w:color w:val="8D4343"/>
-          <w:sz w:val="24"/>
+          <w:color w:val="473536"/>
+          <w:sz w:val="23"/>
         </w:rPr>
-        <w:t xml:space="preserve">3   </w:t>
-      </w:r>
-      <w:r>
-        <w:rPr>
-          <w:rFonts w:ascii="Calibri" w:hAnsi="Calibri"/>
-          <w:b/>
-          <w:i w:val="0"/>
-          <w:color w:val="0A0708"/>
-          <w:sz w:val="24"/>
-        </w:rPr>
-        <w:t>Task Cards</w:t>
+        <w:t>3. Task Cards</w:t>
       </w:r>
     </w:p>
     <w:p>
       <w:pPr>
-        <w:spacing w:after="140"/>
+        <w:spacing w:after="100"/>
       </w:pPr>
       <w:r>
         <w:rPr>
-          <w:rFonts w:ascii="Calibri" w:hAnsi="Calibri"/>
+          <w:rFonts w:ascii="Calibri" w:hAnsi="Calibri" w:cs="Calibri" w:eastAsia="Calibri"/>
           <w:b/>
           <w:i w:val="0"/>
-          <w:color w:val="8D4343"/>
-          <w:sz w:val="24"/>
+          <w:color w:val="473536"/>
+          <w:sz w:val="23"/>
         </w:rPr>
-        <w:t xml:space="preserve">4   </w:t>
-      </w:r>
-      <w:r>
-        <w:rPr>
-          <w:rFonts w:ascii="Calibri" w:hAnsi="Calibri"/>
-          <w:b/>
-          <w:i w:val="0"/>
-          <w:color w:val="0A0708"/>
-          <w:sz w:val="24"/>
-        </w:rPr>
-        <w:t>Commit Budget</w:t>
+        <w:t>4. Commit Budget (per teammate)</w:t>
       </w:r>
     </w:p>
     <w:p>
       <w:pPr>
-        <w:spacing w:after="140"/>
+        <w:spacing w:after="100"/>
       </w:pPr>
       <w:r>
         <w:rPr>
-          <w:rFonts w:ascii="Calibri" w:hAnsi="Calibri"/>
+          <w:rFonts w:ascii="Calibri" w:hAnsi="Calibri" w:cs="Calibri" w:eastAsia="Calibri"/>
           <w:b/>
           <w:i w:val="0"/>
-          <w:color w:val="8D4343"/>
-          <w:sz w:val="24"/>
+          <w:color w:val="473536"/>
+          <w:sz w:val="23"/>
         </w:rPr>
-        <w:t xml:space="preserve">5   </w:t>
-      </w:r>
-      <w:r>
-        <w:rPr>
-          <w:rFonts w:ascii="Calibri" w:hAnsi="Calibri"/>
-          <w:b/>
-          <w:i w:val="0"/>
-          <w:color w:val="0A0708"/>
-          <w:sz w:val="24"/>
-        </w:rPr>
-        <w:t>File Ownership</w:t>
+        <w:t>5. File Ownership</w:t>
       </w:r>
     </w:p>
     <w:p>
       <w:pPr>
-        <w:spacing w:after="140"/>
+        <w:spacing w:after="100"/>
       </w:pPr>
       <w:r>
         <w:rPr>
-          <w:rFonts w:ascii="Calibri" w:hAnsi="Calibri"/>
+          <w:rFonts w:ascii="Calibri" w:hAnsi="Calibri" w:cs="Calibri" w:eastAsia="Calibri"/>
           <w:b/>
           <w:i w:val="0"/>
-          <w:color w:val="8D4343"/>
-          <w:sz w:val="24"/>
+          <w:color w:val="473536"/>
+          <w:sz w:val="23"/>
         </w:rPr>
-        <w:t xml:space="preserve">6   </w:t>
-      </w:r>
-      <w:r>
-        <w:rPr>
-          <w:rFonts w:ascii="Calibri" w:hAnsi="Calibri"/>
-          <w:b/>
-          <w:i w:val="0"/>
-          <w:color w:val="0A0708"/>
-          <w:sz w:val="24"/>
-        </w:rPr>
-        <w:t>Sprint Schedule</w:t>
+        <w:t>6. Sprint Schedule</w:t>
       </w:r>
     </w:p>
     <w:p>
       <w:pPr>
-        <w:spacing w:after="140"/>
+        <w:spacing w:after="100"/>
       </w:pPr>
       <w:r>
         <w:rPr>
-          <w:rFonts w:ascii="Calibri" w:hAnsi="Calibri"/>
+          <w:rFonts w:ascii="Calibri" w:hAnsi="Calibri" w:cs="Calibri" w:eastAsia="Calibri"/>
           <w:b/>
           <w:i w:val="0"/>
-          <w:color w:val="8D4343"/>
-          <w:sz w:val="24"/>
+          <w:color w:val="473536"/>
+          <w:sz w:val="23"/>
         </w:rPr>
-        <w:t xml:space="preserve">7   </w:t>
-      </w:r>
-      <w:r>
-        <w:rPr>
-          <w:rFonts w:ascii="Calibri" w:hAnsi="Calibri"/>
-          <w:b/>
-          <w:i w:val="0"/>
-          <w:color w:val="0A0708"/>
-          <w:sz w:val="24"/>
-        </w:rPr>
-        <w:t>Lead Prep Checklist</w:t>
+        <w:t>7. Lead Prep Checklist</w:t>
       </w:r>
     </w:p>
     <w:p>
       <w:pPr>
-        <w:spacing w:after="140"/>
+        <w:spacing w:after="100"/>
       </w:pPr>
       <w:r>
         <w:rPr>
-          <w:rFonts w:ascii="Calibri" w:hAnsi="Calibri"/>
+          <w:rFonts w:ascii="Calibri" w:hAnsi="Calibri" w:cs="Calibri" w:eastAsia="Calibri"/>
           <w:b/>
           <w:i w:val="0"/>
-          <w:color w:val="8D4343"/>
-          <w:sz w:val="24"/>
+          <w:color w:val="473536"/>
+          <w:sz w:val="23"/>
         </w:rPr>
-        <w:t xml:space="preserve">8   </w:t>
-      </w:r>
-      <w:r>
-        <w:rPr>
-          <w:rFonts w:ascii="Calibri" w:hAnsi="Calibri"/>
-          <w:b/>
-          <w:i w:val="0"/>
-          <w:color w:val="0A0708"/>
-          <w:sz w:val="24"/>
-        </w:rPr>
-        <w:t>Proving Contribution to the Professor</w:t>
+        <w:t>8. Proving Contribution to the Professor</w:t>
       </w:r>
     </w:p>
     <w:p>
       <w:pPr>
-        <w:spacing w:after="140"/>
+        <w:spacing w:after="100"/>
       </w:pPr>
       <w:r>
         <w:rPr>
-          <w:rFonts w:ascii="Calibri" w:hAnsi="Calibri"/>
+          <w:rFonts w:ascii="Calibri" w:hAnsi="Calibri" w:cs="Calibri" w:eastAsia="Calibri"/>
           <w:b/>
           <w:i w:val="0"/>
-          <w:color w:val="8D4343"/>
-          <w:sz w:val="24"/>
+          <w:color w:val="473536"/>
+          <w:sz w:val="23"/>
         </w:rPr>
-        <w:t xml:space="preserve">9   </w:t>
+        <w:t>&lt;Name&gt; — &lt;Content &amp; Data / QA / Docs&gt;</w:t>
       </w:r>
+    </w:p>
+    <w:p>
+      <w:pPr>
+        <w:spacing w:after="100"/>
+      </w:pPr>
       <w:r>
         <w:rPr>
-          <w:rFonts w:ascii="Calibri" w:hAnsi="Calibri"/>
+          <w:rFonts w:ascii="Calibri" w:hAnsi="Calibri" w:cs="Calibri" w:eastAsia="Calibri"/>
           <w:b/>
           <w:i w:val="0"/>
-          <w:color w:val="0A0708"/>
-          <w:sz w:val="24"/>
+          <w:color w:val="473536"/>
+          <w:sz w:val="23"/>
         </w:rPr>
-        <w:t>Risks &amp; Fixes</w:t>
+        <w:t>9. Risks and Fixes</w:t>
       </w:r>
     </w:p>
     <w:p>
@@ -384,131 +305,53 @@
     <w:p>
       <w:pPr>
         <w:keepNext/>
-        <w:spacing w:before="80" w:after="200"/>
+        <w:spacing w:before="320" w:after="160"/>
         <w:pBdr>
-          <w:bottom w:val="single" w:sz="14" w:space="4" w:color="473536"/>
+          <w:bottom w:val="single" w:sz="14" w:space="4" w:color="D98F75"/>
         </w:pBdr>
       </w:pPr>
       <w:r>
         <w:rPr>
-          <w:rFonts w:ascii="Calibri" w:hAnsi="Calibri"/>
+          <w:rFonts w:ascii="Calibri" w:hAnsi="Calibri" w:cs="Calibri" w:eastAsia="Calibri"/>
           <w:b/>
           <w:i w:val="0"/>
           <w:color w:val="0A0708"/>
-          <w:sz w:val="38"/>
+          <w:sz w:val="36"/>
         </w:rPr>
-        <w:t>1.  Approach &amp; Ground Rules</w:t>
-      </w:r>
-    </w:p>
-    <w:tbl>
-      <w:tblPr>
-        <w:tblW w:type="auto" w:w="0"/>
-        <w:jc w:val="center"/>
-        <w:tblLook w:firstColumn="1" w:firstRow="1" w:lastColumn="0" w:lastRow="0" w:noHBand="0" w:noVBand="1" w:val="04A0"/>
-      </w:tblPr>
-      <w:tblGrid>
-        <w:gridCol w:w="9792"/>
-      </w:tblGrid>
-      <w:tr>
-        <w:tc>
-          <w:tcPr>
-            <w:tcW w:type="dxa" w:w="9792"/>
-            <w:shd w:val="clear" w:color="auto" w:fill="EDEBEB"/>
-            <w:tcBorders>
-              <w:top w:val="single" w:sz="6" w:space="0" w:color="8D4343"/>
-              <w:left w:val="single" w:sz="6" w:space="0" w:color="8D4343"/>
-              <w:bottom w:val="single" w:sz="6" w:space="0" w:color="8D4343"/>
-              <w:right w:val="single" w:sz="6" w:space="0" w:color="8D4343"/>
-            </w:tcBorders>
-            <w:tcMar>
-              <w:top w:w="110" w:type="dxa"/>
-              <w:bottom w:w="110" w:type="dxa"/>
-              <w:left w:w="160" w:type="dxa"/>
-              <w:right w:w="160" w:type="dxa"/>
-            </w:tcMar>
-          </w:tcPr>
-          <w:p>
-            <w:r>
-              <w:rPr>
-                <w:rFonts w:ascii="Calibri" w:hAnsi="Calibri"/>
-                <w:b/>
-                <w:i w:val="0"/>
-                <w:color w:val="8D4343"/>
-                <w:sz w:val="20"/>
-              </w:rPr>
-              <w:t xml:space="preserve">Team:  </w:t>
-            </w:r>
-            <w:r>
-              <w:rPr>
-                <w:rFonts w:ascii="Calibri" w:hAnsi="Calibri"/>
-                <w:b w:val="0"/>
-                <w:i w:val="0"/>
-                <w:color w:val="0A0708"/>
-                <w:sz w:val="20"/>
-              </w:rPr>
-              <w:t>4 people — 1 lead + 3 teammates (Members A, B, C).</w:t>
-            </w:r>
-          </w:p>
-        </w:tc>
-      </w:tr>
-    </w:tbl>
-    <w:p>
-      <w:pPr>
-        <w:spacing w:after="40"/>
-      </w:pPr>
-    </w:p>
-    <w:p>
-      <w:pPr>
-        <w:spacing w:after="120" w:before="0"/>
-      </w:pPr>
-      <w:r>
-        <w:rPr>
-          <w:rFonts w:ascii="Calibri" w:hAnsi="Calibri"/>
-          <w:b w:val="0"/>
-          <w:i w:val="0"/>
-          <w:color w:val="0A0708"/>
-          <w:sz w:val="21"/>
-        </w:rPr>
-        <w:t>The lead writes all the application code. Teammates do not touch Next.js, Prisma, or Supabase. Each teammate owns a non-coding area and makes a handful of small commits — all of them plain text files (Markdown or JSON) that can be edited directly on github.com, with no Git installation or terminal needed.</w:t>
+        <w:t>1. Ground Rules</w:t>
       </w:r>
     </w:p>
     <w:p>
       <w:pPr>
-        <w:keepNext/>
-        <w:spacing w:before="240" w:after="100"/>
+        <w:spacing w:after="60"/>
+        <w:ind w:left="432" w:hanging="360"/>
       </w:pPr>
       <w:r>
         <w:rPr>
-          <w:rFonts w:ascii="Calibri" w:hAnsi="Calibri"/>
+          <w:rFonts w:ascii="Calibri" w:hAnsi="Calibri" w:cs="Calibri" w:eastAsia="Calibri"/>
           <w:b/>
           <w:i w:val="0"/>
-          <w:color w:val="8D4343"/>
-          <w:sz w:val="27"/>
+          <w:color w:val="9A5440"/>
+          <w:sz w:val="21"/>
         </w:rPr>
-        <w:t>Ground rules</w:t>
+        <w:t xml:space="preserve">1.  </w:t>
       </w:r>
-    </w:p>
-    <w:p>
-      <w:pPr>
-        <w:pStyle w:val="ListNumber"/>
-        <w:spacing w:after="60"/>
-      </w:pPr>
       <w:r>
         <w:rPr>
-          <w:rFonts w:ascii="Calibri" w:hAnsi="Calibri"/>
+          <w:rFonts w:ascii="Calibri" w:hAnsi="Calibri" w:cs="Calibri" w:eastAsia="Calibri"/>
           <w:b/>
           <w:i w:val="0"/>
-          <w:color w:val="473536"/>
+          <w:color w:val="0A0708"/>
           <w:sz w:val="21"/>
         </w:rPr>
         <w:t>Lead = all code.</w:t>
       </w:r>
       <w:r>
         <w:rPr>
-          <w:rFonts w:ascii="Calibri" w:hAnsi="Calibri"/>
+          <w:rFonts w:ascii="Calibri" w:hAnsi="Calibri" w:cs="Calibri" w:eastAsia="Calibri"/>
           <w:b w:val="0"/>
           <w:i w:val="0"/>
-          <w:color w:val="0A0708"/>
+          <w:color w:val="2B2325"/>
           <w:sz w:val="21"/>
         </w:rPr>
         <w:t xml:space="preserve"> Schema, backend, components, pages, payments — lead only.</w:t>
@@ -516,25 +359,35 @@
     </w:p>
     <w:p>
       <w:pPr>
-        <w:pStyle w:val="ListNumber"/>
         <w:spacing w:after="60"/>
+        <w:ind w:left="432" w:hanging="360"/>
       </w:pPr>
       <w:r>
         <w:rPr>
-          <w:rFonts w:ascii="Calibri" w:hAnsi="Calibri"/>
+          <w:rFonts w:ascii="Calibri" w:hAnsi="Calibri" w:cs="Calibri" w:eastAsia="Calibri"/>
           <w:b/>
           <w:i w:val="0"/>
-          <w:color w:val="473536"/>
+          <w:color w:val="9A5440"/>
+          <w:sz w:val="21"/>
+        </w:rPr>
+        <w:t xml:space="preserve">2.  </w:t>
+      </w:r>
+      <w:r>
+        <w:rPr>
+          <w:rFonts w:ascii="Calibri" w:hAnsi="Calibri" w:cs="Calibri" w:eastAsia="Calibri"/>
+          <w:b/>
+          <w:i w:val="0"/>
+          <w:color w:val="0A0708"/>
           <w:sz w:val="21"/>
         </w:rPr>
         <w:t>Teammates = content, QA, docs.</w:t>
       </w:r>
       <w:r>
         <w:rPr>
-          <w:rFonts w:ascii="Calibri" w:hAnsi="Calibri"/>
+          <w:rFonts w:ascii="Calibri" w:hAnsi="Calibri" w:cs="Calibri" w:eastAsia="Calibri"/>
           <w:b w:val="0"/>
           <w:i w:val="0"/>
-          <w:color w:val="0A0708"/>
+          <w:color w:val="2B2325"/>
           <w:sz w:val="21"/>
         </w:rPr>
         <w:t xml:space="preserve"> Most of their work lives in GitHub Issues, test sessions, meeting notes, and slides, not in commits.</w:t>
@@ -542,77 +395,107 @@
     </w:p>
     <w:p>
       <w:pPr>
-        <w:pStyle w:val="ListNumber"/>
         <w:spacing w:after="60"/>
+        <w:ind w:left="432" w:hanging="360"/>
       </w:pPr>
       <w:r>
         <w:rPr>
-          <w:rFonts w:ascii="Calibri" w:hAnsi="Calibri"/>
+          <w:rFonts w:ascii="Calibri" w:hAnsi="Calibri" w:cs="Calibri" w:eastAsia="Calibri"/>
           <w:b/>
           <w:i w:val="0"/>
-          <w:color w:val="473536"/>
+          <w:color w:val="9A5440"/>
+          <w:sz w:val="21"/>
+        </w:rPr>
+        <w:t xml:space="preserve">3.  </w:t>
+      </w:r>
+      <w:r>
+        <w:rPr>
+          <w:rFonts w:ascii="Calibri" w:hAnsi="Calibri" w:cs="Calibri" w:eastAsia="Calibri"/>
+          <w:b/>
+          <w:i w:val="0"/>
+          <w:color w:val="0A0708"/>
           <w:sz w:val="21"/>
         </w:rPr>
         <w:t>Few, real commits.</w:t>
       </w:r>
       <w:r>
         <w:rPr>
-          <w:rFonts w:ascii="Calibri" w:hAnsi="Calibri"/>
+          <w:rFonts w:ascii="Calibri" w:hAnsi="Calibri" w:cs="Calibri" w:eastAsia="Calibri"/>
           <w:b w:val="0"/>
           <w:i w:val="0"/>
-          <w:color w:val="0A0708"/>
+          <w:color w:val="2B2325"/>
           <w:sz w:val="21"/>
         </w:rPr>
-        <w:t xml:space="preserve"> About 4–5 small commits of real work each (a test plan, a README, sample data). No padding.</w:t>
+        <w:t xml:space="preserve"> Each teammate makes roughly 4–5 small commits of real work (a test plan, a README, sample data). No padding.</w:t>
       </w:r>
     </w:p>
     <w:p>
       <w:pPr>
-        <w:pStyle w:val="ListNumber"/>
         <w:spacing w:after="60"/>
+        <w:ind w:left="432" w:hanging="360"/>
       </w:pPr>
       <w:r>
         <w:rPr>
-          <w:rFonts w:ascii="Calibri" w:hAnsi="Calibri"/>
+          <w:rFonts w:ascii="Calibri" w:hAnsi="Calibri" w:cs="Calibri" w:eastAsia="Calibri"/>
           <w:b/>
           <w:i w:val="0"/>
-          <w:color w:val="473536"/>
+          <w:color w:val="9A5440"/>
+          <w:sz w:val="21"/>
+        </w:rPr>
+        <w:t xml:space="preserve">4.  </w:t>
+      </w:r>
+      <w:r>
+        <w:rPr>
+          <w:rFonts w:ascii="Calibri" w:hAnsi="Calibri" w:cs="Calibri" w:eastAsia="Calibri"/>
+          <w:b/>
+          <w:i w:val="0"/>
+          <w:color w:val="0A0708"/>
           <w:sz w:val="21"/>
         </w:rPr>
         <w:t>Edit on GitHub.</w:t>
       </w:r>
       <w:r>
         <w:rPr>
-          <w:rFonts w:ascii="Calibri" w:hAnsi="Calibri"/>
+          <w:rFonts w:ascii="Calibri" w:hAnsi="Calibri" w:cs="Calibri" w:eastAsia="Calibri"/>
           <w:b w:val="0"/>
           <w:i w:val="0"/>
-          <w:color w:val="0A0708"/>
+          <w:color w:val="2B2325"/>
           <w:sz w:val="21"/>
         </w:rPr>
-        <w:t xml:space="preserve"> Open the file on github.com → pencil icon → edit → “Create a new branch and start a pull request” → Commit. The lead reviews and merges. Terminal Git is optional.</w:t>
+        <w:t xml:space="preserve"> Open the file on github.com → pencil icon → edit → "Create a new branch and start a pull request" → Commit. The lead reviews and merges. (Terminal Git is optional.)</w:t>
       </w:r>
     </w:p>
     <w:p>
       <w:pPr>
-        <w:pStyle w:val="ListNumber"/>
         <w:spacing w:after="60"/>
+        <w:ind w:left="432" w:hanging="360"/>
       </w:pPr>
       <w:r>
         <w:rPr>
-          <w:rFonts w:ascii="Calibri" w:hAnsi="Calibri"/>
+          <w:rFonts w:ascii="Calibri" w:hAnsi="Calibri" w:cs="Calibri" w:eastAsia="Calibri"/>
           <w:b/>
           <w:i w:val="0"/>
-          <w:color w:val="473536"/>
+          <w:color w:val="9A5440"/>
+          <w:sz w:val="21"/>
+        </w:rPr>
+        <w:t xml:space="preserve">5.  </w:t>
+      </w:r>
+      <w:r>
+        <w:rPr>
+          <w:rFonts w:ascii="Calibri" w:hAnsi="Calibri" w:cs="Calibri" w:eastAsia="Calibri"/>
+          <w:b/>
+          <w:i w:val="0"/>
+          <w:color w:val="0A0708"/>
           <w:sz w:val="21"/>
         </w:rPr>
         <w:t>Understand your own work.</w:t>
       </w:r>
       <w:r>
         <w:rPr>
-          <w:rFonts w:ascii="Calibri" w:hAnsi="Calibri"/>
+          <w:rFonts w:ascii="Calibri" w:hAnsi="Calibri" w:cs="Calibri" w:eastAsia="Calibri"/>
           <w:b w:val="0"/>
           <w:i w:val="0"/>
-          <w:color w:val="0A0708"/>
+          <w:color w:val="2B2325"/>
           <w:sz w:val="21"/>
         </w:rPr>
         <w:t xml:space="preserve"> Each teammate should be able to explain their commits and documents to the professor.</w:t>
@@ -620,52 +503,57 @@
     </w:p>
     <w:p>
       <w:pPr>
-        <w:pStyle w:val="ListNumber"/>
         <w:spacing w:after="60"/>
+        <w:ind w:left="432" w:hanging="360"/>
       </w:pPr>
       <w:r>
         <w:rPr>
-          <w:rFonts w:ascii="Calibri" w:hAnsi="Calibri"/>
+          <w:rFonts w:ascii="Calibri" w:hAnsi="Calibri" w:cs="Calibri" w:eastAsia="Calibri"/>
           <w:b/>
           <w:i w:val="0"/>
-          <w:color w:val="473536"/>
+          <w:color w:val="9A5440"/>
+          <w:sz w:val="21"/>
+        </w:rPr>
+        <w:t xml:space="preserve">6.  </w:t>
+      </w:r>
+      <w:r>
+        <w:rPr>
+          <w:rFonts w:ascii="Calibri" w:hAnsi="Calibri" w:cs="Calibri" w:eastAsia="Calibri"/>
+          <w:b/>
+          <w:i w:val="0"/>
+          <w:color w:val="0A0708"/>
           <w:sz w:val="21"/>
         </w:rPr>
         <w:t>Different files per person.</w:t>
       </w:r>
       <w:r>
         <w:rPr>
-          <w:rFonts w:ascii="Calibri" w:hAnsi="Calibri"/>
+          <w:rFonts w:ascii="Calibri" w:hAnsi="Calibri" w:cs="Calibri" w:eastAsia="Calibri"/>
           <w:b w:val="0"/>
           <w:i w:val="0"/>
-          <w:color w:val="0A0708"/>
+          <w:color w:val="2B2325"/>
           <w:sz w:val="21"/>
         </w:rPr>
-        <w:t xml:space="preserve"> Each person owns different files, so there are no merge conflicts (Section 5).</w:t>
-      </w:r>
-    </w:p>
-    <w:p>
-      <w:r>
-        <w:br w:type="page"/>
+        <w:t xml:space="preserve"> No merge conflicts (see §5).</w:t>
       </w:r>
     </w:p>
     <w:p>
       <w:pPr>
         <w:keepNext/>
-        <w:spacing w:before="80" w:after="200"/>
+        <w:spacing w:before="320" w:after="160"/>
         <w:pBdr>
-          <w:bottom w:val="single" w:sz="14" w:space="4" w:color="473536"/>
+          <w:bottom w:val="single" w:sz="14" w:space="4" w:color="D98F75"/>
         </w:pBdr>
       </w:pPr>
       <w:r>
         <w:rPr>
-          <w:rFonts w:ascii="Calibri" w:hAnsi="Calibri"/>
+          <w:rFonts w:ascii="Calibri" w:hAnsi="Calibri" w:cs="Calibri" w:eastAsia="Calibri"/>
           <w:b/>
           <w:i w:val="0"/>
           <w:color w:val="0A0708"/>
-          <w:sz w:val="38"/>
+          <w:sz w:val="36"/>
         </w:rPr>
-        <w:t>2.  Roles</w:t>
+        <w:t>2. Roles</w:t>
       </w:r>
     </w:p>
     <w:tbl>
@@ -686,7 +574,7 @@
         </w:trPr>
         <w:tc>
           <w:tcPr>
-            <w:tcW w:type="dxa" w:w="1296"/>
+            <w:tcW w:type="dxa" w:w="2448"/>
             <w:shd w:val="clear" w:color="auto" w:fill="473536"/>
             <w:tcBorders>
               <w:top w:val="single" w:sz="4" w:space="0" w:color="473536"/>
@@ -705,11 +593,11 @@
           <w:p>
             <w:r>
               <w:rPr>
-                <w:rFonts w:ascii="Calibri" w:hAnsi="Calibri"/>
+                <w:rFonts w:ascii="Calibri" w:hAnsi="Calibri" w:cs="Calibri" w:eastAsia="Calibri"/>
                 <w:b/>
                 <w:i w:val="0"/>
                 <w:color w:val="FFFFFF"/>
-                <w:sz w:val="19"/>
+                <w:sz w:val="18"/>
               </w:rPr>
               <w:t>Person</w:t>
             </w:r>
@@ -717,7 +605,7 @@
         </w:tc>
         <w:tc>
           <w:tcPr>
-            <w:tcW w:type="dxa" w:w="2160"/>
+            <w:tcW w:type="dxa" w:w="2448"/>
             <w:shd w:val="clear" w:color="auto" w:fill="473536"/>
             <w:tcBorders>
               <w:top w:val="single" w:sz="4" w:space="0" w:color="473536"/>
@@ -736,11 +624,11 @@
           <w:p>
             <w:r>
               <w:rPr>
-                <w:rFonts w:ascii="Calibri" w:hAnsi="Calibri"/>
+                <w:rFonts w:ascii="Calibri" w:hAnsi="Calibri" w:cs="Calibri" w:eastAsia="Calibri"/>
                 <w:b/>
                 <w:i w:val="0"/>
                 <w:color w:val="FFFFFF"/>
-                <w:sz w:val="19"/>
+                <w:sz w:val="18"/>
               </w:rPr>
               <w:t>Area</w:t>
             </w:r>
@@ -748,7 +636,7 @@
         </w:tc>
         <w:tc>
           <w:tcPr>
-            <w:tcW w:type="dxa" w:w="5328"/>
+            <w:tcW w:type="dxa" w:w="2448"/>
             <w:shd w:val="clear" w:color="auto" w:fill="473536"/>
             <w:tcBorders>
               <w:top w:val="single" w:sz="4" w:space="0" w:color="473536"/>
@@ -767,11 +655,11 @@
           <w:p>
             <w:r>
               <w:rPr>
-                <w:rFonts w:ascii="Calibri" w:hAnsi="Calibri"/>
+                <w:rFonts w:ascii="Calibri" w:hAnsi="Calibri" w:cs="Calibri" w:eastAsia="Calibri"/>
                 <w:b/>
                 <w:i w:val="0"/>
                 <w:color w:val="FFFFFF"/>
-                <w:sz w:val="19"/>
+                <w:sz w:val="18"/>
               </w:rPr>
               <w:t>Main work</w:t>
             </w:r>
@@ -779,7 +667,7 @@
         </w:tc>
         <w:tc>
           <w:tcPr>
-            <w:tcW w:type="dxa" w:w="1152"/>
+            <w:tcW w:type="dxa" w:w="2448"/>
             <w:shd w:val="clear" w:color="auto" w:fill="473536"/>
             <w:tcBorders>
               <w:top w:val="single" w:sz="4" w:space="0" w:color="473536"/>
@@ -798,11 +686,11 @@
           <w:p>
             <w:r>
               <w:rPr>
-                <w:rFonts w:ascii="Calibri" w:hAnsi="Calibri"/>
+                <w:rFonts w:ascii="Calibri" w:hAnsi="Calibri" w:cs="Calibri" w:eastAsia="Calibri"/>
                 <w:b/>
                 <w:i w:val="0"/>
                 <w:color w:val="FFFFFF"/>
-                <w:sz w:val="19"/>
+                <w:sz w:val="18"/>
               </w:rPr>
               <w:t>Commits</w:t>
             </w:r>
@@ -815,13 +703,13 @@
         </w:trPr>
         <w:tc>
           <w:tcPr>
-            <w:tcW w:type="dxa" w:w="1296"/>
+            <w:tcW w:type="dxa" w:w="2448"/>
             <w:shd w:val="clear" w:color="auto" w:fill="FFFFFF"/>
             <w:tcBorders>
-              <w:top w:val="single" w:sz="4" w:space="0" w:color="E6E5E2"/>
-              <w:left w:val="single" w:sz="4" w:space="0" w:color="E6E5E2"/>
-              <w:bottom w:val="single" w:sz="4" w:space="0" w:color="E6E5E2"/>
-              <w:right w:val="single" w:sz="4" w:space="0" w:color="E6E5E2"/>
+              <w:top w:val="single" w:sz="4" w:space="0" w:color="E4E1DC"/>
+              <w:left w:val="single" w:sz="4" w:space="0" w:color="E4E1DC"/>
+              <w:bottom w:val="single" w:sz="4" w:space="0" w:color="E4E1DC"/>
+              <w:right w:val="single" w:sz="4" w:space="0" w:color="E4E1DC"/>
             </w:tcBorders>
             <w:tcMar>
               <w:top w:w="70" w:type="dxa"/>
@@ -834,11 +722,11 @@
           <w:p>
             <w:r>
               <w:rPr>
-                <w:rFonts w:ascii="Calibri" w:hAnsi="Calibri"/>
+                <w:rFonts w:ascii="Calibri" w:hAnsi="Calibri" w:cs="Calibri" w:eastAsia="Calibri"/>
                 <w:b/>
                 <w:i w:val="0"/>
                 <w:color w:val="0A0708"/>
-                <w:sz w:val="19"/>
+                <w:sz w:val="18"/>
               </w:rPr>
               <w:t>Lead</w:t>
             </w:r>
@@ -846,13 +734,13 @@
         </w:tc>
         <w:tc>
           <w:tcPr>
-            <w:tcW w:type="dxa" w:w="2160"/>
+            <w:tcW w:type="dxa" w:w="2448"/>
             <w:shd w:val="clear" w:color="auto" w:fill="FFFFFF"/>
             <w:tcBorders>
-              <w:top w:val="single" w:sz="4" w:space="0" w:color="E6E5E2"/>
-              <w:left w:val="single" w:sz="4" w:space="0" w:color="E6E5E2"/>
-              <w:bottom w:val="single" w:sz="4" w:space="0" w:color="E6E5E2"/>
-              <w:right w:val="single" w:sz="4" w:space="0" w:color="E6E5E2"/>
+              <w:top w:val="single" w:sz="4" w:space="0" w:color="E4E1DC"/>
+              <w:left w:val="single" w:sz="4" w:space="0" w:color="E4E1DC"/>
+              <w:bottom w:val="single" w:sz="4" w:space="0" w:color="E4E1DC"/>
+              <w:right w:val="single" w:sz="4" w:space="0" w:color="E4E1DC"/>
             </w:tcBorders>
             <w:tcMar>
               <w:top w:w="70" w:type="dxa"/>
@@ -865,11 +753,11 @@
           <w:p>
             <w:r>
               <w:rPr>
-                <w:rFonts w:ascii="Calibri" w:hAnsi="Calibri"/>
+                <w:rFonts w:ascii="Calibri" w:hAnsi="Calibri" w:cs="Calibri" w:eastAsia="Calibri"/>
                 <w:b w:val="0"/>
                 <w:i w:val="0"/>
-                <w:color w:val="0A0708"/>
-                <w:sz w:val="19"/>
+                <w:color w:val="2B2325"/>
+                <w:sz w:val="18"/>
               </w:rPr>
               <w:t>Everything technical</w:t>
             </w:r>
@@ -877,13 +765,13 @@
         </w:tc>
         <w:tc>
           <w:tcPr>
-            <w:tcW w:type="dxa" w:w="5328"/>
+            <w:tcW w:type="dxa" w:w="2448"/>
             <w:shd w:val="clear" w:color="auto" w:fill="FFFFFF"/>
             <w:tcBorders>
-              <w:top w:val="single" w:sz="4" w:space="0" w:color="E6E5E2"/>
-              <w:left w:val="single" w:sz="4" w:space="0" w:color="E6E5E2"/>
-              <w:bottom w:val="single" w:sz="4" w:space="0" w:color="E6E5E2"/>
-              <w:right w:val="single" w:sz="4" w:space="0" w:color="E6E5E2"/>
+              <w:top w:val="single" w:sz="4" w:space="0" w:color="E4E1DC"/>
+              <w:left w:val="single" w:sz="4" w:space="0" w:color="E4E1DC"/>
+              <w:bottom w:val="single" w:sz="4" w:space="0" w:color="E4E1DC"/>
+              <w:right w:val="single" w:sz="4" w:space="0" w:color="E4E1DC"/>
             </w:tcBorders>
             <w:tcMar>
               <w:top w:w="70" w:type="dxa"/>
@@ -896,11 +784,11 @@
           <w:p>
             <w:r>
               <w:rPr>
-                <w:rFonts w:ascii="Calibri" w:hAnsi="Calibri"/>
+                <w:rFonts w:ascii="Calibri" w:hAnsi="Calibri" w:cs="Calibri" w:eastAsia="Calibri"/>
                 <w:b w:val="0"/>
                 <w:i w:val="0"/>
-                <w:color w:val="0A0708"/>
-                <w:sz w:val="19"/>
+                <w:color w:val="2B2325"/>
+                <w:sz w:val="18"/>
               </w:rPr>
               <w:t>Setup, database, auth, roles, backend, UI, payments, integration, deployment, code review</w:t>
             </w:r>
@@ -908,13 +796,13 @@
         </w:tc>
         <w:tc>
           <w:tcPr>
-            <w:tcW w:type="dxa" w:w="1152"/>
+            <w:tcW w:type="dxa" w:w="2448"/>
             <w:shd w:val="clear" w:color="auto" w:fill="FFFFFF"/>
             <w:tcBorders>
-              <w:top w:val="single" w:sz="4" w:space="0" w:color="E6E5E2"/>
-              <w:left w:val="single" w:sz="4" w:space="0" w:color="E6E5E2"/>
-              <w:bottom w:val="single" w:sz="4" w:space="0" w:color="E6E5E2"/>
-              <w:right w:val="single" w:sz="4" w:space="0" w:color="E6E5E2"/>
+              <w:top w:val="single" w:sz="4" w:space="0" w:color="E4E1DC"/>
+              <w:left w:val="single" w:sz="4" w:space="0" w:color="E4E1DC"/>
+              <w:bottom w:val="single" w:sz="4" w:space="0" w:color="E4E1DC"/>
+              <w:right w:val="single" w:sz="4" w:space="0" w:color="E4E1DC"/>
             </w:tcBorders>
             <w:tcMar>
               <w:top w:w="70" w:type="dxa"/>
@@ -927,11 +815,11 @@
           <w:p>
             <w:r>
               <w:rPr>
-                <w:rFonts w:ascii="Calibri" w:hAnsi="Calibri"/>
+                <w:rFonts w:ascii="Calibri" w:hAnsi="Calibri" w:cs="Calibri" w:eastAsia="Calibri"/>
                 <w:b w:val="0"/>
                 <w:i w:val="0"/>
-                <w:color w:val="0A0708"/>
-                <w:sz w:val="19"/>
+                <w:color w:val="2B2325"/>
+                <w:sz w:val="18"/>
               </w:rPr>
               <w:t>Many</w:t>
             </w:r>
@@ -944,13 +832,13 @@
         </w:trPr>
         <w:tc>
           <w:tcPr>
-            <w:tcW w:type="dxa" w:w="1296"/>
-            <w:shd w:val="clear" w:color="auto" w:fill="F6F5F4"/>
+            <w:tcW w:type="dxa" w:w="2448"/>
+            <w:shd w:val="clear" w:color="auto" w:fill="F8F6F4"/>
             <w:tcBorders>
-              <w:top w:val="single" w:sz="4" w:space="0" w:color="E6E5E2"/>
-              <w:left w:val="single" w:sz="4" w:space="0" w:color="E6E5E2"/>
-              <w:bottom w:val="single" w:sz="4" w:space="0" w:color="E6E5E2"/>
-              <w:right w:val="single" w:sz="4" w:space="0" w:color="E6E5E2"/>
+              <w:top w:val="single" w:sz="4" w:space="0" w:color="E4E1DC"/>
+              <w:left w:val="single" w:sz="4" w:space="0" w:color="E4E1DC"/>
+              <w:bottom w:val="single" w:sz="4" w:space="0" w:color="E4E1DC"/>
+              <w:right w:val="single" w:sz="4" w:space="0" w:color="E4E1DC"/>
             </w:tcBorders>
             <w:tcMar>
               <w:top w:w="70" w:type="dxa"/>
@@ -963,11 +851,11 @@
           <w:p>
             <w:r>
               <w:rPr>
-                <w:rFonts w:ascii="Calibri" w:hAnsi="Calibri"/>
+                <w:rFonts w:ascii="Calibri" w:hAnsi="Calibri" w:cs="Calibri" w:eastAsia="Calibri"/>
                 <w:b/>
                 <w:i w:val="0"/>
                 <w:color w:val="0A0708"/>
-                <w:sz w:val="19"/>
+                <w:sz w:val="18"/>
               </w:rPr>
               <w:t>Member A</w:t>
             </w:r>
@@ -975,13 +863,13 @@
         </w:tc>
         <w:tc>
           <w:tcPr>
-            <w:tcW w:type="dxa" w:w="2160"/>
-            <w:shd w:val="clear" w:color="auto" w:fill="F6F5F4"/>
+            <w:tcW w:type="dxa" w:w="2448"/>
+            <w:shd w:val="clear" w:color="auto" w:fill="F8F6F4"/>
             <w:tcBorders>
-              <w:top w:val="single" w:sz="4" w:space="0" w:color="E6E5E2"/>
-              <w:left w:val="single" w:sz="4" w:space="0" w:color="E6E5E2"/>
-              <w:bottom w:val="single" w:sz="4" w:space="0" w:color="E6E5E2"/>
-              <w:right w:val="single" w:sz="4" w:space="0" w:color="E6E5E2"/>
+              <w:top w:val="single" w:sz="4" w:space="0" w:color="E4E1DC"/>
+              <w:left w:val="single" w:sz="4" w:space="0" w:color="E4E1DC"/>
+              <w:bottom w:val="single" w:sz="4" w:space="0" w:color="E4E1DC"/>
+              <w:right w:val="single" w:sz="4" w:space="0" w:color="E4E1DC"/>
             </w:tcBorders>
             <w:tcMar>
               <w:top w:w="70" w:type="dxa"/>
@@ -994,11 +882,11 @@
           <w:p>
             <w:r>
               <w:rPr>
-                <w:rFonts w:ascii="Calibri" w:hAnsi="Calibri"/>
+                <w:rFonts w:ascii="Calibri" w:hAnsi="Calibri" w:cs="Calibri" w:eastAsia="Calibri"/>
                 <w:b w:val="0"/>
                 <w:i w:val="0"/>
-                <w:color w:val="0A0708"/>
-                <w:sz w:val="19"/>
+                <w:color w:val="2B2325"/>
+                <w:sz w:val="18"/>
               </w:rPr>
               <w:t>Content &amp; Data</w:t>
             </w:r>
@@ -1006,13 +894,13 @@
         </w:tc>
         <w:tc>
           <w:tcPr>
-            <w:tcW w:type="dxa" w:w="5328"/>
-            <w:shd w:val="clear" w:color="auto" w:fill="F6F5F4"/>
+            <w:tcW w:type="dxa" w:w="2448"/>
+            <w:shd w:val="clear" w:color="auto" w:fill="F8F6F4"/>
             <w:tcBorders>
-              <w:top w:val="single" w:sz="4" w:space="0" w:color="E6E5E2"/>
-              <w:left w:val="single" w:sz="4" w:space="0" w:color="E6E5E2"/>
-              <w:bottom w:val="single" w:sz="4" w:space="0" w:color="E6E5E2"/>
-              <w:right w:val="single" w:sz="4" w:space="0" w:color="E6E5E2"/>
+              <w:top w:val="single" w:sz="4" w:space="0" w:color="E4E1DC"/>
+              <w:left w:val="single" w:sz="4" w:space="0" w:color="E4E1DC"/>
+              <w:bottom w:val="single" w:sz="4" w:space="0" w:color="E4E1DC"/>
+              <w:right w:val="single" w:sz="4" w:space="0" w:color="E4E1DC"/>
             </w:tcBorders>
             <w:tcMar>
               <w:top w:w="70" w:type="dxa"/>
@@ -1025,25 +913,25 @@
           <w:p>
             <w:r>
               <w:rPr>
-                <w:rFonts w:ascii="Calibri" w:hAnsi="Calibri"/>
+                <w:rFonts w:ascii="Calibri" w:hAnsi="Calibri" w:cs="Calibri" w:eastAsia="Calibri"/>
                 <w:b w:val="0"/>
                 <w:i w:val="0"/>
-                <w:color w:val="0A0708"/>
-                <w:sz w:val="19"/>
+                <w:color w:val="2B2325"/>
+                <w:sz w:val="18"/>
               </w:rPr>
-              <w:t>Sample products, category and banner copy, data dictionary, demo accounts and photos</w:t>
+              <w:t>Sample products, category/banner copy, data dictionary, demo accounts and photos</w:t>
             </w:r>
           </w:p>
         </w:tc>
         <w:tc>
           <w:tcPr>
-            <w:tcW w:type="dxa" w:w="1152"/>
-            <w:shd w:val="clear" w:color="auto" w:fill="F6F5F4"/>
+            <w:tcW w:type="dxa" w:w="2448"/>
+            <w:shd w:val="clear" w:color="auto" w:fill="F8F6F4"/>
             <w:tcBorders>
-              <w:top w:val="single" w:sz="4" w:space="0" w:color="E6E5E2"/>
-              <w:left w:val="single" w:sz="4" w:space="0" w:color="E6E5E2"/>
-              <w:bottom w:val="single" w:sz="4" w:space="0" w:color="E6E5E2"/>
-              <w:right w:val="single" w:sz="4" w:space="0" w:color="E6E5E2"/>
+              <w:top w:val="single" w:sz="4" w:space="0" w:color="E4E1DC"/>
+              <w:left w:val="single" w:sz="4" w:space="0" w:color="E4E1DC"/>
+              <w:bottom w:val="single" w:sz="4" w:space="0" w:color="E4E1DC"/>
+              <w:right w:val="single" w:sz="4" w:space="0" w:color="E4E1DC"/>
             </w:tcBorders>
             <w:tcMar>
               <w:top w:w="70" w:type="dxa"/>
@@ -1056,11 +944,11 @@
           <w:p>
             <w:r>
               <w:rPr>
-                <w:rFonts w:ascii="Calibri" w:hAnsi="Calibri"/>
+                <w:rFonts w:ascii="Calibri" w:hAnsi="Calibri" w:cs="Calibri" w:eastAsia="Calibri"/>
                 <w:b w:val="0"/>
                 <w:i w:val="0"/>
-                <w:color w:val="0A0708"/>
-                <w:sz w:val="19"/>
+                <w:color w:val="2B2325"/>
+                <w:sz w:val="18"/>
               </w:rPr>
               <w:t>~4</w:t>
             </w:r>
@@ -1073,13 +961,13 @@
         </w:trPr>
         <w:tc>
           <w:tcPr>
-            <w:tcW w:type="dxa" w:w="1296"/>
+            <w:tcW w:type="dxa" w:w="2448"/>
             <w:shd w:val="clear" w:color="auto" w:fill="FFFFFF"/>
             <w:tcBorders>
-              <w:top w:val="single" w:sz="4" w:space="0" w:color="E6E5E2"/>
-              <w:left w:val="single" w:sz="4" w:space="0" w:color="E6E5E2"/>
-              <w:bottom w:val="single" w:sz="4" w:space="0" w:color="E6E5E2"/>
-              <w:right w:val="single" w:sz="4" w:space="0" w:color="E6E5E2"/>
+              <w:top w:val="single" w:sz="4" w:space="0" w:color="E4E1DC"/>
+              <w:left w:val="single" w:sz="4" w:space="0" w:color="E4E1DC"/>
+              <w:bottom w:val="single" w:sz="4" w:space="0" w:color="E4E1DC"/>
+              <w:right w:val="single" w:sz="4" w:space="0" w:color="E4E1DC"/>
             </w:tcBorders>
             <w:tcMar>
               <w:top w:w="70" w:type="dxa"/>
@@ -1092,11 +980,11 @@
           <w:p>
             <w:r>
               <w:rPr>
-                <w:rFonts w:ascii="Calibri" w:hAnsi="Calibri"/>
+                <w:rFonts w:ascii="Calibri" w:hAnsi="Calibri" w:cs="Calibri" w:eastAsia="Calibri"/>
                 <w:b/>
                 <w:i w:val="0"/>
                 <w:color w:val="0A0708"/>
-                <w:sz w:val="19"/>
+                <w:sz w:val="18"/>
               </w:rPr>
               <w:t>Member B</w:t>
             </w:r>
@@ -1104,13 +992,13 @@
         </w:tc>
         <w:tc>
           <w:tcPr>
-            <w:tcW w:type="dxa" w:w="2160"/>
+            <w:tcW w:type="dxa" w:w="2448"/>
             <w:shd w:val="clear" w:color="auto" w:fill="FFFFFF"/>
             <w:tcBorders>
-              <w:top w:val="single" w:sz="4" w:space="0" w:color="E6E5E2"/>
-              <w:left w:val="single" w:sz="4" w:space="0" w:color="E6E5E2"/>
-              <w:bottom w:val="single" w:sz="4" w:space="0" w:color="E6E5E2"/>
-              <w:right w:val="single" w:sz="4" w:space="0" w:color="E6E5E2"/>
+              <w:top w:val="single" w:sz="4" w:space="0" w:color="E4E1DC"/>
+              <w:left w:val="single" w:sz="4" w:space="0" w:color="E4E1DC"/>
+              <w:bottom w:val="single" w:sz="4" w:space="0" w:color="E4E1DC"/>
+              <w:right w:val="single" w:sz="4" w:space="0" w:color="E4E1DC"/>
             </w:tcBorders>
             <w:tcMar>
               <w:top w:w="70" w:type="dxa"/>
@@ -1123,11 +1011,11 @@
           <w:p>
             <w:r>
               <w:rPr>
-                <w:rFonts w:ascii="Calibri" w:hAnsi="Calibri"/>
+                <w:rFonts w:ascii="Calibri" w:hAnsi="Calibri" w:cs="Calibri" w:eastAsia="Calibri"/>
                 <w:b w:val="0"/>
                 <w:i w:val="0"/>
-                <w:color w:val="0A0708"/>
-                <w:sz w:val="19"/>
+                <w:color w:val="2B2325"/>
+                <w:sz w:val="18"/>
               </w:rPr>
               <w:t>QA &amp; Testing</w:t>
             </w:r>
@@ -1135,13 +1023,13 @@
         </w:tc>
         <w:tc>
           <w:tcPr>
-            <w:tcW w:type="dxa" w:w="5328"/>
+            <w:tcW w:type="dxa" w:w="2448"/>
             <w:shd w:val="clear" w:color="auto" w:fill="FFFFFF"/>
             <w:tcBorders>
-              <w:top w:val="single" w:sz="4" w:space="0" w:color="E6E5E2"/>
-              <w:left w:val="single" w:sz="4" w:space="0" w:color="E6E5E2"/>
-              <w:bottom w:val="single" w:sz="4" w:space="0" w:color="E6E5E2"/>
-              <w:right w:val="single" w:sz="4" w:space="0" w:color="E6E5E2"/>
+              <w:top w:val="single" w:sz="4" w:space="0" w:color="E4E1DC"/>
+              <w:left w:val="single" w:sz="4" w:space="0" w:color="E4E1DC"/>
+              <w:bottom w:val="single" w:sz="4" w:space="0" w:color="E4E1DC"/>
+              <w:right w:val="single" w:sz="4" w:space="0" w:color="E4E1DC"/>
             </w:tcBorders>
             <w:tcMar>
               <w:top w:w="70" w:type="dxa"/>
@@ -1154,11 +1042,11 @@
           <w:p>
             <w:r>
               <w:rPr>
-                <w:rFonts w:ascii="Calibri" w:hAnsi="Calibri"/>
+                <w:rFonts w:ascii="Calibri" w:hAnsi="Calibri" w:cs="Calibri" w:eastAsia="Calibri"/>
                 <w:b w:val="0"/>
                 <w:i w:val="0"/>
-                <w:color w:val="0A0708"/>
-                <w:sz w:val="19"/>
+                <w:color w:val="2B2325"/>
+                <w:sz w:val="18"/>
               </w:rPr>
               <w:t>Test plan, running tests each sprint, bug reports, test summaries</w:t>
             </w:r>
@@ -1166,13 +1054,13 @@
         </w:tc>
         <w:tc>
           <w:tcPr>
-            <w:tcW w:type="dxa" w:w="1152"/>
+            <w:tcW w:type="dxa" w:w="2448"/>
             <w:shd w:val="clear" w:color="auto" w:fill="FFFFFF"/>
             <w:tcBorders>
-              <w:top w:val="single" w:sz="4" w:space="0" w:color="E6E5E2"/>
-              <w:left w:val="single" w:sz="4" w:space="0" w:color="E6E5E2"/>
-              <w:bottom w:val="single" w:sz="4" w:space="0" w:color="E6E5E2"/>
-              <w:right w:val="single" w:sz="4" w:space="0" w:color="E6E5E2"/>
+              <w:top w:val="single" w:sz="4" w:space="0" w:color="E4E1DC"/>
+              <w:left w:val="single" w:sz="4" w:space="0" w:color="E4E1DC"/>
+              <w:bottom w:val="single" w:sz="4" w:space="0" w:color="E4E1DC"/>
+              <w:right w:val="single" w:sz="4" w:space="0" w:color="E4E1DC"/>
             </w:tcBorders>
             <w:tcMar>
               <w:top w:w="70" w:type="dxa"/>
@@ -1185,11 +1073,11 @@
           <w:p>
             <w:r>
               <w:rPr>
-                <w:rFonts w:ascii="Calibri" w:hAnsi="Calibri"/>
+                <w:rFonts w:ascii="Calibri" w:hAnsi="Calibri" w:cs="Calibri" w:eastAsia="Calibri"/>
                 <w:b w:val="0"/>
                 <w:i w:val="0"/>
-                <w:color w:val="0A0708"/>
-                <w:sz w:val="19"/>
+                <w:color w:val="2B2325"/>
+                <w:sz w:val="18"/>
               </w:rPr>
               <w:t>~5</w:t>
             </w:r>
@@ -1202,13 +1090,13 @@
         </w:trPr>
         <w:tc>
           <w:tcPr>
-            <w:tcW w:type="dxa" w:w="1296"/>
-            <w:shd w:val="clear" w:color="auto" w:fill="F6F5F4"/>
+            <w:tcW w:type="dxa" w:w="2448"/>
+            <w:shd w:val="clear" w:color="auto" w:fill="F8F6F4"/>
             <w:tcBorders>
-              <w:top w:val="single" w:sz="4" w:space="0" w:color="E6E5E2"/>
-              <w:left w:val="single" w:sz="4" w:space="0" w:color="E6E5E2"/>
-              <w:bottom w:val="single" w:sz="4" w:space="0" w:color="E6E5E2"/>
-              <w:right w:val="single" w:sz="4" w:space="0" w:color="E6E5E2"/>
+              <w:top w:val="single" w:sz="4" w:space="0" w:color="E4E1DC"/>
+              <w:left w:val="single" w:sz="4" w:space="0" w:color="E4E1DC"/>
+              <w:bottom w:val="single" w:sz="4" w:space="0" w:color="E4E1DC"/>
+              <w:right w:val="single" w:sz="4" w:space="0" w:color="E4E1DC"/>
             </w:tcBorders>
             <w:tcMar>
               <w:top w:w="70" w:type="dxa"/>
@@ -1221,11 +1109,11 @@
           <w:p>
             <w:r>
               <w:rPr>
-                <w:rFonts w:ascii="Calibri" w:hAnsi="Calibri"/>
+                <w:rFonts w:ascii="Calibri" w:hAnsi="Calibri" w:cs="Calibri" w:eastAsia="Calibri"/>
                 <w:b/>
                 <w:i w:val="0"/>
                 <w:color w:val="0A0708"/>
-                <w:sz w:val="19"/>
+                <w:sz w:val="18"/>
               </w:rPr>
               <w:t>Member C</w:t>
             </w:r>
@@ -1233,13 +1121,13 @@
         </w:tc>
         <w:tc>
           <w:tcPr>
-            <w:tcW w:type="dxa" w:w="2160"/>
-            <w:shd w:val="clear" w:color="auto" w:fill="F6F5F4"/>
+            <w:tcW w:type="dxa" w:w="2448"/>
+            <w:shd w:val="clear" w:color="auto" w:fill="F8F6F4"/>
             <w:tcBorders>
-              <w:top w:val="single" w:sz="4" w:space="0" w:color="E6E5E2"/>
-              <w:left w:val="single" w:sz="4" w:space="0" w:color="E6E5E2"/>
-              <w:bottom w:val="single" w:sz="4" w:space="0" w:color="E6E5E2"/>
-              <w:right w:val="single" w:sz="4" w:space="0" w:color="E6E5E2"/>
+              <w:top w:val="single" w:sz="4" w:space="0" w:color="E4E1DC"/>
+              <w:left w:val="single" w:sz="4" w:space="0" w:color="E4E1DC"/>
+              <w:bottom w:val="single" w:sz="4" w:space="0" w:color="E4E1DC"/>
+              <w:right w:val="single" w:sz="4" w:space="0" w:color="E4E1DC"/>
             </w:tcBorders>
             <w:tcMar>
               <w:top w:w="70" w:type="dxa"/>
@@ -1252,11 +1140,11 @@
           <w:p>
             <w:r>
               <w:rPr>
-                <w:rFonts w:ascii="Calibri" w:hAnsi="Calibri"/>
+                <w:rFonts w:ascii="Calibri" w:hAnsi="Calibri" w:cs="Calibri" w:eastAsia="Calibri"/>
                 <w:b w:val="0"/>
                 <w:i w:val="0"/>
-                <w:color w:val="0A0708"/>
-                <w:sz w:val="19"/>
+                <w:color w:val="2B2325"/>
+                <w:sz w:val="18"/>
               </w:rPr>
               <w:t>Docs &amp; Presentation</w:t>
             </w:r>
@@ -1264,13 +1152,13 @@
         </w:tc>
         <w:tc>
           <w:tcPr>
-            <w:tcW w:type="dxa" w:w="5328"/>
-            <w:shd w:val="clear" w:color="auto" w:fill="F6F5F4"/>
+            <w:tcW w:type="dxa" w:w="2448"/>
+            <w:shd w:val="clear" w:color="auto" w:fill="F8F6F4"/>
             <w:tcBorders>
-              <w:top w:val="single" w:sz="4" w:space="0" w:color="E6E5E2"/>
-              <w:left w:val="single" w:sz="4" w:space="0" w:color="E6E5E2"/>
-              <w:bottom w:val="single" w:sz="4" w:space="0" w:color="E6E5E2"/>
-              <w:right w:val="single" w:sz="4" w:space="0" w:color="E6E5E2"/>
+              <w:top w:val="single" w:sz="4" w:space="0" w:color="E4E1DC"/>
+              <w:left w:val="single" w:sz="4" w:space="0" w:color="E4E1DC"/>
+              <w:bottom w:val="single" w:sz="4" w:space="0" w:color="E4E1DC"/>
+              <w:right w:val="single" w:sz="4" w:space="0" w:color="E4E1DC"/>
             </w:tcBorders>
             <w:tcMar>
               <w:top w:w="70" w:type="dxa"/>
@@ -1283,11 +1171,11 @@
           <w:p>
             <w:r>
               <w:rPr>
-                <w:rFonts w:ascii="Calibri" w:hAnsi="Calibri"/>
+                <w:rFonts w:ascii="Calibri" w:hAnsi="Calibri" w:cs="Calibri" w:eastAsia="Calibri"/>
                 <w:b w:val="0"/>
                 <w:i w:val="0"/>
-                <w:color w:val="0A0708"/>
-                <w:sz w:val="19"/>
+                <w:color w:val="2B2325"/>
+                <w:sz w:val="18"/>
               </w:rPr>
               <w:t>README, user guide with screenshots, meeting notes, sprint reports, final slides and demo script</w:t>
             </w:r>
@@ -1295,13 +1183,13 @@
         </w:tc>
         <w:tc>
           <w:tcPr>
-            <w:tcW w:type="dxa" w:w="1152"/>
-            <w:shd w:val="clear" w:color="auto" w:fill="F6F5F4"/>
+            <w:tcW w:type="dxa" w:w="2448"/>
+            <w:shd w:val="clear" w:color="auto" w:fill="F8F6F4"/>
             <w:tcBorders>
-              <w:top w:val="single" w:sz="4" w:space="0" w:color="E6E5E2"/>
-              <w:left w:val="single" w:sz="4" w:space="0" w:color="E6E5E2"/>
-              <w:bottom w:val="single" w:sz="4" w:space="0" w:color="E6E5E2"/>
-              <w:right w:val="single" w:sz="4" w:space="0" w:color="E6E5E2"/>
+              <w:top w:val="single" w:sz="4" w:space="0" w:color="E4E1DC"/>
+              <w:left w:val="single" w:sz="4" w:space="0" w:color="E4E1DC"/>
+              <w:bottom w:val="single" w:sz="4" w:space="0" w:color="E4E1DC"/>
+              <w:right w:val="single" w:sz="4" w:space="0" w:color="E4E1DC"/>
             </w:tcBorders>
             <w:tcMar>
               <w:top w:w="70" w:type="dxa"/>
@@ -1314,11 +1202,11 @@
           <w:p>
             <w:r>
               <w:rPr>
-                <w:rFonts w:ascii="Calibri" w:hAnsi="Calibri"/>
+                <w:rFonts w:ascii="Calibri" w:hAnsi="Calibri" w:cs="Calibri" w:eastAsia="Calibri"/>
                 <w:b w:val="0"/>
                 <w:i w:val="0"/>
-                <w:color w:val="0A0708"/>
-                <w:sz w:val="19"/>
+                <w:color w:val="2B2325"/>
+                <w:sz w:val="18"/>
               </w:rPr>
               <w:t>~4</w:t>
             </w:r>
@@ -1332,56 +1220,61 @@
       </w:pPr>
     </w:p>
     <w:p>
+      <w:pPr>
+        <w:keepNext/>
+        <w:spacing w:before="320" w:after="160"/>
+        <w:pBdr>
+          <w:bottom w:val="single" w:sz="14" w:space="4" w:color="D98F75"/>
+        </w:pBdr>
+      </w:pPr>
       <w:r>
-        <w:br w:type="page"/>
+        <w:rPr>
+          <w:rFonts w:ascii="Calibri" w:hAnsi="Calibri" w:cs="Calibri" w:eastAsia="Calibri"/>
+          <w:b/>
+          <w:i w:val="0"/>
+          <w:color w:val="0A0708"/>
+          <w:sz w:val="36"/>
+        </w:rPr>
+        <w:t>3. Task Cards</w:t>
+      </w:r>
+    </w:p>
+    <w:p>
+      <w:pPr>
+        <w:spacing w:after="120"/>
+      </w:pPr>
+      <w:r>
+        <w:rPr>
+          <w:rFonts w:ascii="Calibri" w:hAnsi="Calibri" w:cs="Calibri" w:eastAsia="Calibri"/>
+          <w:b/>
+          <w:i w:val="0"/>
+          <w:color w:val="0A0708"/>
+          <w:sz w:val="21"/>
+        </w:rPr>
+        <w:t>Commit?</w:t>
+      </w:r>
+      <w:r>
+        <w:rPr>
+          <w:rFonts w:ascii="Calibri" w:hAnsi="Calibri" w:cs="Calibri" w:eastAsia="Calibri"/>
+          <w:b w:val="0"/>
+          <w:i w:val="0"/>
+          <w:color w:val="2B2325"/>
+          <w:sz w:val="21"/>
+        </w:rPr>
+        <w:t xml:space="preserve"> = Yes means a small file commit through a PR. No means the work is tracked elsewhere (GitHub Issues, board, shared folder, Google Docs).</w:t>
       </w:r>
     </w:p>
     <w:p>
       <w:pPr>
         <w:keepNext/>
-        <w:spacing w:before="80" w:after="200"/>
-        <w:pBdr>
-          <w:bottom w:val="single" w:sz="14" w:space="4" w:color="473536"/>
-        </w:pBdr>
+        <w:spacing w:before="240" w:after="80"/>
       </w:pPr>
       <w:r>
         <w:rPr>
-          <w:rFonts w:ascii="Calibri" w:hAnsi="Calibri"/>
+          <w:rFonts w:ascii="Calibri" w:hAnsi="Calibri" w:cs="Calibri" w:eastAsia="Calibri"/>
           <w:b/>
           <w:i w:val="0"/>
-          <w:color w:val="0A0708"/>
-          <w:sz w:val="38"/>
-        </w:rPr>
-        <w:t>3.  Task Cards</w:t>
-      </w:r>
-    </w:p>
-    <w:p>
-      <w:pPr>
-        <w:spacing w:after="120" w:before="0"/>
-      </w:pPr>
-      <w:r>
-        <w:rPr>
-          <w:rFonts w:ascii="Calibri" w:hAnsi="Calibri"/>
-          <w:b w:val="0"/>
-          <w:i/>
-          <w:color w:val="807D77"/>
-          <w:sz w:val="20"/>
-        </w:rPr>
-        <w:t>“Commit?” = Yes means a small file commit through a PR. No means the work is tracked elsewhere (GitHub Issues, board, shared folder, Google Docs).</w:t>
-      </w:r>
-    </w:p>
-    <w:p>
-      <w:pPr>
-        <w:keepNext/>
-        <w:spacing w:before="240" w:after="100"/>
-      </w:pPr>
-      <w:r>
-        <w:rPr>
-          <w:rFonts w:ascii="Calibri" w:hAnsi="Calibri"/>
-          <w:b/>
-          <w:i w:val="0"/>
-          <w:color w:val="8D4343"/>
-          <w:sz w:val="27"/>
+          <w:color w:val="473536"/>
+          <w:sz w:val="26"/>
         </w:rPr>
         <w:t>Member A — Content &amp; Data</w:t>
       </w:r>
@@ -1404,7 +1297,7 @@
         </w:trPr>
         <w:tc>
           <w:tcPr>
-            <w:tcW w:type="dxa" w:w="648"/>
+            <w:tcW w:type="dxa" w:w="2448"/>
             <w:shd w:val="clear" w:color="auto" w:fill="473536"/>
             <w:tcBorders>
               <w:top w:val="single" w:sz="4" w:space="0" w:color="473536"/>
@@ -1423,7 +1316,7 @@
           <w:p>
             <w:r>
               <w:rPr>
-                <w:rFonts w:ascii="Calibri" w:hAnsi="Calibri"/>
+                <w:rFonts w:ascii="Calibri" w:hAnsi="Calibri" w:cs="Calibri" w:eastAsia="Calibri"/>
                 <w:b/>
                 <w:i w:val="0"/>
                 <w:color w:val="FFFFFF"/>
@@ -1435,7 +1328,7 @@
         </w:tc>
         <w:tc>
           <w:tcPr>
-            <w:tcW w:type="dxa" w:w="5256"/>
+            <w:tcW w:type="dxa" w:w="2448"/>
             <w:shd w:val="clear" w:color="auto" w:fill="473536"/>
             <w:tcBorders>
               <w:top w:val="single" w:sz="4" w:space="0" w:color="473536"/>
@@ -1454,7 +1347,7 @@
           <w:p>
             <w:r>
               <w:rPr>
-                <w:rFonts w:ascii="Calibri" w:hAnsi="Calibri"/>
+                <w:rFonts w:ascii="Calibri" w:hAnsi="Calibri" w:cs="Calibri" w:eastAsia="Calibri"/>
                 <w:b/>
                 <w:i w:val="0"/>
                 <w:color w:val="FFFFFF"/>
@@ -1466,7 +1359,7 @@
         </w:tc>
         <w:tc>
           <w:tcPr>
-            <w:tcW w:type="dxa" w:w="1080"/>
+            <w:tcW w:type="dxa" w:w="2448"/>
             <w:shd w:val="clear" w:color="auto" w:fill="473536"/>
             <w:tcBorders>
               <w:top w:val="single" w:sz="4" w:space="0" w:color="473536"/>
@@ -1485,7 +1378,7 @@
           <w:p>
             <w:r>
               <w:rPr>
-                <w:rFonts w:ascii="Calibri" w:hAnsi="Calibri"/>
+                <w:rFonts w:ascii="Calibri" w:hAnsi="Calibri" w:cs="Calibri" w:eastAsia="Calibri"/>
                 <w:b/>
                 <w:i w:val="0"/>
                 <w:color w:val="FFFFFF"/>
@@ -1497,7 +1390,7 @@
         </w:tc>
         <w:tc>
           <w:tcPr>
-            <w:tcW w:type="dxa" w:w="2952"/>
+            <w:tcW w:type="dxa" w:w="2448"/>
             <w:shd w:val="clear" w:color="auto" w:fill="473536"/>
             <w:tcBorders>
               <w:top w:val="single" w:sz="4" w:space="0" w:color="473536"/>
@@ -1516,7 +1409,7 @@
           <w:p>
             <w:r>
               <w:rPr>
-                <w:rFonts w:ascii="Calibri" w:hAnsi="Calibri"/>
+                <w:rFonts w:ascii="Calibri" w:hAnsi="Calibri" w:cs="Calibri" w:eastAsia="Calibri"/>
                 <w:b/>
                 <w:i w:val="0"/>
                 <w:color w:val="FFFFFF"/>
@@ -1533,13 +1426,13 @@
         </w:trPr>
         <w:tc>
           <w:tcPr>
-            <w:tcW w:type="dxa" w:w="648"/>
+            <w:tcW w:type="dxa" w:w="2448"/>
             <w:shd w:val="clear" w:color="auto" w:fill="FFFFFF"/>
             <w:tcBorders>
-              <w:top w:val="single" w:sz="4" w:space="0" w:color="E6E5E2"/>
-              <w:left w:val="single" w:sz="4" w:space="0" w:color="E6E5E2"/>
-              <w:bottom w:val="single" w:sz="4" w:space="0" w:color="E6E5E2"/>
-              <w:right w:val="single" w:sz="4" w:space="0" w:color="E6E5E2"/>
+              <w:top w:val="single" w:sz="4" w:space="0" w:color="E4E1DC"/>
+              <w:left w:val="single" w:sz="4" w:space="0" w:color="E4E1DC"/>
+              <w:bottom w:val="single" w:sz="4" w:space="0" w:color="E4E1DC"/>
+              <w:right w:val="single" w:sz="4" w:space="0" w:color="E4E1DC"/>
             </w:tcBorders>
             <w:tcMar>
               <w:top w:w="70" w:type="dxa"/>
@@ -1552,10 +1445,10 @@
           <w:p>
             <w:r>
               <w:rPr>
-                <w:rFonts w:ascii="Calibri" w:hAnsi="Calibri"/>
+                <w:rFonts w:ascii="Calibri" w:hAnsi="Calibri" w:cs="Calibri" w:eastAsia="Calibri"/>
                 <w:b w:val="0"/>
                 <w:i w:val="0"/>
-                <w:color w:val="0A0708"/>
+                <w:color w:val="2B2325"/>
                 <w:sz w:val="18"/>
               </w:rPr>
               <w:t>A1</w:t>
@@ -1564,13 +1457,13 @@
         </w:tc>
         <w:tc>
           <w:tcPr>
-            <w:tcW w:type="dxa" w:w="5256"/>
+            <w:tcW w:type="dxa" w:w="2448"/>
             <w:shd w:val="clear" w:color="auto" w:fill="FFFFFF"/>
             <w:tcBorders>
-              <w:top w:val="single" w:sz="4" w:space="0" w:color="E6E5E2"/>
-              <w:left w:val="single" w:sz="4" w:space="0" w:color="E6E5E2"/>
-              <w:bottom w:val="single" w:sz="4" w:space="0" w:color="E6E5E2"/>
-              <w:right w:val="single" w:sz="4" w:space="0" w:color="E6E5E2"/>
+              <w:top w:val="single" w:sz="4" w:space="0" w:color="E4E1DC"/>
+              <w:left w:val="single" w:sz="4" w:space="0" w:color="E4E1DC"/>
+              <w:bottom w:val="single" w:sz="4" w:space="0" w:color="E4E1DC"/>
+              <w:right w:val="single" w:sz="4" w:space="0" w:color="E4E1DC"/>
             </w:tcBorders>
             <w:tcMar>
               <w:top w:w="70" w:type="dxa"/>
@@ -1583,25 +1476,45 @@
           <w:p>
             <w:r>
               <w:rPr>
-                <w:rFonts w:ascii="Calibri" w:hAnsi="Calibri"/>
+                <w:rFonts w:ascii="Calibri" w:hAnsi="Calibri" w:cs="Calibri" w:eastAsia="Calibri"/>
                 <w:b w:val="0"/>
                 <w:i w:val="0"/>
-                <w:color w:val="0A0708"/>
+                <w:color w:val="2B2325"/>
                 <w:sz w:val="18"/>
               </w:rPr>
-              <w:t>Onboarding: add your name, role, and one-line interest to TEAM.md.</w:t>
+              <w:t xml:space="preserve">Onboarding: add your name, role, and one-line interest to </w:t>
+            </w:r>
+            <w:r>
+              <w:rPr>
+                <w:rFonts w:ascii="Consolas" w:hAnsi="Consolas" w:cs="Consolas" w:eastAsia="Consolas"/>
+                <w:b w:val="0"/>
+                <w:i w:val="0"/>
+                <w:color w:val="473536"/>
+                <w:sz w:val="17"/>
+              </w:rPr>
+              <w:t>TEAM.md</w:t>
+            </w:r>
+            <w:r>
+              <w:rPr>
+                <w:rFonts w:ascii="Calibri" w:hAnsi="Calibri" w:cs="Calibri" w:eastAsia="Calibri"/>
+                <w:b w:val="0"/>
+                <w:i w:val="0"/>
+                <w:color w:val="2B2325"/>
+                <w:sz w:val="18"/>
+              </w:rPr>
+              <w:t>.</w:t>
             </w:r>
           </w:p>
         </w:tc>
         <w:tc>
           <w:tcPr>
-            <w:tcW w:type="dxa" w:w="1080"/>
+            <w:tcW w:type="dxa" w:w="2448"/>
             <w:shd w:val="clear" w:color="auto" w:fill="FFFFFF"/>
             <w:tcBorders>
-              <w:top w:val="single" w:sz="4" w:space="0" w:color="E6E5E2"/>
-              <w:left w:val="single" w:sz="4" w:space="0" w:color="E6E5E2"/>
-              <w:bottom w:val="single" w:sz="4" w:space="0" w:color="E6E5E2"/>
-              <w:right w:val="single" w:sz="4" w:space="0" w:color="E6E5E2"/>
+              <w:top w:val="single" w:sz="4" w:space="0" w:color="E4E1DC"/>
+              <w:left w:val="single" w:sz="4" w:space="0" w:color="E4E1DC"/>
+              <w:bottom w:val="single" w:sz="4" w:space="0" w:color="E4E1DC"/>
+              <w:right w:val="single" w:sz="4" w:space="0" w:color="E4E1DC"/>
             </w:tcBorders>
             <w:tcMar>
               <w:top w:w="70" w:type="dxa"/>
@@ -1614,10 +1527,10 @@
           <w:p>
             <w:r>
               <w:rPr>
-                <w:rFonts w:ascii="Calibri" w:hAnsi="Calibri"/>
+                <w:rFonts w:ascii="Calibri" w:hAnsi="Calibri" w:cs="Calibri" w:eastAsia="Calibri"/>
                 <w:b w:val="0"/>
                 <w:i w:val="0"/>
-                <w:color w:val="0A0708"/>
+                <w:color w:val="2B2325"/>
                 <w:sz w:val="18"/>
               </w:rPr>
               <w:t>Yes</w:t>
@@ -1626,13 +1539,13 @@
         </w:tc>
         <w:tc>
           <w:tcPr>
-            <w:tcW w:type="dxa" w:w="2952"/>
+            <w:tcW w:type="dxa" w:w="2448"/>
             <w:shd w:val="clear" w:color="auto" w:fill="FFFFFF"/>
             <w:tcBorders>
-              <w:top w:val="single" w:sz="4" w:space="0" w:color="E6E5E2"/>
-              <w:left w:val="single" w:sz="4" w:space="0" w:color="E6E5E2"/>
-              <w:bottom w:val="single" w:sz="4" w:space="0" w:color="E6E5E2"/>
-              <w:right w:val="single" w:sz="4" w:space="0" w:color="E6E5E2"/>
+              <w:top w:val="single" w:sz="4" w:space="0" w:color="E4E1DC"/>
+              <w:left w:val="single" w:sz="4" w:space="0" w:color="E4E1DC"/>
+              <w:bottom w:val="single" w:sz="4" w:space="0" w:color="E4E1DC"/>
+              <w:right w:val="single" w:sz="4" w:space="0" w:color="E4E1DC"/>
             </w:tcBorders>
             <w:tcMar>
               <w:top w:w="70" w:type="dxa"/>
@@ -1645,11 +1558,11 @@
           <w:p>
             <w:r>
               <w:rPr>
-                <w:rFonts w:ascii="Calibri" w:hAnsi="Calibri"/>
+                <w:rFonts w:ascii="Consolas" w:hAnsi="Consolas" w:cs="Consolas" w:eastAsia="Consolas"/>
                 <w:b w:val="0"/>
                 <w:i w:val="0"/>
-                <w:color w:val="0A0708"/>
-                <w:sz w:val="18"/>
+                <w:color w:val="473536"/>
+                <w:sz w:val="17"/>
               </w:rPr>
               <w:t>TEAM.md</w:t>
             </w:r>
@@ -1662,13 +1575,13 @@
         </w:trPr>
         <w:tc>
           <w:tcPr>
-            <w:tcW w:type="dxa" w:w="648"/>
-            <w:shd w:val="clear" w:color="auto" w:fill="F6F5F4"/>
+            <w:tcW w:type="dxa" w:w="2448"/>
+            <w:shd w:val="clear" w:color="auto" w:fill="F8F6F4"/>
             <w:tcBorders>
-              <w:top w:val="single" w:sz="4" w:space="0" w:color="E6E5E2"/>
-              <w:left w:val="single" w:sz="4" w:space="0" w:color="E6E5E2"/>
-              <w:bottom w:val="single" w:sz="4" w:space="0" w:color="E6E5E2"/>
-              <w:right w:val="single" w:sz="4" w:space="0" w:color="E6E5E2"/>
+              <w:top w:val="single" w:sz="4" w:space="0" w:color="E4E1DC"/>
+              <w:left w:val="single" w:sz="4" w:space="0" w:color="E4E1DC"/>
+              <w:bottom w:val="single" w:sz="4" w:space="0" w:color="E4E1DC"/>
+              <w:right w:val="single" w:sz="4" w:space="0" w:color="E4E1DC"/>
             </w:tcBorders>
             <w:tcMar>
               <w:top w:w="70" w:type="dxa"/>
@@ -1681,10 +1594,10 @@
           <w:p>
             <w:r>
               <w:rPr>
-                <w:rFonts w:ascii="Calibri" w:hAnsi="Calibri"/>
+                <w:rFonts w:ascii="Calibri" w:hAnsi="Calibri" w:cs="Calibri" w:eastAsia="Calibri"/>
                 <w:b w:val="0"/>
                 <w:i w:val="0"/>
-                <w:color w:val="0A0708"/>
+                <w:color w:val="2B2325"/>
                 <w:sz w:val="18"/>
               </w:rPr>
               <w:t>A2</w:t>
@@ -1693,13 +1606,13 @@
         </w:tc>
         <w:tc>
           <w:tcPr>
-            <w:tcW w:type="dxa" w:w="5256"/>
-            <w:shd w:val="clear" w:color="auto" w:fill="F6F5F4"/>
+            <w:tcW w:type="dxa" w:w="2448"/>
+            <w:shd w:val="clear" w:color="auto" w:fill="F8F6F4"/>
             <w:tcBorders>
-              <w:top w:val="single" w:sz="4" w:space="0" w:color="E6E5E2"/>
-              <w:left w:val="single" w:sz="4" w:space="0" w:color="E6E5E2"/>
-              <w:bottom w:val="single" w:sz="4" w:space="0" w:color="E6E5E2"/>
-              <w:right w:val="single" w:sz="4" w:space="0" w:color="E6E5E2"/>
+              <w:top w:val="single" w:sz="4" w:space="0" w:color="E4E1DC"/>
+              <w:left w:val="single" w:sz="4" w:space="0" w:color="E4E1DC"/>
+              <w:bottom w:val="single" w:sz="4" w:space="0" w:color="E4E1DC"/>
+              <w:right w:val="single" w:sz="4" w:space="0" w:color="E4E1DC"/>
             </w:tcBorders>
             <w:tcMar>
               <w:top w:w="70" w:type="dxa"/>
@@ -1712,25 +1625,45 @@
           <w:p>
             <w:r>
               <w:rPr>
-                <w:rFonts w:ascii="Calibri" w:hAnsi="Calibri"/>
+                <w:rFonts w:ascii="Calibri" w:hAnsi="Calibri" w:cs="Calibri" w:eastAsia="Calibri"/>
                 <w:b w:val="0"/>
+                <w:i w:val="0"/>
+                <w:color w:val="2B2325"/>
+                <w:sz w:val="18"/>
+              </w:rPr>
+              <w:t xml:space="preserve">Write </w:t>
+            </w:r>
+            <w:r>
+              <w:rPr>
+                <w:rFonts w:ascii="Calibri" w:hAnsi="Calibri" w:cs="Calibri" w:eastAsia="Calibri"/>
+                <w:b/>
                 <w:i w:val="0"/>
                 <w:color w:val="0A0708"/>
                 <w:sz w:val="18"/>
               </w:rPr>
-              <w:t>Write 20 realistic sample products (name, description, NPR price, condition, category) into the JSON template the lead provides.</w:t>
+              <w:t>20 realistic sample products</w:t>
+            </w:r>
+            <w:r>
+              <w:rPr>
+                <w:rFonts w:ascii="Calibri" w:hAnsi="Calibri" w:cs="Calibri" w:eastAsia="Calibri"/>
+                <w:b w:val="0"/>
+                <w:i w:val="0"/>
+                <w:color w:val="2B2325"/>
+                <w:sz w:val="18"/>
+              </w:rPr>
+              <w:t xml:space="preserve"> (name, description, NPR price, condition, category) into the JSON template the lead provides.</w:t>
             </w:r>
           </w:p>
         </w:tc>
         <w:tc>
           <w:tcPr>
-            <w:tcW w:type="dxa" w:w="1080"/>
-            <w:shd w:val="clear" w:color="auto" w:fill="F6F5F4"/>
+            <w:tcW w:type="dxa" w:w="2448"/>
+            <w:shd w:val="clear" w:color="auto" w:fill="F8F6F4"/>
             <w:tcBorders>
-              <w:top w:val="single" w:sz="4" w:space="0" w:color="E6E5E2"/>
-              <w:left w:val="single" w:sz="4" w:space="0" w:color="E6E5E2"/>
-              <w:bottom w:val="single" w:sz="4" w:space="0" w:color="E6E5E2"/>
-              <w:right w:val="single" w:sz="4" w:space="0" w:color="E6E5E2"/>
+              <w:top w:val="single" w:sz="4" w:space="0" w:color="E4E1DC"/>
+              <w:left w:val="single" w:sz="4" w:space="0" w:color="E4E1DC"/>
+              <w:bottom w:val="single" w:sz="4" w:space="0" w:color="E4E1DC"/>
+              <w:right w:val="single" w:sz="4" w:space="0" w:color="E4E1DC"/>
             </w:tcBorders>
             <w:tcMar>
               <w:top w:w="70" w:type="dxa"/>
@@ -1743,10 +1676,10 @@
           <w:p>
             <w:r>
               <w:rPr>
-                <w:rFonts w:ascii="Calibri" w:hAnsi="Calibri"/>
+                <w:rFonts w:ascii="Calibri" w:hAnsi="Calibri" w:cs="Calibri" w:eastAsia="Calibri"/>
                 <w:b w:val="0"/>
                 <w:i w:val="0"/>
-                <w:color w:val="0A0708"/>
+                <w:color w:val="2B2325"/>
                 <w:sz w:val="18"/>
               </w:rPr>
               <w:t>Yes</w:t>
@@ -1755,13 +1688,13 @@
         </w:tc>
         <w:tc>
           <w:tcPr>
-            <w:tcW w:type="dxa" w:w="2952"/>
-            <w:shd w:val="clear" w:color="auto" w:fill="F6F5F4"/>
+            <w:tcW w:type="dxa" w:w="2448"/>
+            <w:shd w:val="clear" w:color="auto" w:fill="F8F6F4"/>
             <w:tcBorders>
-              <w:top w:val="single" w:sz="4" w:space="0" w:color="E6E5E2"/>
-              <w:left w:val="single" w:sz="4" w:space="0" w:color="E6E5E2"/>
-              <w:bottom w:val="single" w:sz="4" w:space="0" w:color="E6E5E2"/>
-              <w:right w:val="single" w:sz="4" w:space="0" w:color="E6E5E2"/>
+              <w:top w:val="single" w:sz="4" w:space="0" w:color="E4E1DC"/>
+              <w:left w:val="single" w:sz="4" w:space="0" w:color="E4E1DC"/>
+              <w:bottom w:val="single" w:sz="4" w:space="0" w:color="E4E1DC"/>
+              <w:right w:val="single" w:sz="4" w:space="0" w:color="E4E1DC"/>
             </w:tcBorders>
             <w:tcMar>
               <w:top w:w="70" w:type="dxa"/>
@@ -1774,13 +1707,13 @@
           <w:p>
             <w:r>
               <w:rPr>
-                <w:rFonts w:ascii="Calibri" w:hAnsi="Calibri"/>
+                <w:rFonts w:ascii="Consolas" w:hAnsi="Consolas" w:cs="Consolas" w:eastAsia="Consolas"/>
                 <w:b w:val="0"/>
                 <w:i w:val="0"/>
-                <w:color w:val="0A0708"/>
-                <w:sz w:val="18"/>
+                <w:color w:val="473536"/>
+                <w:sz w:val="17"/>
               </w:rPr>
-              <w:t>prisma/seed-data/products.json</w:t>
+              <w:t>packages/database/prisma/seed-data/products.json</w:t>
             </w:r>
           </w:p>
         </w:tc>
@@ -1791,13 +1724,13 @@
         </w:trPr>
         <w:tc>
           <w:tcPr>
-            <w:tcW w:type="dxa" w:w="648"/>
+            <w:tcW w:type="dxa" w:w="2448"/>
             <w:shd w:val="clear" w:color="auto" w:fill="FFFFFF"/>
             <w:tcBorders>
-              <w:top w:val="single" w:sz="4" w:space="0" w:color="E6E5E2"/>
-              <w:left w:val="single" w:sz="4" w:space="0" w:color="E6E5E2"/>
-              <w:bottom w:val="single" w:sz="4" w:space="0" w:color="E6E5E2"/>
-              <w:right w:val="single" w:sz="4" w:space="0" w:color="E6E5E2"/>
+              <w:top w:val="single" w:sz="4" w:space="0" w:color="E4E1DC"/>
+              <w:left w:val="single" w:sz="4" w:space="0" w:color="E4E1DC"/>
+              <w:bottom w:val="single" w:sz="4" w:space="0" w:color="E4E1DC"/>
+              <w:right w:val="single" w:sz="4" w:space="0" w:color="E4E1DC"/>
             </w:tcBorders>
             <w:tcMar>
               <w:top w:w="70" w:type="dxa"/>
@@ -1810,10 +1743,10 @@
           <w:p>
             <w:r>
               <w:rPr>
-                <w:rFonts w:ascii="Calibri" w:hAnsi="Calibri"/>
+                <w:rFonts w:ascii="Calibri" w:hAnsi="Calibri" w:cs="Calibri" w:eastAsia="Calibri"/>
                 <w:b w:val="0"/>
                 <w:i w:val="0"/>
-                <w:color w:val="0A0708"/>
+                <w:color w:val="2B2325"/>
                 <w:sz w:val="18"/>
               </w:rPr>
               <w:t>A3</w:t>
@@ -1822,13 +1755,13 @@
         </w:tc>
         <w:tc>
           <w:tcPr>
-            <w:tcW w:type="dxa" w:w="5256"/>
+            <w:tcW w:type="dxa" w:w="2448"/>
             <w:shd w:val="clear" w:color="auto" w:fill="FFFFFF"/>
             <w:tcBorders>
-              <w:top w:val="single" w:sz="4" w:space="0" w:color="E6E5E2"/>
-              <w:left w:val="single" w:sz="4" w:space="0" w:color="E6E5E2"/>
-              <w:bottom w:val="single" w:sz="4" w:space="0" w:color="E6E5E2"/>
-              <w:right w:val="single" w:sz="4" w:space="0" w:color="E6E5E2"/>
+              <w:top w:val="single" w:sz="4" w:space="0" w:color="E4E1DC"/>
+              <w:left w:val="single" w:sz="4" w:space="0" w:color="E4E1DC"/>
+              <w:bottom w:val="single" w:sz="4" w:space="0" w:color="E4E1DC"/>
+              <w:right w:val="single" w:sz="4" w:space="0" w:color="E4E1DC"/>
             </w:tcBorders>
             <w:tcMar>
               <w:top w:w="70" w:type="dxa"/>
@@ -1841,25 +1774,45 @@
           <w:p>
             <w:r>
               <w:rPr>
-                <w:rFonts w:ascii="Calibri" w:hAnsi="Calibri"/>
+                <w:rFonts w:ascii="Calibri" w:hAnsi="Calibri" w:cs="Calibri" w:eastAsia="Calibri"/>
                 <w:b w:val="0"/>
+                <w:i w:val="0"/>
+                <w:color w:val="2B2325"/>
+                <w:sz w:val="18"/>
+              </w:rPr>
+              <w:t xml:space="preserve">Write the </w:t>
+            </w:r>
+            <w:r>
+              <w:rPr>
+                <w:rFonts w:ascii="Calibri" w:hAnsi="Calibri" w:cs="Calibri" w:eastAsia="Calibri"/>
+                <w:b/>
                 <w:i w:val="0"/>
                 <w:color w:val="0A0708"/>
                 <w:sz w:val="18"/>
               </w:rPr>
-              <w:t>Write the marketing copy: 5 category descriptions and 3–4 hero banner headlines, subtext, and button labels. The lead uses it for seed data and banners.</w:t>
+              <w:t>marketing copy</w:t>
+            </w:r>
+            <w:r>
+              <w:rPr>
+                <w:rFonts w:ascii="Calibri" w:hAnsi="Calibri" w:cs="Calibri" w:eastAsia="Calibri"/>
+                <w:b w:val="0"/>
+                <w:i w:val="0"/>
+                <w:color w:val="2B2325"/>
+                <w:sz w:val="18"/>
+              </w:rPr>
+              <w:t>: 5 category descriptions and 3–4 hero banner headlines/subtext/button labels. Lead uses it for seed data and banners.</w:t>
             </w:r>
           </w:p>
         </w:tc>
         <w:tc>
           <w:tcPr>
-            <w:tcW w:type="dxa" w:w="1080"/>
+            <w:tcW w:type="dxa" w:w="2448"/>
             <w:shd w:val="clear" w:color="auto" w:fill="FFFFFF"/>
             <w:tcBorders>
-              <w:top w:val="single" w:sz="4" w:space="0" w:color="E6E5E2"/>
-              <w:left w:val="single" w:sz="4" w:space="0" w:color="E6E5E2"/>
-              <w:bottom w:val="single" w:sz="4" w:space="0" w:color="E6E5E2"/>
-              <w:right w:val="single" w:sz="4" w:space="0" w:color="E6E5E2"/>
+              <w:top w:val="single" w:sz="4" w:space="0" w:color="E4E1DC"/>
+              <w:left w:val="single" w:sz="4" w:space="0" w:color="E4E1DC"/>
+              <w:bottom w:val="single" w:sz="4" w:space="0" w:color="E4E1DC"/>
+              <w:right w:val="single" w:sz="4" w:space="0" w:color="E4E1DC"/>
             </w:tcBorders>
             <w:tcMar>
               <w:top w:w="70" w:type="dxa"/>
@@ -1872,10 +1825,10 @@
           <w:p>
             <w:r>
               <w:rPr>
-                <w:rFonts w:ascii="Calibri" w:hAnsi="Calibri"/>
+                <w:rFonts w:ascii="Calibri" w:hAnsi="Calibri" w:cs="Calibri" w:eastAsia="Calibri"/>
                 <w:b w:val="0"/>
                 <w:i w:val="0"/>
-                <w:color w:val="0A0708"/>
+                <w:color w:val="2B2325"/>
                 <w:sz w:val="18"/>
               </w:rPr>
               <w:t>Yes</w:t>
@@ -1884,13 +1837,13 @@
         </w:tc>
         <w:tc>
           <w:tcPr>
-            <w:tcW w:type="dxa" w:w="2952"/>
+            <w:tcW w:type="dxa" w:w="2448"/>
             <w:shd w:val="clear" w:color="auto" w:fill="FFFFFF"/>
             <w:tcBorders>
-              <w:top w:val="single" w:sz="4" w:space="0" w:color="E6E5E2"/>
-              <w:left w:val="single" w:sz="4" w:space="0" w:color="E6E5E2"/>
-              <w:bottom w:val="single" w:sz="4" w:space="0" w:color="E6E5E2"/>
-              <w:right w:val="single" w:sz="4" w:space="0" w:color="E6E5E2"/>
+              <w:top w:val="single" w:sz="4" w:space="0" w:color="E4E1DC"/>
+              <w:left w:val="single" w:sz="4" w:space="0" w:color="E4E1DC"/>
+              <w:bottom w:val="single" w:sz="4" w:space="0" w:color="E4E1DC"/>
+              <w:right w:val="single" w:sz="4" w:space="0" w:color="E4E1DC"/>
             </w:tcBorders>
             <w:tcMar>
               <w:top w:w="70" w:type="dxa"/>
@@ -1903,11 +1856,11 @@
           <w:p>
             <w:r>
               <w:rPr>
-                <w:rFonts w:ascii="Calibri" w:hAnsi="Calibri"/>
+                <w:rFonts w:ascii="Consolas" w:hAnsi="Consolas" w:cs="Consolas" w:eastAsia="Consolas"/>
                 <w:b w:val="0"/>
                 <w:i w:val="0"/>
-                <w:color w:val="0A0708"/>
-                <w:sz w:val="18"/>
+                <w:color w:val="473536"/>
+                <w:sz w:val="17"/>
               </w:rPr>
               <w:t>docs/content/copy.md</w:t>
             </w:r>
@@ -1920,13 +1873,13 @@
         </w:trPr>
         <w:tc>
           <w:tcPr>
-            <w:tcW w:type="dxa" w:w="648"/>
-            <w:shd w:val="clear" w:color="auto" w:fill="F6F5F4"/>
+            <w:tcW w:type="dxa" w:w="2448"/>
+            <w:shd w:val="clear" w:color="auto" w:fill="F8F6F4"/>
             <w:tcBorders>
-              <w:top w:val="single" w:sz="4" w:space="0" w:color="E6E5E2"/>
-              <w:left w:val="single" w:sz="4" w:space="0" w:color="E6E5E2"/>
-              <w:bottom w:val="single" w:sz="4" w:space="0" w:color="E6E5E2"/>
-              <w:right w:val="single" w:sz="4" w:space="0" w:color="E6E5E2"/>
+              <w:top w:val="single" w:sz="4" w:space="0" w:color="E4E1DC"/>
+              <w:left w:val="single" w:sz="4" w:space="0" w:color="E4E1DC"/>
+              <w:bottom w:val="single" w:sz="4" w:space="0" w:color="E4E1DC"/>
+              <w:right w:val="single" w:sz="4" w:space="0" w:color="E4E1DC"/>
             </w:tcBorders>
             <w:tcMar>
               <w:top w:w="70" w:type="dxa"/>
@@ -1939,10 +1892,10 @@
           <w:p>
             <w:r>
               <w:rPr>
-                <w:rFonts w:ascii="Calibri" w:hAnsi="Calibri"/>
+                <w:rFonts w:ascii="Calibri" w:hAnsi="Calibri" w:cs="Calibri" w:eastAsia="Calibri"/>
                 <w:b w:val="0"/>
                 <w:i w:val="0"/>
-                <w:color w:val="0A0708"/>
+                <w:color w:val="2B2325"/>
                 <w:sz w:val="18"/>
               </w:rPr>
               <w:t>A4</w:t>
@@ -1951,13 +1904,13 @@
         </w:tc>
         <w:tc>
           <w:tcPr>
-            <w:tcW w:type="dxa" w:w="5256"/>
-            <w:shd w:val="clear" w:color="auto" w:fill="F6F5F4"/>
+            <w:tcW w:type="dxa" w:w="2448"/>
+            <w:shd w:val="clear" w:color="auto" w:fill="F8F6F4"/>
             <w:tcBorders>
-              <w:top w:val="single" w:sz="4" w:space="0" w:color="E6E5E2"/>
-              <w:left w:val="single" w:sz="4" w:space="0" w:color="E6E5E2"/>
-              <w:bottom w:val="single" w:sz="4" w:space="0" w:color="E6E5E2"/>
-              <w:right w:val="single" w:sz="4" w:space="0" w:color="E6E5E2"/>
+              <w:top w:val="single" w:sz="4" w:space="0" w:color="E4E1DC"/>
+              <w:left w:val="single" w:sz="4" w:space="0" w:color="E4E1DC"/>
+              <w:bottom w:val="single" w:sz="4" w:space="0" w:color="E4E1DC"/>
+              <w:right w:val="single" w:sz="4" w:space="0" w:color="E4E1DC"/>
             </w:tcBorders>
             <w:tcMar>
               <w:top w:w="70" w:type="dxa"/>
@@ -1970,25 +1923,45 @@
           <w:p>
             <w:r>
               <w:rPr>
-                <w:rFonts w:ascii="Calibri" w:hAnsi="Calibri"/>
+                <w:rFonts w:ascii="Calibri" w:hAnsi="Calibri" w:cs="Calibri" w:eastAsia="Calibri"/>
                 <w:b w:val="0"/>
+                <w:i w:val="0"/>
+                <w:color w:val="2B2325"/>
+                <w:sz w:val="18"/>
+              </w:rPr>
+              <w:t xml:space="preserve">Fill in the </w:t>
+            </w:r>
+            <w:r>
+              <w:rPr>
+                <w:rFonts w:ascii="Calibri" w:hAnsi="Calibri" w:cs="Calibri" w:eastAsia="Calibri"/>
+                <w:b/>
                 <w:i w:val="0"/>
                 <w:color w:val="0A0708"/>
                 <w:sz w:val="18"/>
               </w:rPr>
-              <w:t>Fill in the data dictionary: for each table and field, a plain-English meaning and an example (template table provided).</w:t>
+              <w:t>data dictionary</w:t>
+            </w:r>
+            <w:r>
+              <w:rPr>
+                <w:rFonts w:ascii="Calibri" w:hAnsi="Calibri" w:cs="Calibri" w:eastAsia="Calibri"/>
+                <w:b w:val="0"/>
+                <w:i w:val="0"/>
+                <w:color w:val="2B2325"/>
+                <w:sz w:val="18"/>
+              </w:rPr>
+              <w:t>: for each table and field, a plain-English meaning and an example (template table provided).</w:t>
             </w:r>
           </w:p>
         </w:tc>
         <w:tc>
           <w:tcPr>
-            <w:tcW w:type="dxa" w:w="1080"/>
-            <w:shd w:val="clear" w:color="auto" w:fill="F6F5F4"/>
+            <w:tcW w:type="dxa" w:w="2448"/>
+            <w:shd w:val="clear" w:color="auto" w:fill="F8F6F4"/>
             <w:tcBorders>
-              <w:top w:val="single" w:sz="4" w:space="0" w:color="E6E5E2"/>
-              <w:left w:val="single" w:sz="4" w:space="0" w:color="E6E5E2"/>
-              <w:bottom w:val="single" w:sz="4" w:space="0" w:color="E6E5E2"/>
-              <w:right w:val="single" w:sz="4" w:space="0" w:color="E6E5E2"/>
+              <w:top w:val="single" w:sz="4" w:space="0" w:color="E4E1DC"/>
+              <w:left w:val="single" w:sz="4" w:space="0" w:color="E4E1DC"/>
+              <w:bottom w:val="single" w:sz="4" w:space="0" w:color="E4E1DC"/>
+              <w:right w:val="single" w:sz="4" w:space="0" w:color="E4E1DC"/>
             </w:tcBorders>
             <w:tcMar>
               <w:top w:w="70" w:type="dxa"/>
@@ -2001,10 +1974,10 @@
           <w:p>
             <w:r>
               <w:rPr>
-                <w:rFonts w:ascii="Calibri" w:hAnsi="Calibri"/>
+                <w:rFonts w:ascii="Calibri" w:hAnsi="Calibri" w:cs="Calibri" w:eastAsia="Calibri"/>
                 <w:b w:val="0"/>
                 <w:i w:val="0"/>
-                <w:color w:val="0A0708"/>
+                <w:color w:val="2B2325"/>
                 <w:sz w:val="18"/>
               </w:rPr>
               <w:t>Yes</w:t>
@@ -2013,13 +1986,13 @@
         </w:tc>
         <w:tc>
           <w:tcPr>
-            <w:tcW w:type="dxa" w:w="2952"/>
-            <w:shd w:val="clear" w:color="auto" w:fill="F6F5F4"/>
+            <w:tcW w:type="dxa" w:w="2448"/>
+            <w:shd w:val="clear" w:color="auto" w:fill="F8F6F4"/>
             <w:tcBorders>
-              <w:top w:val="single" w:sz="4" w:space="0" w:color="E6E5E2"/>
-              <w:left w:val="single" w:sz="4" w:space="0" w:color="E6E5E2"/>
-              <w:bottom w:val="single" w:sz="4" w:space="0" w:color="E6E5E2"/>
-              <w:right w:val="single" w:sz="4" w:space="0" w:color="E6E5E2"/>
+              <w:top w:val="single" w:sz="4" w:space="0" w:color="E4E1DC"/>
+              <w:left w:val="single" w:sz="4" w:space="0" w:color="E4E1DC"/>
+              <w:bottom w:val="single" w:sz="4" w:space="0" w:color="E4E1DC"/>
+              <w:right w:val="single" w:sz="4" w:space="0" w:color="E4E1DC"/>
             </w:tcBorders>
             <w:tcMar>
               <w:top w:w="70" w:type="dxa"/>
@@ -2032,11 +2005,11 @@
           <w:p>
             <w:r>
               <w:rPr>
-                <w:rFonts w:ascii="Calibri" w:hAnsi="Calibri"/>
+                <w:rFonts w:ascii="Consolas" w:hAnsi="Consolas" w:cs="Consolas" w:eastAsia="Consolas"/>
                 <w:b w:val="0"/>
                 <w:i w:val="0"/>
-                <w:color w:val="0A0708"/>
-                <w:sz w:val="18"/>
+                <w:color w:val="473536"/>
+                <w:sz w:val="17"/>
               </w:rPr>
               <w:t>docs/data-dictionary.md</w:t>
             </w:r>
@@ -2049,13 +2022,13 @@
         </w:trPr>
         <w:tc>
           <w:tcPr>
-            <w:tcW w:type="dxa" w:w="648"/>
+            <w:tcW w:type="dxa" w:w="2448"/>
             <w:shd w:val="clear" w:color="auto" w:fill="FFFFFF"/>
             <w:tcBorders>
-              <w:top w:val="single" w:sz="4" w:space="0" w:color="E6E5E2"/>
-              <w:left w:val="single" w:sz="4" w:space="0" w:color="E6E5E2"/>
-              <w:bottom w:val="single" w:sz="4" w:space="0" w:color="E6E5E2"/>
-              <w:right w:val="single" w:sz="4" w:space="0" w:color="E6E5E2"/>
+              <w:top w:val="single" w:sz="4" w:space="0" w:color="E4E1DC"/>
+              <w:left w:val="single" w:sz="4" w:space="0" w:color="E4E1DC"/>
+              <w:bottom w:val="single" w:sz="4" w:space="0" w:color="E4E1DC"/>
+              <w:right w:val="single" w:sz="4" w:space="0" w:color="E4E1DC"/>
             </w:tcBorders>
             <w:tcMar>
               <w:top w:w="70" w:type="dxa"/>
@@ -2068,10 +2041,10 @@
           <w:p>
             <w:r>
               <w:rPr>
-                <w:rFonts w:ascii="Calibri" w:hAnsi="Calibri"/>
+                <w:rFonts w:ascii="Calibri" w:hAnsi="Calibri" w:cs="Calibri" w:eastAsia="Calibri"/>
                 <w:b w:val="0"/>
                 <w:i w:val="0"/>
-                <w:color w:val="0A0708"/>
+                <w:color w:val="2B2325"/>
                 <w:sz w:val="18"/>
               </w:rPr>
               <w:t>A5</w:t>
@@ -2080,13 +2053,13 @@
         </w:tc>
         <w:tc>
           <w:tcPr>
-            <w:tcW w:type="dxa" w:w="5256"/>
+            <w:tcW w:type="dxa" w:w="2448"/>
             <w:shd w:val="clear" w:color="auto" w:fill="FFFFFF"/>
             <w:tcBorders>
-              <w:top w:val="single" w:sz="4" w:space="0" w:color="E6E5E2"/>
-              <w:left w:val="single" w:sz="4" w:space="0" w:color="E6E5E2"/>
-              <w:bottom w:val="single" w:sz="4" w:space="0" w:color="E6E5E2"/>
-              <w:right w:val="single" w:sz="4" w:space="0" w:color="E6E5E2"/>
+              <w:top w:val="single" w:sz="4" w:space="0" w:color="E4E1DC"/>
+              <w:left w:val="single" w:sz="4" w:space="0" w:color="E4E1DC"/>
+              <w:bottom w:val="single" w:sz="4" w:space="0" w:color="E4E1DC"/>
+              <w:right w:val="single" w:sz="4" w:space="0" w:color="E4E1DC"/>
             </w:tcBorders>
             <w:tcMar>
               <w:top w:w="70" w:type="dxa"/>
@@ -2099,25 +2072,25 @@
           <w:p>
             <w:r>
               <w:rPr>
-                <w:rFonts w:ascii="Calibri" w:hAnsi="Calibri"/>
+                <w:rFonts w:ascii="Calibri" w:hAnsi="Calibri" w:cs="Calibri" w:eastAsia="Calibri"/>
                 <w:b w:val="0"/>
                 <w:i w:val="0"/>
-                <w:color w:val="0A0708"/>
+                <w:color w:val="2B2325"/>
                 <w:sz w:val="18"/>
               </w:rPr>
-              <w:t>Collect product photos for the sample products (free or own photos only) and note the source and licence.</w:t>
+              <w:t>Collect product photos for the sample products (free/own photos only) and note the source/licence.</w:t>
             </w:r>
           </w:p>
         </w:tc>
         <w:tc>
           <w:tcPr>
-            <w:tcW w:type="dxa" w:w="1080"/>
+            <w:tcW w:type="dxa" w:w="2448"/>
             <w:shd w:val="clear" w:color="auto" w:fill="FFFFFF"/>
             <w:tcBorders>
-              <w:top w:val="single" w:sz="4" w:space="0" w:color="E6E5E2"/>
-              <w:left w:val="single" w:sz="4" w:space="0" w:color="E6E5E2"/>
-              <w:bottom w:val="single" w:sz="4" w:space="0" w:color="E6E5E2"/>
-              <w:right w:val="single" w:sz="4" w:space="0" w:color="E6E5E2"/>
+              <w:top w:val="single" w:sz="4" w:space="0" w:color="E4E1DC"/>
+              <w:left w:val="single" w:sz="4" w:space="0" w:color="E4E1DC"/>
+              <w:bottom w:val="single" w:sz="4" w:space="0" w:color="E4E1DC"/>
+              <w:right w:val="single" w:sz="4" w:space="0" w:color="E4E1DC"/>
             </w:tcBorders>
             <w:tcMar>
               <w:top w:w="70" w:type="dxa"/>
@@ -2130,10 +2103,10 @@
           <w:p>
             <w:r>
               <w:rPr>
-                <w:rFonts w:ascii="Calibri" w:hAnsi="Calibri"/>
+                <w:rFonts w:ascii="Calibri" w:hAnsi="Calibri" w:cs="Calibri" w:eastAsia="Calibri"/>
                 <w:b w:val="0"/>
                 <w:i w:val="0"/>
-                <w:color w:val="0A0708"/>
+                <w:color w:val="2B2325"/>
                 <w:sz w:val="18"/>
               </w:rPr>
               <w:t>No</w:t>
@@ -2142,13 +2115,13 @@
         </w:tc>
         <w:tc>
           <w:tcPr>
-            <w:tcW w:type="dxa" w:w="2952"/>
+            <w:tcW w:type="dxa" w:w="2448"/>
             <w:shd w:val="clear" w:color="auto" w:fill="FFFFFF"/>
             <w:tcBorders>
-              <w:top w:val="single" w:sz="4" w:space="0" w:color="E6E5E2"/>
-              <w:left w:val="single" w:sz="4" w:space="0" w:color="E6E5E2"/>
-              <w:bottom w:val="single" w:sz="4" w:space="0" w:color="E6E5E2"/>
-              <w:right w:val="single" w:sz="4" w:space="0" w:color="E6E5E2"/>
+              <w:top w:val="single" w:sz="4" w:space="0" w:color="E4E1DC"/>
+              <w:left w:val="single" w:sz="4" w:space="0" w:color="E4E1DC"/>
+              <w:bottom w:val="single" w:sz="4" w:space="0" w:color="E4E1DC"/>
+              <w:right w:val="single" w:sz="4" w:space="0" w:color="E4E1DC"/>
             </w:tcBorders>
             <w:tcMar>
               <w:top w:w="70" w:type="dxa"/>
@@ -2161,10 +2134,10 @@
           <w:p>
             <w:r>
               <w:rPr>
-                <w:rFonts w:ascii="Calibri" w:hAnsi="Calibri"/>
+                <w:rFonts w:ascii="Calibri" w:hAnsi="Calibri" w:cs="Calibri" w:eastAsia="Calibri"/>
                 <w:b w:val="0"/>
                 <w:i w:val="0"/>
-                <w:color w:val="0A0708"/>
+                <w:color w:val="2B2325"/>
                 <w:sz w:val="18"/>
               </w:rPr>
               <w:t>Shared drive folder</w:t>
@@ -2178,13 +2151,13 @@
         </w:trPr>
         <w:tc>
           <w:tcPr>
-            <w:tcW w:type="dxa" w:w="648"/>
-            <w:shd w:val="clear" w:color="auto" w:fill="F6F5F4"/>
+            <w:tcW w:type="dxa" w:w="2448"/>
+            <w:shd w:val="clear" w:color="auto" w:fill="F8F6F4"/>
             <w:tcBorders>
-              <w:top w:val="single" w:sz="4" w:space="0" w:color="E6E5E2"/>
-              <w:left w:val="single" w:sz="4" w:space="0" w:color="E6E5E2"/>
-              <w:bottom w:val="single" w:sz="4" w:space="0" w:color="E6E5E2"/>
-              <w:right w:val="single" w:sz="4" w:space="0" w:color="E6E5E2"/>
+              <w:top w:val="single" w:sz="4" w:space="0" w:color="E4E1DC"/>
+              <w:left w:val="single" w:sz="4" w:space="0" w:color="E4E1DC"/>
+              <w:bottom w:val="single" w:sz="4" w:space="0" w:color="E4E1DC"/>
+              <w:right w:val="single" w:sz="4" w:space="0" w:color="E4E1DC"/>
             </w:tcBorders>
             <w:tcMar>
               <w:top w:w="70" w:type="dxa"/>
@@ -2197,10 +2170,10 @@
           <w:p>
             <w:r>
               <w:rPr>
-                <w:rFonts w:ascii="Calibri" w:hAnsi="Calibri"/>
+                <w:rFonts w:ascii="Calibri" w:hAnsi="Calibri" w:cs="Calibri" w:eastAsia="Calibri"/>
                 <w:b w:val="0"/>
                 <w:i w:val="0"/>
-                <w:color w:val="0A0708"/>
+                <w:color w:val="2B2325"/>
                 <w:sz w:val="18"/>
               </w:rPr>
               <w:t>A6</w:t>
@@ -2209,13 +2182,13 @@
         </w:tc>
         <w:tc>
           <w:tcPr>
-            <w:tcW w:type="dxa" w:w="5256"/>
-            <w:shd w:val="clear" w:color="auto" w:fill="F6F5F4"/>
+            <w:tcW w:type="dxa" w:w="2448"/>
+            <w:shd w:val="clear" w:color="auto" w:fill="F8F6F4"/>
             <w:tcBorders>
-              <w:top w:val="single" w:sz="4" w:space="0" w:color="E6E5E2"/>
-              <w:left w:val="single" w:sz="4" w:space="0" w:color="E6E5E2"/>
-              <w:bottom w:val="single" w:sz="4" w:space="0" w:color="E6E5E2"/>
-              <w:right w:val="single" w:sz="4" w:space="0" w:color="E6E5E2"/>
+              <w:top w:val="single" w:sz="4" w:space="0" w:color="E4E1DC"/>
+              <w:left w:val="single" w:sz="4" w:space="0" w:color="E4E1DC"/>
+              <w:bottom w:val="single" w:sz="4" w:space="0" w:color="E4E1DC"/>
+              <w:right w:val="single" w:sz="4" w:space="0" w:color="E4E1DC"/>
             </w:tcBorders>
             <w:tcMar>
               <w:top w:w="70" w:type="dxa"/>
@@ -2228,10 +2201,10 @@
           <w:p>
             <w:r>
               <w:rPr>
-                <w:rFonts w:ascii="Calibri" w:hAnsi="Calibri"/>
+                <w:rFonts w:ascii="Calibri" w:hAnsi="Calibri" w:cs="Calibri" w:eastAsia="Calibri"/>
                 <w:b w:val="0"/>
                 <w:i w:val="0"/>
-                <w:color w:val="0A0708"/>
+                <w:color w:val="2B2325"/>
                 <w:sz w:val="18"/>
               </w:rPr>
               <w:t>Create demo accounts (buyer, vendor, admin) and sample orders in the running app so the demo has believable data.</w:t>
@@ -2240,13 +2213,13 @@
         </w:tc>
         <w:tc>
           <w:tcPr>
-            <w:tcW w:type="dxa" w:w="1080"/>
-            <w:shd w:val="clear" w:color="auto" w:fill="F6F5F4"/>
+            <w:tcW w:type="dxa" w:w="2448"/>
+            <w:shd w:val="clear" w:color="auto" w:fill="F8F6F4"/>
             <w:tcBorders>
-              <w:top w:val="single" w:sz="4" w:space="0" w:color="E6E5E2"/>
-              <w:left w:val="single" w:sz="4" w:space="0" w:color="E6E5E2"/>
-              <w:bottom w:val="single" w:sz="4" w:space="0" w:color="E6E5E2"/>
-              <w:right w:val="single" w:sz="4" w:space="0" w:color="E6E5E2"/>
+              <w:top w:val="single" w:sz="4" w:space="0" w:color="E4E1DC"/>
+              <w:left w:val="single" w:sz="4" w:space="0" w:color="E4E1DC"/>
+              <w:bottom w:val="single" w:sz="4" w:space="0" w:color="E4E1DC"/>
+              <w:right w:val="single" w:sz="4" w:space="0" w:color="E4E1DC"/>
             </w:tcBorders>
             <w:tcMar>
               <w:top w:w="70" w:type="dxa"/>
@@ -2259,10 +2232,10 @@
           <w:p>
             <w:r>
               <w:rPr>
-                <w:rFonts w:ascii="Calibri" w:hAnsi="Calibri"/>
+                <w:rFonts w:ascii="Calibri" w:hAnsi="Calibri" w:cs="Calibri" w:eastAsia="Calibri"/>
                 <w:b w:val="0"/>
                 <w:i w:val="0"/>
-                <w:color w:val="0A0708"/>
+                <w:color w:val="2B2325"/>
                 <w:sz w:val="18"/>
               </w:rPr>
               <w:t>No</w:t>
@@ -2271,13 +2244,13 @@
         </w:tc>
         <w:tc>
           <w:tcPr>
-            <w:tcW w:type="dxa" w:w="2952"/>
-            <w:shd w:val="clear" w:color="auto" w:fill="F6F5F4"/>
+            <w:tcW w:type="dxa" w:w="2448"/>
+            <w:shd w:val="clear" w:color="auto" w:fill="F8F6F4"/>
             <w:tcBorders>
-              <w:top w:val="single" w:sz="4" w:space="0" w:color="E6E5E2"/>
-              <w:left w:val="single" w:sz="4" w:space="0" w:color="E6E5E2"/>
-              <w:bottom w:val="single" w:sz="4" w:space="0" w:color="E6E5E2"/>
-              <w:right w:val="single" w:sz="4" w:space="0" w:color="E6E5E2"/>
+              <w:top w:val="single" w:sz="4" w:space="0" w:color="E4E1DC"/>
+              <w:left w:val="single" w:sz="4" w:space="0" w:color="E4E1DC"/>
+              <w:bottom w:val="single" w:sz="4" w:space="0" w:color="E4E1DC"/>
+              <w:right w:val="single" w:sz="4" w:space="0" w:color="E4E1DC"/>
             </w:tcBorders>
             <w:tcMar>
               <w:top w:w="70" w:type="dxa"/>
@@ -2290,10 +2263,10 @@
           <w:p>
             <w:r>
               <w:rPr>
-                <w:rFonts w:ascii="Calibri" w:hAnsi="Calibri"/>
+                <w:rFonts w:ascii="Calibri" w:hAnsi="Calibri" w:cs="Calibri" w:eastAsia="Calibri"/>
                 <w:b w:val="0"/>
                 <w:i w:val="0"/>
-                <w:color w:val="0A0708"/>
+                <w:color w:val="2B2325"/>
                 <w:sz w:val="18"/>
               </w:rPr>
               <w:t>Notes in shared doc</w:t>
@@ -2310,15 +2283,15 @@
     <w:p>
       <w:pPr>
         <w:keepNext/>
-        <w:spacing w:before="240" w:after="100"/>
+        <w:spacing w:before="240" w:after="80"/>
       </w:pPr>
       <w:r>
         <w:rPr>
-          <w:rFonts w:ascii="Calibri" w:hAnsi="Calibri"/>
+          <w:rFonts w:ascii="Calibri" w:hAnsi="Calibri" w:cs="Calibri" w:eastAsia="Calibri"/>
           <w:b/>
           <w:i w:val="0"/>
-          <w:color w:val="8D4343"/>
-          <w:sz w:val="27"/>
+          <w:color w:val="473536"/>
+          <w:sz w:val="26"/>
         </w:rPr>
         <w:t>Member B — QA &amp; Testing</w:t>
       </w:r>
@@ -2341,7 +2314,7 @@
         </w:trPr>
         <w:tc>
           <w:tcPr>
-            <w:tcW w:type="dxa" w:w="648"/>
+            <w:tcW w:type="dxa" w:w="2448"/>
             <w:shd w:val="clear" w:color="auto" w:fill="473536"/>
             <w:tcBorders>
               <w:top w:val="single" w:sz="4" w:space="0" w:color="473536"/>
@@ -2360,7 +2333,7 @@
           <w:p>
             <w:r>
               <w:rPr>
-                <w:rFonts w:ascii="Calibri" w:hAnsi="Calibri"/>
+                <w:rFonts w:ascii="Calibri" w:hAnsi="Calibri" w:cs="Calibri" w:eastAsia="Calibri"/>
                 <w:b/>
                 <w:i w:val="0"/>
                 <w:color w:val="FFFFFF"/>
@@ -2372,7 +2345,7 @@
         </w:tc>
         <w:tc>
           <w:tcPr>
-            <w:tcW w:type="dxa" w:w="5256"/>
+            <w:tcW w:type="dxa" w:w="2448"/>
             <w:shd w:val="clear" w:color="auto" w:fill="473536"/>
             <w:tcBorders>
               <w:top w:val="single" w:sz="4" w:space="0" w:color="473536"/>
@@ -2391,7 +2364,7 @@
           <w:p>
             <w:r>
               <w:rPr>
-                <w:rFonts w:ascii="Calibri" w:hAnsi="Calibri"/>
+                <w:rFonts w:ascii="Calibri" w:hAnsi="Calibri" w:cs="Calibri" w:eastAsia="Calibri"/>
                 <w:b/>
                 <w:i w:val="0"/>
                 <w:color w:val="FFFFFF"/>
@@ -2403,7 +2376,7 @@
         </w:tc>
         <w:tc>
           <w:tcPr>
-            <w:tcW w:type="dxa" w:w="1080"/>
+            <w:tcW w:type="dxa" w:w="2448"/>
             <w:shd w:val="clear" w:color="auto" w:fill="473536"/>
             <w:tcBorders>
               <w:top w:val="single" w:sz="4" w:space="0" w:color="473536"/>
@@ -2422,7 +2395,7 @@
           <w:p>
             <w:r>
               <w:rPr>
-                <w:rFonts w:ascii="Calibri" w:hAnsi="Calibri"/>
+                <w:rFonts w:ascii="Calibri" w:hAnsi="Calibri" w:cs="Calibri" w:eastAsia="Calibri"/>
                 <w:b/>
                 <w:i w:val="0"/>
                 <w:color w:val="FFFFFF"/>
@@ -2434,7 +2407,7 @@
         </w:tc>
         <w:tc>
           <w:tcPr>
-            <w:tcW w:type="dxa" w:w="2952"/>
+            <w:tcW w:type="dxa" w:w="2448"/>
             <w:shd w:val="clear" w:color="auto" w:fill="473536"/>
             <w:tcBorders>
               <w:top w:val="single" w:sz="4" w:space="0" w:color="473536"/>
@@ -2453,7 +2426,7 @@
           <w:p>
             <w:r>
               <w:rPr>
-                <w:rFonts w:ascii="Calibri" w:hAnsi="Calibri"/>
+                <w:rFonts w:ascii="Calibri" w:hAnsi="Calibri" w:cs="Calibri" w:eastAsia="Calibri"/>
                 <w:b/>
                 <w:i w:val="0"/>
                 <w:color w:val="FFFFFF"/>
@@ -2470,13 +2443,13 @@
         </w:trPr>
         <w:tc>
           <w:tcPr>
-            <w:tcW w:type="dxa" w:w="648"/>
+            <w:tcW w:type="dxa" w:w="2448"/>
             <w:shd w:val="clear" w:color="auto" w:fill="FFFFFF"/>
             <w:tcBorders>
-              <w:top w:val="single" w:sz="4" w:space="0" w:color="E6E5E2"/>
-              <w:left w:val="single" w:sz="4" w:space="0" w:color="E6E5E2"/>
-              <w:bottom w:val="single" w:sz="4" w:space="0" w:color="E6E5E2"/>
-              <w:right w:val="single" w:sz="4" w:space="0" w:color="E6E5E2"/>
+              <w:top w:val="single" w:sz="4" w:space="0" w:color="E4E1DC"/>
+              <w:left w:val="single" w:sz="4" w:space="0" w:color="E4E1DC"/>
+              <w:bottom w:val="single" w:sz="4" w:space="0" w:color="E4E1DC"/>
+              <w:right w:val="single" w:sz="4" w:space="0" w:color="E4E1DC"/>
             </w:tcBorders>
             <w:tcMar>
               <w:top w:w="70" w:type="dxa"/>
@@ -2489,10 +2462,10 @@
           <w:p>
             <w:r>
               <w:rPr>
-                <w:rFonts w:ascii="Calibri" w:hAnsi="Calibri"/>
+                <w:rFonts w:ascii="Calibri" w:hAnsi="Calibri" w:cs="Calibri" w:eastAsia="Calibri"/>
                 <w:b w:val="0"/>
                 <w:i w:val="0"/>
-                <w:color w:val="0A0708"/>
+                <w:color w:val="2B2325"/>
                 <w:sz w:val="18"/>
               </w:rPr>
               <w:t>B1</w:t>
@@ -2501,13 +2474,13 @@
         </w:tc>
         <w:tc>
           <w:tcPr>
-            <w:tcW w:type="dxa" w:w="5256"/>
+            <w:tcW w:type="dxa" w:w="2448"/>
             <w:shd w:val="clear" w:color="auto" w:fill="FFFFFF"/>
             <w:tcBorders>
-              <w:top w:val="single" w:sz="4" w:space="0" w:color="E6E5E2"/>
-              <w:left w:val="single" w:sz="4" w:space="0" w:color="E6E5E2"/>
-              <w:bottom w:val="single" w:sz="4" w:space="0" w:color="E6E5E2"/>
-              <w:right w:val="single" w:sz="4" w:space="0" w:color="E6E5E2"/>
+              <w:top w:val="single" w:sz="4" w:space="0" w:color="E4E1DC"/>
+              <w:left w:val="single" w:sz="4" w:space="0" w:color="E4E1DC"/>
+              <w:bottom w:val="single" w:sz="4" w:space="0" w:color="E4E1DC"/>
+              <w:right w:val="single" w:sz="4" w:space="0" w:color="E4E1DC"/>
             </w:tcBorders>
             <w:tcMar>
               <w:top w:w="70" w:type="dxa"/>
@@ -2520,25 +2493,45 @@
           <w:p>
             <w:r>
               <w:rPr>
-                <w:rFonts w:ascii="Calibri" w:hAnsi="Calibri"/>
+                <w:rFonts w:ascii="Calibri" w:hAnsi="Calibri" w:cs="Calibri" w:eastAsia="Calibri"/>
                 <w:b w:val="0"/>
                 <w:i w:val="0"/>
-                <w:color w:val="0A0708"/>
+                <w:color w:val="2B2325"/>
                 <w:sz w:val="18"/>
               </w:rPr>
-              <w:t>Onboarding: add your name, role, and one-line interest to TEAM.md.</w:t>
+              <w:t xml:space="preserve">Onboarding: add your name, role, and one-line interest to </w:t>
+            </w:r>
+            <w:r>
+              <w:rPr>
+                <w:rFonts w:ascii="Consolas" w:hAnsi="Consolas" w:cs="Consolas" w:eastAsia="Consolas"/>
+                <w:b w:val="0"/>
+                <w:i w:val="0"/>
+                <w:color w:val="473536"/>
+                <w:sz w:val="17"/>
+              </w:rPr>
+              <w:t>TEAM.md</w:t>
+            </w:r>
+            <w:r>
+              <w:rPr>
+                <w:rFonts w:ascii="Calibri" w:hAnsi="Calibri" w:cs="Calibri" w:eastAsia="Calibri"/>
+                <w:b w:val="0"/>
+                <w:i w:val="0"/>
+                <w:color w:val="2B2325"/>
+                <w:sz w:val="18"/>
+              </w:rPr>
+              <w:t>.</w:t>
             </w:r>
           </w:p>
         </w:tc>
         <w:tc>
           <w:tcPr>
-            <w:tcW w:type="dxa" w:w="1080"/>
+            <w:tcW w:type="dxa" w:w="2448"/>
             <w:shd w:val="clear" w:color="auto" w:fill="FFFFFF"/>
             <w:tcBorders>
-              <w:top w:val="single" w:sz="4" w:space="0" w:color="E6E5E2"/>
-              <w:left w:val="single" w:sz="4" w:space="0" w:color="E6E5E2"/>
-              <w:bottom w:val="single" w:sz="4" w:space="0" w:color="E6E5E2"/>
-              <w:right w:val="single" w:sz="4" w:space="0" w:color="E6E5E2"/>
+              <w:top w:val="single" w:sz="4" w:space="0" w:color="E4E1DC"/>
+              <w:left w:val="single" w:sz="4" w:space="0" w:color="E4E1DC"/>
+              <w:bottom w:val="single" w:sz="4" w:space="0" w:color="E4E1DC"/>
+              <w:right w:val="single" w:sz="4" w:space="0" w:color="E4E1DC"/>
             </w:tcBorders>
             <w:tcMar>
               <w:top w:w="70" w:type="dxa"/>
@@ -2551,10 +2544,10 @@
           <w:p>
             <w:r>
               <w:rPr>
-                <w:rFonts w:ascii="Calibri" w:hAnsi="Calibri"/>
+                <w:rFonts w:ascii="Calibri" w:hAnsi="Calibri" w:cs="Calibri" w:eastAsia="Calibri"/>
                 <w:b w:val="0"/>
                 <w:i w:val="0"/>
-                <w:color w:val="0A0708"/>
+                <w:color w:val="2B2325"/>
                 <w:sz w:val="18"/>
               </w:rPr>
               <w:t>Yes</w:t>
@@ -2563,13 +2556,13 @@
         </w:tc>
         <w:tc>
           <w:tcPr>
-            <w:tcW w:type="dxa" w:w="2952"/>
+            <w:tcW w:type="dxa" w:w="2448"/>
             <w:shd w:val="clear" w:color="auto" w:fill="FFFFFF"/>
             <w:tcBorders>
-              <w:top w:val="single" w:sz="4" w:space="0" w:color="E6E5E2"/>
-              <w:left w:val="single" w:sz="4" w:space="0" w:color="E6E5E2"/>
-              <w:bottom w:val="single" w:sz="4" w:space="0" w:color="E6E5E2"/>
-              <w:right w:val="single" w:sz="4" w:space="0" w:color="E6E5E2"/>
+              <w:top w:val="single" w:sz="4" w:space="0" w:color="E4E1DC"/>
+              <w:left w:val="single" w:sz="4" w:space="0" w:color="E4E1DC"/>
+              <w:bottom w:val="single" w:sz="4" w:space="0" w:color="E4E1DC"/>
+              <w:right w:val="single" w:sz="4" w:space="0" w:color="E4E1DC"/>
             </w:tcBorders>
             <w:tcMar>
               <w:top w:w="70" w:type="dxa"/>
@@ -2582,11 +2575,11 @@
           <w:p>
             <w:r>
               <w:rPr>
-                <w:rFonts w:ascii="Calibri" w:hAnsi="Calibri"/>
+                <w:rFonts w:ascii="Consolas" w:hAnsi="Consolas" w:cs="Consolas" w:eastAsia="Consolas"/>
                 <w:b w:val="0"/>
                 <w:i w:val="0"/>
-                <w:color w:val="0A0708"/>
-                <w:sz w:val="18"/>
+                <w:color w:val="473536"/>
+                <w:sz w:val="17"/>
               </w:rPr>
               <w:t>TEAM.md</w:t>
             </w:r>
@@ -2599,13 +2592,13 @@
         </w:trPr>
         <w:tc>
           <w:tcPr>
-            <w:tcW w:type="dxa" w:w="648"/>
-            <w:shd w:val="clear" w:color="auto" w:fill="F6F5F4"/>
+            <w:tcW w:type="dxa" w:w="2448"/>
+            <w:shd w:val="clear" w:color="auto" w:fill="F8F6F4"/>
             <w:tcBorders>
-              <w:top w:val="single" w:sz="4" w:space="0" w:color="E6E5E2"/>
-              <w:left w:val="single" w:sz="4" w:space="0" w:color="E6E5E2"/>
-              <w:bottom w:val="single" w:sz="4" w:space="0" w:color="E6E5E2"/>
-              <w:right w:val="single" w:sz="4" w:space="0" w:color="E6E5E2"/>
+              <w:top w:val="single" w:sz="4" w:space="0" w:color="E4E1DC"/>
+              <w:left w:val="single" w:sz="4" w:space="0" w:color="E4E1DC"/>
+              <w:bottom w:val="single" w:sz="4" w:space="0" w:color="E4E1DC"/>
+              <w:right w:val="single" w:sz="4" w:space="0" w:color="E4E1DC"/>
             </w:tcBorders>
             <w:tcMar>
               <w:top w:w="70" w:type="dxa"/>
@@ -2618,10 +2611,10 @@
           <w:p>
             <w:r>
               <w:rPr>
-                <w:rFonts w:ascii="Calibri" w:hAnsi="Calibri"/>
+                <w:rFonts w:ascii="Calibri" w:hAnsi="Calibri" w:cs="Calibri" w:eastAsia="Calibri"/>
                 <w:b w:val="0"/>
                 <w:i w:val="0"/>
-                <w:color w:val="0A0708"/>
+                <w:color w:val="2B2325"/>
                 <w:sz w:val="18"/>
               </w:rPr>
               <w:t>B2</w:t>
@@ -2630,13 +2623,13 @@
         </w:tc>
         <w:tc>
           <w:tcPr>
-            <w:tcW w:type="dxa" w:w="5256"/>
-            <w:shd w:val="clear" w:color="auto" w:fill="F6F5F4"/>
+            <w:tcW w:type="dxa" w:w="2448"/>
+            <w:shd w:val="clear" w:color="auto" w:fill="F8F6F4"/>
             <w:tcBorders>
-              <w:top w:val="single" w:sz="4" w:space="0" w:color="E6E5E2"/>
-              <w:left w:val="single" w:sz="4" w:space="0" w:color="E6E5E2"/>
-              <w:bottom w:val="single" w:sz="4" w:space="0" w:color="E6E5E2"/>
-              <w:right w:val="single" w:sz="4" w:space="0" w:color="E6E5E2"/>
+              <w:top w:val="single" w:sz="4" w:space="0" w:color="E4E1DC"/>
+              <w:left w:val="single" w:sz="4" w:space="0" w:color="E4E1DC"/>
+              <w:bottom w:val="single" w:sz="4" w:space="0" w:color="E4E1DC"/>
+              <w:right w:val="single" w:sz="4" w:space="0" w:color="E4E1DC"/>
             </w:tcBorders>
             <w:tcMar>
               <w:top w:w="70" w:type="dxa"/>
@@ -2649,25 +2642,65 @@
           <w:p>
             <w:r>
               <w:rPr>
-                <w:rFonts w:ascii="Calibri" w:hAnsi="Calibri"/>
+                <w:rFonts w:ascii="Calibri" w:hAnsi="Calibri" w:cs="Calibri" w:eastAsia="Calibri"/>
                 <w:b w:val="0"/>
+                <w:i w:val="0"/>
+                <w:color w:val="2B2325"/>
+                <w:sz w:val="18"/>
+              </w:rPr>
+              <w:t xml:space="preserve">Write the </w:t>
+            </w:r>
+            <w:r>
+              <w:rPr>
+                <w:rFonts w:ascii="Calibri" w:hAnsi="Calibri" w:cs="Calibri" w:eastAsia="Calibri"/>
+                <w:b/>
                 <w:i w:val="0"/>
                 <w:color w:val="0A0708"/>
                 <w:sz w:val="18"/>
               </w:rPr>
-              <w:t>Write the test plan: test cases for each flow in PRD Section 3 (buyer purchase, vendor application, admin review, banner management), each with steps and expected result.</w:t>
+              <w:t>test plan</w:t>
+            </w:r>
+            <w:r>
+              <w:rPr>
+                <w:rFonts w:ascii="Calibri" w:hAnsi="Calibri" w:cs="Calibri" w:eastAsia="Calibri"/>
+                <w:b w:val="0"/>
+                <w:i w:val="0"/>
+                <w:color w:val="2B2325"/>
+                <w:sz w:val="18"/>
+              </w:rPr>
+              <w:t xml:space="preserve">: test cases for each flow in </w:t>
+            </w:r>
+            <w:r>
+              <w:rPr>
+                <w:rFonts w:ascii="Consolas" w:hAnsi="Consolas" w:cs="Consolas" w:eastAsia="Consolas"/>
+                <w:b w:val="0"/>
+                <w:i w:val="0"/>
+                <w:color w:val="473536"/>
+                <w:sz w:val="17"/>
+              </w:rPr>
+              <w:t>PRD.md</w:t>
+            </w:r>
+            <w:r>
+              <w:rPr>
+                <w:rFonts w:ascii="Calibri" w:hAnsi="Calibri" w:cs="Calibri" w:eastAsia="Calibri"/>
+                <w:b w:val="0"/>
+                <w:i w:val="0"/>
+                <w:color w:val="2B2325"/>
+                <w:sz w:val="18"/>
+              </w:rPr>
+              <w:t xml:space="preserve"> §3 (buyer purchase, vendor application, admin review, banner management), each with steps and expected result.</w:t>
             </w:r>
           </w:p>
         </w:tc>
         <w:tc>
           <w:tcPr>
-            <w:tcW w:type="dxa" w:w="1080"/>
-            <w:shd w:val="clear" w:color="auto" w:fill="F6F5F4"/>
+            <w:tcW w:type="dxa" w:w="2448"/>
+            <w:shd w:val="clear" w:color="auto" w:fill="F8F6F4"/>
             <w:tcBorders>
-              <w:top w:val="single" w:sz="4" w:space="0" w:color="E6E5E2"/>
-              <w:left w:val="single" w:sz="4" w:space="0" w:color="E6E5E2"/>
-              <w:bottom w:val="single" w:sz="4" w:space="0" w:color="E6E5E2"/>
-              <w:right w:val="single" w:sz="4" w:space="0" w:color="E6E5E2"/>
+              <w:top w:val="single" w:sz="4" w:space="0" w:color="E4E1DC"/>
+              <w:left w:val="single" w:sz="4" w:space="0" w:color="E4E1DC"/>
+              <w:bottom w:val="single" w:sz="4" w:space="0" w:color="E4E1DC"/>
+              <w:right w:val="single" w:sz="4" w:space="0" w:color="E4E1DC"/>
             </w:tcBorders>
             <w:tcMar>
               <w:top w:w="70" w:type="dxa"/>
@@ -2680,10 +2713,10 @@
           <w:p>
             <w:r>
               <w:rPr>
-                <w:rFonts w:ascii="Calibri" w:hAnsi="Calibri"/>
+                <w:rFonts w:ascii="Calibri" w:hAnsi="Calibri" w:cs="Calibri" w:eastAsia="Calibri"/>
                 <w:b w:val="0"/>
                 <w:i w:val="0"/>
-                <w:color w:val="0A0708"/>
+                <w:color w:val="2B2325"/>
                 <w:sz w:val="18"/>
               </w:rPr>
               <w:t>Yes</w:t>
@@ -2692,13 +2725,13 @@
         </w:tc>
         <w:tc>
           <w:tcPr>
-            <w:tcW w:type="dxa" w:w="2952"/>
-            <w:shd w:val="clear" w:color="auto" w:fill="F6F5F4"/>
+            <w:tcW w:type="dxa" w:w="2448"/>
+            <w:shd w:val="clear" w:color="auto" w:fill="F8F6F4"/>
             <w:tcBorders>
-              <w:top w:val="single" w:sz="4" w:space="0" w:color="E6E5E2"/>
-              <w:left w:val="single" w:sz="4" w:space="0" w:color="E6E5E2"/>
-              <w:bottom w:val="single" w:sz="4" w:space="0" w:color="E6E5E2"/>
-              <w:right w:val="single" w:sz="4" w:space="0" w:color="E6E5E2"/>
+              <w:top w:val="single" w:sz="4" w:space="0" w:color="E4E1DC"/>
+              <w:left w:val="single" w:sz="4" w:space="0" w:color="E4E1DC"/>
+              <w:bottom w:val="single" w:sz="4" w:space="0" w:color="E4E1DC"/>
+              <w:right w:val="single" w:sz="4" w:space="0" w:color="E4E1DC"/>
             </w:tcBorders>
             <w:tcMar>
               <w:top w:w="70" w:type="dxa"/>
@@ -2711,11 +2744,11 @@
           <w:p>
             <w:r>
               <w:rPr>
-                <w:rFonts w:ascii="Calibri" w:hAnsi="Calibri"/>
+                <w:rFonts w:ascii="Consolas" w:hAnsi="Consolas" w:cs="Consolas" w:eastAsia="Consolas"/>
                 <w:b w:val="0"/>
                 <w:i w:val="0"/>
-                <w:color w:val="0A0708"/>
-                <w:sz w:val="18"/>
+                <w:color w:val="473536"/>
+                <w:sz w:val="17"/>
               </w:rPr>
               <w:t>docs/test-plan.md</w:t>
             </w:r>
@@ -2728,13 +2761,13 @@
         </w:trPr>
         <w:tc>
           <w:tcPr>
-            <w:tcW w:type="dxa" w:w="648"/>
+            <w:tcW w:type="dxa" w:w="2448"/>
             <w:shd w:val="clear" w:color="auto" w:fill="FFFFFF"/>
             <w:tcBorders>
-              <w:top w:val="single" w:sz="4" w:space="0" w:color="E6E5E2"/>
-              <w:left w:val="single" w:sz="4" w:space="0" w:color="E6E5E2"/>
-              <w:bottom w:val="single" w:sz="4" w:space="0" w:color="E6E5E2"/>
-              <w:right w:val="single" w:sz="4" w:space="0" w:color="E6E5E2"/>
+              <w:top w:val="single" w:sz="4" w:space="0" w:color="E4E1DC"/>
+              <w:left w:val="single" w:sz="4" w:space="0" w:color="E4E1DC"/>
+              <w:bottom w:val="single" w:sz="4" w:space="0" w:color="E4E1DC"/>
+              <w:right w:val="single" w:sz="4" w:space="0" w:color="E4E1DC"/>
             </w:tcBorders>
             <w:tcMar>
               <w:top w:w="70" w:type="dxa"/>
@@ -2747,10 +2780,10 @@
           <w:p>
             <w:r>
               <w:rPr>
-                <w:rFonts w:ascii="Calibri" w:hAnsi="Calibri"/>
+                <w:rFonts w:ascii="Calibri" w:hAnsi="Calibri" w:cs="Calibri" w:eastAsia="Calibri"/>
                 <w:b w:val="0"/>
                 <w:i w:val="0"/>
-                <w:color w:val="0A0708"/>
+                <w:color w:val="2B2325"/>
                 <w:sz w:val="18"/>
               </w:rPr>
               <w:t>B3</w:t>
@@ -2759,13 +2792,13 @@
         </w:tc>
         <w:tc>
           <w:tcPr>
-            <w:tcW w:type="dxa" w:w="5256"/>
+            <w:tcW w:type="dxa" w:w="2448"/>
             <w:shd w:val="clear" w:color="auto" w:fill="FFFFFF"/>
             <w:tcBorders>
-              <w:top w:val="single" w:sz="4" w:space="0" w:color="E6E5E2"/>
-              <w:left w:val="single" w:sz="4" w:space="0" w:color="E6E5E2"/>
-              <w:bottom w:val="single" w:sz="4" w:space="0" w:color="E6E5E2"/>
-              <w:right w:val="single" w:sz="4" w:space="0" w:color="E6E5E2"/>
+              <w:top w:val="single" w:sz="4" w:space="0" w:color="E4E1DC"/>
+              <w:left w:val="single" w:sz="4" w:space="0" w:color="E4E1DC"/>
+              <w:bottom w:val="single" w:sz="4" w:space="0" w:color="E4E1DC"/>
+              <w:right w:val="single" w:sz="4" w:space="0" w:color="E4E1DC"/>
             </w:tcBorders>
             <w:tcMar>
               <w:top w:w="70" w:type="dxa"/>
@@ -2778,25 +2811,35 @@
           <w:p>
             <w:r>
               <w:rPr>
-                <w:rFonts w:ascii="Calibri" w:hAnsi="Calibri"/>
-                <w:b w:val="0"/>
+                <w:rFonts w:ascii="Calibri" w:hAnsi="Calibri" w:cs="Calibri" w:eastAsia="Calibri"/>
+                <w:b/>
                 <w:i w:val="0"/>
                 <w:color w:val="0A0708"/>
                 <w:sz w:val="18"/>
               </w:rPr>
-              <w:t>Run the test plan at the end of each sprint on the deployed preview; record pass/fail and screenshots.</w:t>
+              <w:t>Run the test plan</w:t>
+            </w:r>
+            <w:r>
+              <w:rPr>
+                <w:rFonts w:ascii="Calibri" w:hAnsi="Calibri" w:cs="Calibri" w:eastAsia="Calibri"/>
+                <w:b w:val="0"/>
+                <w:i w:val="0"/>
+                <w:color w:val="2B2325"/>
+                <w:sz w:val="18"/>
+              </w:rPr>
+              <w:t xml:space="preserve"> at the end of each sprint on the deployed preview; record pass/fail and screenshots.</w:t>
             </w:r>
           </w:p>
         </w:tc>
         <w:tc>
           <w:tcPr>
-            <w:tcW w:type="dxa" w:w="1080"/>
+            <w:tcW w:type="dxa" w:w="2448"/>
             <w:shd w:val="clear" w:color="auto" w:fill="FFFFFF"/>
             <w:tcBorders>
-              <w:top w:val="single" w:sz="4" w:space="0" w:color="E6E5E2"/>
-              <w:left w:val="single" w:sz="4" w:space="0" w:color="E6E5E2"/>
-              <w:bottom w:val="single" w:sz="4" w:space="0" w:color="E6E5E2"/>
-              <w:right w:val="single" w:sz="4" w:space="0" w:color="E6E5E2"/>
+              <w:top w:val="single" w:sz="4" w:space="0" w:color="E4E1DC"/>
+              <w:left w:val="single" w:sz="4" w:space="0" w:color="E4E1DC"/>
+              <w:bottom w:val="single" w:sz="4" w:space="0" w:color="E4E1DC"/>
+              <w:right w:val="single" w:sz="4" w:space="0" w:color="E4E1DC"/>
             </w:tcBorders>
             <w:tcMar>
               <w:top w:w="70" w:type="dxa"/>
@@ -2809,10 +2852,10 @@
           <w:p>
             <w:r>
               <w:rPr>
-                <w:rFonts w:ascii="Calibri" w:hAnsi="Calibri"/>
+                <w:rFonts w:ascii="Calibri" w:hAnsi="Calibri" w:cs="Calibri" w:eastAsia="Calibri"/>
                 <w:b w:val="0"/>
                 <w:i w:val="0"/>
-                <w:color w:val="0A0708"/>
+                <w:color w:val="2B2325"/>
                 <w:sz w:val="18"/>
               </w:rPr>
               <w:t>No</w:t>
@@ -2821,13 +2864,13 @@
         </w:tc>
         <w:tc>
           <w:tcPr>
-            <w:tcW w:type="dxa" w:w="2952"/>
+            <w:tcW w:type="dxa" w:w="2448"/>
             <w:shd w:val="clear" w:color="auto" w:fill="FFFFFF"/>
             <w:tcBorders>
-              <w:top w:val="single" w:sz="4" w:space="0" w:color="E6E5E2"/>
-              <w:left w:val="single" w:sz="4" w:space="0" w:color="E6E5E2"/>
-              <w:bottom w:val="single" w:sz="4" w:space="0" w:color="E6E5E2"/>
-              <w:right w:val="single" w:sz="4" w:space="0" w:color="E6E5E2"/>
+              <w:top w:val="single" w:sz="4" w:space="0" w:color="E4E1DC"/>
+              <w:left w:val="single" w:sz="4" w:space="0" w:color="E4E1DC"/>
+              <w:bottom w:val="single" w:sz="4" w:space="0" w:color="E4E1DC"/>
+              <w:right w:val="single" w:sz="4" w:space="0" w:color="E4E1DC"/>
             </w:tcBorders>
             <w:tcMar>
               <w:top w:w="70" w:type="dxa"/>
@@ -2840,10 +2883,10 @@
           <w:p>
             <w:r>
               <w:rPr>
-                <w:rFonts w:ascii="Calibri" w:hAnsi="Calibri"/>
+                <w:rFonts w:ascii="Calibri" w:hAnsi="Calibri" w:cs="Calibri" w:eastAsia="Calibri"/>
                 <w:b w:val="0"/>
                 <w:i w:val="0"/>
-                <w:color w:val="0A0708"/>
+                <w:color w:val="2B2325"/>
                 <w:sz w:val="18"/>
               </w:rPr>
               <w:t>Shared sheet</w:t>
@@ -2857,13 +2900,13 @@
         </w:trPr>
         <w:tc>
           <w:tcPr>
-            <w:tcW w:type="dxa" w:w="648"/>
-            <w:shd w:val="clear" w:color="auto" w:fill="F6F5F4"/>
+            <w:tcW w:type="dxa" w:w="2448"/>
+            <w:shd w:val="clear" w:color="auto" w:fill="F8F6F4"/>
             <w:tcBorders>
-              <w:top w:val="single" w:sz="4" w:space="0" w:color="E6E5E2"/>
-              <w:left w:val="single" w:sz="4" w:space="0" w:color="E6E5E2"/>
-              <w:bottom w:val="single" w:sz="4" w:space="0" w:color="E6E5E2"/>
-              <w:right w:val="single" w:sz="4" w:space="0" w:color="E6E5E2"/>
+              <w:top w:val="single" w:sz="4" w:space="0" w:color="E4E1DC"/>
+              <w:left w:val="single" w:sz="4" w:space="0" w:color="E4E1DC"/>
+              <w:bottom w:val="single" w:sz="4" w:space="0" w:color="E4E1DC"/>
+              <w:right w:val="single" w:sz="4" w:space="0" w:color="E4E1DC"/>
             </w:tcBorders>
             <w:tcMar>
               <w:top w:w="70" w:type="dxa"/>
@@ -2876,10 +2919,10 @@
           <w:p>
             <w:r>
               <w:rPr>
-                <w:rFonts w:ascii="Calibri" w:hAnsi="Calibri"/>
+                <w:rFonts w:ascii="Calibri" w:hAnsi="Calibri" w:cs="Calibri" w:eastAsia="Calibri"/>
                 <w:b w:val="0"/>
                 <w:i w:val="0"/>
-                <w:color w:val="0A0708"/>
+                <w:color w:val="2B2325"/>
                 <w:sz w:val="18"/>
               </w:rPr>
               <w:t>B4</w:t>
@@ -2888,13 +2931,13 @@
         </w:tc>
         <w:tc>
           <w:tcPr>
-            <w:tcW w:type="dxa" w:w="5256"/>
-            <w:shd w:val="clear" w:color="auto" w:fill="F6F5F4"/>
+            <w:tcW w:type="dxa" w:w="2448"/>
+            <w:shd w:val="clear" w:color="auto" w:fill="F8F6F4"/>
             <w:tcBorders>
-              <w:top w:val="single" w:sz="4" w:space="0" w:color="E6E5E2"/>
-              <w:left w:val="single" w:sz="4" w:space="0" w:color="E6E5E2"/>
-              <w:bottom w:val="single" w:sz="4" w:space="0" w:color="E6E5E2"/>
-              <w:right w:val="single" w:sz="4" w:space="0" w:color="E6E5E2"/>
+              <w:top w:val="single" w:sz="4" w:space="0" w:color="E4E1DC"/>
+              <w:left w:val="single" w:sz="4" w:space="0" w:color="E4E1DC"/>
+              <w:bottom w:val="single" w:sz="4" w:space="0" w:color="E4E1DC"/>
+              <w:right w:val="single" w:sz="4" w:space="0" w:color="E4E1DC"/>
             </w:tcBorders>
             <w:tcMar>
               <w:top w:w="70" w:type="dxa"/>
@@ -2907,25 +2950,35 @@
           <w:p>
             <w:r>
               <w:rPr>
-                <w:rFonts w:ascii="Calibri" w:hAnsi="Calibri"/>
-                <w:b w:val="0"/>
+                <w:rFonts w:ascii="Calibri" w:hAnsi="Calibri" w:cs="Calibri" w:eastAsia="Calibri"/>
+                <w:b/>
                 <w:i w:val="0"/>
                 <w:color w:val="0A0708"/>
                 <w:sz w:val="18"/>
               </w:rPr>
-              <w:t>File bugs as GitHub Issues: title, steps to reproduce, expected vs. actual, screenshot.</w:t>
+              <w:t>File bugs</w:t>
+            </w:r>
+            <w:r>
+              <w:rPr>
+                <w:rFonts w:ascii="Calibri" w:hAnsi="Calibri" w:cs="Calibri" w:eastAsia="Calibri"/>
+                <w:b w:val="0"/>
+                <w:i w:val="0"/>
+                <w:color w:val="2B2325"/>
+                <w:sz w:val="18"/>
+              </w:rPr>
+              <w:t xml:space="preserve"> as GitHub Issues: title, steps to reproduce, expected vs. actual, screenshot.</w:t>
             </w:r>
           </w:p>
         </w:tc>
         <w:tc>
           <w:tcPr>
-            <w:tcW w:type="dxa" w:w="1080"/>
-            <w:shd w:val="clear" w:color="auto" w:fill="F6F5F4"/>
+            <w:tcW w:type="dxa" w:w="2448"/>
+            <w:shd w:val="clear" w:color="auto" w:fill="F8F6F4"/>
             <w:tcBorders>
-              <w:top w:val="single" w:sz="4" w:space="0" w:color="E6E5E2"/>
-              <w:left w:val="single" w:sz="4" w:space="0" w:color="E6E5E2"/>
-              <w:bottom w:val="single" w:sz="4" w:space="0" w:color="E6E5E2"/>
-              <w:right w:val="single" w:sz="4" w:space="0" w:color="E6E5E2"/>
+              <w:top w:val="single" w:sz="4" w:space="0" w:color="E4E1DC"/>
+              <w:left w:val="single" w:sz="4" w:space="0" w:color="E4E1DC"/>
+              <w:bottom w:val="single" w:sz="4" w:space="0" w:color="E4E1DC"/>
+              <w:right w:val="single" w:sz="4" w:space="0" w:color="E4E1DC"/>
             </w:tcBorders>
             <w:tcMar>
               <w:top w:w="70" w:type="dxa"/>
@@ -2938,10 +2991,10 @@
           <w:p>
             <w:r>
               <w:rPr>
-                <w:rFonts w:ascii="Calibri" w:hAnsi="Calibri"/>
+                <w:rFonts w:ascii="Calibri" w:hAnsi="Calibri" w:cs="Calibri" w:eastAsia="Calibri"/>
                 <w:b w:val="0"/>
                 <w:i w:val="0"/>
-                <w:color w:val="0A0708"/>
+                <w:color w:val="2B2325"/>
                 <w:sz w:val="18"/>
               </w:rPr>
               <w:t>No</w:t>
@@ -2950,13 +3003,13 @@
         </w:tc>
         <w:tc>
           <w:tcPr>
-            <w:tcW w:type="dxa" w:w="2952"/>
-            <w:shd w:val="clear" w:color="auto" w:fill="F6F5F4"/>
+            <w:tcW w:type="dxa" w:w="2448"/>
+            <w:shd w:val="clear" w:color="auto" w:fill="F8F6F4"/>
             <w:tcBorders>
-              <w:top w:val="single" w:sz="4" w:space="0" w:color="E6E5E2"/>
-              <w:left w:val="single" w:sz="4" w:space="0" w:color="E6E5E2"/>
-              <w:bottom w:val="single" w:sz="4" w:space="0" w:color="E6E5E2"/>
-              <w:right w:val="single" w:sz="4" w:space="0" w:color="E6E5E2"/>
+              <w:top w:val="single" w:sz="4" w:space="0" w:color="E4E1DC"/>
+              <w:left w:val="single" w:sz="4" w:space="0" w:color="E4E1DC"/>
+              <w:bottom w:val="single" w:sz="4" w:space="0" w:color="E4E1DC"/>
+              <w:right w:val="single" w:sz="4" w:space="0" w:color="E4E1DC"/>
             </w:tcBorders>
             <w:tcMar>
               <w:top w:w="70" w:type="dxa"/>
@@ -2969,10 +3022,10 @@
           <w:p>
             <w:r>
               <w:rPr>
-                <w:rFonts w:ascii="Calibri" w:hAnsi="Calibri"/>
+                <w:rFonts w:ascii="Calibri" w:hAnsi="Calibri" w:cs="Calibri" w:eastAsia="Calibri"/>
                 <w:b w:val="0"/>
                 <w:i w:val="0"/>
-                <w:color w:val="0A0708"/>
+                <w:color w:val="2B2325"/>
                 <w:sz w:val="18"/>
               </w:rPr>
               <w:t>GitHub Issues</w:t>
@@ -2986,13 +3039,13 @@
         </w:trPr>
         <w:tc>
           <w:tcPr>
-            <w:tcW w:type="dxa" w:w="648"/>
+            <w:tcW w:type="dxa" w:w="2448"/>
             <w:shd w:val="clear" w:color="auto" w:fill="FFFFFF"/>
             <w:tcBorders>
-              <w:top w:val="single" w:sz="4" w:space="0" w:color="E6E5E2"/>
-              <w:left w:val="single" w:sz="4" w:space="0" w:color="E6E5E2"/>
-              <w:bottom w:val="single" w:sz="4" w:space="0" w:color="E6E5E2"/>
-              <w:right w:val="single" w:sz="4" w:space="0" w:color="E6E5E2"/>
+              <w:top w:val="single" w:sz="4" w:space="0" w:color="E4E1DC"/>
+              <w:left w:val="single" w:sz="4" w:space="0" w:color="E4E1DC"/>
+              <w:bottom w:val="single" w:sz="4" w:space="0" w:color="E4E1DC"/>
+              <w:right w:val="single" w:sz="4" w:space="0" w:color="E4E1DC"/>
             </w:tcBorders>
             <w:tcMar>
               <w:top w:w="70" w:type="dxa"/>
@@ -3005,10 +3058,10 @@
           <w:p>
             <w:r>
               <w:rPr>
-                <w:rFonts w:ascii="Calibri" w:hAnsi="Calibri"/>
+                <w:rFonts w:ascii="Calibri" w:hAnsi="Calibri" w:cs="Calibri" w:eastAsia="Calibri"/>
                 <w:b w:val="0"/>
                 <w:i w:val="0"/>
-                <w:color w:val="0A0708"/>
+                <w:color w:val="2B2325"/>
                 <w:sz w:val="18"/>
               </w:rPr>
               <w:t>B5</w:t>
@@ -3017,13 +3070,13 @@
         </w:tc>
         <w:tc>
           <w:tcPr>
-            <w:tcW w:type="dxa" w:w="5256"/>
+            <w:tcW w:type="dxa" w:w="2448"/>
             <w:shd w:val="clear" w:color="auto" w:fill="FFFFFF"/>
             <w:tcBorders>
-              <w:top w:val="single" w:sz="4" w:space="0" w:color="E6E5E2"/>
-              <w:left w:val="single" w:sz="4" w:space="0" w:color="E6E5E2"/>
-              <w:bottom w:val="single" w:sz="4" w:space="0" w:color="E6E5E2"/>
-              <w:right w:val="single" w:sz="4" w:space="0" w:color="E6E5E2"/>
+              <w:top w:val="single" w:sz="4" w:space="0" w:color="E4E1DC"/>
+              <w:left w:val="single" w:sz="4" w:space="0" w:color="E4E1DC"/>
+              <w:bottom w:val="single" w:sz="4" w:space="0" w:color="E4E1DC"/>
+              <w:right w:val="single" w:sz="4" w:space="0" w:color="E4E1DC"/>
             </w:tcBorders>
             <w:tcMar>
               <w:top w:w="70" w:type="dxa"/>
@@ -3036,25 +3089,45 @@
           <w:p>
             <w:r>
               <w:rPr>
-                <w:rFonts w:ascii="Calibri" w:hAnsi="Calibri"/>
+                <w:rFonts w:ascii="Calibri" w:hAnsi="Calibri" w:cs="Calibri" w:eastAsia="Calibri"/>
                 <w:b w:val="0"/>
+                <w:i w:val="0"/>
+                <w:color w:val="2B2325"/>
+                <w:sz w:val="18"/>
+              </w:rPr>
+              <w:t xml:space="preserve">After each test round, commit a short </w:t>
+            </w:r>
+            <w:r>
+              <w:rPr>
+                <w:rFonts w:ascii="Calibri" w:hAnsi="Calibri" w:cs="Calibri" w:eastAsia="Calibri"/>
+                <w:b/>
                 <w:i w:val="0"/>
                 <w:color w:val="0A0708"/>
                 <w:sz w:val="18"/>
               </w:rPr>
-              <w:t>After each test round, commit a short results summary (what passed, what failed, issue links). Three rounds = three small commits.</w:t>
+              <w:t>results summary</w:t>
+            </w:r>
+            <w:r>
+              <w:rPr>
+                <w:rFonts w:ascii="Calibri" w:hAnsi="Calibri" w:cs="Calibri" w:eastAsia="Calibri"/>
+                <w:b w:val="0"/>
+                <w:i w:val="0"/>
+                <w:color w:val="2B2325"/>
+                <w:sz w:val="18"/>
+              </w:rPr>
+              <w:t xml:space="preserve"> (what passed, what failed, issue links). Three rounds = three small commits.</w:t>
             </w:r>
           </w:p>
         </w:tc>
         <w:tc>
           <w:tcPr>
-            <w:tcW w:type="dxa" w:w="1080"/>
+            <w:tcW w:type="dxa" w:w="2448"/>
             <w:shd w:val="clear" w:color="auto" w:fill="FFFFFF"/>
             <w:tcBorders>
-              <w:top w:val="single" w:sz="4" w:space="0" w:color="E6E5E2"/>
-              <w:left w:val="single" w:sz="4" w:space="0" w:color="E6E5E2"/>
-              <w:bottom w:val="single" w:sz="4" w:space="0" w:color="E6E5E2"/>
-              <w:right w:val="single" w:sz="4" w:space="0" w:color="E6E5E2"/>
+              <w:top w:val="single" w:sz="4" w:space="0" w:color="E4E1DC"/>
+              <w:left w:val="single" w:sz="4" w:space="0" w:color="E4E1DC"/>
+              <w:bottom w:val="single" w:sz="4" w:space="0" w:color="E4E1DC"/>
+              <w:right w:val="single" w:sz="4" w:space="0" w:color="E4E1DC"/>
             </w:tcBorders>
             <w:tcMar>
               <w:top w:w="70" w:type="dxa"/>
@@ -3067,10 +3140,10 @@
           <w:p>
             <w:r>
               <w:rPr>
-                <w:rFonts w:ascii="Calibri" w:hAnsi="Calibri"/>
+                <w:rFonts w:ascii="Calibri" w:hAnsi="Calibri" w:cs="Calibri" w:eastAsia="Calibri"/>
                 <w:b w:val="0"/>
                 <w:i w:val="0"/>
-                <w:color w:val="0A0708"/>
+                <w:color w:val="2B2325"/>
                 <w:sz w:val="18"/>
               </w:rPr>
               <w:t>Yes</w:t>
@@ -3079,13 +3152,13 @@
         </w:tc>
         <w:tc>
           <w:tcPr>
-            <w:tcW w:type="dxa" w:w="2952"/>
+            <w:tcW w:type="dxa" w:w="2448"/>
             <w:shd w:val="clear" w:color="auto" w:fill="FFFFFF"/>
             <w:tcBorders>
-              <w:top w:val="single" w:sz="4" w:space="0" w:color="E6E5E2"/>
-              <w:left w:val="single" w:sz="4" w:space="0" w:color="E6E5E2"/>
-              <w:bottom w:val="single" w:sz="4" w:space="0" w:color="E6E5E2"/>
-              <w:right w:val="single" w:sz="4" w:space="0" w:color="E6E5E2"/>
+              <w:top w:val="single" w:sz="4" w:space="0" w:color="E4E1DC"/>
+              <w:left w:val="single" w:sz="4" w:space="0" w:color="E4E1DC"/>
+              <w:bottom w:val="single" w:sz="4" w:space="0" w:color="E4E1DC"/>
+              <w:right w:val="single" w:sz="4" w:space="0" w:color="E4E1DC"/>
             </w:tcBorders>
             <w:tcMar>
               <w:top w:w="70" w:type="dxa"/>
@@ -3098,13 +3171,53 @@
           <w:p>
             <w:r>
               <w:rPr>
-                <w:rFonts w:ascii="Calibri" w:hAnsi="Calibri"/>
+                <w:rFonts w:ascii="Consolas" w:hAnsi="Consolas" w:cs="Consolas" w:eastAsia="Consolas"/>
                 <w:b w:val="0"/>
                 <w:i w:val="0"/>
-                <w:color w:val="0A0708"/>
+                <w:color w:val="473536"/>
+                <w:sz w:val="17"/>
+              </w:rPr>
+              <w:t>docs/test-results/round-1.md</w:t>
+            </w:r>
+            <w:r>
+              <w:rPr>
+                <w:rFonts w:ascii="Calibri" w:hAnsi="Calibri" w:cs="Calibri" w:eastAsia="Calibri"/>
+                <w:b w:val="0"/>
+                <w:i w:val="0"/>
+                <w:color w:val="2B2325"/>
                 <w:sz w:val="18"/>
               </w:rPr>
-              <w:t>docs/test-results/round-1.md, round-2.md, round-3.md</w:t>
+              <w:t xml:space="preserve">, </w:t>
+            </w:r>
+            <w:r>
+              <w:rPr>
+                <w:rFonts w:ascii="Consolas" w:hAnsi="Consolas" w:cs="Consolas" w:eastAsia="Consolas"/>
+                <w:b w:val="0"/>
+                <w:i w:val="0"/>
+                <w:color w:val="473536"/>
+                <w:sz w:val="17"/>
+              </w:rPr>
+              <w:t>round-2.md</w:t>
+            </w:r>
+            <w:r>
+              <w:rPr>
+                <w:rFonts w:ascii="Calibri" w:hAnsi="Calibri" w:cs="Calibri" w:eastAsia="Calibri"/>
+                <w:b w:val="0"/>
+                <w:i w:val="0"/>
+                <w:color w:val="2B2325"/>
+                <w:sz w:val="18"/>
+              </w:rPr>
+              <w:t xml:space="preserve">, </w:t>
+            </w:r>
+            <w:r>
+              <w:rPr>
+                <w:rFonts w:ascii="Consolas" w:hAnsi="Consolas" w:cs="Consolas" w:eastAsia="Consolas"/>
+                <w:b w:val="0"/>
+                <w:i w:val="0"/>
+                <w:color w:val="473536"/>
+                <w:sz w:val="17"/>
+              </w:rPr>
+              <w:t>round-3.md</w:t>
             </w:r>
           </w:p>
         </w:tc>
@@ -3118,15 +3231,15 @@
     <w:p>
       <w:pPr>
         <w:keepNext/>
-        <w:spacing w:before="240" w:after="100"/>
+        <w:spacing w:before="240" w:after="80"/>
       </w:pPr>
       <w:r>
         <w:rPr>
-          <w:rFonts w:ascii="Calibri" w:hAnsi="Calibri"/>
+          <w:rFonts w:ascii="Calibri" w:hAnsi="Calibri" w:cs="Calibri" w:eastAsia="Calibri"/>
           <w:b/>
           <w:i w:val="0"/>
-          <w:color w:val="8D4343"/>
-          <w:sz w:val="27"/>
+          <w:color w:val="473536"/>
+          <w:sz w:val="26"/>
         </w:rPr>
         <w:t>Member C — Docs &amp; Presentation</w:t>
       </w:r>
@@ -3149,7 +3262,7 @@
         </w:trPr>
         <w:tc>
           <w:tcPr>
-            <w:tcW w:type="dxa" w:w="648"/>
+            <w:tcW w:type="dxa" w:w="2448"/>
             <w:shd w:val="clear" w:color="auto" w:fill="473536"/>
             <w:tcBorders>
               <w:top w:val="single" w:sz="4" w:space="0" w:color="473536"/>
@@ -3168,7 +3281,7 @@
           <w:p>
             <w:r>
               <w:rPr>
-                <w:rFonts w:ascii="Calibri" w:hAnsi="Calibri"/>
+                <w:rFonts w:ascii="Calibri" w:hAnsi="Calibri" w:cs="Calibri" w:eastAsia="Calibri"/>
                 <w:b/>
                 <w:i w:val="0"/>
                 <w:color w:val="FFFFFF"/>
@@ -3180,7 +3293,7 @@
         </w:tc>
         <w:tc>
           <w:tcPr>
-            <w:tcW w:type="dxa" w:w="5256"/>
+            <w:tcW w:type="dxa" w:w="2448"/>
             <w:shd w:val="clear" w:color="auto" w:fill="473536"/>
             <w:tcBorders>
               <w:top w:val="single" w:sz="4" w:space="0" w:color="473536"/>
@@ -3199,7 +3312,7 @@
           <w:p>
             <w:r>
               <w:rPr>
-                <w:rFonts w:ascii="Calibri" w:hAnsi="Calibri"/>
+                <w:rFonts w:ascii="Calibri" w:hAnsi="Calibri" w:cs="Calibri" w:eastAsia="Calibri"/>
                 <w:b/>
                 <w:i w:val="0"/>
                 <w:color w:val="FFFFFF"/>
@@ -3211,7 +3324,7 @@
         </w:tc>
         <w:tc>
           <w:tcPr>
-            <w:tcW w:type="dxa" w:w="1080"/>
+            <w:tcW w:type="dxa" w:w="2448"/>
             <w:shd w:val="clear" w:color="auto" w:fill="473536"/>
             <w:tcBorders>
               <w:top w:val="single" w:sz="4" w:space="0" w:color="473536"/>
@@ -3230,7 +3343,7 @@
           <w:p>
             <w:r>
               <w:rPr>
-                <w:rFonts w:ascii="Calibri" w:hAnsi="Calibri"/>
+                <w:rFonts w:ascii="Calibri" w:hAnsi="Calibri" w:cs="Calibri" w:eastAsia="Calibri"/>
                 <w:b/>
                 <w:i w:val="0"/>
                 <w:color w:val="FFFFFF"/>
@@ -3242,7 +3355,7 @@
         </w:tc>
         <w:tc>
           <w:tcPr>
-            <w:tcW w:type="dxa" w:w="2952"/>
+            <w:tcW w:type="dxa" w:w="2448"/>
             <w:shd w:val="clear" w:color="auto" w:fill="473536"/>
             <w:tcBorders>
               <w:top w:val="single" w:sz="4" w:space="0" w:color="473536"/>
@@ -3261,7 +3374,7 @@
           <w:p>
             <w:r>
               <w:rPr>
-                <w:rFonts w:ascii="Calibri" w:hAnsi="Calibri"/>
+                <w:rFonts w:ascii="Calibri" w:hAnsi="Calibri" w:cs="Calibri" w:eastAsia="Calibri"/>
                 <w:b/>
                 <w:i w:val="0"/>
                 <w:color w:val="FFFFFF"/>
@@ -3278,13 +3391,13 @@
         </w:trPr>
         <w:tc>
           <w:tcPr>
-            <w:tcW w:type="dxa" w:w="648"/>
+            <w:tcW w:type="dxa" w:w="2448"/>
             <w:shd w:val="clear" w:color="auto" w:fill="FFFFFF"/>
             <w:tcBorders>
-              <w:top w:val="single" w:sz="4" w:space="0" w:color="E6E5E2"/>
-              <w:left w:val="single" w:sz="4" w:space="0" w:color="E6E5E2"/>
-              <w:bottom w:val="single" w:sz="4" w:space="0" w:color="E6E5E2"/>
-              <w:right w:val="single" w:sz="4" w:space="0" w:color="E6E5E2"/>
+              <w:top w:val="single" w:sz="4" w:space="0" w:color="E4E1DC"/>
+              <w:left w:val="single" w:sz="4" w:space="0" w:color="E4E1DC"/>
+              <w:bottom w:val="single" w:sz="4" w:space="0" w:color="E4E1DC"/>
+              <w:right w:val="single" w:sz="4" w:space="0" w:color="E4E1DC"/>
             </w:tcBorders>
             <w:tcMar>
               <w:top w:w="70" w:type="dxa"/>
@@ -3297,10 +3410,10 @@
           <w:p>
             <w:r>
               <w:rPr>
-                <w:rFonts w:ascii="Calibri" w:hAnsi="Calibri"/>
+                <w:rFonts w:ascii="Calibri" w:hAnsi="Calibri" w:cs="Calibri" w:eastAsia="Calibri"/>
                 <w:b w:val="0"/>
                 <w:i w:val="0"/>
-                <w:color w:val="0A0708"/>
+                <w:color w:val="2B2325"/>
                 <w:sz w:val="18"/>
               </w:rPr>
               <w:t>C1</w:t>
@@ -3309,13 +3422,13 @@
         </w:tc>
         <w:tc>
           <w:tcPr>
-            <w:tcW w:type="dxa" w:w="5256"/>
+            <w:tcW w:type="dxa" w:w="2448"/>
             <w:shd w:val="clear" w:color="auto" w:fill="FFFFFF"/>
             <w:tcBorders>
-              <w:top w:val="single" w:sz="4" w:space="0" w:color="E6E5E2"/>
-              <w:left w:val="single" w:sz="4" w:space="0" w:color="E6E5E2"/>
-              <w:bottom w:val="single" w:sz="4" w:space="0" w:color="E6E5E2"/>
-              <w:right w:val="single" w:sz="4" w:space="0" w:color="E6E5E2"/>
+              <w:top w:val="single" w:sz="4" w:space="0" w:color="E4E1DC"/>
+              <w:left w:val="single" w:sz="4" w:space="0" w:color="E4E1DC"/>
+              <w:bottom w:val="single" w:sz="4" w:space="0" w:color="E4E1DC"/>
+              <w:right w:val="single" w:sz="4" w:space="0" w:color="E4E1DC"/>
             </w:tcBorders>
             <w:tcMar>
               <w:top w:w="70" w:type="dxa"/>
@@ -3328,25 +3441,45 @@
           <w:p>
             <w:r>
               <w:rPr>
-                <w:rFonts w:ascii="Calibri" w:hAnsi="Calibri"/>
+                <w:rFonts w:ascii="Calibri" w:hAnsi="Calibri" w:cs="Calibri" w:eastAsia="Calibri"/>
                 <w:b w:val="0"/>
                 <w:i w:val="0"/>
-                <w:color w:val="0A0708"/>
+                <w:color w:val="2B2325"/>
                 <w:sz w:val="18"/>
               </w:rPr>
-              <w:t>Onboarding: add your name, role, and one-line interest to TEAM.md.</w:t>
+              <w:t xml:space="preserve">Onboarding: add your name, role, and one-line interest to </w:t>
+            </w:r>
+            <w:r>
+              <w:rPr>
+                <w:rFonts w:ascii="Consolas" w:hAnsi="Consolas" w:cs="Consolas" w:eastAsia="Consolas"/>
+                <w:b w:val="0"/>
+                <w:i w:val="0"/>
+                <w:color w:val="473536"/>
+                <w:sz w:val="17"/>
+              </w:rPr>
+              <w:t>TEAM.md</w:t>
+            </w:r>
+            <w:r>
+              <w:rPr>
+                <w:rFonts w:ascii="Calibri" w:hAnsi="Calibri" w:cs="Calibri" w:eastAsia="Calibri"/>
+                <w:b w:val="0"/>
+                <w:i w:val="0"/>
+                <w:color w:val="2B2325"/>
+                <w:sz w:val="18"/>
+              </w:rPr>
+              <w:t>.</w:t>
             </w:r>
           </w:p>
         </w:tc>
         <w:tc>
           <w:tcPr>
-            <w:tcW w:type="dxa" w:w="1080"/>
+            <w:tcW w:type="dxa" w:w="2448"/>
             <w:shd w:val="clear" w:color="auto" w:fill="FFFFFF"/>
             <w:tcBorders>
-              <w:top w:val="single" w:sz="4" w:space="0" w:color="E6E5E2"/>
-              <w:left w:val="single" w:sz="4" w:space="0" w:color="E6E5E2"/>
-              <w:bottom w:val="single" w:sz="4" w:space="0" w:color="E6E5E2"/>
-              <w:right w:val="single" w:sz="4" w:space="0" w:color="E6E5E2"/>
+              <w:top w:val="single" w:sz="4" w:space="0" w:color="E4E1DC"/>
+              <w:left w:val="single" w:sz="4" w:space="0" w:color="E4E1DC"/>
+              <w:bottom w:val="single" w:sz="4" w:space="0" w:color="E4E1DC"/>
+              <w:right w:val="single" w:sz="4" w:space="0" w:color="E4E1DC"/>
             </w:tcBorders>
             <w:tcMar>
               <w:top w:w="70" w:type="dxa"/>
@@ -3359,10 +3492,10 @@
           <w:p>
             <w:r>
               <w:rPr>
-                <w:rFonts w:ascii="Calibri" w:hAnsi="Calibri"/>
+                <w:rFonts w:ascii="Calibri" w:hAnsi="Calibri" w:cs="Calibri" w:eastAsia="Calibri"/>
                 <w:b w:val="0"/>
                 <w:i w:val="0"/>
-                <w:color w:val="0A0708"/>
+                <w:color w:val="2B2325"/>
                 <w:sz w:val="18"/>
               </w:rPr>
               <w:t>Yes</w:t>
@@ -3371,13 +3504,13 @@
         </w:tc>
         <w:tc>
           <w:tcPr>
-            <w:tcW w:type="dxa" w:w="2952"/>
+            <w:tcW w:type="dxa" w:w="2448"/>
             <w:shd w:val="clear" w:color="auto" w:fill="FFFFFF"/>
             <w:tcBorders>
-              <w:top w:val="single" w:sz="4" w:space="0" w:color="E6E5E2"/>
-              <w:left w:val="single" w:sz="4" w:space="0" w:color="E6E5E2"/>
-              <w:bottom w:val="single" w:sz="4" w:space="0" w:color="E6E5E2"/>
-              <w:right w:val="single" w:sz="4" w:space="0" w:color="E6E5E2"/>
+              <w:top w:val="single" w:sz="4" w:space="0" w:color="E4E1DC"/>
+              <w:left w:val="single" w:sz="4" w:space="0" w:color="E4E1DC"/>
+              <w:bottom w:val="single" w:sz="4" w:space="0" w:color="E4E1DC"/>
+              <w:right w:val="single" w:sz="4" w:space="0" w:color="E4E1DC"/>
             </w:tcBorders>
             <w:tcMar>
               <w:top w:w="70" w:type="dxa"/>
@@ -3390,11 +3523,11 @@
           <w:p>
             <w:r>
               <w:rPr>
-                <w:rFonts w:ascii="Calibri" w:hAnsi="Calibri"/>
+                <w:rFonts w:ascii="Consolas" w:hAnsi="Consolas" w:cs="Consolas" w:eastAsia="Consolas"/>
                 <w:b w:val="0"/>
                 <w:i w:val="0"/>
-                <w:color w:val="0A0708"/>
-                <w:sz w:val="18"/>
+                <w:color w:val="473536"/>
+                <w:sz w:val="17"/>
               </w:rPr>
               <w:t>TEAM.md</w:t>
             </w:r>
@@ -3407,13 +3540,13 @@
         </w:trPr>
         <w:tc>
           <w:tcPr>
-            <w:tcW w:type="dxa" w:w="648"/>
-            <w:shd w:val="clear" w:color="auto" w:fill="F6F5F4"/>
+            <w:tcW w:type="dxa" w:w="2448"/>
+            <w:shd w:val="clear" w:color="auto" w:fill="F8F6F4"/>
             <w:tcBorders>
-              <w:top w:val="single" w:sz="4" w:space="0" w:color="E6E5E2"/>
-              <w:left w:val="single" w:sz="4" w:space="0" w:color="E6E5E2"/>
-              <w:bottom w:val="single" w:sz="4" w:space="0" w:color="E6E5E2"/>
-              <w:right w:val="single" w:sz="4" w:space="0" w:color="E6E5E2"/>
+              <w:top w:val="single" w:sz="4" w:space="0" w:color="E4E1DC"/>
+              <w:left w:val="single" w:sz="4" w:space="0" w:color="E4E1DC"/>
+              <w:bottom w:val="single" w:sz="4" w:space="0" w:color="E4E1DC"/>
+              <w:right w:val="single" w:sz="4" w:space="0" w:color="E4E1DC"/>
             </w:tcBorders>
             <w:tcMar>
               <w:top w:w="70" w:type="dxa"/>
@@ -3426,10 +3559,10 @@
           <w:p>
             <w:r>
               <w:rPr>
-                <w:rFonts w:ascii="Calibri" w:hAnsi="Calibri"/>
+                <w:rFonts w:ascii="Calibri" w:hAnsi="Calibri" w:cs="Calibri" w:eastAsia="Calibri"/>
                 <w:b w:val="0"/>
                 <w:i w:val="0"/>
-                <w:color w:val="0A0708"/>
+                <w:color w:val="2B2325"/>
                 <w:sz w:val="18"/>
               </w:rPr>
               <w:t>C2</w:t>
@@ -3438,13 +3571,13 @@
         </w:tc>
         <w:tc>
           <w:tcPr>
-            <w:tcW w:type="dxa" w:w="5256"/>
-            <w:shd w:val="clear" w:color="auto" w:fill="F6F5F4"/>
+            <w:tcW w:type="dxa" w:w="2448"/>
+            <w:shd w:val="clear" w:color="auto" w:fill="F8F6F4"/>
             <w:tcBorders>
-              <w:top w:val="single" w:sz="4" w:space="0" w:color="E6E5E2"/>
-              <w:left w:val="single" w:sz="4" w:space="0" w:color="E6E5E2"/>
-              <w:bottom w:val="single" w:sz="4" w:space="0" w:color="E6E5E2"/>
-              <w:right w:val="single" w:sz="4" w:space="0" w:color="E6E5E2"/>
+              <w:top w:val="single" w:sz="4" w:space="0" w:color="E4E1DC"/>
+              <w:left w:val="single" w:sz="4" w:space="0" w:color="E4E1DC"/>
+              <w:bottom w:val="single" w:sz="4" w:space="0" w:color="E4E1DC"/>
+              <w:right w:val="single" w:sz="4" w:space="0" w:color="E4E1DC"/>
             </w:tcBorders>
             <w:tcMar>
               <w:top w:w="70" w:type="dxa"/>
@@ -3457,25 +3590,65 @@
           <w:p>
             <w:r>
               <w:rPr>
-                <w:rFonts w:ascii="Calibri" w:hAnsi="Calibri"/>
+                <w:rFonts w:ascii="Calibri" w:hAnsi="Calibri" w:cs="Calibri" w:eastAsia="Calibri"/>
                 <w:b w:val="0"/>
+                <w:i w:val="0"/>
+                <w:color w:val="2B2325"/>
+                <w:sz w:val="18"/>
+              </w:rPr>
+              <w:t xml:space="preserve">Write </w:t>
+            </w:r>
+            <w:r>
+              <w:rPr>
+                <w:rFonts w:ascii="Consolas" w:hAnsi="Consolas" w:cs="Consolas" w:eastAsia="Consolas"/>
+                <w:b w:val="0"/>
+                <w:i w:val="0"/>
+                <w:color w:val="473536"/>
+                <w:sz w:val="17"/>
+              </w:rPr>
+              <w:t>README.md</w:t>
+            </w:r>
+            <w:r>
+              <w:rPr>
+                <w:rFonts w:ascii="Calibri" w:hAnsi="Calibri" w:cs="Calibri" w:eastAsia="Calibri"/>
+                <w:b w:val="0"/>
+                <w:i w:val="0"/>
+                <w:color w:val="2B2325"/>
+                <w:sz w:val="18"/>
+              </w:rPr>
+              <w:t xml:space="preserve"> (what the project is, how to install, env vars, run, seed) and </w:t>
+            </w:r>
+            <w:r>
+              <w:rPr>
+                <w:rFonts w:ascii="Calibri" w:hAnsi="Calibri" w:cs="Calibri" w:eastAsia="Calibri"/>
+                <w:b/>
                 <w:i w:val="0"/>
                 <w:color w:val="0A0708"/>
                 <w:sz w:val="18"/>
               </w:rPr>
-              <w:t>Write README.md (what the project is, how to install, env vars, run, seed) and test the steps on your own machine; report gaps to the lead.</w:t>
+              <w:t>test the steps on your own machine</w:t>
+            </w:r>
+            <w:r>
+              <w:rPr>
+                <w:rFonts w:ascii="Calibri" w:hAnsi="Calibri" w:cs="Calibri" w:eastAsia="Calibri"/>
+                <w:b w:val="0"/>
+                <w:i w:val="0"/>
+                <w:color w:val="2B2325"/>
+                <w:sz w:val="18"/>
+              </w:rPr>
+              <w:t>; report gaps to the lead.</w:t>
             </w:r>
           </w:p>
         </w:tc>
         <w:tc>
           <w:tcPr>
-            <w:tcW w:type="dxa" w:w="1080"/>
-            <w:shd w:val="clear" w:color="auto" w:fill="F6F5F4"/>
+            <w:tcW w:type="dxa" w:w="2448"/>
+            <w:shd w:val="clear" w:color="auto" w:fill="F8F6F4"/>
             <w:tcBorders>
-              <w:top w:val="single" w:sz="4" w:space="0" w:color="E6E5E2"/>
-              <w:left w:val="single" w:sz="4" w:space="0" w:color="E6E5E2"/>
-              <w:bottom w:val="single" w:sz="4" w:space="0" w:color="E6E5E2"/>
-              <w:right w:val="single" w:sz="4" w:space="0" w:color="E6E5E2"/>
+              <w:top w:val="single" w:sz="4" w:space="0" w:color="E4E1DC"/>
+              <w:left w:val="single" w:sz="4" w:space="0" w:color="E4E1DC"/>
+              <w:bottom w:val="single" w:sz="4" w:space="0" w:color="E4E1DC"/>
+              <w:right w:val="single" w:sz="4" w:space="0" w:color="E4E1DC"/>
             </w:tcBorders>
             <w:tcMar>
               <w:top w:w="70" w:type="dxa"/>
@@ -3488,10 +3661,10 @@
           <w:p>
             <w:r>
               <w:rPr>
-                <w:rFonts w:ascii="Calibri" w:hAnsi="Calibri"/>
+                <w:rFonts w:ascii="Calibri" w:hAnsi="Calibri" w:cs="Calibri" w:eastAsia="Calibri"/>
                 <w:b w:val="0"/>
                 <w:i w:val="0"/>
-                <w:color w:val="0A0708"/>
+                <w:color w:val="2B2325"/>
                 <w:sz w:val="18"/>
               </w:rPr>
               <w:t>Yes</w:t>
@@ -3500,13 +3673,13 @@
         </w:tc>
         <w:tc>
           <w:tcPr>
-            <w:tcW w:type="dxa" w:w="2952"/>
-            <w:shd w:val="clear" w:color="auto" w:fill="F6F5F4"/>
+            <w:tcW w:type="dxa" w:w="2448"/>
+            <w:shd w:val="clear" w:color="auto" w:fill="F8F6F4"/>
             <w:tcBorders>
-              <w:top w:val="single" w:sz="4" w:space="0" w:color="E6E5E2"/>
-              <w:left w:val="single" w:sz="4" w:space="0" w:color="E6E5E2"/>
-              <w:bottom w:val="single" w:sz="4" w:space="0" w:color="E6E5E2"/>
-              <w:right w:val="single" w:sz="4" w:space="0" w:color="E6E5E2"/>
+              <w:top w:val="single" w:sz="4" w:space="0" w:color="E4E1DC"/>
+              <w:left w:val="single" w:sz="4" w:space="0" w:color="E4E1DC"/>
+              <w:bottom w:val="single" w:sz="4" w:space="0" w:color="E4E1DC"/>
+              <w:right w:val="single" w:sz="4" w:space="0" w:color="E4E1DC"/>
             </w:tcBorders>
             <w:tcMar>
               <w:top w:w="70" w:type="dxa"/>
@@ -3519,11 +3692,11 @@
           <w:p>
             <w:r>
               <w:rPr>
-                <w:rFonts w:ascii="Calibri" w:hAnsi="Calibri"/>
+                <w:rFonts w:ascii="Consolas" w:hAnsi="Consolas" w:cs="Consolas" w:eastAsia="Consolas"/>
                 <w:b w:val="0"/>
                 <w:i w:val="0"/>
-                <w:color w:val="0A0708"/>
-                <w:sz w:val="18"/>
+                <w:color w:val="473536"/>
+                <w:sz w:val="17"/>
               </w:rPr>
               <w:t>README.md</w:t>
             </w:r>
@@ -3536,13 +3709,13 @@
         </w:trPr>
         <w:tc>
           <w:tcPr>
-            <w:tcW w:type="dxa" w:w="648"/>
+            <w:tcW w:type="dxa" w:w="2448"/>
             <w:shd w:val="clear" w:color="auto" w:fill="FFFFFF"/>
             <w:tcBorders>
-              <w:top w:val="single" w:sz="4" w:space="0" w:color="E6E5E2"/>
-              <w:left w:val="single" w:sz="4" w:space="0" w:color="E6E5E2"/>
-              <w:bottom w:val="single" w:sz="4" w:space="0" w:color="E6E5E2"/>
-              <w:right w:val="single" w:sz="4" w:space="0" w:color="E6E5E2"/>
+              <w:top w:val="single" w:sz="4" w:space="0" w:color="E4E1DC"/>
+              <w:left w:val="single" w:sz="4" w:space="0" w:color="E4E1DC"/>
+              <w:bottom w:val="single" w:sz="4" w:space="0" w:color="E4E1DC"/>
+              <w:right w:val="single" w:sz="4" w:space="0" w:color="E4E1DC"/>
             </w:tcBorders>
             <w:tcMar>
               <w:top w:w="70" w:type="dxa"/>
@@ -3555,10 +3728,10 @@
           <w:p>
             <w:r>
               <w:rPr>
-                <w:rFonts w:ascii="Calibri" w:hAnsi="Calibri"/>
+                <w:rFonts w:ascii="Calibri" w:hAnsi="Calibri" w:cs="Calibri" w:eastAsia="Calibri"/>
                 <w:b w:val="0"/>
                 <w:i w:val="0"/>
-                <w:color w:val="0A0708"/>
+                <w:color w:val="2B2325"/>
                 <w:sz w:val="18"/>
               </w:rPr>
               <w:t>C3</w:t>
@@ -3567,13 +3740,13 @@
         </w:tc>
         <w:tc>
           <w:tcPr>
-            <w:tcW w:type="dxa" w:w="5256"/>
+            <w:tcW w:type="dxa" w:w="2448"/>
             <w:shd w:val="clear" w:color="auto" w:fill="FFFFFF"/>
             <w:tcBorders>
-              <w:top w:val="single" w:sz="4" w:space="0" w:color="E6E5E2"/>
-              <w:left w:val="single" w:sz="4" w:space="0" w:color="E6E5E2"/>
-              <w:bottom w:val="single" w:sz="4" w:space="0" w:color="E6E5E2"/>
-              <w:right w:val="single" w:sz="4" w:space="0" w:color="E6E5E2"/>
+              <w:top w:val="single" w:sz="4" w:space="0" w:color="E4E1DC"/>
+              <w:left w:val="single" w:sz="4" w:space="0" w:color="E4E1DC"/>
+              <w:bottom w:val="single" w:sz="4" w:space="0" w:color="E4E1DC"/>
+              <w:right w:val="single" w:sz="4" w:space="0" w:color="E4E1DC"/>
             </w:tcBorders>
             <w:tcMar>
               <w:top w:w="70" w:type="dxa"/>
@@ -3586,25 +3759,45 @@
           <w:p>
             <w:r>
               <w:rPr>
-                <w:rFonts w:ascii="Calibri" w:hAnsi="Calibri"/>
+                <w:rFonts w:ascii="Calibri" w:hAnsi="Calibri" w:cs="Calibri" w:eastAsia="Calibri"/>
                 <w:b w:val="0"/>
+                <w:i w:val="0"/>
+                <w:color w:val="2B2325"/>
+                <w:sz w:val="18"/>
+              </w:rPr>
+              <w:t xml:space="preserve">Write the </w:t>
+            </w:r>
+            <w:r>
+              <w:rPr>
+                <w:rFonts w:ascii="Calibri" w:hAnsi="Calibri" w:cs="Calibri" w:eastAsia="Calibri"/>
+                <w:b/>
                 <w:i w:val="0"/>
                 <w:color w:val="0A0708"/>
                 <w:sz w:val="18"/>
               </w:rPr>
-              <w:t>Write the user guide for buyer, vendor, and admin with screenshots.</w:t>
+              <w:t>user guide</w:t>
+            </w:r>
+            <w:r>
+              <w:rPr>
+                <w:rFonts w:ascii="Calibri" w:hAnsi="Calibri" w:cs="Calibri" w:eastAsia="Calibri"/>
+                <w:b w:val="0"/>
+                <w:i w:val="0"/>
+                <w:color w:val="2B2325"/>
+                <w:sz w:val="18"/>
+              </w:rPr>
+              <w:t xml:space="preserve"> for buyer, vendor, and admin with screenshots.</w:t>
             </w:r>
           </w:p>
         </w:tc>
         <w:tc>
           <w:tcPr>
-            <w:tcW w:type="dxa" w:w="1080"/>
+            <w:tcW w:type="dxa" w:w="2448"/>
             <w:shd w:val="clear" w:color="auto" w:fill="FFFFFF"/>
             <w:tcBorders>
-              <w:top w:val="single" w:sz="4" w:space="0" w:color="E6E5E2"/>
-              <w:left w:val="single" w:sz="4" w:space="0" w:color="E6E5E2"/>
-              <w:bottom w:val="single" w:sz="4" w:space="0" w:color="E6E5E2"/>
-              <w:right w:val="single" w:sz="4" w:space="0" w:color="E6E5E2"/>
+              <w:top w:val="single" w:sz="4" w:space="0" w:color="E4E1DC"/>
+              <w:left w:val="single" w:sz="4" w:space="0" w:color="E4E1DC"/>
+              <w:bottom w:val="single" w:sz="4" w:space="0" w:color="E4E1DC"/>
+              <w:right w:val="single" w:sz="4" w:space="0" w:color="E4E1DC"/>
             </w:tcBorders>
             <w:tcMar>
               <w:top w:w="70" w:type="dxa"/>
@@ -3617,10 +3810,10 @@
           <w:p>
             <w:r>
               <w:rPr>
-                <w:rFonts w:ascii="Calibri" w:hAnsi="Calibri"/>
+                <w:rFonts w:ascii="Calibri" w:hAnsi="Calibri" w:cs="Calibri" w:eastAsia="Calibri"/>
                 <w:b w:val="0"/>
                 <w:i w:val="0"/>
-                <w:color w:val="0A0708"/>
+                <w:color w:val="2B2325"/>
                 <w:sz w:val="18"/>
               </w:rPr>
               <w:t>Yes</w:t>
@@ -3629,13 +3822,13 @@
         </w:tc>
         <w:tc>
           <w:tcPr>
-            <w:tcW w:type="dxa" w:w="2952"/>
+            <w:tcW w:type="dxa" w:w="2448"/>
             <w:shd w:val="clear" w:color="auto" w:fill="FFFFFF"/>
             <w:tcBorders>
-              <w:top w:val="single" w:sz="4" w:space="0" w:color="E6E5E2"/>
-              <w:left w:val="single" w:sz="4" w:space="0" w:color="E6E5E2"/>
-              <w:bottom w:val="single" w:sz="4" w:space="0" w:color="E6E5E2"/>
-              <w:right w:val="single" w:sz="4" w:space="0" w:color="E6E5E2"/>
+              <w:top w:val="single" w:sz="4" w:space="0" w:color="E4E1DC"/>
+              <w:left w:val="single" w:sz="4" w:space="0" w:color="E4E1DC"/>
+              <w:bottom w:val="single" w:sz="4" w:space="0" w:color="E4E1DC"/>
+              <w:right w:val="single" w:sz="4" w:space="0" w:color="E4E1DC"/>
             </w:tcBorders>
             <w:tcMar>
               <w:top w:w="70" w:type="dxa"/>
@@ -3648,11 +3841,11 @@
           <w:p>
             <w:r>
               <w:rPr>
-                <w:rFonts w:ascii="Calibri" w:hAnsi="Calibri"/>
+                <w:rFonts w:ascii="Consolas" w:hAnsi="Consolas" w:cs="Consolas" w:eastAsia="Consolas"/>
                 <w:b w:val="0"/>
                 <w:i w:val="0"/>
-                <w:color w:val="0A0708"/>
-                <w:sz w:val="18"/>
+                <w:color w:val="473536"/>
+                <w:sz w:val="17"/>
               </w:rPr>
               <w:t>docs/user-guide.md</w:t>
             </w:r>
@@ -3665,13 +3858,13 @@
         </w:trPr>
         <w:tc>
           <w:tcPr>
-            <w:tcW w:type="dxa" w:w="648"/>
-            <w:shd w:val="clear" w:color="auto" w:fill="F6F5F4"/>
+            <w:tcW w:type="dxa" w:w="2448"/>
+            <w:shd w:val="clear" w:color="auto" w:fill="F8F6F4"/>
             <w:tcBorders>
-              <w:top w:val="single" w:sz="4" w:space="0" w:color="E6E5E2"/>
-              <w:left w:val="single" w:sz="4" w:space="0" w:color="E6E5E2"/>
-              <w:bottom w:val="single" w:sz="4" w:space="0" w:color="E6E5E2"/>
-              <w:right w:val="single" w:sz="4" w:space="0" w:color="E6E5E2"/>
+              <w:top w:val="single" w:sz="4" w:space="0" w:color="E4E1DC"/>
+              <w:left w:val="single" w:sz="4" w:space="0" w:color="E4E1DC"/>
+              <w:bottom w:val="single" w:sz="4" w:space="0" w:color="E4E1DC"/>
+              <w:right w:val="single" w:sz="4" w:space="0" w:color="E4E1DC"/>
             </w:tcBorders>
             <w:tcMar>
               <w:top w:w="70" w:type="dxa"/>
@@ -3684,10 +3877,10 @@
           <w:p>
             <w:r>
               <w:rPr>
-                <w:rFonts w:ascii="Calibri" w:hAnsi="Calibri"/>
+                <w:rFonts w:ascii="Calibri" w:hAnsi="Calibri" w:cs="Calibri" w:eastAsia="Calibri"/>
                 <w:b w:val="0"/>
                 <w:i w:val="0"/>
-                <w:color w:val="0A0708"/>
+                <w:color w:val="2B2325"/>
                 <w:sz w:val="18"/>
               </w:rPr>
               <w:t>C4</w:t>
@@ -3696,13 +3889,13 @@
         </w:tc>
         <w:tc>
           <w:tcPr>
-            <w:tcW w:type="dxa" w:w="5256"/>
-            <w:shd w:val="clear" w:color="auto" w:fill="F6F5F4"/>
+            <w:tcW w:type="dxa" w:w="2448"/>
+            <w:shd w:val="clear" w:color="auto" w:fill="F8F6F4"/>
             <w:tcBorders>
-              <w:top w:val="single" w:sz="4" w:space="0" w:color="E6E5E2"/>
-              <w:left w:val="single" w:sz="4" w:space="0" w:color="E6E5E2"/>
-              <w:bottom w:val="single" w:sz="4" w:space="0" w:color="E6E5E2"/>
-              <w:right w:val="single" w:sz="4" w:space="0" w:color="E6E5E2"/>
+              <w:top w:val="single" w:sz="4" w:space="0" w:color="E4E1DC"/>
+              <w:left w:val="single" w:sz="4" w:space="0" w:color="E4E1DC"/>
+              <w:bottom w:val="single" w:sz="4" w:space="0" w:color="E4E1DC"/>
+              <w:right w:val="single" w:sz="4" w:space="0" w:color="E4E1DC"/>
             </w:tcBorders>
             <w:tcMar>
               <w:top w:w="70" w:type="dxa"/>
@@ -3715,25 +3908,45 @@
           <w:p>
             <w:r>
               <w:rPr>
-                <w:rFonts w:ascii="Calibri" w:hAnsi="Calibri"/>
+                <w:rFonts w:ascii="Calibri" w:hAnsi="Calibri" w:cs="Calibri" w:eastAsia="Calibri"/>
                 <w:b w:val="0"/>
+                <w:i w:val="0"/>
+                <w:color w:val="2B2325"/>
+                <w:sz w:val="18"/>
+              </w:rPr>
+              <w:t xml:space="preserve">Keep </w:t>
+            </w:r>
+            <w:r>
+              <w:rPr>
+                <w:rFonts w:ascii="Calibri" w:hAnsi="Calibri" w:cs="Calibri" w:eastAsia="Calibri"/>
+                <w:b/>
                 <w:i w:val="0"/>
                 <w:color w:val="0A0708"/>
                 <w:sz w:val="18"/>
               </w:rPr>
-              <w:t>Keep meeting notes and weekly sprint reports (who did what, blockers). Commit one final consolidated summary at the end.</w:t>
+              <w:t>meeting notes and weekly sprint reports</w:t>
+            </w:r>
+            <w:r>
+              <w:rPr>
+                <w:rFonts w:ascii="Calibri" w:hAnsi="Calibri" w:cs="Calibri" w:eastAsia="Calibri"/>
+                <w:b w:val="0"/>
+                <w:i w:val="0"/>
+                <w:color w:val="2B2325"/>
+                <w:sz w:val="18"/>
+              </w:rPr>
+              <w:t xml:space="preserve"> (who did what, blockers). Commit one final consolidated summary at the end.</w:t>
             </w:r>
           </w:p>
         </w:tc>
         <w:tc>
           <w:tcPr>
-            <w:tcW w:type="dxa" w:w="1080"/>
-            <w:shd w:val="clear" w:color="auto" w:fill="F6F5F4"/>
+            <w:tcW w:type="dxa" w:w="2448"/>
+            <w:shd w:val="clear" w:color="auto" w:fill="F8F6F4"/>
             <w:tcBorders>
-              <w:top w:val="single" w:sz="4" w:space="0" w:color="E6E5E2"/>
-              <w:left w:val="single" w:sz="4" w:space="0" w:color="E6E5E2"/>
-              <w:bottom w:val="single" w:sz="4" w:space="0" w:color="E6E5E2"/>
-              <w:right w:val="single" w:sz="4" w:space="0" w:color="E6E5E2"/>
+              <w:top w:val="single" w:sz="4" w:space="0" w:color="E4E1DC"/>
+              <w:left w:val="single" w:sz="4" w:space="0" w:color="E4E1DC"/>
+              <w:bottom w:val="single" w:sz="4" w:space="0" w:color="E4E1DC"/>
+              <w:right w:val="single" w:sz="4" w:space="0" w:color="E4E1DC"/>
             </w:tcBorders>
             <w:tcMar>
               <w:top w:w="70" w:type="dxa"/>
@@ -3746,10 +3959,10 @@
           <w:p>
             <w:r>
               <w:rPr>
-                <w:rFonts w:ascii="Calibri" w:hAnsi="Calibri"/>
+                <w:rFonts w:ascii="Calibri" w:hAnsi="Calibri" w:cs="Calibri" w:eastAsia="Calibri"/>
                 <w:b w:val="0"/>
                 <w:i w:val="0"/>
-                <w:color w:val="0A0708"/>
+                <w:color w:val="2B2325"/>
                 <w:sz w:val="18"/>
               </w:rPr>
               <w:t>Notes: No. Summary: Yes</w:t>
@@ -3758,13 +3971,13 @@
         </w:tc>
         <w:tc>
           <w:tcPr>
-            <w:tcW w:type="dxa" w:w="2952"/>
-            <w:shd w:val="clear" w:color="auto" w:fill="F6F5F4"/>
+            <w:tcW w:type="dxa" w:w="2448"/>
+            <w:shd w:val="clear" w:color="auto" w:fill="F8F6F4"/>
             <w:tcBorders>
-              <w:top w:val="single" w:sz="4" w:space="0" w:color="E6E5E2"/>
-              <w:left w:val="single" w:sz="4" w:space="0" w:color="E6E5E2"/>
-              <w:bottom w:val="single" w:sz="4" w:space="0" w:color="E6E5E2"/>
-              <w:right w:val="single" w:sz="4" w:space="0" w:color="E6E5E2"/>
+              <w:top w:val="single" w:sz="4" w:space="0" w:color="E4E1DC"/>
+              <w:left w:val="single" w:sz="4" w:space="0" w:color="E4E1DC"/>
+              <w:bottom w:val="single" w:sz="4" w:space="0" w:color="E4E1DC"/>
+              <w:right w:val="single" w:sz="4" w:space="0" w:color="E4E1DC"/>
             </w:tcBorders>
             <w:tcMar>
               <w:top w:w="70" w:type="dxa"/>
@@ -3777,13 +3990,23 @@
           <w:p>
             <w:r>
               <w:rPr>
-                <w:rFonts w:ascii="Calibri" w:hAnsi="Calibri"/>
+                <w:rFonts w:ascii="Calibri" w:hAnsi="Calibri" w:cs="Calibri" w:eastAsia="Calibri"/>
                 <w:b w:val="0"/>
                 <w:i w:val="0"/>
-                <w:color w:val="0A0708"/>
+                <w:color w:val="2B2325"/>
                 <w:sz w:val="18"/>
               </w:rPr>
-              <w:t>Shared doc; docs/sprints.md</w:t>
+              <w:t xml:space="preserve">Shared doc; </w:t>
+            </w:r>
+            <w:r>
+              <w:rPr>
+                <w:rFonts w:ascii="Consolas" w:hAnsi="Consolas" w:cs="Consolas" w:eastAsia="Consolas"/>
+                <w:b w:val="0"/>
+                <w:i w:val="0"/>
+                <w:color w:val="473536"/>
+                <w:sz w:val="17"/>
+              </w:rPr>
+              <w:t>docs/sprints.md</w:t>
             </w:r>
           </w:p>
         </w:tc>
@@ -3794,13 +4017,13 @@
         </w:trPr>
         <w:tc>
           <w:tcPr>
-            <w:tcW w:type="dxa" w:w="648"/>
+            <w:tcW w:type="dxa" w:w="2448"/>
             <w:shd w:val="clear" w:color="auto" w:fill="FFFFFF"/>
             <w:tcBorders>
-              <w:top w:val="single" w:sz="4" w:space="0" w:color="E6E5E2"/>
-              <w:left w:val="single" w:sz="4" w:space="0" w:color="E6E5E2"/>
-              <w:bottom w:val="single" w:sz="4" w:space="0" w:color="E6E5E2"/>
-              <w:right w:val="single" w:sz="4" w:space="0" w:color="E6E5E2"/>
+              <w:top w:val="single" w:sz="4" w:space="0" w:color="E4E1DC"/>
+              <w:left w:val="single" w:sz="4" w:space="0" w:color="E4E1DC"/>
+              <w:bottom w:val="single" w:sz="4" w:space="0" w:color="E4E1DC"/>
+              <w:right w:val="single" w:sz="4" w:space="0" w:color="E4E1DC"/>
             </w:tcBorders>
             <w:tcMar>
               <w:top w:w="70" w:type="dxa"/>
@@ -3813,10 +4036,10 @@
           <w:p>
             <w:r>
               <w:rPr>
-                <w:rFonts w:ascii="Calibri" w:hAnsi="Calibri"/>
+                <w:rFonts w:ascii="Calibri" w:hAnsi="Calibri" w:cs="Calibri" w:eastAsia="Calibri"/>
                 <w:b w:val="0"/>
                 <w:i w:val="0"/>
-                <w:color w:val="0A0708"/>
+                <w:color w:val="2B2325"/>
                 <w:sz w:val="18"/>
               </w:rPr>
               <w:t>C5</w:t>
@@ -3825,13 +4048,13 @@
         </w:tc>
         <w:tc>
           <w:tcPr>
-            <w:tcW w:type="dxa" w:w="5256"/>
+            <w:tcW w:type="dxa" w:w="2448"/>
             <w:shd w:val="clear" w:color="auto" w:fill="FFFFFF"/>
             <w:tcBorders>
-              <w:top w:val="single" w:sz="4" w:space="0" w:color="E6E5E2"/>
-              <w:left w:val="single" w:sz="4" w:space="0" w:color="E6E5E2"/>
-              <w:bottom w:val="single" w:sz="4" w:space="0" w:color="E6E5E2"/>
-              <w:right w:val="single" w:sz="4" w:space="0" w:color="E6E5E2"/>
+              <w:top w:val="single" w:sz="4" w:space="0" w:color="E4E1DC"/>
+              <w:left w:val="single" w:sz="4" w:space="0" w:color="E4E1DC"/>
+              <w:bottom w:val="single" w:sz="4" w:space="0" w:color="E4E1DC"/>
+              <w:right w:val="single" w:sz="4" w:space="0" w:color="E4E1DC"/>
             </w:tcBorders>
             <w:tcMar>
               <w:top w:w="70" w:type="dxa"/>
@@ -3844,25 +4067,45 @@
           <w:p>
             <w:r>
               <w:rPr>
-                <w:rFonts w:ascii="Calibri" w:hAnsi="Calibri"/>
+                <w:rFonts w:ascii="Calibri" w:hAnsi="Calibri" w:cs="Calibri" w:eastAsia="Calibri"/>
                 <w:b w:val="0"/>
+                <w:i w:val="0"/>
+                <w:color w:val="2B2325"/>
+                <w:sz w:val="18"/>
+              </w:rPr>
+              <w:t xml:space="preserve">Build the </w:t>
+            </w:r>
+            <w:r>
+              <w:rPr>
+                <w:rFonts w:ascii="Calibri" w:hAnsi="Calibri" w:cs="Calibri" w:eastAsia="Calibri"/>
+                <w:b/>
                 <w:i w:val="0"/>
                 <w:color w:val="0A0708"/>
                 <w:sz w:val="18"/>
               </w:rPr>
-              <w:t>Build the final presentation slides and demo script. Each member sends their own slide content; C assembles.</w:t>
+              <w:t>final presentation slides and demo script</w:t>
+            </w:r>
+            <w:r>
+              <w:rPr>
+                <w:rFonts w:ascii="Calibri" w:hAnsi="Calibri" w:cs="Calibri" w:eastAsia="Calibri"/>
+                <w:b w:val="0"/>
+                <w:i w:val="0"/>
+                <w:color w:val="2B2325"/>
+                <w:sz w:val="18"/>
+              </w:rPr>
+              <w:t>. Each member sends their own slide content; C assembles.</w:t>
             </w:r>
           </w:p>
         </w:tc>
         <w:tc>
           <w:tcPr>
-            <w:tcW w:type="dxa" w:w="1080"/>
+            <w:tcW w:type="dxa" w:w="2448"/>
             <w:shd w:val="clear" w:color="auto" w:fill="FFFFFF"/>
             <w:tcBorders>
-              <w:top w:val="single" w:sz="4" w:space="0" w:color="E6E5E2"/>
-              <w:left w:val="single" w:sz="4" w:space="0" w:color="E6E5E2"/>
-              <w:bottom w:val="single" w:sz="4" w:space="0" w:color="E6E5E2"/>
-              <w:right w:val="single" w:sz="4" w:space="0" w:color="E6E5E2"/>
+              <w:top w:val="single" w:sz="4" w:space="0" w:color="E4E1DC"/>
+              <w:left w:val="single" w:sz="4" w:space="0" w:color="E4E1DC"/>
+              <w:bottom w:val="single" w:sz="4" w:space="0" w:color="E4E1DC"/>
+              <w:right w:val="single" w:sz="4" w:space="0" w:color="E4E1DC"/>
             </w:tcBorders>
             <w:tcMar>
               <w:top w:w="70" w:type="dxa"/>
@@ -3875,10 +4118,10 @@
           <w:p>
             <w:r>
               <w:rPr>
-                <w:rFonts w:ascii="Calibri" w:hAnsi="Calibri"/>
+                <w:rFonts w:ascii="Calibri" w:hAnsi="Calibri" w:cs="Calibri" w:eastAsia="Calibri"/>
                 <w:b w:val="0"/>
                 <w:i w:val="0"/>
-                <w:color w:val="0A0708"/>
+                <w:color w:val="2B2325"/>
                 <w:sz w:val="18"/>
               </w:rPr>
               <w:t>No</w:t>
@@ -3887,13 +4130,13 @@
         </w:tc>
         <w:tc>
           <w:tcPr>
-            <w:tcW w:type="dxa" w:w="2952"/>
+            <w:tcW w:type="dxa" w:w="2448"/>
             <w:shd w:val="clear" w:color="auto" w:fill="FFFFFF"/>
             <w:tcBorders>
-              <w:top w:val="single" w:sz="4" w:space="0" w:color="E6E5E2"/>
-              <w:left w:val="single" w:sz="4" w:space="0" w:color="E6E5E2"/>
-              <w:bottom w:val="single" w:sz="4" w:space="0" w:color="E6E5E2"/>
-              <w:right w:val="single" w:sz="4" w:space="0" w:color="E6E5E2"/>
+              <w:top w:val="single" w:sz="4" w:space="0" w:color="E4E1DC"/>
+              <w:left w:val="single" w:sz="4" w:space="0" w:color="E4E1DC"/>
+              <w:bottom w:val="single" w:sz="4" w:space="0" w:color="E4E1DC"/>
+              <w:right w:val="single" w:sz="4" w:space="0" w:color="E4E1DC"/>
             </w:tcBorders>
             <w:tcMar>
               <w:top w:w="70" w:type="dxa"/>
@@ -3906,10 +4149,10 @@
           <w:p>
             <w:r>
               <w:rPr>
-                <w:rFonts w:ascii="Calibri" w:hAnsi="Calibri"/>
+                <w:rFonts w:ascii="Calibri" w:hAnsi="Calibri" w:cs="Calibri" w:eastAsia="Calibri"/>
                 <w:b w:val="0"/>
                 <w:i w:val="0"/>
-                <w:color w:val="0A0708"/>
+                <w:color w:val="2B2325"/>
                 <w:sz w:val="18"/>
               </w:rPr>
               <w:t>Shared drive</w:t>
@@ -3923,13 +4166,13 @@
         </w:trPr>
         <w:tc>
           <w:tcPr>
-            <w:tcW w:type="dxa" w:w="648"/>
-            <w:shd w:val="clear" w:color="auto" w:fill="F6F5F4"/>
+            <w:tcW w:type="dxa" w:w="2448"/>
+            <w:shd w:val="clear" w:color="auto" w:fill="F8F6F4"/>
             <w:tcBorders>
-              <w:top w:val="single" w:sz="4" w:space="0" w:color="E6E5E2"/>
-              <w:left w:val="single" w:sz="4" w:space="0" w:color="E6E5E2"/>
-              <w:bottom w:val="single" w:sz="4" w:space="0" w:color="E6E5E2"/>
-              <w:right w:val="single" w:sz="4" w:space="0" w:color="E6E5E2"/>
+              <w:top w:val="single" w:sz="4" w:space="0" w:color="E4E1DC"/>
+              <w:left w:val="single" w:sz="4" w:space="0" w:color="E4E1DC"/>
+              <w:bottom w:val="single" w:sz="4" w:space="0" w:color="E4E1DC"/>
+              <w:right w:val="single" w:sz="4" w:space="0" w:color="E4E1DC"/>
             </w:tcBorders>
             <w:tcMar>
               <w:top w:w="70" w:type="dxa"/>
@@ -3942,10 +4185,10 @@
           <w:p>
             <w:r>
               <w:rPr>
-                <w:rFonts w:ascii="Calibri" w:hAnsi="Calibri"/>
+                <w:rFonts w:ascii="Calibri" w:hAnsi="Calibri" w:cs="Calibri" w:eastAsia="Calibri"/>
                 <w:b w:val="0"/>
                 <w:i w:val="0"/>
-                <w:color w:val="0A0708"/>
+                <w:color w:val="2B2325"/>
                 <w:sz w:val="18"/>
               </w:rPr>
               <w:t>C6</w:t>
@@ -3954,13 +4197,13 @@
         </w:tc>
         <w:tc>
           <w:tcPr>
-            <w:tcW w:type="dxa" w:w="5256"/>
-            <w:shd w:val="clear" w:color="auto" w:fill="F6F5F4"/>
+            <w:tcW w:type="dxa" w:w="2448"/>
+            <w:shd w:val="clear" w:color="auto" w:fill="F8F6F4"/>
             <w:tcBorders>
-              <w:top w:val="single" w:sz="4" w:space="0" w:color="E6E5E2"/>
-              <w:left w:val="single" w:sz="4" w:space="0" w:color="E6E5E2"/>
-              <w:bottom w:val="single" w:sz="4" w:space="0" w:color="E6E5E2"/>
-              <w:right w:val="single" w:sz="4" w:space="0" w:color="E6E5E2"/>
+              <w:top w:val="single" w:sz="4" w:space="0" w:color="E4E1DC"/>
+              <w:left w:val="single" w:sz="4" w:space="0" w:color="E4E1DC"/>
+              <w:bottom w:val="single" w:sz="4" w:space="0" w:color="E4E1DC"/>
+              <w:right w:val="single" w:sz="4" w:space="0" w:color="E4E1DC"/>
             </w:tcBorders>
             <w:tcMar>
               <w:top w:w="70" w:type="dxa"/>
@@ -3973,25 +4216,25 @@
           <w:p>
             <w:r>
               <w:rPr>
-                <w:rFonts w:ascii="Calibri" w:hAnsi="Calibri"/>
+                <w:rFonts w:ascii="Calibri" w:hAnsi="Calibri" w:cs="Calibri" w:eastAsia="Calibri"/>
                 <w:b w:val="0"/>
                 <w:i w:val="0"/>
-                <w:color w:val="0A0708"/>
+                <w:color w:val="2B2325"/>
                 <w:sz w:val="18"/>
               </w:rPr>
-              <w:t>Review the UI on a phone and a laptop; file visual and usability problems as GitHub Issues.</w:t>
+              <w:t>Review the UI on a phone and laptop; file visual/usability problems as GitHub Issues.</w:t>
             </w:r>
           </w:p>
         </w:tc>
         <w:tc>
           <w:tcPr>
-            <w:tcW w:type="dxa" w:w="1080"/>
-            <w:shd w:val="clear" w:color="auto" w:fill="F6F5F4"/>
+            <w:tcW w:type="dxa" w:w="2448"/>
+            <w:shd w:val="clear" w:color="auto" w:fill="F8F6F4"/>
             <w:tcBorders>
-              <w:top w:val="single" w:sz="4" w:space="0" w:color="E6E5E2"/>
-              <w:left w:val="single" w:sz="4" w:space="0" w:color="E6E5E2"/>
-              <w:bottom w:val="single" w:sz="4" w:space="0" w:color="E6E5E2"/>
-              <w:right w:val="single" w:sz="4" w:space="0" w:color="E6E5E2"/>
+              <w:top w:val="single" w:sz="4" w:space="0" w:color="E4E1DC"/>
+              <w:left w:val="single" w:sz="4" w:space="0" w:color="E4E1DC"/>
+              <w:bottom w:val="single" w:sz="4" w:space="0" w:color="E4E1DC"/>
+              <w:right w:val="single" w:sz="4" w:space="0" w:color="E4E1DC"/>
             </w:tcBorders>
             <w:tcMar>
               <w:top w:w="70" w:type="dxa"/>
@@ -4004,10 +4247,10 @@
           <w:p>
             <w:r>
               <w:rPr>
-                <w:rFonts w:ascii="Calibri" w:hAnsi="Calibri"/>
+                <w:rFonts w:ascii="Calibri" w:hAnsi="Calibri" w:cs="Calibri" w:eastAsia="Calibri"/>
                 <w:b w:val="0"/>
                 <w:i w:val="0"/>
-                <w:color w:val="0A0708"/>
+                <w:color w:val="2B2325"/>
                 <w:sz w:val="18"/>
               </w:rPr>
               <w:t>No</w:t>
@@ -4016,13 +4259,13 @@
         </w:tc>
         <w:tc>
           <w:tcPr>
-            <w:tcW w:type="dxa" w:w="2952"/>
-            <w:shd w:val="clear" w:color="auto" w:fill="F6F5F4"/>
+            <w:tcW w:type="dxa" w:w="2448"/>
+            <w:shd w:val="clear" w:color="auto" w:fill="F8F6F4"/>
             <w:tcBorders>
-              <w:top w:val="single" w:sz="4" w:space="0" w:color="E6E5E2"/>
-              <w:left w:val="single" w:sz="4" w:space="0" w:color="E6E5E2"/>
-              <w:bottom w:val="single" w:sz="4" w:space="0" w:color="E6E5E2"/>
-              <w:right w:val="single" w:sz="4" w:space="0" w:color="E6E5E2"/>
+              <w:top w:val="single" w:sz="4" w:space="0" w:color="E4E1DC"/>
+              <w:left w:val="single" w:sz="4" w:space="0" w:color="E4E1DC"/>
+              <w:bottom w:val="single" w:sz="4" w:space="0" w:color="E4E1DC"/>
+              <w:right w:val="single" w:sz="4" w:space="0" w:color="E4E1DC"/>
             </w:tcBorders>
             <w:tcMar>
               <w:top w:w="70" w:type="dxa"/>
@@ -4035,10 +4278,10 @@
           <w:p>
             <w:r>
               <w:rPr>
-                <w:rFonts w:ascii="Calibri" w:hAnsi="Calibri"/>
+                <w:rFonts w:ascii="Calibri" w:hAnsi="Calibri" w:cs="Calibri" w:eastAsia="Calibri"/>
                 <w:b w:val="0"/>
                 <w:i w:val="0"/>
-                <w:color w:val="0A0708"/>
+                <w:color w:val="2B2325"/>
                 <w:sz w:val="18"/>
               </w:rPr>
               <w:t>GitHub Issues</w:t>
@@ -4055,15 +4298,15 @@
     <w:p>
       <w:pPr>
         <w:keepNext/>
-        <w:spacing w:before="240" w:after="100"/>
+        <w:spacing w:before="240" w:after="80"/>
       </w:pPr>
       <w:r>
         <w:rPr>
-          <w:rFonts w:ascii="Calibri" w:hAnsi="Calibri"/>
+          <w:rFonts w:ascii="Calibri" w:hAnsi="Calibri" w:cs="Calibri" w:eastAsia="Calibri"/>
           <w:b/>
           <w:i w:val="0"/>
-          <w:color w:val="8D4343"/>
-          <w:sz w:val="27"/>
+          <w:color w:val="473536"/>
+          <w:sz w:val="26"/>
         </w:rPr>
         <w:t>Optional extras (only if someone wants more)</w:t>
       </w:r>
@@ -4084,7 +4327,7 @@
         </w:trPr>
         <w:tc>
           <w:tcPr>
-            <w:tcW w:type="dxa" w:w="8064"/>
+            <w:tcW w:type="dxa" w:w="4896"/>
             <w:shd w:val="clear" w:color="auto" w:fill="473536"/>
             <w:tcBorders>
               <w:top w:val="single" w:sz="4" w:space="0" w:color="473536"/>
@@ -4103,11 +4346,11 @@
           <w:p>
             <w:r>
               <w:rPr>
-                <w:rFonts w:ascii="Calibri" w:hAnsi="Calibri"/>
+                <w:rFonts w:ascii="Calibri" w:hAnsi="Calibri" w:cs="Calibri" w:eastAsia="Calibri"/>
                 <w:b/>
                 <w:i w:val="0"/>
                 <w:color w:val="FFFFFF"/>
-                <w:sz w:val="19"/>
+                <w:sz w:val="18"/>
               </w:rPr>
               <w:t>Task</w:t>
             </w:r>
@@ -4115,7 +4358,7 @@
         </w:tc>
         <w:tc>
           <w:tcPr>
-            <w:tcW w:type="dxa" w:w="1872"/>
+            <w:tcW w:type="dxa" w:w="4896"/>
             <w:shd w:val="clear" w:color="auto" w:fill="473536"/>
             <w:tcBorders>
               <w:top w:val="single" w:sz="4" w:space="0" w:color="473536"/>
@@ -4134,11 +4377,11 @@
           <w:p>
             <w:r>
               <w:rPr>
-                <w:rFonts w:ascii="Calibri" w:hAnsi="Calibri"/>
+                <w:rFonts w:ascii="Calibri" w:hAnsi="Calibri" w:cs="Calibri" w:eastAsia="Calibri"/>
                 <w:b/>
                 <w:i w:val="0"/>
                 <w:color w:val="FFFFFF"/>
-                <w:sz w:val="19"/>
+                <w:sz w:val="18"/>
               </w:rPr>
               <w:t>Commit?</w:t>
             </w:r>
@@ -4151,13 +4394,13 @@
         </w:trPr>
         <w:tc>
           <w:tcPr>
-            <w:tcW w:type="dxa" w:w="8064"/>
+            <w:tcW w:type="dxa" w:w="4896"/>
             <w:shd w:val="clear" w:color="auto" w:fill="FFFFFF"/>
             <w:tcBorders>
-              <w:top w:val="single" w:sz="4" w:space="0" w:color="E6E5E2"/>
-              <w:left w:val="single" w:sz="4" w:space="0" w:color="E6E5E2"/>
-              <w:bottom w:val="single" w:sz="4" w:space="0" w:color="E6E5E2"/>
-              <w:right w:val="single" w:sz="4" w:space="0" w:color="E6E5E2"/>
+              <w:top w:val="single" w:sz="4" w:space="0" w:color="E4E1DC"/>
+              <w:left w:val="single" w:sz="4" w:space="0" w:color="E4E1DC"/>
+              <w:bottom w:val="single" w:sz="4" w:space="0" w:color="E4E1DC"/>
+              <w:right w:val="single" w:sz="4" w:space="0" w:color="E4E1DC"/>
             </w:tcBorders>
             <w:tcMar>
               <w:top w:w="70" w:type="dxa"/>
@@ -4170,11 +4413,11 @@
           <w:p>
             <w:r>
               <w:rPr>
-                <w:rFonts w:ascii="Calibri" w:hAnsi="Calibri"/>
+                <w:rFonts w:ascii="Calibri" w:hAnsi="Calibri" w:cs="Calibri" w:eastAsia="Calibri"/>
                 <w:b w:val="0"/>
                 <w:i w:val="0"/>
-                <w:color w:val="0A0708"/>
-                <w:sz w:val="19"/>
+                <w:color w:val="2B2325"/>
+                <w:sz w:val="18"/>
               </w:rPr>
               <w:t>Translate UI copy to Nepali into a JSON file the lead provides</w:t>
             </w:r>
@@ -4182,13 +4425,13 @@
         </w:tc>
         <w:tc>
           <w:tcPr>
-            <w:tcW w:type="dxa" w:w="1872"/>
+            <w:tcW w:type="dxa" w:w="4896"/>
             <w:shd w:val="clear" w:color="auto" w:fill="FFFFFF"/>
             <w:tcBorders>
-              <w:top w:val="single" w:sz="4" w:space="0" w:color="E6E5E2"/>
-              <w:left w:val="single" w:sz="4" w:space="0" w:color="E6E5E2"/>
-              <w:bottom w:val="single" w:sz="4" w:space="0" w:color="E6E5E2"/>
-              <w:right w:val="single" w:sz="4" w:space="0" w:color="E6E5E2"/>
+              <w:top w:val="single" w:sz="4" w:space="0" w:color="E4E1DC"/>
+              <w:left w:val="single" w:sz="4" w:space="0" w:color="E4E1DC"/>
+              <w:bottom w:val="single" w:sz="4" w:space="0" w:color="E4E1DC"/>
+              <w:right w:val="single" w:sz="4" w:space="0" w:color="E4E1DC"/>
             </w:tcBorders>
             <w:tcMar>
               <w:top w:w="70" w:type="dxa"/>
@@ -4201,11 +4444,11 @@
           <w:p>
             <w:r>
               <w:rPr>
-                <w:rFonts w:ascii="Calibri" w:hAnsi="Calibri"/>
+                <w:rFonts w:ascii="Calibri" w:hAnsi="Calibri" w:cs="Calibri" w:eastAsia="Calibri"/>
                 <w:b w:val="0"/>
                 <w:i w:val="0"/>
-                <w:color w:val="0A0708"/>
-                <w:sz w:val="19"/>
+                <w:color w:val="2B2325"/>
+                <w:sz w:val="18"/>
               </w:rPr>
               <w:t>Yes</w:t>
             </w:r>
@@ -4218,13 +4461,13 @@
         </w:trPr>
         <w:tc>
           <w:tcPr>
-            <w:tcW w:type="dxa" w:w="8064"/>
-            <w:shd w:val="clear" w:color="auto" w:fill="F6F5F4"/>
+            <w:tcW w:type="dxa" w:w="4896"/>
+            <w:shd w:val="clear" w:color="auto" w:fill="F8F6F4"/>
             <w:tcBorders>
-              <w:top w:val="single" w:sz="4" w:space="0" w:color="E6E5E2"/>
-              <w:left w:val="single" w:sz="4" w:space="0" w:color="E6E5E2"/>
-              <w:bottom w:val="single" w:sz="4" w:space="0" w:color="E6E5E2"/>
-              <w:right w:val="single" w:sz="4" w:space="0" w:color="E6E5E2"/>
+              <w:top w:val="single" w:sz="4" w:space="0" w:color="E4E1DC"/>
+              <w:left w:val="single" w:sz="4" w:space="0" w:color="E4E1DC"/>
+              <w:bottom w:val="single" w:sz="4" w:space="0" w:color="E4E1DC"/>
+              <w:right w:val="single" w:sz="4" w:space="0" w:color="E4E1DC"/>
             </w:tcBorders>
             <w:tcMar>
               <w:top w:w="70" w:type="dxa"/>
@@ -4237,11 +4480,11 @@
           <w:p>
             <w:r>
               <w:rPr>
-                <w:rFonts w:ascii="Calibri" w:hAnsi="Calibri"/>
+                <w:rFonts w:ascii="Calibri" w:hAnsi="Calibri" w:cs="Calibri" w:eastAsia="Calibri"/>
                 <w:b w:val="0"/>
                 <w:i w:val="0"/>
-                <w:color w:val="0A0708"/>
-                <w:sz w:val="19"/>
+                <w:color w:val="2B2325"/>
+                <w:sz w:val="18"/>
               </w:rPr>
               <w:t>Redraw the ER diagram for the final schema and export a PNG</w:t>
             </w:r>
@@ -4249,13 +4492,13 @@
         </w:tc>
         <w:tc>
           <w:tcPr>
-            <w:tcW w:type="dxa" w:w="1872"/>
-            <w:shd w:val="clear" w:color="auto" w:fill="F6F5F4"/>
+            <w:tcW w:type="dxa" w:w="4896"/>
+            <w:shd w:val="clear" w:color="auto" w:fill="F8F6F4"/>
             <w:tcBorders>
-              <w:top w:val="single" w:sz="4" w:space="0" w:color="E6E5E2"/>
-              <w:left w:val="single" w:sz="4" w:space="0" w:color="E6E5E2"/>
-              <w:bottom w:val="single" w:sz="4" w:space="0" w:color="E6E5E2"/>
-              <w:right w:val="single" w:sz="4" w:space="0" w:color="E6E5E2"/>
+              <w:top w:val="single" w:sz="4" w:space="0" w:color="E4E1DC"/>
+              <w:left w:val="single" w:sz="4" w:space="0" w:color="E4E1DC"/>
+              <w:bottom w:val="single" w:sz="4" w:space="0" w:color="E4E1DC"/>
+              <w:right w:val="single" w:sz="4" w:space="0" w:color="E4E1DC"/>
             </w:tcBorders>
             <w:tcMar>
               <w:top w:w="70" w:type="dxa"/>
@@ -4268,11 +4511,11 @@
           <w:p>
             <w:r>
               <w:rPr>
-                <w:rFonts w:ascii="Calibri" w:hAnsi="Calibri"/>
+                <w:rFonts w:ascii="Calibri" w:hAnsi="Calibri" w:cs="Calibri" w:eastAsia="Calibri"/>
                 <w:b w:val="0"/>
                 <w:i w:val="0"/>
-                <w:color w:val="0A0708"/>
-                <w:sz w:val="19"/>
+                <w:color w:val="2B2325"/>
+                <w:sz w:val="18"/>
               </w:rPr>
               <w:t>Yes</w:t>
             </w:r>
@@ -4285,13 +4528,13 @@
         </w:trPr>
         <w:tc>
           <w:tcPr>
-            <w:tcW w:type="dxa" w:w="8064"/>
+            <w:tcW w:type="dxa" w:w="4896"/>
             <w:shd w:val="clear" w:color="auto" w:fill="FFFFFF"/>
             <w:tcBorders>
-              <w:top w:val="single" w:sz="4" w:space="0" w:color="E6E5E2"/>
-              <w:left w:val="single" w:sz="4" w:space="0" w:color="E6E5E2"/>
-              <w:bottom w:val="single" w:sz="4" w:space="0" w:color="E6E5E2"/>
-              <w:right w:val="single" w:sz="4" w:space="0" w:color="E6E5E2"/>
+              <w:top w:val="single" w:sz="4" w:space="0" w:color="E4E1DC"/>
+              <w:left w:val="single" w:sz="4" w:space="0" w:color="E4E1DC"/>
+              <w:bottom w:val="single" w:sz="4" w:space="0" w:color="E4E1DC"/>
+              <w:right w:val="single" w:sz="4" w:space="0" w:color="E4E1DC"/>
             </w:tcBorders>
             <w:tcMar>
               <w:top w:w="70" w:type="dxa"/>
@@ -4304,11 +4547,11 @@
           <w:p>
             <w:r>
               <w:rPr>
-                <w:rFonts w:ascii="Calibri" w:hAnsi="Calibri"/>
+                <w:rFonts w:ascii="Calibri" w:hAnsi="Calibri" w:cs="Calibri" w:eastAsia="Calibri"/>
                 <w:b w:val="0"/>
                 <w:i w:val="0"/>
-                <w:color w:val="0A0708"/>
-                <w:sz w:val="19"/>
+                <w:color w:val="2B2325"/>
+                <w:sz w:val="18"/>
               </w:rPr>
               <w:t>Review each other's docs PRs (comments count as GitHub activity)</w:t>
             </w:r>
@@ -4316,13 +4559,13 @@
         </w:tc>
         <w:tc>
           <w:tcPr>
-            <w:tcW w:type="dxa" w:w="1872"/>
+            <w:tcW w:type="dxa" w:w="4896"/>
             <w:shd w:val="clear" w:color="auto" w:fill="FFFFFF"/>
             <w:tcBorders>
-              <w:top w:val="single" w:sz="4" w:space="0" w:color="E6E5E2"/>
-              <w:left w:val="single" w:sz="4" w:space="0" w:color="E6E5E2"/>
-              <w:bottom w:val="single" w:sz="4" w:space="0" w:color="E6E5E2"/>
-              <w:right w:val="single" w:sz="4" w:space="0" w:color="E6E5E2"/>
+              <w:top w:val="single" w:sz="4" w:space="0" w:color="E4E1DC"/>
+              <w:left w:val="single" w:sz="4" w:space="0" w:color="E4E1DC"/>
+              <w:bottom w:val="single" w:sz="4" w:space="0" w:color="E4E1DC"/>
+              <w:right w:val="single" w:sz="4" w:space="0" w:color="E4E1DC"/>
             </w:tcBorders>
             <w:tcMar>
               <w:top w:w="70" w:type="dxa"/>
@@ -4335,11 +4578,11 @@
           <w:p>
             <w:r>
               <w:rPr>
-                <w:rFonts w:ascii="Calibri" w:hAnsi="Calibri"/>
+                <w:rFonts w:ascii="Calibri" w:hAnsi="Calibri" w:cs="Calibri" w:eastAsia="Calibri"/>
                 <w:b w:val="0"/>
                 <w:i w:val="0"/>
-                <w:color w:val="0A0708"/>
-                <w:sz w:val="19"/>
+                <w:color w:val="2B2325"/>
+                <w:sz w:val="18"/>
               </w:rPr>
               <w:t>No</w:t>
             </w:r>
@@ -4355,71 +4598,71 @@
     <w:p>
       <w:pPr>
         <w:keepNext/>
-        <w:spacing w:before="240" w:after="100"/>
+        <w:spacing w:before="240" w:after="80"/>
       </w:pPr>
       <w:r>
         <w:rPr>
-          <w:rFonts w:ascii="Calibri" w:hAnsi="Calibri"/>
+          <w:rFonts w:ascii="Calibri" w:hAnsi="Calibri" w:cs="Calibri" w:eastAsia="Calibri"/>
           <w:b/>
           <w:i w:val="0"/>
-          <w:color w:val="8D4343"/>
-          <w:sz w:val="27"/>
+          <w:color w:val="473536"/>
+          <w:sz w:val="26"/>
         </w:rPr>
         <w:t>Lead (for reference)</w:t>
       </w:r>
     </w:p>
     <w:p>
       <w:pPr>
-        <w:spacing w:after="120" w:before="0"/>
+        <w:spacing w:after="120"/>
       </w:pPr>
       <w:r>
         <w:rPr>
-          <w:rFonts w:ascii="Calibri" w:hAnsi="Calibri"/>
+          <w:rFonts w:ascii="Calibri" w:hAnsi="Calibri" w:cs="Calibri" w:eastAsia="Calibri"/>
           <w:b w:val="0"/>
           <w:i w:val="0"/>
-          <w:color w:val="0A0708"/>
+          <w:color w:val="2B2325"/>
           <w:sz w:val="21"/>
         </w:rPr>
-        <w:t>All code: repo and Supabase setup, Prisma schema and seed script, authentication and role guards, server actions, React components and pages (ported from vinted.html), hero banner carousel, checkout and payments, admin tools, deployment, and code review. The lead uses Member A's data and copy, and fixes the bugs Member B reports.</w:t>
+        <w:t xml:space="preserve">All code: repo and Supabase setup, Prisma schema and seed script, authentication and role guards, server actions, React components and pages (ported from </w:t>
       </w:r>
-    </w:p>
-    <w:p>
       <w:r>
-        <w:br w:type="page"/>
+        <w:rPr>
+          <w:rFonts w:ascii="Consolas" w:hAnsi="Consolas" w:cs="Consolas" w:eastAsia="Consolas"/>
+          <w:b w:val="0"/>
+          <w:i w:val="0"/>
+          <w:color w:val="473536"/>
+          <w:sz w:val="20"/>
+        </w:rPr>
+        <w:t>vinted.html</w:t>
+      </w:r>
+      <w:r>
+        <w:rPr>
+          <w:rFonts w:ascii="Calibri" w:hAnsi="Calibri" w:cs="Calibri" w:eastAsia="Calibri"/>
+          <w:b w:val="0"/>
+          <w:i w:val="0"/>
+          <w:color w:val="2B2325"/>
+          <w:sz w:val="21"/>
+        </w:rPr>
+        <w:t>), hero banner carousel, checkout and payments, admin tools, deployment, and code review. The lead uses Member A's data and copy, and fixes the bugs Member B reports.</w:t>
       </w:r>
     </w:p>
     <w:p>
       <w:pPr>
         <w:keepNext/>
-        <w:spacing w:before="80" w:after="200"/>
+        <w:spacing w:before="320" w:after="160"/>
         <w:pBdr>
-          <w:bottom w:val="single" w:sz="14" w:space="4" w:color="473536"/>
+          <w:bottom w:val="single" w:sz="14" w:space="4" w:color="D98F75"/>
         </w:pBdr>
       </w:pPr>
       <w:r>
         <w:rPr>
-          <w:rFonts w:ascii="Calibri" w:hAnsi="Calibri"/>
+          <w:rFonts w:ascii="Calibri" w:hAnsi="Calibri" w:cs="Calibri" w:eastAsia="Calibri"/>
           <w:b/>
           <w:i w:val="0"/>
           <w:color w:val="0A0708"/>
-          <w:sz w:val="38"/>
+          <w:sz w:val="36"/>
         </w:rPr>
-        <w:t>4.  Commit Budget</w:t>
-      </w:r>
-    </w:p>
-    <w:p>
-      <w:pPr>
-        <w:spacing w:after="120" w:before="0"/>
-      </w:pPr>
-      <w:r>
-        <w:rPr>
-          <w:rFonts w:ascii="Calibri" w:hAnsi="Calibri"/>
-          <w:b w:val="0"/>
-          <w:i w:val="0"/>
-          <w:color w:val="0A0708"/>
-          <w:sz w:val="21"/>
-        </w:rPr>
-        <w:t>Every other contribution is visible through Issues, PR reviews, the project board, and documents (Section 8).</w:t>
+        <w:t>4. Commit Budget (per teammate)</w:t>
       </w:r>
     </w:p>
     <w:tbl>
@@ -4429,9 +4672,8 @@
         <w:tblLook w:firstColumn="1" w:firstRow="1" w:lastColumn="0" w:lastRow="0" w:noHBand="0" w:noVBand="1" w:val="04A0"/>
       </w:tblPr>
       <w:tblGrid>
-        <w:gridCol w:w="3264"/>
-        <w:gridCol w:w="3264"/>
-        <w:gridCol w:w="3264"/>
+        <w:gridCol w:w="4896"/>
+        <w:gridCol w:w="4896"/>
       </w:tblGrid>
       <w:tr>
         <w:trPr>
@@ -4439,7 +4681,7 @@
         </w:trPr>
         <w:tc>
           <w:tcPr>
-            <w:tcW w:type="dxa" w:w="2304"/>
+            <w:tcW w:type="dxa" w:w="4896"/>
             <w:shd w:val="clear" w:color="auto" w:fill="473536"/>
             <w:tcBorders>
               <w:top w:val="single" w:sz="4" w:space="0" w:color="473536"/>
@@ -4458,11 +4700,11 @@
           <w:p>
             <w:r>
               <w:rPr>
-                <w:rFonts w:ascii="Calibri" w:hAnsi="Calibri"/>
+                <w:rFonts w:ascii="Calibri" w:hAnsi="Calibri" w:cs="Calibri" w:eastAsia="Calibri"/>
                 <w:b/>
                 <w:i w:val="0"/>
                 <w:color w:val="FFFFFF"/>
-                <w:sz w:val="19"/>
+                <w:sz w:val="18"/>
               </w:rPr>
               <w:t>Person</w:t>
             </w:r>
@@ -4470,7 +4712,7 @@
         </w:tc>
         <w:tc>
           <w:tcPr>
-            <w:tcW w:type="dxa" w:w="6192"/>
+            <w:tcW w:type="dxa" w:w="4896"/>
             <w:shd w:val="clear" w:color="auto" w:fill="473536"/>
             <w:tcBorders>
               <w:top w:val="single" w:sz="4" w:space="0" w:color="473536"/>
@@ -4489,19 +4731,275 @@
           <w:p>
             <w:r>
               <w:rPr>
-                <w:rFonts w:ascii="Calibri" w:hAnsi="Calibri"/>
+                <w:rFonts w:ascii="Calibri" w:hAnsi="Calibri" w:cs="Calibri" w:eastAsia="Calibri"/>
                 <w:b/>
                 <w:i w:val="0"/>
                 <w:color w:val="FFFFFF"/>
-                <w:sz w:val="19"/>
+                <w:sz w:val="18"/>
               </w:rPr>
               <w:t>Planned commits</w:t>
             </w:r>
           </w:p>
         </w:tc>
+      </w:tr>
+      <w:tr>
+        <w:trPr>
+          <w:cantSplit w:val="true"/>
+        </w:trPr>
         <w:tc>
           <w:tcPr>
-            <w:tcW w:type="dxa" w:w="1440"/>
+            <w:tcW w:type="dxa" w:w="4896"/>
+            <w:shd w:val="clear" w:color="auto" w:fill="FFFFFF"/>
+            <w:tcBorders>
+              <w:top w:val="single" w:sz="4" w:space="0" w:color="E4E1DC"/>
+              <w:left w:val="single" w:sz="4" w:space="0" w:color="E4E1DC"/>
+              <w:bottom w:val="single" w:sz="4" w:space="0" w:color="E4E1DC"/>
+              <w:right w:val="single" w:sz="4" w:space="0" w:color="E4E1DC"/>
+            </w:tcBorders>
+            <w:tcMar>
+              <w:top w:w="70" w:type="dxa"/>
+              <w:bottom w:w="70" w:type="dxa"/>
+              <w:left w:w="90" w:type="dxa"/>
+              <w:right w:w="90" w:type="dxa"/>
+            </w:tcMar>
+            <w:vAlign w:val="center"/>
+          </w:tcPr>
+          <w:p>
+            <w:r>
+              <w:rPr>
+                <w:rFonts w:ascii="Calibri" w:hAnsi="Calibri" w:cs="Calibri" w:eastAsia="Calibri"/>
+                <w:b w:val="0"/>
+                <w:i w:val="0"/>
+                <w:color w:val="2B2325"/>
+                <w:sz w:val="18"/>
+              </w:rPr>
+              <w:t>Member A</w:t>
+            </w:r>
+          </w:p>
+        </w:tc>
+        <w:tc>
+          <w:tcPr>
+            <w:tcW w:type="dxa" w:w="4896"/>
+            <w:shd w:val="clear" w:color="auto" w:fill="FFFFFF"/>
+            <w:tcBorders>
+              <w:top w:val="single" w:sz="4" w:space="0" w:color="E4E1DC"/>
+              <w:left w:val="single" w:sz="4" w:space="0" w:color="E4E1DC"/>
+              <w:bottom w:val="single" w:sz="4" w:space="0" w:color="E4E1DC"/>
+              <w:right w:val="single" w:sz="4" w:space="0" w:color="E4E1DC"/>
+            </w:tcBorders>
+            <w:tcMar>
+              <w:top w:w="70" w:type="dxa"/>
+              <w:bottom w:w="70" w:type="dxa"/>
+              <w:left w:w="90" w:type="dxa"/>
+              <w:right w:w="90" w:type="dxa"/>
+            </w:tcMar>
+            <w:vAlign w:val="center"/>
+          </w:tcPr>
+          <w:p>
+            <w:r>
+              <w:rPr>
+                <w:rFonts w:ascii="Calibri" w:hAnsi="Calibri" w:cs="Calibri" w:eastAsia="Calibri"/>
+                <w:b w:val="0"/>
+                <w:i w:val="0"/>
+                <w:color w:val="2B2325"/>
+                <w:sz w:val="18"/>
+              </w:rPr>
+              <w:t>A1, A2, A3, A4 → 4</w:t>
+            </w:r>
+          </w:p>
+        </w:tc>
+      </w:tr>
+      <w:tr>
+        <w:trPr>
+          <w:cantSplit w:val="true"/>
+        </w:trPr>
+        <w:tc>
+          <w:tcPr>
+            <w:tcW w:type="dxa" w:w="4896"/>
+            <w:shd w:val="clear" w:color="auto" w:fill="F8F6F4"/>
+            <w:tcBorders>
+              <w:top w:val="single" w:sz="4" w:space="0" w:color="E4E1DC"/>
+              <w:left w:val="single" w:sz="4" w:space="0" w:color="E4E1DC"/>
+              <w:bottom w:val="single" w:sz="4" w:space="0" w:color="E4E1DC"/>
+              <w:right w:val="single" w:sz="4" w:space="0" w:color="E4E1DC"/>
+            </w:tcBorders>
+            <w:tcMar>
+              <w:top w:w="70" w:type="dxa"/>
+              <w:bottom w:w="70" w:type="dxa"/>
+              <w:left w:w="90" w:type="dxa"/>
+              <w:right w:w="90" w:type="dxa"/>
+            </w:tcMar>
+            <w:vAlign w:val="center"/>
+          </w:tcPr>
+          <w:p>
+            <w:r>
+              <w:rPr>
+                <w:rFonts w:ascii="Calibri" w:hAnsi="Calibri" w:cs="Calibri" w:eastAsia="Calibri"/>
+                <w:b w:val="0"/>
+                <w:i w:val="0"/>
+                <w:color w:val="2B2325"/>
+                <w:sz w:val="18"/>
+              </w:rPr>
+              <w:t>Member B</w:t>
+            </w:r>
+          </w:p>
+        </w:tc>
+        <w:tc>
+          <w:tcPr>
+            <w:tcW w:type="dxa" w:w="4896"/>
+            <w:shd w:val="clear" w:color="auto" w:fill="F8F6F4"/>
+            <w:tcBorders>
+              <w:top w:val="single" w:sz="4" w:space="0" w:color="E4E1DC"/>
+              <w:left w:val="single" w:sz="4" w:space="0" w:color="E4E1DC"/>
+              <w:bottom w:val="single" w:sz="4" w:space="0" w:color="E4E1DC"/>
+              <w:right w:val="single" w:sz="4" w:space="0" w:color="E4E1DC"/>
+            </w:tcBorders>
+            <w:tcMar>
+              <w:top w:w="70" w:type="dxa"/>
+              <w:bottom w:w="70" w:type="dxa"/>
+              <w:left w:w="90" w:type="dxa"/>
+              <w:right w:w="90" w:type="dxa"/>
+            </w:tcMar>
+            <w:vAlign w:val="center"/>
+          </w:tcPr>
+          <w:p>
+            <w:r>
+              <w:rPr>
+                <w:rFonts w:ascii="Calibri" w:hAnsi="Calibri" w:cs="Calibri" w:eastAsia="Calibri"/>
+                <w:b w:val="0"/>
+                <w:i w:val="0"/>
+                <w:color w:val="2B2325"/>
+                <w:sz w:val="18"/>
+              </w:rPr>
+              <w:t>B1, B2, B5 ×3 → 5</w:t>
+            </w:r>
+          </w:p>
+        </w:tc>
+      </w:tr>
+      <w:tr>
+        <w:trPr>
+          <w:cantSplit w:val="true"/>
+        </w:trPr>
+        <w:tc>
+          <w:tcPr>
+            <w:tcW w:type="dxa" w:w="4896"/>
+            <w:shd w:val="clear" w:color="auto" w:fill="FFFFFF"/>
+            <w:tcBorders>
+              <w:top w:val="single" w:sz="4" w:space="0" w:color="E4E1DC"/>
+              <w:left w:val="single" w:sz="4" w:space="0" w:color="E4E1DC"/>
+              <w:bottom w:val="single" w:sz="4" w:space="0" w:color="E4E1DC"/>
+              <w:right w:val="single" w:sz="4" w:space="0" w:color="E4E1DC"/>
+            </w:tcBorders>
+            <w:tcMar>
+              <w:top w:w="70" w:type="dxa"/>
+              <w:bottom w:w="70" w:type="dxa"/>
+              <w:left w:w="90" w:type="dxa"/>
+              <w:right w:w="90" w:type="dxa"/>
+            </w:tcMar>
+            <w:vAlign w:val="center"/>
+          </w:tcPr>
+          <w:p>
+            <w:r>
+              <w:rPr>
+                <w:rFonts w:ascii="Calibri" w:hAnsi="Calibri" w:cs="Calibri" w:eastAsia="Calibri"/>
+                <w:b w:val="0"/>
+                <w:i w:val="0"/>
+                <w:color w:val="2B2325"/>
+                <w:sz w:val="18"/>
+              </w:rPr>
+              <w:t>Member C</w:t>
+            </w:r>
+          </w:p>
+        </w:tc>
+        <w:tc>
+          <w:tcPr>
+            <w:tcW w:type="dxa" w:w="4896"/>
+            <w:shd w:val="clear" w:color="auto" w:fill="FFFFFF"/>
+            <w:tcBorders>
+              <w:top w:val="single" w:sz="4" w:space="0" w:color="E4E1DC"/>
+              <w:left w:val="single" w:sz="4" w:space="0" w:color="E4E1DC"/>
+              <w:bottom w:val="single" w:sz="4" w:space="0" w:color="E4E1DC"/>
+              <w:right w:val="single" w:sz="4" w:space="0" w:color="E4E1DC"/>
+            </w:tcBorders>
+            <w:tcMar>
+              <w:top w:w="70" w:type="dxa"/>
+              <w:bottom w:w="70" w:type="dxa"/>
+              <w:left w:w="90" w:type="dxa"/>
+              <w:right w:w="90" w:type="dxa"/>
+            </w:tcMar>
+            <w:vAlign w:val="center"/>
+          </w:tcPr>
+          <w:p>
+            <w:r>
+              <w:rPr>
+                <w:rFonts w:ascii="Calibri" w:hAnsi="Calibri" w:cs="Calibri" w:eastAsia="Calibri"/>
+                <w:b w:val="0"/>
+                <w:i w:val="0"/>
+                <w:color w:val="2B2325"/>
+                <w:sz w:val="18"/>
+              </w:rPr>
+              <w:t>C1, C2, C3, C4 summary → 4</w:t>
+            </w:r>
+          </w:p>
+        </w:tc>
+      </w:tr>
+    </w:tbl>
+    <w:p>
+      <w:pPr>
+        <w:spacing w:after="40"/>
+      </w:pPr>
+    </w:p>
+    <w:p>
+      <w:pPr>
+        <w:spacing w:after="120"/>
+      </w:pPr>
+      <w:r>
+        <w:rPr>
+          <w:rFonts w:ascii="Calibri" w:hAnsi="Calibri" w:cs="Calibri" w:eastAsia="Calibri"/>
+          <w:b w:val="0"/>
+          <w:i w:val="0"/>
+          <w:color w:val="2B2325"/>
+          <w:sz w:val="21"/>
+        </w:rPr>
+        <w:t>Every other contribution is visible through Issues, PR reviews, the project board, and documents (see §8).</w:t>
+      </w:r>
+    </w:p>
+    <w:p>
+      <w:pPr>
+        <w:keepNext/>
+        <w:spacing w:before="320" w:after="160"/>
+        <w:pBdr>
+          <w:bottom w:val="single" w:sz="14" w:space="4" w:color="D98F75"/>
+        </w:pBdr>
+      </w:pPr>
+      <w:r>
+        <w:rPr>
+          <w:rFonts w:ascii="Calibri" w:hAnsi="Calibri" w:cs="Calibri" w:eastAsia="Calibri"/>
+          <w:b/>
+          <w:i w:val="0"/>
+          <w:color w:val="0A0708"/>
+          <w:sz w:val="36"/>
+        </w:rPr>
+        <w:t>5. File Ownership</w:t>
+      </w:r>
+    </w:p>
+    <w:tbl>
+      <w:tblPr>
+        <w:tblW w:type="auto" w:w="0"/>
+        <w:jc w:val="center"/>
+        <w:tblLook w:firstColumn="1" w:firstRow="1" w:lastColumn="0" w:lastRow="0" w:noHBand="0" w:noVBand="1" w:val="04A0"/>
+      </w:tblPr>
+      <w:tblGrid>
+        <w:gridCol w:w="4896"/>
+        <w:gridCol w:w="4896"/>
+      </w:tblGrid>
+      <w:tr>
+        <w:trPr>
+          <w:tblHeader w:val="true"/>
+        </w:trPr>
+        <w:tc>
+          <w:tcPr>
+            <w:tcW w:type="dxa" w:w="4896"/>
             <w:shd w:val="clear" w:color="auto" w:fill="473536"/>
             <w:tcBorders>
               <w:top w:val="single" w:sz="4" w:space="0" w:color="473536"/>
@@ -4520,353 +5018,19 @@
           <w:p>
             <w:r>
               <w:rPr>
-                <w:rFonts w:ascii="Calibri" w:hAnsi="Calibri"/>
+                <w:rFonts w:ascii="Calibri" w:hAnsi="Calibri" w:cs="Calibri" w:eastAsia="Calibri"/>
                 <w:b/>
                 <w:i w:val="0"/>
                 <w:color w:val="FFFFFF"/>
-                <w:sz w:val="19"/>
+                <w:sz w:val="18"/>
               </w:rPr>
-              <w:t>Count</w:t>
-            </w:r>
-          </w:p>
-        </w:tc>
-      </w:tr>
-      <w:tr>
-        <w:trPr>
-          <w:cantSplit w:val="true"/>
-        </w:trPr>
-        <w:tc>
-          <w:tcPr>
-            <w:tcW w:type="dxa" w:w="2304"/>
-            <w:shd w:val="clear" w:color="auto" w:fill="FFFFFF"/>
-            <w:tcBorders>
-              <w:top w:val="single" w:sz="4" w:space="0" w:color="E6E5E2"/>
-              <w:left w:val="single" w:sz="4" w:space="0" w:color="E6E5E2"/>
-              <w:bottom w:val="single" w:sz="4" w:space="0" w:color="E6E5E2"/>
-              <w:right w:val="single" w:sz="4" w:space="0" w:color="E6E5E2"/>
-            </w:tcBorders>
-            <w:tcMar>
-              <w:top w:w="70" w:type="dxa"/>
-              <w:bottom w:w="70" w:type="dxa"/>
-              <w:left w:w="90" w:type="dxa"/>
-              <w:right w:w="90" w:type="dxa"/>
-            </w:tcMar>
-            <w:vAlign w:val="center"/>
-          </w:tcPr>
-          <w:p>
-            <w:r>
-              <w:rPr>
-                <w:rFonts w:ascii="Calibri" w:hAnsi="Calibri"/>
-                <w:b/>
-                <w:i w:val="0"/>
-                <w:color w:val="0A0708"/>
-                <w:sz w:val="19"/>
-              </w:rPr>
-              <w:t>Member A</w:t>
+              <w:t>Path</w:t>
             </w:r>
           </w:p>
         </w:tc>
         <w:tc>
           <w:tcPr>
-            <w:tcW w:type="dxa" w:w="6192"/>
-            <w:shd w:val="clear" w:color="auto" w:fill="FFFFFF"/>
-            <w:tcBorders>
-              <w:top w:val="single" w:sz="4" w:space="0" w:color="E6E5E2"/>
-              <w:left w:val="single" w:sz="4" w:space="0" w:color="E6E5E2"/>
-              <w:bottom w:val="single" w:sz="4" w:space="0" w:color="E6E5E2"/>
-              <w:right w:val="single" w:sz="4" w:space="0" w:color="E6E5E2"/>
-            </w:tcBorders>
-            <w:tcMar>
-              <w:top w:w="70" w:type="dxa"/>
-              <w:bottom w:w="70" w:type="dxa"/>
-              <w:left w:w="90" w:type="dxa"/>
-              <w:right w:w="90" w:type="dxa"/>
-            </w:tcMar>
-            <w:vAlign w:val="center"/>
-          </w:tcPr>
-          <w:p>
-            <w:r>
-              <w:rPr>
-                <w:rFonts w:ascii="Calibri" w:hAnsi="Calibri"/>
-                <w:b w:val="0"/>
-                <w:i w:val="0"/>
-                <w:color w:val="0A0708"/>
-                <w:sz w:val="19"/>
-              </w:rPr>
-              <w:t>A1, A2, A3, A4</w:t>
-            </w:r>
-          </w:p>
-        </w:tc>
-        <w:tc>
-          <w:tcPr>
-            <w:tcW w:type="dxa" w:w="1440"/>
-            <w:shd w:val="clear" w:color="auto" w:fill="FFFFFF"/>
-            <w:tcBorders>
-              <w:top w:val="single" w:sz="4" w:space="0" w:color="E6E5E2"/>
-              <w:left w:val="single" w:sz="4" w:space="0" w:color="E6E5E2"/>
-              <w:bottom w:val="single" w:sz="4" w:space="0" w:color="E6E5E2"/>
-              <w:right w:val="single" w:sz="4" w:space="0" w:color="E6E5E2"/>
-            </w:tcBorders>
-            <w:tcMar>
-              <w:top w:w="70" w:type="dxa"/>
-              <w:bottom w:w="70" w:type="dxa"/>
-              <w:left w:w="90" w:type="dxa"/>
-              <w:right w:w="90" w:type="dxa"/>
-            </w:tcMar>
-            <w:vAlign w:val="center"/>
-          </w:tcPr>
-          <w:p>
-            <w:r>
-              <w:rPr>
-                <w:rFonts w:ascii="Calibri" w:hAnsi="Calibri"/>
-                <w:b w:val="0"/>
-                <w:i w:val="0"/>
-                <w:color w:val="0A0708"/>
-                <w:sz w:val="19"/>
-              </w:rPr>
-              <w:t>4</w:t>
-            </w:r>
-          </w:p>
-        </w:tc>
-      </w:tr>
-      <w:tr>
-        <w:trPr>
-          <w:cantSplit w:val="true"/>
-        </w:trPr>
-        <w:tc>
-          <w:tcPr>
-            <w:tcW w:type="dxa" w:w="2304"/>
-            <w:shd w:val="clear" w:color="auto" w:fill="F6F5F4"/>
-            <w:tcBorders>
-              <w:top w:val="single" w:sz="4" w:space="0" w:color="E6E5E2"/>
-              <w:left w:val="single" w:sz="4" w:space="0" w:color="E6E5E2"/>
-              <w:bottom w:val="single" w:sz="4" w:space="0" w:color="E6E5E2"/>
-              <w:right w:val="single" w:sz="4" w:space="0" w:color="E6E5E2"/>
-            </w:tcBorders>
-            <w:tcMar>
-              <w:top w:w="70" w:type="dxa"/>
-              <w:bottom w:w="70" w:type="dxa"/>
-              <w:left w:w="90" w:type="dxa"/>
-              <w:right w:w="90" w:type="dxa"/>
-            </w:tcMar>
-            <w:vAlign w:val="center"/>
-          </w:tcPr>
-          <w:p>
-            <w:r>
-              <w:rPr>
-                <w:rFonts w:ascii="Calibri" w:hAnsi="Calibri"/>
-                <w:b/>
-                <w:i w:val="0"/>
-                <w:color w:val="0A0708"/>
-                <w:sz w:val="19"/>
-              </w:rPr>
-              <w:t>Member B</w:t>
-            </w:r>
-          </w:p>
-        </w:tc>
-        <w:tc>
-          <w:tcPr>
-            <w:tcW w:type="dxa" w:w="6192"/>
-            <w:shd w:val="clear" w:color="auto" w:fill="F6F5F4"/>
-            <w:tcBorders>
-              <w:top w:val="single" w:sz="4" w:space="0" w:color="E6E5E2"/>
-              <w:left w:val="single" w:sz="4" w:space="0" w:color="E6E5E2"/>
-              <w:bottom w:val="single" w:sz="4" w:space="0" w:color="E6E5E2"/>
-              <w:right w:val="single" w:sz="4" w:space="0" w:color="E6E5E2"/>
-            </w:tcBorders>
-            <w:tcMar>
-              <w:top w:w="70" w:type="dxa"/>
-              <w:bottom w:w="70" w:type="dxa"/>
-              <w:left w:w="90" w:type="dxa"/>
-              <w:right w:w="90" w:type="dxa"/>
-            </w:tcMar>
-            <w:vAlign w:val="center"/>
-          </w:tcPr>
-          <w:p>
-            <w:r>
-              <w:rPr>
-                <w:rFonts w:ascii="Calibri" w:hAnsi="Calibri"/>
-                <w:b w:val="0"/>
-                <w:i w:val="0"/>
-                <w:color w:val="0A0708"/>
-                <w:sz w:val="19"/>
-              </w:rPr>
-              <w:t>B1, B2, B5 × 3</w:t>
-            </w:r>
-          </w:p>
-        </w:tc>
-        <w:tc>
-          <w:tcPr>
-            <w:tcW w:type="dxa" w:w="1440"/>
-            <w:shd w:val="clear" w:color="auto" w:fill="F6F5F4"/>
-            <w:tcBorders>
-              <w:top w:val="single" w:sz="4" w:space="0" w:color="E6E5E2"/>
-              <w:left w:val="single" w:sz="4" w:space="0" w:color="E6E5E2"/>
-              <w:bottom w:val="single" w:sz="4" w:space="0" w:color="E6E5E2"/>
-              <w:right w:val="single" w:sz="4" w:space="0" w:color="E6E5E2"/>
-            </w:tcBorders>
-            <w:tcMar>
-              <w:top w:w="70" w:type="dxa"/>
-              <w:bottom w:w="70" w:type="dxa"/>
-              <w:left w:w="90" w:type="dxa"/>
-              <w:right w:w="90" w:type="dxa"/>
-            </w:tcMar>
-            <w:vAlign w:val="center"/>
-          </w:tcPr>
-          <w:p>
-            <w:r>
-              <w:rPr>
-                <w:rFonts w:ascii="Calibri" w:hAnsi="Calibri"/>
-                <w:b w:val="0"/>
-                <w:i w:val="0"/>
-                <w:color w:val="0A0708"/>
-                <w:sz w:val="19"/>
-              </w:rPr>
-              <w:t>5</w:t>
-            </w:r>
-          </w:p>
-        </w:tc>
-      </w:tr>
-      <w:tr>
-        <w:trPr>
-          <w:cantSplit w:val="true"/>
-        </w:trPr>
-        <w:tc>
-          <w:tcPr>
-            <w:tcW w:type="dxa" w:w="2304"/>
-            <w:shd w:val="clear" w:color="auto" w:fill="FFFFFF"/>
-            <w:tcBorders>
-              <w:top w:val="single" w:sz="4" w:space="0" w:color="E6E5E2"/>
-              <w:left w:val="single" w:sz="4" w:space="0" w:color="E6E5E2"/>
-              <w:bottom w:val="single" w:sz="4" w:space="0" w:color="E6E5E2"/>
-              <w:right w:val="single" w:sz="4" w:space="0" w:color="E6E5E2"/>
-            </w:tcBorders>
-            <w:tcMar>
-              <w:top w:w="70" w:type="dxa"/>
-              <w:bottom w:w="70" w:type="dxa"/>
-              <w:left w:w="90" w:type="dxa"/>
-              <w:right w:w="90" w:type="dxa"/>
-            </w:tcMar>
-            <w:vAlign w:val="center"/>
-          </w:tcPr>
-          <w:p>
-            <w:r>
-              <w:rPr>
-                <w:rFonts w:ascii="Calibri" w:hAnsi="Calibri"/>
-                <w:b/>
-                <w:i w:val="0"/>
-                <w:color w:val="0A0708"/>
-                <w:sz w:val="19"/>
-              </w:rPr>
-              <w:t>Member C</w:t>
-            </w:r>
-          </w:p>
-        </w:tc>
-        <w:tc>
-          <w:tcPr>
-            <w:tcW w:type="dxa" w:w="6192"/>
-            <w:shd w:val="clear" w:color="auto" w:fill="FFFFFF"/>
-            <w:tcBorders>
-              <w:top w:val="single" w:sz="4" w:space="0" w:color="E6E5E2"/>
-              <w:left w:val="single" w:sz="4" w:space="0" w:color="E6E5E2"/>
-              <w:bottom w:val="single" w:sz="4" w:space="0" w:color="E6E5E2"/>
-              <w:right w:val="single" w:sz="4" w:space="0" w:color="E6E5E2"/>
-            </w:tcBorders>
-            <w:tcMar>
-              <w:top w:w="70" w:type="dxa"/>
-              <w:bottom w:w="70" w:type="dxa"/>
-              <w:left w:w="90" w:type="dxa"/>
-              <w:right w:w="90" w:type="dxa"/>
-            </w:tcMar>
-            <w:vAlign w:val="center"/>
-          </w:tcPr>
-          <w:p>
-            <w:r>
-              <w:rPr>
-                <w:rFonts w:ascii="Calibri" w:hAnsi="Calibri"/>
-                <w:b w:val="0"/>
-                <w:i w:val="0"/>
-                <w:color w:val="0A0708"/>
-                <w:sz w:val="19"/>
-              </w:rPr>
-              <w:t>C1, C2, C3, C4 summary</w:t>
-            </w:r>
-          </w:p>
-        </w:tc>
-        <w:tc>
-          <w:tcPr>
-            <w:tcW w:type="dxa" w:w="1440"/>
-            <w:shd w:val="clear" w:color="auto" w:fill="FFFFFF"/>
-            <w:tcBorders>
-              <w:top w:val="single" w:sz="4" w:space="0" w:color="E6E5E2"/>
-              <w:left w:val="single" w:sz="4" w:space="0" w:color="E6E5E2"/>
-              <w:bottom w:val="single" w:sz="4" w:space="0" w:color="E6E5E2"/>
-              <w:right w:val="single" w:sz="4" w:space="0" w:color="E6E5E2"/>
-            </w:tcBorders>
-            <w:tcMar>
-              <w:top w:w="70" w:type="dxa"/>
-              <w:bottom w:w="70" w:type="dxa"/>
-              <w:left w:w="90" w:type="dxa"/>
-              <w:right w:w="90" w:type="dxa"/>
-            </w:tcMar>
-            <w:vAlign w:val="center"/>
-          </w:tcPr>
-          <w:p>
-            <w:r>
-              <w:rPr>
-                <w:rFonts w:ascii="Calibri" w:hAnsi="Calibri"/>
-                <w:b w:val="0"/>
-                <w:i w:val="0"/>
-                <w:color w:val="0A0708"/>
-                <w:sz w:val="19"/>
-              </w:rPr>
-              <w:t>4</w:t>
-            </w:r>
-          </w:p>
-        </w:tc>
-      </w:tr>
-    </w:tbl>
-    <w:p>
-      <w:pPr>
-        <w:spacing w:after="40"/>
-      </w:pPr>
-    </w:p>
-    <w:p>
-      <w:pPr>
-        <w:keepNext/>
-        <w:spacing w:before="80" w:after="200"/>
-        <w:pBdr>
-          <w:bottom w:val="single" w:sz="14" w:space="4" w:color="473536"/>
-        </w:pBdr>
-      </w:pPr>
-      <w:r>
-        <w:rPr>
-          <w:rFonts w:ascii="Calibri" w:hAnsi="Calibri"/>
-          <w:b/>
-          <w:i w:val="0"/>
-          <w:color w:val="0A0708"/>
-          <w:sz w:val="38"/>
-        </w:rPr>
-        <w:t>5.  File Ownership</w:t>
-      </w:r>
-    </w:p>
-    <w:tbl>
-      <w:tblPr>
-        <w:tblW w:type="auto" w:w="0"/>
-        <w:jc w:val="center"/>
-        <w:tblLook w:firstColumn="1" w:firstRow="1" w:lastColumn="0" w:lastRow="0" w:noHBand="0" w:noVBand="1" w:val="04A0"/>
-      </w:tblPr>
-      <w:tblGrid>
-        <w:gridCol w:w="4896"/>
-        <w:gridCol w:w="4896"/>
-      </w:tblGrid>
-      <w:tr>
-        <w:trPr>
-          <w:tblHeader w:val="true"/>
-        </w:trPr>
-        <w:tc>
-          <w:tcPr>
-            <w:tcW w:type="dxa" w:w="7056"/>
+            <w:tcW w:type="dxa" w:w="4896"/>
             <w:shd w:val="clear" w:color="auto" w:fill="473536"/>
             <w:tcBorders>
               <w:top w:val="single" w:sz="4" w:space="0" w:color="473536"/>
@@ -4885,25 +5049,30 @@
           <w:p>
             <w:r>
               <w:rPr>
-                <w:rFonts w:ascii="Calibri" w:hAnsi="Calibri"/>
+                <w:rFonts w:ascii="Calibri" w:hAnsi="Calibri" w:cs="Calibri" w:eastAsia="Calibri"/>
                 <w:b/>
                 <w:i w:val="0"/>
                 <w:color w:val="FFFFFF"/>
-                <w:sz w:val="19"/>
+                <w:sz w:val="18"/>
               </w:rPr>
-              <w:t>Path</w:t>
+              <w:t>Owner</w:t>
             </w:r>
           </w:p>
         </w:tc>
+      </w:tr>
+      <w:tr>
+        <w:trPr>
+          <w:cantSplit w:val="true"/>
+        </w:trPr>
         <w:tc>
           <w:tcPr>
-            <w:tcW w:type="dxa" w:w="2880"/>
-            <w:shd w:val="clear" w:color="auto" w:fill="473536"/>
+            <w:tcW w:type="dxa" w:w="4896"/>
+            <w:shd w:val="clear" w:color="auto" w:fill="FFFFFF"/>
             <w:tcBorders>
-              <w:top w:val="single" w:sz="4" w:space="0" w:color="473536"/>
-              <w:left w:val="single" w:sz="4" w:space="0" w:color="473536"/>
-              <w:bottom w:val="single" w:sz="4" w:space="0" w:color="473536"/>
-              <w:right w:val="single" w:sz="4" w:space="0" w:color="473536"/>
+              <w:top w:val="single" w:sz="4" w:space="0" w:color="E4E1DC"/>
+              <w:left w:val="single" w:sz="4" w:space="0" w:color="E4E1DC"/>
+              <w:bottom w:val="single" w:sz="4" w:space="0" w:color="E4E1DC"/>
+              <w:right w:val="single" w:sz="4" w:space="0" w:color="E4E1DC"/>
             </w:tcBorders>
             <w:tcMar>
               <w:top w:w="70" w:type="dxa"/>
@@ -4916,30 +5085,25 @@
           <w:p>
             <w:r>
               <w:rPr>
-                <w:rFonts w:ascii="Calibri" w:hAnsi="Calibri"/>
-                <w:b/>
+                <w:rFonts w:ascii="Consolas" w:hAnsi="Consolas" w:cs="Consolas" w:eastAsia="Consolas"/>
+                <w:b w:val="0"/>
                 <w:i w:val="0"/>
-                <w:color w:val="FFFFFF"/>
-                <w:sz w:val="19"/>
+                <w:color w:val="473536"/>
+                <w:sz w:val="17"/>
               </w:rPr>
-              <w:t>Owner</w:t>
+              <w:t>TEAM.md</w:t>
             </w:r>
           </w:p>
         </w:tc>
-      </w:tr>
-      <w:tr>
-        <w:trPr>
-          <w:cantSplit w:val="true"/>
-        </w:trPr>
         <w:tc>
           <w:tcPr>
-            <w:tcW w:type="dxa" w:w="7056"/>
+            <w:tcW w:type="dxa" w:w="4896"/>
             <w:shd w:val="clear" w:color="auto" w:fill="FFFFFF"/>
             <w:tcBorders>
-              <w:top w:val="single" w:sz="4" w:space="0" w:color="E6E5E2"/>
-              <w:left w:val="single" w:sz="4" w:space="0" w:color="E6E5E2"/>
-              <w:bottom w:val="single" w:sz="4" w:space="0" w:color="E6E5E2"/>
-              <w:right w:val="single" w:sz="4" w:space="0" w:color="E6E5E2"/>
+              <w:top w:val="single" w:sz="4" w:space="0" w:color="E4E1DC"/>
+              <w:left w:val="single" w:sz="4" w:space="0" w:color="E4E1DC"/>
+              <w:bottom w:val="single" w:sz="4" w:space="0" w:color="E4E1DC"/>
+              <w:right w:val="single" w:sz="4" w:space="0" w:color="E4E1DC"/>
             </w:tcBorders>
             <w:tcMar>
               <w:top w:w="70" w:type="dxa"/>
@@ -4952,25 +5116,30 @@
           <w:p>
             <w:r>
               <w:rPr>
-                <w:rFonts w:ascii="Calibri" w:hAnsi="Calibri"/>
+                <w:rFonts w:ascii="Calibri" w:hAnsi="Calibri" w:cs="Calibri" w:eastAsia="Calibri"/>
                 <w:b w:val="0"/>
                 <w:i w:val="0"/>
-                <w:color w:val="0A0708"/>
-                <w:sz w:val="19"/>
+                <w:color w:val="2B2325"/>
+                <w:sz w:val="18"/>
               </w:rPr>
-              <w:t>TEAM.md</w:t>
+              <w:t>Everyone (one line each)</w:t>
             </w:r>
           </w:p>
         </w:tc>
+      </w:tr>
+      <w:tr>
+        <w:trPr>
+          <w:cantSplit w:val="true"/>
+        </w:trPr>
         <w:tc>
           <w:tcPr>
-            <w:tcW w:type="dxa" w:w="2880"/>
-            <w:shd w:val="clear" w:color="auto" w:fill="FFFFFF"/>
+            <w:tcW w:type="dxa" w:w="4896"/>
+            <w:shd w:val="clear" w:color="auto" w:fill="F8F6F4"/>
             <w:tcBorders>
-              <w:top w:val="single" w:sz="4" w:space="0" w:color="E6E5E2"/>
-              <w:left w:val="single" w:sz="4" w:space="0" w:color="E6E5E2"/>
-              <w:bottom w:val="single" w:sz="4" w:space="0" w:color="E6E5E2"/>
-              <w:right w:val="single" w:sz="4" w:space="0" w:color="E6E5E2"/>
+              <w:top w:val="single" w:sz="4" w:space="0" w:color="E4E1DC"/>
+              <w:left w:val="single" w:sz="4" w:space="0" w:color="E4E1DC"/>
+              <w:bottom w:val="single" w:sz="4" w:space="0" w:color="E4E1DC"/>
+              <w:right w:val="single" w:sz="4" w:space="0" w:color="E4E1DC"/>
             </w:tcBorders>
             <w:tcMar>
               <w:top w:w="70" w:type="dxa"/>
@@ -4983,30 +5152,65 @@
           <w:p>
             <w:r>
               <w:rPr>
-                <w:rFonts w:ascii="Calibri" w:hAnsi="Calibri"/>
+                <w:rFonts w:ascii="Consolas" w:hAnsi="Consolas" w:cs="Consolas" w:eastAsia="Consolas"/>
                 <w:b w:val="0"/>
                 <w:i w:val="0"/>
-                <w:color w:val="0A0708"/>
-                <w:sz w:val="19"/>
+                <w:color w:val="473536"/>
+                <w:sz w:val="17"/>
               </w:rPr>
-              <w:t>Everyone (one line each)</w:t>
+              <w:t>packages/database/prisma/seed-data/products.json</w:t>
+            </w:r>
+            <w:r>
+              <w:rPr>
+                <w:rFonts w:ascii="Calibri" w:hAnsi="Calibri" w:cs="Calibri" w:eastAsia="Calibri"/>
+                <w:b w:val="0"/>
+                <w:i w:val="0"/>
+                <w:color w:val="2B2325"/>
+                <w:sz w:val="18"/>
+              </w:rPr>
+              <w:t xml:space="preserve">, </w:t>
+            </w:r>
+            <w:r>
+              <w:rPr>
+                <w:rFonts w:ascii="Consolas" w:hAnsi="Consolas" w:cs="Consolas" w:eastAsia="Consolas"/>
+                <w:b w:val="0"/>
+                <w:i w:val="0"/>
+                <w:color w:val="473536"/>
+                <w:sz w:val="17"/>
+              </w:rPr>
+              <w:t>docs/content/copy.md</w:t>
+            </w:r>
+            <w:r>
+              <w:rPr>
+                <w:rFonts w:ascii="Calibri" w:hAnsi="Calibri" w:cs="Calibri" w:eastAsia="Calibri"/>
+                <w:b w:val="0"/>
+                <w:i w:val="0"/>
+                <w:color w:val="2B2325"/>
+                <w:sz w:val="18"/>
+              </w:rPr>
+              <w:t xml:space="preserve">, </w:t>
+            </w:r>
+            <w:r>
+              <w:rPr>
+                <w:rFonts w:ascii="Consolas" w:hAnsi="Consolas" w:cs="Consolas" w:eastAsia="Consolas"/>
+                <w:b w:val="0"/>
+                <w:i w:val="0"/>
+                <w:color w:val="473536"/>
+                <w:sz w:val="17"/>
+              </w:rPr>
+              <w:t>docs/data-dictionary.md</w:t>
             </w:r>
           </w:p>
         </w:tc>
-      </w:tr>
-      <w:tr>
-        <w:trPr>
-          <w:cantSplit w:val="true"/>
-        </w:trPr>
         <w:tc>
           <w:tcPr>
-            <w:tcW w:type="dxa" w:w="7056"/>
-            <w:shd w:val="clear" w:color="auto" w:fill="F6F5F4"/>
+            <w:tcW w:type="dxa" w:w="4896"/>
+            <w:shd w:val="clear" w:color="auto" w:fill="F8F6F4"/>
             <w:tcBorders>
-              <w:top w:val="single" w:sz="4" w:space="0" w:color="E6E5E2"/>
-              <w:left w:val="single" w:sz="4" w:space="0" w:color="E6E5E2"/>
-              <w:bottom w:val="single" w:sz="4" w:space="0" w:color="E6E5E2"/>
-              <w:right w:val="single" w:sz="4" w:space="0" w:color="E6E5E2"/>
+              <w:top w:val="single" w:sz="4" w:space="0" w:color="E4E1DC"/>
+              <w:left w:val="single" w:sz="4" w:space="0" w:color="E4E1DC"/>
+              <w:bottom w:val="single" w:sz="4" w:space="0" w:color="E4E1DC"/>
+              <w:right w:val="single" w:sz="4" w:space="0" w:color="E4E1DC"/>
             </w:tcBorders>
             <w:tcMar>
               <w:top w:w="70" w:type="dxa"/>
@@ -5019,25 +5223,30 @@
           <w:p>
             <w:r>
               <w:rPr>
-                <w:rFonts w:ascii="Calibri" w:hAnsi="Calibri"/>
+                <w:rFonts w:ascii="Calibri" w:hAnsi="Calibri" w:cs="Calibri" w:eastAsia="Calibri"/>
                 <w:b w:val="0"/>
                 <w:i w:val="0"/>
-                <w:color w:val="0A0708"/>
-                <w:sz w:val="19"/>
+                <w:color w:val="2B2325"/>
+                <w:sz w:val="18"/>
               </w:rPr>
-              <w:t>prisma/seed-data/products.json, docs/content/copy.md, docs/data-dictionary.md</w:t>
+              <w:t>Member A</w:t>
             </w:r>
           </w:p>
         </w:tc>
+      </w:tr>
+      <w:tr>
+        <w:trPr>
+          <w:cantSplit w:val="true"/>
+        </w:trPr>
         <w:tc>
           <w:tcPr>
-            <w:tcW w:type="dxa" w:w="2880"/>
-            <w:shd w:val="clear" w:color="auto" w:fill="F6F5F4"/>
+            <w:tcW w:type="dxa" w:w="4896"/>
+            <w:shd w:val="clear" w:color="auto" w:fill="FFFFFF"/>
             <w:tcBorders>
-              <w:top w:val="single" w:sz="4" w:space="0" w:color="E6E5E2"/>
-              <w:left w:val="single" w:sz="4" w:space="0" w:color="E6E5E2"/>
-              <w:bottom w:val="single" w:sz="4" w:space="0" w:color="E6E5E2"/>
-              <w:right w:val="single" w:sz="4" w:space="0" w:color="E6E5E2"/>
+              <w:top w:val="single" w:sz="4" w:space="0" w:color="E4E1DC"/>
+              <w:left w:val="single" w:sz="4" w:space="0" w:color="E4E1DC"/>
+              <w:bottom w:val="single" w:sz="4" w:space="0" w:color="E4E1DC"/>
+              <w:right w:val="single" w:sz="4" w:space="0" w:color="E4E1DC"/>
             </w:tcBorders>
             <w:tcMar>
               <w:top w:w="70" w:type="dxa"/>
@@ -5050,30 +5259,45 @@
           <w:p>
             <w:r>
               <w:rPr>
-                <w:rFonts w:ascii="Calibri" w:hAnsi="Calibri"/>
+                <w:rFonts w:ascii="Consolas" w:hAnsi="Consolas" w:cs="Consolas" w:eastAsia="Consolas"/>
                 <w:b w:val="0"/>
                 <w:i w:val="0"/>
-                <w:color w:val="0A0708"/>
-                <w:sz w:val="19"/>
+                <w:color w:val="473536"/>
+                <w:sz w:val="17"/>
               </w:rPr>
-              <w:t>Member A</w:t>
+              <w:t>docs/test-plan.md</w:t>
+            </w:r>
+            <w:r>
+              <w:rPr>
+                <w:rFonts w:ascii="Calibri" w:hAnsi="Calibri" w:cs="Calibri" w:eastAsia="Calibri"/>
+                <w:b w:val="0"/>
+                <w:i w:val="0"/>
+                <w:color w:val="2B2325"/>
+                <w:sz w:val="18"/>
+              </w:rPr>
+              <w:t xml:space="preserve">, </w:t>
+            </w:r>
+            <w:r>
+              <w:rPr>
+                <w:rFonts w:ascii="Consolas" w:hAnsi="Consolas" w:cs="Consolas" w:eastAsia="Consolas"/>
+                <w:b w:val="0"/>
+                <w:i w:val="0"/>
+                <w:color w:val="473536"/>
+                <w:sz w:val="17"/>
+              </w:rPr>
+              <w:t>docs/test-results/</w:t>
             </w:r>
           </w:p>
         </w:tc>
-      </w:tr>
-      <w:tr>
-        <w:trPr>
-          <w:cantSplit w:val="true"/>
-        </w:trPr>
         <w:tc>
           <w:tcPr>
-            <w:tcW w:type="dxa" w:w="7056"/>
+            <w:tcW w:type="dxa" w:w="4896"/>
             <w:shd w:val="clear" w:color="auto" w:fill="FFFFFF"/>
             <w:tcBorders>
-              <w:top w:val="single" w:sz="4" w:space="0" w:color="E6E5E2"/>
-              <w:left w:val="single" w:sz="4" w:space="0" w:color="E6E5E2"/>
-              <w:bottom w:val="single" w:sz="4" w:space="0" w:color="E6E5E2"/>
-              <w:right w:val="single" w:sz="4" w:space="0" w:color="E6E5E2"/>
+              <w:top w:val="single" w:sz="4" w:space="0" w:color="E4E1DC"/>
+              <w:left w:val="single" w:sz="4" w:space="0" w:color="E4E1DC"/>
+              <w:bottom w:val="single" w:sz="4" w:space="0" w:color="E4E1DC"/>
+              <w:right w:val="single" w:sz="4" w:space="0" w:color="E4E1DC"/>
             </w:tcBorders>
             <w:tcMar>
               <w:top w:w="70" w:type="dxa"/>
@@ -5086,25 +5310,30 @@
           <w:p>
             <w:r>
               <w:rPr>
-                <w:rFonts w:ascii="Calibri" w:hAnsi="Calibri"/>
+                <w:rFonts w:ascii="Calibri" w:hAnsi="Calibri" w:cs="Calibri" w:eastAsia="Calibri"/>
                 <w:b w:val="0"/>
                 <w:i w:val="0"/>
-                <w:color w:val="0A0708"/>
-                <w:sz w:val="19"/>
+                <w:color w:val="2B2325"/>
+                <w:sz w:val="18"/>
               </w:rPr>
-              <w:t>docs/test-plan.md, docs/test-results/</w:t>
+              <w:t>Member B</w:t>
             </w:r>
           </w:p>
         </w:tc>
+      </w:tr>
+      <w:tr>
+        <w:trPr>
+          <w:cantSplit w:val="true"/>
+        </w:trPr>
         <w:tc>
           <w:tcPr>
-            <w:tcW w:type="dxa" w:w="2880"/>
-            <w:shd w:val="clear" w:color="auto" w:fill="FFFFFF"/>
+            <w:tcW w:type="dxa" w:w="4896"/>
+            <w:shd w:val="clear" w:color="auto" w:fill="F8F6F4"/>
             <w:tcBorders>
-              <w:top w:val="single" w:sz="4" w:space="0" w:color="E6E5E2"/>
-              <w:left w:val="single" w:sz="4" w:space="0" w:color="E6E5E2"/>
-              <w:bottom w:val="single" w:sz="4" w:space="0" w:color="E6E5E2"/>
-              <w:right w:val="single" w:sz="4" w:space="0" w:color="E6E5E2"/>
+              <w:top w:val="single" w:sz="4" w:space="0" w:color="E4E1DC"/>
+              <w:left w:val="single" w:sz="4" w:space="0" w:color="E4E1DC"/>
+              <w:bottom w:val="single" w:sz="4" w:space="0" w:color="E4E1DC"/>
+              <w:right w:val="single" w:sz="4" w:space="0" w:color="E4E1DC"/>
             </w:tcBorders>
             <w:tcMar>
               <w:top w:w="70" w:type="dxa"/>
@@ -5117,30 +5346,65 @@
           <w:p>
             <w:r>
               <w:rPr>
-                <w:rFonts w:ascii="Calibri" w:hAnsi="Calibri"/>
+                <w:rFonts w:ascii="Consolas" w:hAnsi="Consolas" w:cs="Consolas" w:eastAsia="Consolas"/>
                 <w:b w:val="0"/>
                 <w:i w:val="0"/>
-                <w:color w:val="0A0708"/>
-                <w:sz w:val="19"/>
+                <w:color w:val="473536"/>
+                <w:sz w:val="17"/>
               </w:rPr>
-              <w:t>Member B</w:t>
+              <w:t>README.md</w:t>
+            </w:r>
+            <w:r>
+              <w:rPr>
+                <w:rFonts w:ascii="Calibri" w:hAnsi="Calibri" w:cs="Calibri" w:eastAsia="Calibri"/>
+                <w:b w:val="0"/>
+                <w:i w:val="0"/>
+                <w:color w:val="2B2325"/>
+                <w:sz w:val="18"/>
+              </w:rPr>
+              <w:t xml:space="preserve">, </w:t>
+            </w:r>
+            <w:r>
+              <w:rPr>
+                <w:rFonts w:ascii="Consolas" w:hAnsi="Consolas" w:cs="Consolas" w:eastAsia="Consolas"/>
+                <w:b w:val="0"/>
+                <w:i w:val="0"/>
+                <w:color w:val="473536"/>
+                <w:sz w:val="17"/>
+              </w:rPr>
+              <w:t>docs/user-guide.md</w:t>
+            </w:r>
+            <w:r>
+              <w:rPr>
+                <w:rFonts w:ascii="Calibri" w:hAnsi="Calibri" w:cs="Calibri" w:eastAsia="Calibri"/>
+                <w:b w:val="0"/>
+                <w:i w:val="0"/>
+                <w:color w:val="2B2325"/>
+                <w:sz w:val="18"/>
+              </w:rPr>
+              <w:t xml:space="preserve">, </w:t>
+            </w:r>
+            <w:r>
+              <w:rPr>
+                <w:rFonts w:ascii="Consolas" w:hAnsi="Consolas" w:cs="Consolas" w:eastAsia="Consolas"/>
+                <w:b w:val="0"/>
+                <w:i w:val="0"/>
+                <w:color w:val="473536"/>
+                <w:sz w:val="17"/>
+              </w:rPr>
+              <w:t>docs/sprints.md</w:t>
             </w:r>
           </w:p>
         </w:tc>
-      </w:tr>
-      <w:tr>
-        <w:trPr>
-          <w:cantSplit w:val="true"/>
-        </w:trPr>
         <w:tc>
           <w:tcPr>
-            <w:tcW w:type="dxa" w:w="7056"/>
-            <w:shd w:val="clear" w:color="auto" w:fill="F6F5F4"/>
+            <w:tcW w:type="dxa" w:w="4896"/>
+            <w:shd w:val="clear" w:color="auto" w:fill="F8F6F4"/>
             <w:tcBorders>
-              <w:top w:val="single" w:sz="4" w:space="0" w:color="E6E5E2"/>
-              <w:left w:val="single" w:sz="4" w:space="0" w:color="E6E5E2"/>
-              <w:bottom w:val="single" w:sz="4" w:space="0" w:color="E6E5E2"/>
-              <w:right w:val="single" w:sz="4" w:space="0" w:color="E6E5E2"/>
+              <w:top w:val="single" w:sz="4" w:space="0" w:color="E4E1DC"/>
+              <w:left w:val="single" w:sz="4" w:space="0" w:color="E4E1DC"/>
+              <w:bottom w:val="single" w:sz="4" w:space="0" w:color="E4E1DC"/>
+              <w:right w:val="single" w:sz="4" w:space="0" w:color="E4E1DC"/>
             </w:tcBorders>
             <w:tcMar>
               <w:top w:w="70" w:type="dxa"/>
@@ -5153,25 +5417,30 @@
           <w:p>
             <w:r>
               <w:rPr>
-                <w:rFonts w:ascii="Calibri" w:hAnsi="Calibri"/>
+                <w:rFonts w:ascii="Calibri" w:hAnsi="Calibri" w:cs="Calibri" w:eastAsia="Calibri"/>
                 <w:b w:val="0"/>
                 <w:i w:val="0"/>
-                <w:color w:val="0A0708"/>
-                <w:sz w:val="19"/>
+                <w:color w:val="2B2325"/>
+                <w:sz w:val="18"/>
               </w:rPr>
-              <w:t>README.md, docs/user-guide.md, docs/sprints.md</w:t>
+              <w:t>Member C</w:t>
             </w:r>
           </w:p>
         </w:tc>
+      </w:tr>
+      <w:tr>
+        <w:trPr>
+          <w:cantSplit w:val="true"/>
+        </w:trPr>
         <w:tc>
           <w:tcPr>
-            <w:tcW w:type="dxa" w:w="2880"/>
-            <w:shd w:val="clear" w:color="auto" w:fill="F6F5F4"/>
+            <w:tcW w:type="dxa" w:w="4896"/>
+            <w:shd w:val="clear" w:color="auto" w:fill="FFFFFF"/>
             <w:tcBorders>
-              <w:top w:val="single" w:sz="4" w:space="0" w:color="E6E5E2"/>
-              <w:left w:val="single" w:sz="4" w:space="0" w:color="E6E5E2"/>
-              <w:bottom w:val="single" w:sz="4" w:space="0" w:color="E6E5E2"/>
-              <w:right w:val="single" w:sz="4" w:space="0" w:color="E6E5E2"/>
+              <w:top w:val="single" w:sz="4" w:space="0" w:color="E4E1DC"/>
+              <w:left w:val="single" w:sz="4" w:space="0" w:color="E4E1DC"/>
+              <w:bottom w:val="single" w:sz="4" w:space="0" w:color="E4E1DC"/>
+              <w:right w:val="single" w:sz="4" w:space="0" w:color="E4E1DC"/>
             </w:tcBorders>
             <w:tcMar>
               <w:top w:w="70" w:type="dxa"/>
@@ -5184,30 +5453,25 @@
           <w:p>
             <w:r>
               <w:rPr>
-                <w:rFonts w:ascii="Calibri" w:hAnsi="Calibri"/>
+                <w:rFonts w:ascii="Calibri" w:hAnsi="Calibri" w:cs="Calibri" w:eastAsia="Calibri"/>
                 <w:b w:val="0"/>
                 <w:i w:val="0"/>
-                <w:color w:val="0A0708"/>
-                <w:sz w:val="19"/>
+                <w:color w:val="2B2325"/>
+                <w:sz w:val="18"/>
               </w:rPr>
-              <w:t>Member C</w:t>
+              <w:t>All source code, schema, config</w:t>
             </w:r>
           </w:p>
         </w:tc>
-      </w:tr>
-      <w:tr>
-        <w:trPr>
-          <w:cantSplit w:val="true"/>
-        </w:trPr>
         <w:tc>
           <w:tcPr>
-            <w:tcW w:type="dxa" w:w="7056"/>
+            <w:tcW w:type="dxa" w:w="4896"/>
             <w:shd w:val="clear" w:color="auto" w:fill="FFFFFF"/>
             <w:tcBorders>
-              <w:top w:val="single" w:sz="4" w:space="0" w:color="E6E5E2"/>
-              <w:left w:val="single" w:sz="4" w:space="0" w:color="E6E5E2"/>
-              <w:bottom w:val="single" w:sz="4" w:space="0" w:color="E6E5E2"/>
-              <w:right w:val="single" w:sz="4" w:space="0" w:color="E6E5E2"/>
+              <w:top w:val="single" w:sz="4" w:space="0" w:color="E4E1DC"/>
+              <w:left w:val="single" w:sz="4" w:space="0" w:color="E4E1DC"/>
+              <w:bottom w:val="single" w:sz="4" w:space="0" w:color="E4E1DC"/>
+              <w:right w:val="single" w:sz="4" w:space="0" w:color="E4E1DC"/>
             </w:tcBorders>
             <w:tcMar>
               <w:top w:w="70" w:type="dxa"/>
@@ -5220,42 +5484,11 @@
           <w:p>
             <w:r>
               <w:rPr>
-                <w:rFonts w:ascii="Calibri" w:hAnsi="Calibri"/>
+                <w:rFonts w:ascii="Calibri" w:hAnsi="Calibri" w:cs="Calibri" w:eastAsia="Calibri"/>
                 <w:b w:val="0"/>
                 <w:i w:val="0"/>
-                <w:color w:val="0A0708"/>
-                <w:sz w:val="19"/>
-              </w:rPr>
-              <w:t>All source code, schema, config</w:t>
-            </w:r>
-          </w:p>
-        </w:tc>
-        <w:tc>
-          <w:tcPr>
-            <w:tcW w:type="dxa" w:w="2880"/>
-            <w:shd w:val="clear" w:color="auto" w:fill="FFFFFF"/>
-            <w:tcBorders>
-              <w:top w:val="single" w:sz="4" w:space="0" w:color="E6E5E2"/>
-              <w:left w:val="single" w:sz="4" w:space="0" w:color="E6E5E2"/>
-              <w:bottom w:val="single" w:sz="4" w:space="0" w:color="E6E5E2"/>
-              <w:right w:val="single" w:sz="4" w:space="0" w:color="E6E5E2"/>
-            </w:tcBorders>
-            <w:tcMar>
-              <w:top w:w="70" w:type="dxa"/>
-              <w:bottom w:w="70" w:type="dxa"/>
-              <w:left w:w="90" w:type="dxa"/>
-              <w:right w:w="90" w:type="dxa"/>
-            </w:tcMar>
-            <w:vAlign w:val="center"/>
-          </w:tcPr>
-          <w:p>
-            <w:r>
-              <w:rPr>
-                <w:rFonts w:ascii="Calibri" w:hAnsi="Calibri"/>
-                <w:b w:val="0"/>
-                <w:i w:val="0"/>
-                <w:color w:val="0A0708"/>
-                <w:sz w:val="19"/>
+                <w:color w:val="2B2325"/>
+                <w:sz w:val="18"/>
               </w:rPr>
               <w:t>Lead</w:t>
             </w:r>
@@ -5269,39 +5502,34 @@
       </w:pPr>
     </w:p>
     <w:p>
+      <w:pPr>
+        <w:keepNext/>
+        <w:spacing w:before="320" w:after="160"/>
+        <w:pBdr>
+          <w:bottom w:val="single" w:sz="14" w:space="4" w:color="D98F75"/>
+        </w:pBdr>
+      </w:pPr>
       <w:r>
-        <w:br w:type="page"/>
+        <w:rPr>
+          <w:rFonts w:ascii="Calibri" w:hAnsi="Calibri" w:cs="Calibri" w:eastAsia="Calibri"/>
+          <w:b/>
+          <w:i w:val="0"/>
+          <w:color w:val="0A0708"/>
+          <w:sz w:val="36"/>
+        </w:rPr>
+        <w:t>6. Sprint Schedule</w:t>
       </w:r>
     </w:p>
     <w:p>
       <w:pPr>
-        <w:keepNext/>
-        <w:spacing w:before="80" w:after="200"/>
-        <w:pBdr>
-          <w:bottom w:val="single" w:sz="14" w:space="4" w:color="473536"/>
-        </w:pBdr>
+        <w:spacing w:after="120"/>
       </w:pPr>
       <w:r>
         <w:rPr>
-          <w:rFonts w:ascii="Calibri" w:hAnsi="Calibri"/>
-          <w:b/>
-          <w:i w:val="0"/>
-          <w:color w:val="0A0708"/>
-          <w:sz w:val="38"/>
-        </w:rPr>
-        <w:t>6.  Sprint Schedule</w:t>
-      </w:r>
-    </w:p>
-    <w:p>
-      <w:pPr>
-        <w:spacing w:after="120" w:before="0"/>
-      </w:pPr>
-      <w:r>
-        <w:rPr>
-          <w:rFonts w:ascii="Calibri" w:hAnsi="Calibri"/>
+          <w:rFonts w:ascii="Calibri" w:hAnsi="Calibri" w:cs="Calibri" w:eastAsia="Calibri"/>
           <w:b w:val="0"/>
           <w:i w:val="0"/>
-          <w:color w:val="0A0708"/>
+          <w:color w:val="2B2325"/>
           <w:sz w:val="21"/>
         </w:rPr>
         <w:t>Adjust sprint lengths to the real deadline.</w:t>
@@ -5326,7 +5554,7 @@
         </w:trPr>
         <w:tc>
           <w:tcPr>
-            <w:tcW w:type="dxa" w:w="1656"/>
+            <w:tcW w:type="dxa" w:w="1958"/>
             <w:shd w:val="clear" w:color="auto" w:fill="473536"/>
             <w:tcBorders>
               <w:top w:val="single" w:sz="4" w:space="0" w:color="473536"/>
@@ -5345,11 +5573,11 @@
           <w:p>
             <w:r>
               <w:rPr>
-                <w:rFonts w:ascii="Calibri" w:hAnsi="Calibri"/>
+                <w:rFonts w:ascii="Calibri" w:hAnsi="Calibri" w:cs="Calibri" w:eastAsia="Calibri"/>
                 <w:b/>
                 <w:i w:val="0"/>
                 <w:color w:val="FFFFFF"/>
-                <w:sz w:val="17"/>
+                <w:sz w:val="18"/>
               </w:rPr>
               <w:t>Sprint</w:t>
             </w:r>
@@ -5357,7 +5585,7 @@
         </w:tc>
         <w:tc>
           <w:tcPr>
-            <w:tcW w:type="dxa" w:w="2592"/>
+            <w:tcW w:type="dxa" w:w="1958"/>
             <w:shd w:val="clear" w:color="auto" w:fill="473536"/>
             <w:tcBorders>
               <w:top w:val="single" w:sz="4" w:space="0" w:color="473536"/>
@@ -5376,11 +5604,11 @@
           <w:p>
             <w:r>
               <w:rPr>
-                <w:rFonts w:ascii="Calibri" w:hAnsi="Calibri"/>
+                <w:rFonts w:ascii="Calibri" w:hAnsi="Calibri" w:cs="Calibri" w:eastAsia="Calibri"/>
                 <w:b/>
                 <w:i w:val="0"/>
                 <w:color w:val="FFFFFF"/>
-                <w:sz w:val="17"/>
+                <w:sz w:val="18"/>
               </w:rPr>
               <w:t>Lead</w:t>
             </w:r>
@@ -5388,7 +5616,7 @@
         </w:tc>
         <w:tc>
           <w:tcPr>
-            <w:tcW w:type="dxa" w:w="1872"/>
+            <w:tcW w:type="dxa" w:w="1958"/>
             <w:shd w:val="clear" w:color="auto" w:fill="473536"/>
             <w:tcBorders>
               <w:top w:val="single" w:sz="4" w:space="0" w:color="473536"/>
@@ -5407,11 +5635,11 @@
           <w:p>
             <w:r>
               <w:rPr>
-                <w:rFonts w:ascii="Calibri" w:hAnsi="Calibri"/>
+                <w:rFonts w:ascii="Calibri" w:hAnsi="Calibri" w:cs="Calibri" w:eastAsia="Calibri"/>
                 <w:b/>
                 <w:i w:val="0"/>
                 <w:color w:val="FFFFFF"/>
-                <w:sz w:val="17"/>
+                <w:sz w:val="18"/>
               </w:rPr>
               <w:t>A (Content &amp; Data)</w:t>
             </w:r>
@@ -5419,7 +5647,7 @@
         </w:tc>
         <w:tc>
           <w:tcPr>
-            <w:tcW w:type="dxa" w:w="1872"/>
+            <w:tcW w:type="dxa" w:w="1958"/>
             <w:shd w:val="clear" w:color="auto" w:fill="473536"/>
             <w:tcBorders>
               <w:top w:val="single" w:sz="4" w:space="0" w:color="473536"/>
@@ -5438,11 +5666,11 @@
           <w:p>
             <w:r>
               <w:rPr>
-                <w:rFonts w:ascii="Calibri" w:hAnsi="Calibri"/>
+                <w:rFonts w:ascii="Calibri" w:hAnsi="Calibri" w:cs="Calibri" w:eastAsia="Calibri"/>
                 <w:b/>
                 <w:i w:val="0"/>
                 <w:color w:val="FFFFFF"/>
-                <w:sz w:val="17"/>
+                <w:sz w:val="18"/>
               </w:rPr>
               <w:t>B (QA)</w:t>
             </w:r>
@@ -5450,7 +5678,7 @@
         </w:tc>
         <w:tc>
           <w:tcPr>
-            <w:tcW w:type="dxa" w:w="1944"/>
+            <w:tcW w:type="dxa" w:w="1958"/>
             <w:shd w:val="clear" w:color="auto" w:fill="473536"/>
             <w:tcBorders>
               <w:top w:val="single" w:sz="4" w:space="0" w:color="473536"/>
@@ -5469,11 +5697,11 @@
           <w:p>
             <w:r>
               <w:rPr>
-                <w:rFonts w:ascii="Calibri" w:hAnsi="Calibri"/>
+                <w:rFonts w:ascii="Calibri" w:hAnsi="Calibri" w:cs="Calibri" w:eastAsia="Calibri"/>
                 <w:b/>
                 <w:i w:val="0"/>
                 <w:color w:val="FFFFFF"/>
-                <w:sz w:val="17"/>
+                <w:sz w:val="18"/>
               </w:rPr>
               <w:t>C (Docs)</w:t>
             </w:r>
@@ -5486,13 +5714,13 @@
         </w:trPr>
         <w:tc>
           <w:tcPr>
-            <w:tcW w:type="dxa" w:w="1656"/>
+            <w:tcW w:type="dxa" w:w="1958"/>
             <w:shd w:val="clear" w:color="auto" w:fill="FFFFFF"/>
             <w:tcBorders>
-              <w:top w:val="single" w:sz="4" w:space="0" w:color="E6E5E2"/>
-              <w:left w:val="single" w:sz="4" w:space="0" w:color="E6E5E2"/>
-              <w:bottom w:val="single" w:sz="4" w:space="0" w:color="E6E5E2"/>
-              <w:right w:val="single" w:sz="4" w:space="0" w:color="E6E5E2"/>
+              <w:top w:val="single" w:sz="4" w:space="0" w:color="E4E1DC"/>
+              <w:left w:val="single" w:sz="4" w:space="0" w:color="E4E1DC"/>
+              <w:bottom w:val="single" w:sz="4" w:space="0" w:color="E4E1DC"/>
+              <w:right w:val="single" w:sz="4" w:space="0" w:color="E4E1DC"/>
             </w:tcBorders>
             <w:tcMar>
               <w:top w:w="70" w:type="dxa"/>
@@ -5505,11 +5733,11 @@
           <w:p>
             <w:r>
               <w:rPr>
-                <w:rFonts w:ascii="Calibri" w:hAnsi="Calibri"/>
+                <w:rFonts w:ascii="Calibri" w:hAnsi="Calibri" w:cs="Calibri" w:eastAsia="Calibri"/>
                 <w:b/>
                 <w:i w:val="0"/>
                 <w:color w:val="0A0708"/>
-                <w:sz w:val="17"/>
+                <w:sz w:val="18"/>
               </w:rPr>
               <w:t>0 — Setup</w:t>
             </w:r>
@@ -5517,13 +5745,13 @@
         </w:tc>
         <w:tc>
           <w:tcPr>
-            <w:tcW w:type="dxa" w:w="2592"/>
+            <w:tcW w:type="dxa" w:w="1958"/>
             <w:shd w:val="clear" w:color="auto" w:fill="FFFFFF"/>
             <w:tcBorders>
-              <w:top w:val="single" w:sz="4" w:space="0" w:color="E6E5E2"/>
-              <w:left w:val="single" w:sz="4" w:space="0" w:color="E6E5E2"/>
-              <w:bottom w:val="single" w:sz="4" w:space="0" w:color="E6E5E2"/>
-              <w:right w:val="single" w:sz="4" w:space="0" w:color="E6E5E2"/>
+              <w:top w:val="single" w:sz="4" w:space="0" w:color="E4E1DC"/>
+              <w:left w:val="single" w:sz="4" w:space="0" w:color="E4E1DC"/>
+              <w:bottom w:val="single" w:sz="4" w:space="0" w:color="E4E1DC"/>
+              <w:right w:val="single" w:sz="4" w:space="0" w:color="E4E1DC"/>
             </w:tcBorders>
             <w:tcMar>
               <w:top w:w="70" w:type="dxa"/>
@@ -5536,25 +5764,25 @@
           <w:p>
             <w:r>
               <w:rPr>
-                <w:rFonts w:ascii="Calibri" w:hAnsi="Calibri"/>
+                <w:rFonts w:ascii="Calibri" w:hAnsi="Calibri" w:cs="Calibri" w:eastAsia="Calibri"/>
                 <w:b w:val="0"/>
                 <w:i w:val="0"/>
-                <w:color w:val="0A0708"/>
-                <w:sz w:val="17"/>
+                <w:color w:val="2B2325"/>
+                <w:sz w:val="18"/>
               </w:rPr>
-              <w:t>Repo, project board, templates, 30-min GitHub walkthrough</w:t>
+              <w:t>Repo, GitHub project board, templates, 30-min Git-on-GitHub walkthrough</w:t>
             </w:r>
           </w:p>
         </w:tc>
         <w:tc>
           <w:tcPr>
-            <w:tcW w:type="dxa" w:w="1872"/>
+            <w:tcW w:type="dxa" w:w="1958"/>
             <w:shd w:val="clear" w:color="auto" w:fill="FFFFFF"/>
             <w:tcBorders>
-              <w:top w:val="single" w:sz="4" w:space="0" w:color="E6E5E2"/>
-              <w:left w:val="single" w:sz="4" w:space="0" w:color="E6E5E2"/>
-              <w:bottom w:val="single" w:sz="4" w:space="0" w:color="E6E5E2"/>
-              <w:right w:val="single" w:sz="4" w:space="0" w:color="E6E5E2"/>
+              <w:top w:val="single" w:sz="4" w:space="0" w:color="E4E1DC"/>
+              <w:left w:val="single" w:sz="4" w:space="0" w:color="E4E1DC"/>
+              <w:bottom w:val="single" w:sz="4" w:space="0" w:color="E4E1DC"/>
+              <w:right w:val="single" w:sz="4" w:space="0" w:color="E4E1DC"/>
             </w:tcBorders>
             <w:tcMar>
               <w:top w:w="70" w:type="dxa"/>
@@ -5567,11 +5795,11 @@
           <w:p>
             <w:r>
               <w:rPr>
-                <w:rFonts w:ascii="Calibri" w:hAnsi="Calibri"/>
+                <w:rFonts w:ascii="Calibri" w:hAnsi="Calibri" w:cs="Calibri" w:eastAsia="Calibri"/>
                 <w:b w:val="0"/>
                 <w:i w:val="0"/>
-                <w:color w:val="0A0708"/>
-                <w:sz w:val="17"/>
+                <w:color w:val="2B2325"/>
+                <w:sz w:val="18"/>
               </w:rPr>
               <w:t>A1</w:t>
             </w:r>
@@ -5579,13 +5807,13 @@
         </w:tc>
         <w:tc>
           <w:tcPr>
-            <w:tcW w:type="dxa" w:w="1872"/>
+            <w:tcW w:type="dxa" w:w="1958"/>
             <w:shd w:val="clear" w:color="auto" w:fill="FFFFFF"/>
             <w:tcBorders>
-              <w:top w:val="single" w:sz="4" w:space="0" w:color="E6E5E2"/>
-              <w:left w:val="single" w:sz="4" w:space="0" w:color="E6E5E2"/>
-              <w:bottom w:val="single" w:sz="4" w:space="0" w:color="E6E5E2"/>
-              <w:right w:val="single" w:sz="4" w:space="0" w:color="E6E5E2"/>
+              <w:top w:val="single" w:sz="4" w:space="0" w:color="E4E1DC"/>
+              <w:left w:val="single" w:sz="4" w:space="0" w:color="E4E1DC"/>
+              <w:bottom w:val="single" w:sz="4" w:space="0" w:color="E4E1DC"/>
+              <w:right w:val="single" w:sz="4" w:space="0" w:color="E4E1DC"/>
             </w:tcBorders>
             <w:tcMar>
               <w:top w:w="70" w:type="dxa"/>
@@ -5598,11 +5826,11 @@
           <w:p>
             <w:r>
               <w:rPr>
-                <w:rFonts w:ascii="Calibri" w:hAnsi="Calibri"/>
+                <w:rFonts w:ascii="Calibri" w:hAnsi="Calibri" w:cs="Calibri" w:eastAsia="Calibri"/>
                 <w:b w:val="0"/>
                 <w:i w:val="0"/>
-                <w:color w:val="0A0708"/>
-                <w:sz w:val="17"/>
+                <w:color w:val="2B2325"/>
+                <w:sz w:val="18"/>
               </w:rPr>
               <w:t>B1</w:t>
             </w:r>
@@ -5610,13 +5838,13 @@
         </w:tc>
         <w:tc>
           <w:tcPr>
-            <w:tcW w:type="dxa" w:w="1944"/>
+            <w:tcW w:type="dxa" w:w="1958"/>
             <w:shd w:val="clear" w:color="auto" w:fill="FFFFFF"/>
             <w:tcBorders>
-              <w:top w:val="single" w:sz="4" w:space="0" w:color="E6E5E2"/>
-              <w:left w:val="single" w:sz="4" w:space="0" w:color="E6E5E2"/>
-              <w:bottom w:val="single" w:sz="4" w:space="0" w:color="E6E5E2"/>
-              <w:right w:val="single" w:sz="4" w:space="0" w:color="E6E5E2"/>
+              <w:top w:val="single" w:sz="4" w:space="0" w:color="E4E1DC"/>
+              <w:left w:val="single" w:sz="4" w:space="0" w:color="E4E1DC"/>
+              <w:bottom w:val="single" w:sz="4" w:space="0" w:color="E4E1DC"/>
+              <w:right w:val="single" w:sz="4" w:space="0" w:color="E4E1DC"/>
             </w:tcBorders>
             <w:tcMar>
               <w:top w:w="70" w:type="dxa"/>
@@ -5629,11 +5857,11 @@
           <w:p>
             <w:r>
               <w:rPr>
-                <w:rFonts w:ascii="Calibri" w:hAnsi="Calibri"/>
+                <w:rFonts w:ascii="Calibri" w:hAnsi="Calibri" w:cs="Calibri" w:eastAsia="Calibri"/>
                 <w:b w:val="0"/>
                 <w:i w:val="0"/>
-                <w:color w:val="0A0708"/>
-                <w:sz w:val="17"/>
+                <w:color w:val="2B2325"/>
+                <w:sz w:val="18"/>
               </w:rPr>
               <w:t>C1</w:t>
             </w:r>
@@ -5646,13 +5874,13 @@
         </w:trPr>
         <w:tc>
           <w:tcPr>
-            <w:tcW w:type="dxa" w:w="1656"/>
-            <w:shd w:val="clear" w:color="auto" w:fill="F6F5F4"/>
+            <w:tcW w:type="dxa" w:w="1958"/>
+            <w:shd w:val="clear" w:color="auto" w:fill="F8F6F4"/>
             <w:tcBorders>
-              <w:top w:val="single" w:sz="4" w:space="0" w:color="E6E5E2"/>
-              <w:left w:val="single" w:sz="4" w:space="0" w:color="E6E5E2"/>
-              <w:bottom w:val="single" w:sz="4" w:space="0" w:color="E6E5E2"/>
-              <w:right w:val="single" w:sz="4" w:space="0" w:color="E6E5E2"/>
+              <w:top w:val="single" w:sz="4" w:space="0" w:color="E4E1DC"/>
+              <w:left w:val="single" w:sz="4" w:space="0" w:color="E4E1DC"/>
+              <w:bottom w:val="single" w:sz="4" w:space="0" w:color="E4E1DC"/>
+              <w:right w:val="single" w:sz="4" w:space="0" w:color="E4E1DC"/>
             </w:tcBorders>
             <w:tcMar>
               <w:top w:w="70" w:type="dxa"/>
@@ -5665,11 +5893,11 @@
           <w:p>
             <w:r>
               <w:rPr>
-                <w:rFonts w:ascii="Calibri" w:hAnsi="Calibri"/>
+                <w:rFonts w:ascii="Calibri" w:hAnsi="Calibri" w:cs="Calibri" w:eastAsia="Calibri"/>
                 <w:b/>
                 <w:i w:val="0"/>
                 <w:color w:val="0A0708"/>
-                <w:sz w:val="17"/>
+                <w:sz w:val="18"/>
               </w:rPr>
               <w:t>1 — Auth &amp; Catalog</w:t>
             </w:r>
@@ -5677,13 +5905,13 @@
         </w:tc>
         <w:tc>
           <w:tcPr>
-            <w:tcW w:type="dxa" w:w="2592"/>
-            <w:shd w:val="clear" w:color="auto" w:fill="F6F5F4"/>
+            <w:tcW w:type="dxa" w:w="1958"/>
+            <w:shd w:val="clear" w:color="auto" w:fill="F8F6F4"/>
             <w:tcBorders>
-              <w:top w:val="single" w:sz="4" w:space="0" w:color="E6E5E2"/>
-              <w:left w:val="single" w:sz="4" w:space="0" w:color="E6E5E2"/>
-              <w:bottom w:val="single" w:sz="4" w:space="0" w:color="E6E5E2"/>
-              <w:right w:val="single" w:sz="4" w:space="0" w:color="E6E5E2"/>
+              <w:top w:val="single" w:sz="4" w:space="0" w:color="E4E1DC"/>
+              <w:left w:val="single" w:sz="4" w:space="0" w:color="E4E1DC"/>
+              <w:bottom w:val="single" w:sz="4" w:space="0" w:color="E4E1DC"/>
+              <w:right w:val="single" w:sz="4" w:space="0" w:color="E4E1DC"/>
             </w:tcBorders>
             <w:tcMar>
               <w:top w:w="70" w:type="dxa"/>
@@ -5696,11 +5924,11 @@
           <w:p>
             <w:r>
               <w:rPr>
-                <w:rFonts w:ascii="Calibri" w:hAnsi="Calibri"/>
+                <w:rFonts w:ascii="Calibri" w:hAnsi="Calibri" w:cs="Calibri" w:eastAsia="Calibri"/>
                 <w:b w:val="0"/>
                 <w:i w:val="0"/>
-                <w:color w:val="0A0708"/>
-                <w:sz w:val="17"/>
+                <w:color w:val="2B2325"/>
+                <w:sz w:val="18"/>
               </w:rPr>
               <w:t>Auth, roles, product pages</w:t>
             </w:r>
@@ -5708,13 +5936,13 @@
         </w:tc>
         <w:tc>
           <w:tcPr>
-            <w:tcW w:type="dxa" w:w="1872"/>
-            <w:shd w:val="clear" w:color="auto" w:fill="F6F5F4"/>
+            <w:tcW w:type="dxa" w:w="1958"/>
+            <w:shd w:val="clear" w:color="auto" w:fill="F8F6F4"/>
             <w:tcBorders>
-              <w:top w:val="single" w:sz="4" w:space="0" w:color="E6E5E2"/>
-              <w:left w:val="single" w:sz="4" w:space="0" w:color="E6E5E2"/>
-              <w:bottom w:val="single" w:sz="4" w:space="0" w:color="E6E5E2"/>
-              <w:right w:val="single" w:sz="4" w:space="0" w:color="E6E5E2"/>
+              <w:top w:val="single" w:sz="4" w:space="0" w:color="E4E1DC"/>
+              <w:left w:val="single" w:sz="4" w:space="0" w:color="E4E1DC"/>
+              <w:bottom w:val="single" w:sz="4" w:space="0" w:color="E4E1DC"/>
+              <w:right w:val="single" w:sz="4" w:space="0" w:color="E4E1DC"/>
             </w:tcBorders>
             <w:tcMar>
               <w:top w:w="70" w:type="dxa"/>
@@ -5727,11 +5955,11 @@
           <w:p>
             <w:r>
               <w:rPr>
-                <w:rFonts w:ascii="Calibri" w:hAnsi="Calibri"/>
+                <w:rFonts w:ascii="Calibri" w:hAnsi="Calibri" w:cs="Calibri" w:eastAsia="Calibri"/>
                 <w:b w:val="0"/>
                 <w:i w:val="0"/>
-                <w:color w:val="0A0708"/>
-                <w:sz w:val="17"/>
+                <w:color w:val="2B2325"/>
+                <w:sz w:val="18"/>
               </w:rPr>
               <w:t>A2 sample products, A3 copy</w:t>
             </w:r>
@@ -5739,13 +5967,13 @@
         </w:tc>
         <w:tc>
           <w:tcPr>
-            <w:tcW w:type="dxa" w:w="1872"/>
-            <w:shd w:val="clear" w:color="auto" w:fill="F6F5F4"/>
+            <w:tcW w:type="dxa" w:w="1958"/>
+            <w:shd w:val="clear" w:color="auto" w:fill="F8F6F4"/>
             <w:tcBorders>
-              <w:top w:val="single" w:sz="4" w:space="0" w:color="E6E5E2"/>
-              <w:left w:val="single" w:sz="4" w:space="0" w:color="E6E5E2"/>
-              <w:bottom w:val="single" w:sz="4" w:space="0" w:color="E6E5E2"/>
-              <w:right w:val="single" w:sz="4" w:space="0" w:color="E6E5E2"/>
+              <w:top w:val="single" w:sz="4" w:space="0" w:color="E4E1DC"/>
+              <w:left w:val="single" w:sz="4" w:space="0" w:color="E4E1DC"/>
+              <w:bottom w:val="single" w:sz="4" w:space="0" w:color="E4E1DC"/>
+              <w:right w:val="single" w:sz="4" w:space="0" w:color="E4E1DC"/>
             </w:tcBorders>
             <w:tcMar>
               <w:top w:w="70" w:type="dxa"/>
@@ -5758,11 +5986,11 @@
           <w:p>
             <w:r>
               <w:rPr>
-                <w:rFonts w:ascii="Calibri" w:hAnsi="Calibri"/>
+                <w:rFonts w:ascii="Calibri" w:hAnsi="Calibri" w:cs="Calibri" w:eastAsia="Calibri"/>
                 <w:b w:val="0"/>
                 <w:i w:val="0"/>
-                <w:color w:val="0A0708"/>
-                <w:sz w:val="17"/>
+                <w:color w:val="2B2325"/>
+                <w:sz w:val="18"/>
               </w:rPr>
               <w:t>B2 test plan</w:t>
             </w:r>
@@ -5770,13 +5998,13 @@
         </w:tc>
         <w:tc>
           <w:tcPr>
-            <w:tcW w:type="dxa" w:w="1944"/>
-            <w:shd w:val="clear" w:color="auto" w:fill="F6F5F4"/>
+            <w:tcW w:type="dxa" w:w="1958"/>
+            <w:shd w:val="clear" w:color="auto" w:fill="F8F6F4"/>
             <w:tcBorders>
-              <w:top w:val="single" w:sz="4" w:space="0" w:color="E6E5E2"/>
-              <w:left w:val="single" w:sz="4" w:space="0" w:color="E6E5E2"/>
-              <w:bottom w:val="single" w:sz="4" w:space="0" w:color="E6E5E2"/>
-              <w:right w:val="single" w:sz="4" w:space="0" w:color="E6E5E2"/>
+              <w:top w:val="single" w:sz="4" w:space="0" w:color="E4E1DC"/>
+              <w:left w:val="single" w:sz="4" w:space="0" w:color="E4E1DC"/>
+              <w:bottom w:val="single" w:sz="4" w:space="0" w:color="E4E1DC"/>
+              <w:right w:val="single" w:sz="4" w:space="0" w:color="E4E1DC"/>
             </w:tcBorders>
             <w:tcMar>
               <w:top w:w="70" w:type="dxa"/>
@@ -5789,11 +6017,11 @@
           <w:p>
             <w:r>
               <w:rPr>
-                <w:rFonts w:ascii="Calibri" w:hAnsi="Calibri"/>
+                <w:rFonts w:ascii="Calibri" w:hAnsi="Calibri" w:cs="Calibri" w:eastAsia="Calibri"/>
                 <w:b w:val="0"/>
                 <w:i w:val="0"/>
-                <w:color w:val="0A0708"/>
-                <w:sz w:val="17"/>
+                <w:color w:val="2B2325"/>
+                <w:sz w:val="18"/>
               </w:rPr>
               <w:t>C2 README</w:t>
             </w:r>
@@ -5806,13 +6034,13 @@
         </w:trPr>
         <w:tc>
           <w:tcPr>
-            <w:tcW w:type="dxa" w:w="1656"/>
+            <w:tcW w:type="dxa" w:w="1958"/>
             <w:shd w:val="clear" w:color="auto" w:fill="FFFFFF"/>
             <w:tcBorders>
-              <w:top w:val="single" w:sz="4" w:space="0" w:color="E6E5E2"/>
-              <w:left w:val="single" w:sz="4" w:space="0" w:color="E6E5E2"/>
-              <w:bottom w:val="single" w:sz="4" w:space="0" w:color="E6E5E2"/>
-              <w:right w:val="single" w:sz="4" w:space="0" w:color="E6E5E2"/>
+              <w:top w:val="single" w:sz="4" w:space="0" w:color="E4E1DC"/>
+              <w:left w:val="single" w:sz="4" w:space="0" w:color="E4E1DC"/>
+              <w:bottom w:val="single" w:sz="4" w:space="0" w:color="E4E1DC"/>
+              <w:right w:val="single" w:sz="4" w:space="0" w:color="E4E1DC"/>
             </w:tcBorders>
             <w:tcMar>
               <w:top w:w="70" w:type="dxa"/>
@@ -5825,11 +6053,11 @@
           <w:p>
             <w:r>
               <w:rPr>
-                <w:rFonts w:ascii="Calibri" w:hAnsi="Calibri"/>
+                <w:rFonts w:ascii="Calibri" w:hAnsi="Calibri" w:cs="Calibri" w:eastAsia="Calibri"/>
                 <w:b/>
                 <w:i w:val="0"/>
                 <w:color w:val="0A0708"/>
-                <w:sz w:val="17"/>
+                <w:sz w:val="18"/>
               </w:rPr>
               <w:t>2 — Vendor flow</w:t>
             </w:r>
@@ -5837,13 +6065,13 @@
         </w:tc>
         <w:tc>
           <w:tcPr>
-            <w:tcW w:type="dxa" w:w="2592"/>
+            <w:tcW w:type="dxa" w:w="1958"/>
             <w:shd w:val="clear" w:color="auto" w:fill="FFFFFF"/>
             <w:tcBorders>
-              <w:top w:val="single" w:sz="4" w:space="0" w:color="E6E5E2"/>
-              <w:left w:val="single" w:sz="4" w:space="0" w:color="E6E5E2"/>
-              <w:bottom w:val="single" w:sz="4" w:space="0" w:color="E6E5E2"/>
-              <w:right w:val="single" w:sz="4" w:space="0" w:color="E6E5E2"/>
+              <w:top w:val="single" w:sz="4" w:space="0" w:color="E4E1DC"/>
+              <w:left w:val="single" w:sz="4" w:space="0" w:color="E4E1DC"/>
+              <w:bottom w:val="single" w:sz="4" w:space="0" w:color="E4E1DC"/>
+              <w:right w:val="single" w:sz="4" w:space="0" w:color="E4E1DC"/>
             </w:tcBorders>
             <w:tcMar>
               <w:top w:w="70" w:type="dxa"/>
@@ -5856,11 +6084,11 @@
           <w:p>
             <w:r>
               <w:rPr>
-                <w:rFonts w:ascii="Calibri" w:hAnsi="Calibri"/>
+                <w:rFonts w:ascii="Calibri" w:hAnsi="Calibri" w:cs="Calibri" w:eastAsia="Calibri"/>
                 <w:b w:val="0"/>
                 <w:i w:val="0"/>
-                <w:color w:val="0A0708"/>
-                <w:sz w:val="17"/>
+                <w:color w:val="2B2325"/>
+                <w:sz w:val="18"/>
               </w:rPr>
               <w:t>Vendor application, admin approval, dashboard</w:t>
             </w:r>
@@ -5868,13 +6096,13 @@
         </w:tc>
         <w:tc>
           <w:tcPr>
-            <w:tcW w:type="dxa" w:w="1872"/>
+            <w:tcW w:type="dxa" w:w="1958"/>
             <w:shd w:val="clear" w:color="auto" w:fill="FFFFFF"/>
             <w:tcBorders>
-              <w:top w:val="single" w:sz="4" w:space="0" w:color="E6E5E2"/>
-              <w:left w:val="single" w:sz="4" w:space="0" w:color="E6E5E2"/>
-              <w:bottom w:val="single" w:sz="4" w:space="0" w:color="E6E5E2"/>
-              <w:right w:val="single" w:sz="4" w:space="0" w:color="E6E5E2"/>
+              <w:top w:val="single" w:sz="4" w:space="0" w:color="E4E1DC"/>
+              <w:left w:val="single" w:sz="4" w:space="0" w:color="E4E1DC"/>
+              <w:bottom w:val="single" w:sz="4" w:space="0" w:color="E4E1DC"/>
+              <w:right w:val="single" w:sz="4" w:space="0" w:color="E4E1DC"/>
             </w:tcBorders>
             <w:tcMar>
               <w:top w:w="70" w:type="dxa"/>
@@ -5887,11 +6115,11 @@
           <w:p>
             <w:r>
               <w:rPr>
-                <w:rFonts w:ascii="Calibri" w:hAnsi="Calibri"/>
+                <w:rFonts w:ascii="Calibri" w:hAnsi="Calibri" w:cs="Calibri" w:eastAsia="Calibri"/>
                 <w:b w:val="0"/>
                 <w:i w:val="0"/>
-                <w:color w:val="0A0708"/>
-                <w:sz w:val="17"/>
+                <w:color w:val="2B2325"/>
+                <w:sz w:val="18"/>
               </w:rPr>
               <w:t>A4 data dictionary, A5 photos</w:t>
             </w:r>
@@ -5899,13 +6127,13 @@
         </w:tc>
         <w:tc>
           <w:tcPr>
-            <w:tcW w:type="dxa" w:w="1872"/>
+            <w:tcW w:type="dxa" w:w="1958"/>
             <w:shd w:val="clear" w:color="auto" w:fill="FFFFFF"/>
             <w:tcBorders>
-              <w:top w:val="single" w:sz="4" w:space="0" w:color="E6E5E2"/>
-              <w:left w:val="single" w:sz="4" w:space="0" w:color="E6E5E2"/>
-              <w:bottom w:val="single" w:sz="4" w:space="0" w:color="E6E5E2"/>
-              <w:right w:val="single" w:sz="4" w:space="0" w:color="E6E5E2"/>
+              <w:top w:val="single" w:sz="4" w:space="0" w:color="E4E1DC"/>
+              <w:left w:val="single" w:sz="4" w:space="0" w:color="E4E1DC"/>
+              <w:bottom w:val="single" w:sz="4" w:space="0" w:color="E4E1DC"/>
+              <w:right w:val="single" w:sz="4" w:space="0" w:color="E4E1DC"/>
             </w:tcBorders>
             <w:tcMar>
               <w:top w:w="70" w:type="dxa"/>
@@ -5918,25 +6146,25 @@
           <w:p>
             <w:r>
               <w:rPr>
-                <w:rFonts w:ascii="Calibri" w:hAnsi="Calibri"/>
+                <w:rFonts w:ascii="Calibri" w:hAnsi="Calibri" w:cs="Calibri" w:eastAsia="Calibri"/>
                 <w:b w:val="0"/>
                 <w:i w:val="0"/>
-                <w:color w:val="0A0708"/>
-                <w:sz w:val="17"/>
+                <w:color w:val="2B2325"/>
+                <w:sz w:val="18"/>
               </w:rPr>
-              <w:t>B3 round 1, B4 bugs, B5 summary</w:t>
+              <w:t>B3 test round 1, B4 bugs, B5 summary</w:t>
             </w:r>
           </w:p>
         </w:tc>
         <w:tc>
           <w:tcPr>
-            <w:tcW w:type="dxa" w:w="1944"/>
+            <w:tcW w:type="dxa" w:w="1958"/>
             <w:shd w:val="clear" w:color="auto" w:fill="FFFFFF"/>
             <w:tcBorders>
-              <w:top w:val="single" w:sz="4" w:space="0" w:color="E6E5E2"/>
-              <w:left w:val="single" w:sz="4" w:space="0" w:color="E6E5E2"/>
-              <w:bottom w:val="single" w:sz="4" w:space="0" w:color="E6E5E2"/>
-              <w:right w:val="single" w:sz="4" w:space="0" w:color="E6E5E2"/>
+              <w:top w:val="single" w:sz="4" w:space="0" w:color="E4E1DC"/>
+              <w:left w:val="single" w:sz="4" w:space="0" w:color="E4E1DC"/>
+              <w:bottom w:val="single" w:sz="4" w:space="0" w:color="E4E1DC"/>
+              <w:right w:val="single" w:sz="4" w:space="0" w:color="E4E1DC"/>
             </w:tcBorders>
             <w:tcMar>
               <w:top w:w="70" w:type="dxa"/>
@@ -5949,11 +6177,11 @@
           <w:p>
             <w:r>
               <w:rPr>
-                <w:rFonts w:ascii="Calibri" w:hAnsi="Calibri"/>
+                <w:rFonts w:ascii="Calibri" w:hAnsi="Calibri" w:cs="Calibri" w:eastAsia="Calibri"/>
                 <w:b w:val="0"/>
                 <w:i w:val="0"/>
-                <w:color w:val="0A0708"/>
-                <w:sz w:val="17"/>
+                <w:color w:val="2B2325"/>
+                <w:sz w:val="18"/>
               </w:rPr>
               <w:t>C4 notes</w:t>
             </w:r>
@@ -5966,13 +6194,13 @@
         </w:trPr>
         <w:tc>
           <w:tcPr>
-            <w:tcW w:type="dxa" w:w="1656"/>
-            <w:shd w:val="clear" w:color="auto" w:fill="F6F5F4"/>
+            <w:tcW w:type="dxa" w:w="1958"/>
+            <w:shd w:val="clear" w:color="auto" w:fill="F8F6F4"/>
             <w:tcBorders>
-              <w:top w:val="single" w:sz="4" w:space="0" w:color="E6E5E2"/>
-              <w:left w:val="single" w:sz="4" w:space="0" w:color="E6E5E2"/>
-              <w:bottom w:val="single" w:sz="4" w:space="0" w:color="E6E5E2"/>
-              <w:right w:val="single" w:sz="4" w:space="0" w:color="E6E5E2"/>
+              <w:top w:val="single" w:sz="4" w:space="0" w:color="E4E1DC"/>
+              <w:left w:val="single" w:sz="4" w:space="0" w:color="E4E1DC"/>
+              <w:bottom w:val="single" w:sz="4" w:space="0" w:color="E4E1DC"/>
+              <w:right w:val="single" w:sz="4" w:space="0" w:color="E4E1DC"/>
             </w:tcBorders>
             <w:tcMar>
               <w:top w:w="70" w:type="dxa"/>
@@ -5985,11 +6213,11 @@
           <w:p>
             <w:r>
               <w:rPr>
-                <w:rFonts w:ascii="Calibri" w:hAnsi="Calibri"/>
+                <w:rFonts w:ascii="Calibri" w:hAnsi="Calibri" w:cs="Calibri" w:eastAsia="Calibri"/>
                 <w:b/>
                 <w:i w:val="0"/>
                 <w:color w:val="0A0708"/>
-                <w:sz w:val="17"/>
+                <w:sz w:val="18"/>
               </w:rPr>
               <w:t>3 — Cart, Checkout, Banners</w:t>
             </w:r>
@@ -5997,13 +6225,13 @@
         </w:tc>
         <w:tc>
           <w:tcPr>
-            <w:tcW w:type="dxa" w:w="2592"/>
-            <w:shd w:val="clear" w:color="auto" w:fill="F6F5F4"/>
+            <w:tcW w:type="dxa" w:w="1958"/>
+            <w:shd w:val="clear" w:color="auto" w:fill="F8F6F4"/>
             <w:tcBorders>
-              <w:top w:val="single" w:sz="4" w:space="0" w:color="E6E5E2"/>
-              <w:left w:val="single" w:sz="4" w:space="0" w:color="E6E5E2"/>
-              <w:bottom w:val="single" w:sz="4" w:space="0" w:color="E6E5E2"/>
-              <w:right w:val="single" w:sz="4" w:space="0" w:color="E6E5E2"/>
+              <w:top w:val="single" w:sz="4" w:space="0" w:color="E4E1DC"/>
+              <w:left w:val="single" w:sz="4" w:space="0" w:color="E4E1DC"/>
+              <w:bottom w:val="single" w:sz="4" w:space="0" w:color="E4E1DC"/>
+              <w:right w:val="single" w:sz="4" w:space="0" w:color="E4E1DC"/>
             </w:tcBorders>
             <w:tcMar>
               <w:top w:w="70" w:type="dxa"/>
@@ -6016,11 +6244,11 @@
           <w:p>
             <w:r>
               <w:rPr>
-                <w:rFonts w:ascii="Calibri" w:hAnsi="Calibri"/>
+                <w:rFonts w:ascii="Calibri" w:hAnsi="Calibri" w:cs="Calibri" w:eastAsia="Calibri"/>
                 <w:b w:val="0"/>
                 <w:i w:val="0"/>
-                <w:color w:val="0A0708"/>
-                <w:sz w:val="17"/>
+                <w:color w:val="2B2325"/>
+                <w:sz w:val="18"/>
               </w:rPr>
               <w:t>Cart, checkout, banners</w:t>
             </w:r>
@@ -6028,13 +6256,13 @@
         </w:tc>
         <w:tc>
           <w:tcPr>
-            <w:tcW w:type="dxa" w:w="1872"/>
-            <w:shd w:val="clear" w:color="auto" w:fill="F6F5F4"/>
+            <w:tcW w:type="dxa" w:w="1958"/>
+            <w:shd w:val="clear" w:color="auto" w:fill="F8F6F4"/>
             <w:tcBorders>
-              <w:top w:val="single" w:sz="4" w:space="0" w:color="E6E5E2"/>
-              <w:left w:val="single" w:sz="4" w:space="0" w:color="E6E5E2"/>
-              <w:bottom w:val="single" w:sz="4" w:space="0" w:color="E6E5E2"/>
-              <w:right w:val="single" w:sz="4" w:space="0" w:color="E6E5E2"/>
+              <w:top w:val="single" w:sz="4" w:space="0" w:color="E4E1DC"/>
+              <w:left w:val="single" w:sz="4" w:space="0" w:color="E4E1DC"/>
+              <w:bottom w:val="single" w:sz="4" w:space="0" w:color="E4E1DC"/>
+              <w:right w:val="single" w:sz="4" w:space="0" w:color="E4E1DC"/>
             </w:tcBorders>
             <w:tcMar>
               <w:top w:w="70" w:type="dxa"/>
@@ -6047,11 +6275,11 @@
           <w:p>
             <w:r>
               <w:rPr>
-                <w:rFonts w:ascii="Calibri" w:hAnsi="Calibri"/>
+                <w:rFonts w:ascii="Calibri" w:hAnsi="Calibri" w:cs="Calibri" w:eastAsia="Calibri"/>
                 <w:b w:val="0"/>
                 <w:i w:val="0"/>
-                <w:color w:val="0A0708"/>
-                <w:sz w:val="17"/>
+                <w:color w:val="2B2325"/>
+                <w:sz w:val="18"/>
               </w:rPr>
               <w:t>A6 demo accounts</w:t>
             </w:r>
@@ -6059,13 +6287,13 @@
         </w:tc>
         <w:tc>
           <w:tcPr>
-            <w:tcW w:type="dxa" w:w="1872"/>
-            <w:shd w:val="clear" w:color="auto" w:fill="F6F5F4"/>
+            <w:tcW w:type="dxa" w:w="1958"/>
+            <w:shd w:val="clear" w:color="auto" w:fill="F8F6F4"/>
             <w:tcBorders>
-              <w:top w:val="single" w:sz="4" w:space="0" w:color="E6E5E2"/>
-              <w:left w:val="single" w:sz="4" w:space="0" w:color="E6E5E2"/>
-              <w:bottom w:val="single" w:sz="4" w:space="0" w:color="E6E5E2"/>
-              <w:right w:val="single" w:sz="4" w:space="0" w:color="E6E5E2"/>
+              <w:top w:val="single" w:sz="4" w:space="0" w:color="E4E1DC"/>
+              <w:left w:val="single" w:sz="4" w:space="0" w:color="E4E1DC"/>
+              <w:bottom w:val="single" w:sz="4" w:space="0" w:color="E4E1DC"/>
+              <w:right w:val="single" w:sz="4" w:space="0" w:color="E4E1DC"/>
             </w:tcBorders>
             <w:tcMar>
               <w:top w:w="70" w:type="dxa"/>
@@ -6078,25 +6306,25 @@
           <w:p>
             <w:r>
               <w:rPr>
-                <w:rFonts w:ascii="Calibri" w:hAnsi="Calibri"/>
+                <w:rFonts w:ascii="Calibri" w:hAnsi="Calibri" w:cs="Calibri" w:eastAsia="Calibri"/>
                 <w:b w:val="0"/>
                 <w:i w:val="0"/>
-                <w:color w:val="0A0708"/>
-                <w:sz w:val="17"/>
+                <w:color w:val="2B2325"/>
+                <w:sz w:val="18"/>
               </w:rPr>
-              <w:t>B3 round 2, B4, B5</w:t>
+              <w:t>B3 test round 2, B4, B5</w:t>
             </w:r>
           </w:p>
         </w:tc>
         <w:tc>
           <w:tcPr>
-            <w:tcW w:type="dxa" w:w="1944"/>
-            <w:shd w:val="clear" w:color="auto" w:fill="F6F5F4"/>
+            <w:tcW w:type="dxa" w:w="1958"/>
+            <w:shd w:val="clear" w:color="auto" w:fill="F8F6F4"/>
             <w:tcBorders>
-              <w:top w:val="single" w:sz="4" w:space="0" w:color="E6E5E2"/>
-              <w:left w:val="single" w:sz="4" w:space="0" w:color="E6E5E2"/>
-              <w:bottom w:val="single" w:sz="4" w:space="0" w:color="E6E5E2"/>
-              <w:right w:val="single" w:sz="4" w:space="0" w:color="E6E5E2"/>
+              <w:top w:val="single" w:sz="4" w:space="0" w:color="E4E1DC"/>
+              <w:left w:val="single" w:sz="4" w:space="0" w:color="E4E1DC"/>
+              <w:bottom w:val="single" w:sz="4" w:space="0" w:color="E4E1DC"/>
+              <w:right w:val="single" w:sz="4" w:space="0" w:color="E4E1DC"/>
             </w:tcBorders>
             <w:tcMar>
               <w:top w:w="70" w:type="dxa"/>
@@ -6109,11 +6337,11 @@
           <w:p>
             <w:r>
               <w:rPr>
-                <w:rFonts w:ascii="Calibri" w:hAnsi="Calibri"/>
+                <w:rFonts w:ascii="Calibri" w:hAnsi="Calibri" w:cs="Calibri" w:eastAsia="Calibri"/>
                 <w:b w:val="0"/>
                 <w:i w:val="0"/>
-                <w:color w:val="0A0708"/>
-                <w:sz w:val="17"/>
+                <w:color w:val="2B2325"/>
+                <w:sz w:val="18"/>
               </w:rPr>
               <w:t>C3 user guide (start), C4 notes</w:t>
             </w:r>
@@ -6126,13 +6354,13 @@
         </w:trPr>
         <w:tc>
           <w:tcPr>
-            <w:tcW w:type="dxa" w:w="1656"/>
+            <w:tcW w:type="dxa" w:w="1958"/>
             <w:shd w:val="clear" w:color="auto" w:fill="FFFFFF"/>
             <w:tcBorders>
-              <w:top w:val="single" w:sz="4" w:space="0" w:color="E6E5E2"/>
-              <w:left w:val="single" w:sz="4" w:space="0" w:color="E6E5E2"/>
-              <w:bottom w:val="single" w:sz="4" w:space="0" w:color="E6E5E2"/>
-              <w:right w:val="single" w:sz="4" w:space="0" w:color="E6E5E2"/>
+              <w:top w:val="single" w:sz="4" w:space="0" w:color="E4E1DC"/>
+              <w:left w:val="single" w:sz="4" w:space="0" w:color="E4E1DC"/>
+              <w:bottom w:val="single" w:sz="4" w:space="0" w:color="E4E1DC"/>
+              <w:right w:val="single" w:sz="4" w:space="0" w:color="E4E1DC"/>
             </w:tcBorders>
             <w:tcMar>
               <w:top w:w="70" w:type="dxa"/>
@@ -6145,11 +6373,11 @@
           <w:p>
             <w:r>
               <w:rPr>
-                <w:rFonts w:ascii="Calibri" w:hAnsi="Calibri"/>
+                <w:rFonts w:ascii="Calibri" w:hAnsi="Calibri" w:cs="Calibri" w:eastAsia="Calibri"/>
                 <w:b/>
                 <w:i w:val="0"/>
                 <w:color w:val="0A0708"/>
-                <w:sz w:val="17"/>
+                <w:sz w:val="18"/>
               </w:rPr>
               <w:t>4 — Payments, Reviews, Admin</w:t>
             </w:r>
@@ -6157,13 +6385,13 @@
         </w:tc>
         <w:tc>
           <w:tcPr>
-            <w:tcW w:type="dxa" w:w="2592"/>
+            <w:tcW w:type="dxa" w:w="1958"/>
             <w:shd w:val="clear" w:color="auto" w:fill="FFFFFF"/>
             <w:tcBorders>
-              <w:top w:val="single" w:sz="4" w:space="0" w:color="E6E5E2"/>
-              <w:left w:val="single" w:sz="4" w:space="0" w:color="E6E5E2"/>
-              <w:bottom w:val="single" w:sz="4" w:space="0" w:color="E6E5E2"/>
-              <w:right w:val="single" w:sz="4" w:space="0" w:color="E6E5E2"/>
+              <w:top w:val="single" w:sz="4" w:space="0" w:color="E4E1DC"/>
+              <w:left w:val="single" w:sz="4" w:space="0" w:color="E4E1DC"/>
+              <w:bottom w:val="single" w:sz="4" w:space="0" w:color="E4E1DC"/>
+              <w:right w:val="single" w:sz="4" w:space="0" w:color="E4E1DC"/>
             </w:tcBorders>
             <w:tcMar>
               <w:top w:w="70" w:type="dxa"/>
@@ -6176,11 +6404,11 @@
           <w:p>
             <w:r>
               <w:rPr>
-                <w:rFonts w:ascii="Calibri" w:hAnsi="Calibri"/>
+                <w:rFonts w:ascii="Calibri" w:hAnsi="Calibri" w:cs="Calibri" w:eastAsia="Calibri"/>
                 <w:b w:val="0"/>
                 <w:i w:val="0"/>
-                <w:color w:val="0A0708"/>
-                <w:sz w:val="17"/>
+                <w:color w:val="2B2325"/>
+                <w:sz w:val="18"/>
               </w:rPr>
               <w:t>Payments, reviews, moderation</w:t>
             </w:r>
@@ -6188,13 +6416,13 @@
         </w:tc>
         <w:tc>
           <w:tcPr>
-            <w:tcW w:type="dxa" w:w="1872"/>
+            <w:tcW w:type="dxa" w:w="1958"/>
             <w:shd w:val="clear" w:color="auto" w:fill="FFFFFF"/>
             <w:tcBorders>
-              <w:top w:val="single" w:sz="4" w:space="0" w:color="E6E5E2"/>
-              <w:left w:val="single" w:sz="4" w:space="0" w:color="E6E5E2"/>
-              <w:bottom w:val="single" w:sz="4" w:space="0" w:color="E6E5E2"/>
-              <w:right w:val="single" w:sz="4" w:space="0" w:color="E6E5E2"/>
+              <w:top w:val="single" w:sz="4" w:space="0" w:color="E4E1DC"/>
+              <w:left w:val="single" w:sz="4" w:space="0" w:color="E4E1DC"/>
+              <w:bottom w:val="single" w:sz="4" w:space="0" w:color="E4E1DC"/>
+              <w:right w:val="single" w:sz="4" w:space="0" w:color="E4E1DC"/>
             </w:tcBorders>
             <w:tcMar>
               <w:top w:w="70" w:type="dxa"/>
@@ -6207,25 +6435,25 @@
           <w:p>
             <w:r>
               <w:rPr>
-                <w:rFonts w:ascii="Calibri" w:hAnsi="Calibri"/>
+                <w:rFonts w:ascii="Calibri" w:hAnsi="Calibri" w:cs="Calibri" w:eastAsia="Calibri"/>
                 <w:b w:val="0"/>
                 <w:i w:val="0"/>
-                <w:color w:val="0A0708"/>
-                <w:sz w:val="17"/>
+                <w:color w:val="2B2325"/>
+                <w:sz w:val="18"/>
               </w:rPr>
-              <w:t>Support testing</w:t>
+              <w:t>— (support testing)</w:t>
             </w:r>
           </w:p>
         </w:tc>
         <w:tc>
           <w:tcPr>
-            <w:tcW w:type="dxa" w:w="1872"/>
+            <w:tcW w:type="dxa" w:w="1958"/>
             <w:shd w:val="clear" w:color="auto" w:fill="FFFFFF"/>
             <w:tcBorders>
-              <w:top w:val="single" w:sz="4" w:space="0" w:color="E6E5E2"/>
-              <w:left w:val="single" w:sz="4" w:space="0" w:color="E6E5E2"/>
-              <w:bottom w:val="single" w:sz="4" w:space="0" w:color="E6E5E2"/>
-              <w:right w:val="single" w:sz="4" w:space="0" w:color="E6E5E2"/>
+              <w:top w:val="single" w:sz="4" w:space="0" w:color="E4E1DC"/>
+              <w:left w:val="single" w:sz="4" w:space="0" w:color="E4E1DC"/>
+              <w:bottom w:val="single" w:sz="4" w:space="0" w:color="E4E1DC"/>
+              <w:right w:val="single" w:sz="4" w:space="0" w:color="E4E1DC"/>
             </w:tcBorders>
             <w:tcMar>
               <w:top w:w="70" w:type="dxa"/>
@@ -6238,25 +6466,25 @@
           <w:p>
             <w:r>
               <w:rPr>
-                <w:rFonts w:ascii="Calibri" w:hAnsi="Calibri"/>
+                <w:rFonts w:ascii="Calibri" w:hAnsi="Calibri" w:cs="Calibri" w:eastAsia="Calibri"/>
                 <w:b w:val="0"/>
                 <w:i w:val="0"/>
-                <w:color w:val="0A0708"/>
-                <w:sz w:val="17"/>
+                <w:color w:val="2B2325"/>
+                <w:sz w:val="18"/>
               </w:rPr>
-              <w:t>B3 round 3, B4, B5</w:t>
+              <w:t>B3 test round 3, B4, B5</w:t>
             </w:r>
           </w:p>
         </w:tc>
         <w:tc>
           <w:tcPr>
-            <w:tcW w:type="dxa" w:w="1944"/>
+            <w:tcW w:type="dxa" w:w="1958"/>
             <w:shd w:val="clear" w:color="auto" w:fill="FFFFFF"/>
             <w:tcBorders>
-              <w:top w:val="single" w:sz="4" w:space="0" w:color="E6E5E2"/>
-              <w:left w:val="single" w:sz="4" w:space="0" w:color="E6E5E2"/>
-              <w:bottom w:val="single" w:sz="4" w:space="0" w:color="E6E5E2"/>
-              <w:right w:val="single" w:sz="4" w:space="0" w:color="E6E5E2"/>
+              <w:top w:val="single" w:sz="4" w:space="0" w:color="E4E1DC"/>
+              <w:left w:val="single" w:sz="4" w:space="0" w:color="E4E1DC"/>
+              <w:bottom w:val="single" w:sz="4" w:space="0" w:color="E4E1DC"/>
+              <w:right w:val="single" w:sz="4" w:space="0" w:color="E4E1DC"/>
             </w:tcBorders>
             <w:tcMar>
               <w:top w:w="70" w:type="dxa"/>
@@ -6269,11 +6497,11 @@
           <w:p>
             <w:r>
               <w:rPr>
-                <w:rFonts w:ascii="Calibri" w:hAnsi="Calibri"/>
+                <w:rFonts w:ascii="Calibri" w:hAnsi="Calibri" w:cs="Calibri" w:eastAsia="Calibri"/>
                 <w:b w:val="0"/>
                 <w:i w:val="0"/>
-                <w:color w:val="0A0708"/>
-                <w:sz w:val="17"/>
+                <w:color w:val="2B2325"/>
+                <w:sz w:val="18"/>
               </w:rPr>
               <w:t>C3 user guide (finish), C6 UI review</w:t>
             </w:r>
@@ -6286,13 +6514,13 @@
         </w:trPr>
         <w:tc>
           <w:tcPr>
-            <w:tcW w:type="dxa" w:w="1656"/>
-            <w:shd w:val="clear" w:color="auto" w:fill="F6F5F4"/>
+            <w:tcW w:type="dxa" w:w="1958"/>
+            <w:shd w:val="clear" w:color="auto" w:fill="F8F6F4"/>
             <w:tcBorders>
-              <w:top w:val="single" w:sz="4" w:space="0" w:color="E6E5E2"/>
-              <w:left w:val="single" w:sz="4" w:space="0" w:color="E6E5E2"/>
-              <w:bottom w:val="single" w:sz="4" w:space="0" w:color="E6E5E2"/>
-              <w:right w:val="single" w:sz="4" w:space="0" w:color="E6E5E2"/>
+              <w:top w:val="single" w:sz="4" w:space="0" w:color="E4E1DC"/>
+              <w:left w:val="single" w:sz="4" w:space="0" w:color="E4E1DC"/>
+              <w:bottom w:val="single" w:sz="4" w:space="0" w:color="E4E1DC"/>
+              <w:right w:val="single" w:sz="4" w:space="0" w:color="E4E1DC"/>
             </w:tcBorders>
             <w:tcMar>
               <w:top w:w="70" w:type="dxa"/>
@@ -6305,11 +6533,11 @@
           <w:p>
             <w:r>
               <w:rPr>
-                <w:rFonts w:ascii="Calibri" w:hAnsi="Calibri"/>
+                <w:rFonts w:ascii="Calibri" w:hAnsi="Calibri" w:cs="Calibri" w:eastAsia="Calibri"/>
                 <w:b/>
                 <w:i w:val="0"/>
                 <w:color w:val="0A0708"/>
-                <w:sz w:val="17"/>
+                <w:sz w:val="18"/>
               </w:rPr>
               <w:t>5 — Polish &amp; Delivery</w:t>
             </w:r>
@@ -6317,13 +6545,13 @@
         </w:tc>
         <w:tc>
           <w:tcPr>
-            <w:tcW w:type="dxa" w:w="2592"/>
-            <w:shd w:val="clear" w:color="auto" w:fill="F6F5F4"/>
+            <w:tcW w:type="dxa" w:w="1958"/>
+            <w:shd w:val="clear" w:color="auto" w:fill="F8F6F4"/>
             <w:tcBorders>
-              <w:top w:val="single" w:sz="4" w:space="0" w:color="E6E5E2"/>
-              <w:left w:val="single" w:sz="4" w:space="0" w:color="E6E5E2"/>
-              <w:bottom w:val="single" w:sz="4" w:space="0" w:color="E6E5E2"/>
-              <w:right w:val="single" w:sz="4" w:space="0" w:color="E6E5E2"/>
+              <w:top w:val="single" w:sz="4" w:space="0" w:color="E4E1DC"/>
+              <w:left w:val="single" w:sz="4" w:space="0" w:color="E4E1DC"/>
+              <w:bottom w:val="single" w:sz="4" w:space="0" w:color="E4E1DC"/>
+              <w:right w:val="single" w:sz="4" w:space="0" w:color="E4E1DC"/>
             </w:tcBorders>
             <w:tcMar>
               <w:top w:w="70" w:type="dxa"/>
@@ -6336,11 +6564,11 @@
           <w:p>
             <w:r>
               <w:rPr>
-                <w:rFonts w:ascii="Calibri" w:hAnsi="Calibri"/>
+                <w:rFonts w:ascii="Calibri" w:hAnsi="Calibri" w:cs="Calibri" w:eastAsia="Calibri"/>
                 <w:b w:val="0"/>
                 <w:i w:val="0"/>
-                <w:color w:val="0A0708"/>
-                <w:sz w:val="17"/>
+                <w:color w:val="2B2325"/>
+                <w:sz w:val="18"/>
               </w:rPr>
               <w:t>Bug fixes, deploy, demo prep</w:t>
             </w:r>
@@ -6348,13 +6576,13 @@
         </w:tc>
         <w:tc>
           <w:tcPr>
-            <w:tcW w:type="dxa" w:w="1872"/>
-            <w:shd w:val="clear" w:color="auto" w:fill="F6F5F4"/>
+            <w:tcW w:type="dxa" w:w="1958"/>
+            <w:shd w:val="clear" w:color="auto" w:fill="F8F6F4"/>
             <w:tcBorders>
-              <w:top w:val="single" w:sz="4" w:space="0" w:color="E6E5E2"/>
-              <w:left w:val="single" w:sz="4" w:space="0" w:color="E6E5E2"/>
-              <w:bottom w:val="single" w:sz="4" w:space="0" w:color="E6E5E2"/>
-              <w:right w:val="single" w:sz="4" w:space="0" w:color="E6E5E2"/>
+              <w:top w:val="single" w:sz="4" w:space="0" w:color="E4E1DC"/>
+              <w:left w:val="single" w:sz="4" w:space="0" w:color="E4E1DC"/>
+              <w:bottom w:val="single" w:sz="4" w:space="0" w:color="E4E1DC"/>
+              <w:right w:val="single" w:sz="4" w:space="0" w:color="E4E1DC"/>
             </w:tcBorders>
             <w:tcMar>
               <w:top w:w="70" w:type="dxa"/>
@@ -6367,11 +6595,11 @@
           <w:p>
             <w:r>
               <w:rPr>
-                <w:rFonts w:ascii="Calibri" w:hAnsi="Calibri"/>
+                <w:rFonts w:ascii="Calibri" w:hAnsi="Calibri" w:cs="Calibri" w:eastAsia="Calibri"/>
                 <w:b w:val="0"/>
                 <w:i w:val="0"/>
-                <w:color w:val="0A0708"/>
-                <w:sz w:val="17"/>
+                <w:color w:val="2B2325"/>
+                <w:sz w:val="18"/>
               </w:rPr>
               <w:t>Final data check</w:t>
             </w:r>
@@ -6379,13 +6607,13 @@
         </w:tc>
         <w:tc>
           <w:tcPr>
-            <w:tcW w:type="dxa" w:w="1872"/>
-            <w:shd w:val="clear" w:color="auto" w:fill="F6F5F4"/>
+            <w:tcW w:type="dxa" w:w="1958"/>
+            <w:shd w:val="clear" w:color="auto" w:fill="F8F6F4"/>
             <w:tcBorders>
-              <w:top w:val="single" w:sz="4" w:space="0" w:color="E6E5E2"/>
-              <w:left w:val="single" w:sz="4" w:space="0" w:color="E6E5E2"/>
-              <w:bottom w:val="single" w:sz="4" w:space="0" w:color="E6E5E2"/>
-              <w:right w:val="single" w:sz="4" w:space="0" w:color="E6E5E2"/>
+              <w:top w:val="single" w:sz="4" w:space="0" w:color="E4E1DC"/>
+              <w:left w:val="single" w:sz="4" w:space="0" w:color="E4E1DC"/>
+              <w:bottom w:val="single" w:sz="4" w:space="0" w:color="E4E1DC"/>
+              <w:right w:val="single" w:sz="4" w:space="0" w:color="E4E1DC"/>
             </w:tcBorders>
             <w:tcMar>
               <w:top w:w="70" w:type="dxa"/>
@@ -6398,11 +6626,11 @@
           <w:p>
             <w:r>
               <w:rPr>
-                <w:rFonts w:ascii="Calibri" w:hAnsi="Calibri"/>
+                <w:rFonts w:ascii="Calibri" w:hAnsi="Calibri" w:cs="Calibri" w:eastAsia="Calibri"/>
                 <w:b w:val="0"/>
                 <w:i w:val="0"/>
-                <w:color w:val="0A0708"/>
-                <w:sz w:val="17"/>
+                <w:color w:val="2B2325"/>
+                <w:sz w:val="18"/>
               </w:rPr>
               <w:t>Final regression test</w:t>
             </w:r>
@@ -6410,13 +6638,13 @@
         </w:tc>
         <w:tc>
           <w:tcPr>
-            <w:tcW w:type="dxa" w:w="1944"/>
-            <w:shd w:val="clear" w:color="auto" w:fill="F6F5F4"/>
+            <w:tcW w:type="dxa" w:w="1958"/>
+            <w:shd w:val="clear" w:color="auto" w:fill="F8F6F4"/>
             <w:tcBorders>
-              <w:top w:val="single" w:sz="4" w:space="0" w:color="E6E5E2"/>
-              <w:left w:val="single" w:sz="4" w:space="0" w:color="E6E5E2"/>
-              <w:bottom w:val="single" w:sz="4" w:space="0" w:color="E6E5E2"/>
-              <w:right w:val="single" w:sz="4" w:space="0" w:color="E6E5E2"/>
+              <w:top w:val="single" w:sz="4" w:space="0" w:color="E4E1DC"/>
+              <w:left w:val="single" w:sz="4" w:space="0" w:color="E4E1DC"/>
+              <w:bottom w:val="single" w:sz="4" w:space="0" w:color="E4E1DC"/>
+              <w:right w:val="single" w:sz="4" w:space="0" w:color="E4E1DC"/>
             </w:tcBorders>
             <w:tcMar>
               <w:top w:w="70" w:type="dxa"/>
@@ -6429,13 +6657,13 @@
           <w:p>
             <w:r>
               <w:rPr>
-                <w:rFonts w:ascii="Calibri" w:hAnsi="Calibri"/>
+                <w:rFonts w:ascii="Calibri" w:hAnsi="Calibri" w:cs="Calibri" w:eastAsia="Calibri"/>
                 <w:b w:val="0"/>
                 <w:i w:val="0"/>
-                <w:color w:val="0A0708"/>
-                <w:sz w:val="17"/>
+                <w:color w:val="2B2325"/>
+                <w:sz w:val="18"/>
               </w:rPr>
-              <w:t>C5 slides and demo script, C4 summary</w:t>
+              <w:t>C5 slides + demo script, C4 summary</w:t>
             </w:r>
           </w:p>
         </w:tc>
@@ -6447,248 +6675,388 @@
       </w:pPr>
     </w:p>
     <w:p>
+      <w:pPr>
+        <w:keepNext/>
+        <w:spacing w:before="320" w:after="160"/>
+        <w:pBdr>
+          <w:bottom w:val="single" w:sz="14" w:space="4" w:color="D98F75"/>
+        </w:pBdr>
+      </w:pPr>
       <w:r>
-        <w:br w:type="page"/>
+        <w:rPr>
+          <w:rFonts w:ascii="Calibri" w:hAnsi="Calibri" w:cs="Calibri" w:eastAsia="Calibri"/>
+          <w:b/>
+          <w:i w:val="0"/>
+          <w:color w:val="0A0708"/>
+          <w:sz w:val="36"/>
+        </w:rPr>
+        <w:t>7. Lead Prep Checklist</w:t>
+      </w:r>
+    </w:p>
+    <w:p>
+      <w:pPr>
+        <w:pStyle w:val="ListBullet"/>
+        <w:spacing w:after="60"/>
+      </w:pPr>
+      <w:r>
+        <w:rPr>
+          <w:rFonts w:ascii="Calibri" w:hAnsi="Calibri" w:cs="Calibri" w:eastAsia="Calibri"/>
+          <w:b w:val="0"/>
+          <w:i w:val="0"/>
+          <w:color w:val="2B2325"/>
+          <w:sz w:val="21"/>
+        </w:rPr>
+        <w:t xml:space="preserve">[ ] Repo on GitHub, </w:t>
+      </w:r>
+      <w:r>
+        <w:rPr>
+          <w:rFonts w:ascii="Consolas" w:hAnsi="Consolas" w:cs="Consolas" w:eastAsia="Consolas"/>
+          <w:b w:val="0"/>
+          <w:i w:val="0"/>
+          <w:color w:val="473536"/>
+          <w:sz w:val="20"/>
+        </w:rPr>
+        <w:t>main</w:t>
+      </w:r>
+      <w:r>
+        <w:rPr>
+          <w:rFonts w:ascii="Calibri" w:hAnsi="Calibri" w:cs="Calibri" w:eastAsia="Calibri"/>
+          <w:b w:val="0"/>
+          <w:i w:val="0"/>
+          <w:color w:val="2B2325"/>
+          <w:sz w:val="21"/>
+        </w:rPr>
+        <w:t xml:space="preserve"> protected (PRs required), teammates invited</w:t>
+      </w:r>
+    </w:p>
+    <w:p>
+      <w:pPr>
+        <w:pStyle w:val="ListBullet"/>
+        <w:spacing w:after="60"/>
+      </w:pPr>
+      <w:r>
+        <w:rPr>
+          <w:rFonts w:ascii="Calibri" w:hAnsi="Calibri" w:cs="Calibri" w:eastAsia="Calibri"/>
+          <w:b w:val="0"/>
+          <w:i w:val="0"/>
+          <w:color w:val="2B2325"/>
+          <w:sz w:val="21"/>
+        </w:rPr>
+        <w:t xml:space="preserve">[ ] </w:t>
+      </w:r>
+      <w:r>
+        <w:rPr>
+          <w:rFonts w:ascii="Consolas" w:hAnsi="Consolas" w:cs="Consolas" w:eastAsia="Consolas"/>
+          <w:b w:val="0"/>
+          <w:i w:val="0"/>
+          <w:color w:val="473536"/>
+          <w:sz w:val="20"/>
+        </w:rPr>
+        <w:t>TEAM.md</w:t>
+      </w:r>
+      <w:r>
+        <w:rPr>
+          <w:rFonts w:ascii="Calibri" w:hAnsi="Calibri" w:cs="Calibri" w:eastAsia="Calibri"/>
+          <w:b w:val="0"/>
+          <w:i w:val="0"/>
+          <w:color w:val="2B2325"/>
+          <w:sz w:val="21"/>
+        </w:rPr>
+        <w:t xml:space="preserve">, </w:t>
+      </w:r>
+      <w:r>
+        <w:rPr>
+          <w:rFonts w:ascii="Consolas" w:hAnsi="Consolas" w:cs="Consolas" w:eastAsia="Consolas"/>
+          <w:b w:val="0"/>
+          <w:i w:val="0"/>
+          <w:color w:val="473536"/>
+          <w:sz w:val="20"/>
+        </w:rPr>
+        <w:t>CONTRIBUTIONS.md</w:t>
+      </w:r>
+      <w:r>
+        <w:rPr>
+          <w:rFonts w:ascii="Calibri" w:hAnsi="Calibri" w:cs="Calibri" w:eastAsia="Calibri"/>
+          <w:b w:val="0"/>
+          <w:i w:val="0"/>
+          <w:color w:val="2B2325"/>
+          <w:sz w:val="21"/>
+        </w:rPr>
+        <w:t xml:space="preserve"> committed</w:t>
+      </w:r>
+    </w:p>
+    <w:p>
+      <w:pPr>
+        <w:pStyle w:val="ListBullet"/>
+        <w:spacing w:after="60"/>
+      </w:pPr>
+      <w:r>
+        <w:rPr>
+          <w:rFonts w:ascii="Calibri" w:hAnsi="Calibri" w:cs="Calibri" w:eastAsia="Calibri"/>
+          <w:b w:val="0"/>
+          <w:i w:val="0"/>
+          <w:color w:val="2B2325"/>
+          <w:sz w:val="21"/>
+        </w:rPr>
+        <w:t xml:space="preserve">[ ] Templates committed: </w:t>
+      </w:r>
+      <w:r>
+        <w:rPr>
+          <w:rFonts w:ascii="Consolas" w:hAnsi="Consolas" w:cs="Consolas" w:eastAsia="Consolas"/>
+          <w:b w:val="0"/>
+          <w:i w:val="0"/>
+          <w:color w:val="473536"/>
+          <w:sz w:val="20"/>
+        </w:rPr>
+        <w:t>products.json</w:t>
+      </w:r>
+      <w:r>
+        <w:rPr>
+          <w:rFonts w:ascii="Calibri" w:hAnsi="Calibri" w:cs="Calibri" w:eastAsia="Calibri"/>
+          <w:b w:val="0"/>
+          <w:i w:val="0"/>
+          <w:color w:val="2B2325"/>
+          <w:sz w:val="21"/>
+        </w:rPr>
+        <w:t xml:space="preserve"> (shape only), </w:t>
+      </w:r>
+      <w:r>
+        <w:rPr>
+          <w:rFonts w:ascii="Consolas" w:hAnsi="Consolas" w:cs="Consolas" w:eastAsia="Consolas"/>
+          <w:b w:val="0"/>
+          <w:i w:val="0"/>
+          <w:color w:val="473536"/>
+          <w:sz w:val="20"/>
+        </w:rPr>
+        <w:t>data-dictionary.md</w:t>
+      </w:r>
+      <w:r>
+        <w:rPr>
+          <w:rFonts w:ascii="Calibri" w:hAnsi="Calibri" w:cs="Calibri" w:eastAsia="Calibri"/>
+          <w:b w:val="0"/>
+          <w:i w:val="0"/>
+          <w:color w:val="2B2325"/>
+          <w:sz w:val="21"/>
+        </w:rPr>
+        <w:t xml:space="preserve"> (table skeleton), </w:t>
+      </w:r>
+      <w:r>
+        <w:rPr>
+          <w:rFonts w:ascii="Consolas" w:hAnsi="Consolas" w:cs="Consolas" w:eastAsia="Consolas"/>
+          <w:b w:val="0"/>
+          <w:i w:val="0"/>
+          <w:color w:val="473536"/>
+          <w:sz w:val="20"/>
+        </w:rPr>
+        <w:t>test-plan.md</w:t>
+      </w:r>
+      <w:r>
+        <w:rPr>
+          <w:rFonts w:ascii="Calibri" w:hAnsi="Calibri" w:cs="Calibri" w:eastAsia="Calibri"/>
+          <w:b w:val="0"/>
+          <w:i w:val="0"/>
+          <w:color w:val="2B2325"/>
+          <w:sz w:val="21"/>
+        </w:rPr>
+        <w:t xml:space="preserve"> (case format), </w:t>
+      </w:r>
+      <w:r>
+        <w:rPr>
+          <w:rFonts w:ascii="Consolas" w:hAnsi="Consolas" w:cs="Consolas" w:eastAsia="Consolas"/>
+          <w:b w:val="0"/>
+          <w:i w:val="0"/>
+          <w:color w:val="473536"/>
+          <w:sz w:val="20"/>
+        </w:rPr>
+        <w:t>README.md</w:t>
+      </w:r>
+      <w:r>
+        <w:rPr>
+          <w:rFonts w:ascii="Calibri" w:hAnsi="Calibri" w:cs="Calibri" w:eastAsia="Calibri"/>
+          <w:b w:val="0"/>
+          <w:i w:val="0"/>
+          <w:color w:val="2B2325"/>
+          <w:sz w:val="21"/>
+        </w:rPr>
+        <w:t xml:space="preserve"> (skeleton)</w:t>
+      </w:r>
+    </w:p>
+    <w:p>
+      <w:pPr>
+        <w:pStyle w:val="ListBullet"/>
+        <w:spacing w:after="60"/>
+      </w:pPr>
+      <w:r>
+        <w:rPr>
+          <w:rFonts w:ascii="Calibri" w:hAnsi="Calibri" w:cs="Calibri" w:eastAsia="Calibri"/>
+          <w:b w:val="0"/>
+          <w:i w:val="0"/>
+          <w:color w:val="2B2325"/>
+          <w:sz w:val="21"/>
+        </w:rPr>
+        <w:t>[ ] GitHub Project board with labels (</w:t>
+      </w:r>
+      <w:r>
+        <w:rPr>
+          <w:rFonts w:ascii="Consolas" w:hAnsi="Consolas" w:cs="Consolas" w:eastAsia="Consolas"/>
+          <w:b w:val="0"/>
+          <w:i w:val="0"/>
+          <w:color w:val="473536"/>
+          <w:sz w:val="20"/>
+        </w:rPr>
+        <w:t>bug</w:t>
+      </w:r>
+      <w:r>
+        <w:rPr>
+          <w:rFonts w:ascii="Calibri" w:hAnsi="Calibri" w:cs="Calibri" w:eastAsia="Calibri"/>
+          <w:b w:val="0"/>
+          <w:i w:val="0"/>
+          <w:color w:val="2B2325"/>
+          <w:sz w:val="21"/>
+        </w:rPr>
+        <w:t xml:space="preserve">, </w:t>
+      </w:r>
+      <w:r>
+        <w:rPr>
+          <w:rFonts w:ascii="Consolas" w:hAnsi="Consolas" w:cs="Consolas" w:eastAsia="Consolas"/>
+          <w:b w:val="0"/>
+          <w:i w:val="0"/>
+          <w:color w:val="473536"/>
+          <w:sz w:val="20"/>
+        </w:rPr>
+        <w:t>ui</w:t>
+      </w:r>
+      <w:r>
+        <w:rPr>
+          <w:rFonts w:ascii="Calibri" w:hAnsi="Calibri" w:cs="Calibri" w:eastAsia="Calibri"/>
+          <w:b w:val="0"/>
+          <w:i w:val="0"/>
+          <w:color w:val="2B2325"/>
+          <w:sz w:val="21"/>
+        </w:rPr>
+        <w:t xml:space="preserve">, </w:t>
+      </w:r>
+      <w:r>
+        <w:rPr>
+          <w:rFonts w:ascii="Consolas" w:hAnsi="Consolas" w:cs="Consolas" w:eastAsia="Consolas"/>
+          <w:b w:val="0"/>
+          <w:i w:val="0"/>
+          <w:color w:val="473536"/>
+          <w:sz w:val="20"/>
+        </w:rPr>
+        <w:t>docs</w:t>
+      </w:r>
+      <w:r>
+        <w:rPr>
+          <w:rFonts w:ascii="Calibri" w:hAnsi="Calibri" w:cs="Calibri" w:eastAsia="Calibri"/>
+          <w:b w:val="0"/>
+          <w:i w:val="0"/>
+          <w:color w:val="2B2325"/>
+          <w:sz w:val="21"/>
+        </w:rPr>
+        <w:t xml:space="preserve">, </w:t>
+      </w:r>
+      <w:r>
+        <w:rPr>
+          <w:rFonts w:ascii="Consolas" w:hAnsi="Consolas" w:cs="Consolas" w:eastAsia="Consolas"/>
+          <w:b w:val="0"/>
+          <w:i w:val="0"/>
+          <w:color w:val="473536"/>
+          <w:sz w:val="20"/>
+        </w:rPr>
+        <w:t>data</w:t>
+      </w:r>
+      <w:r>
+        <w:rPr>
+          <w:rFonts w:ascii="Calibri" w:hAnsi="Calibri" w:cs="Calibri" w:eastAsia="Calibri"/>
+          <w:b w:val="0"/>
+          <w:i w:val="0"/>
+          <w:color w:val="2B2325"/>
+          <w:sz w:val="21"/>
+        </w:rPr>
+        <w:t>)</w:t>
+      </w:r>
+    </w:p>
+    <w:p>
+      <w:pPr>
+        <w:pStyle w:val="ListBullet"/>
+        <w:spacing w:after="60"/>
+      </w:pPr>
+      <w:r>
+        <w:rPr>
+          <w:rFonts w:ascii="Calibri" w:hAnsi="Calibri" w:cs="Calibri" w:eastAsia="Calibri"/>
+          <w:b w:val="0"/>
+          <w:i w:val="0"/>
+          <w:color w:val="2B2325"/>
+          <w:sz w:val="21"/>
+        </w:rPr>
+        <w:t>[ ] 30-minute session showing teammates how to edit a file on github.com and open a PR</w:t>
+      </w:r>
+    </w:p>
+    <w:p>
+      <w:pPr>
+        <w:pStyle w:val="ListBullet"/>
+        <w:spacing w:after="60"/>
+      </w:pPr>
+      <w:r>
+        <w:rPr>
+          <w:rFonts w:ascii="Calibri" w:hAnsi="Calibri" w:cs="Calibri" w:eastAsia="Calibri"/>
+          <w:b w:val="0"/>
+          <w:i w:val="0"/>
+          <w:color w:val="2B2325"/>
+          <w:sz w:val="21"/>
+        </w:rPr>
+        <w:t>[ ] Issues created for each task above, assigned to the right person</w:t>
+      </w:r>
+    </w:p>
+    <w:p>
+      <w:pPr>
+        <w:pStyle w:val="ListBullet"/>
+        <w:spacing w:after="60"/>
+      </w:pPr>
+      <w:r>
+        <w:rPr>
+          <w:rFonts w:ascii="Calibri" w:hAnsi="Calibri" w:cs="Calibri" w:eastAsia="Calibri"/>
+          <w:b w:val="0"/>
+          <w:i w:val="0"/>
+          <w:color w:val="2B2325"/>
+          <w:sz w:val="21"/>
+        </w:rPr>
+        <w:t>[ ] Preview deployment URL shared with the team for testing</w:t>
       </w:r>
     </w:p>
     <w:p>
       <w:pPr>
         <w:keepNext/>
-        <w:spacing w:before="80" w:after="200"/>
+        <w:spacing w:before="320" w:after="160"/>
         <w:pBdr>
-          <w:bottom w:val="single" w:sz="14" w:space="4" w:color="473536"/>
+          <w:bottom w:val="single" w:sz="14" w:space="4" w:color="D98F75"/>
         </w:pBdr>
       </w:pPr>
       <w:r>
         <w:rPr>
-          <w:rFonts w:ascii="Calibri" w:hAnsi="Calibri"/>
+          <w:rFonts w:ascii="Calibri" w:hAnsi="Calibri" w:cs="Calibri" w:eastAsia="Calibri"/>
           <w:b/>
           <w:i w:val="0"/>
           <w:color w:val="0A0708"/>
-          <w:sz w:val="38"/>
+          <w:sz w:val="36"/>
         </w:rPr>
-        <w:t>7.  Lead Prep Checklist</w:t>
+        <w:t>8. Proving Contribution to the Professor</w:t>
       </w:r>
     </w:p>
     <w:p>
       <w:pPr>
-        <w:spacing w:after="80"/>
-        <w:ind w:left="288"/>
+        <w:spacing w:after="120"/>
       </w:pPr>
       <w:r>
         <w:rPr>
-          <w:rFonts w:ascii="Calibri" w:hAnsi="Calibri"/>
-          <w:b/>
-          <w:i w:val="0"/>
-          <w:color w:val="8D4343"/>
-          <w:sz w:val="24"/>
-        </w:rPr>
-        <w:t xml:space="preserve">☐  </w:t>
-      </w:r>
-      <w:r>
-        <w:rPr>
-          <w:rFonts w:ascii="Calibri" w:hAnsi="Calibri"/>
+          <w:rFonts w:ascii="Calibri" w:hAnsi="Calibri" w:cs="Calibri" w:eastAsia="Calibri"/>
           <w:b w:val="0"/>
           <w:i w:val="0"/>
-          <w:color w:val="0A0708"/>
+          <w:color w:val="2B2325"/>
           <w:sz w:val="21"/>
         </w:rPr>
-        <w:t>Repo on GitHub, main protected (PRs required), teammates invited</w:t>
-      </w:r>
-    </w:p>
-    <w:p>
-      <w:pPr>
-        <w:spacing w:after="80"/>
-        <w:ind w:left="288"/>
-      </w:pPr>
-      <w:r>
-        <w:rPr>
-          <w:rFonts w:ascii="Calibri" w:hAnsi="Calibri"/>
-          <w:b/>
-          <w:i w:val="0"/>
-          <w:color w:val="8D4343"/>
-          <w:sz w:val="24"/>
-        </w:rPr>
-        <w:t xml:space="preserve">☐  </w:t>
-      </w:r>
-      <w:r>
-        <w:rPr>
-          <w:rFonts w:ascii="Calibri" w:hAnsi="Calibri"/>
-          <w:b w:val="0"/>
-          <w:i w:val="0"/>
-          <w:color w:val="0A0708"/>
-          <w:sz w:val="21"/>
-        </w:rPr>
-        <w:t>TEAM.md and CONTRIBUTIONS.md committed</w:t>
-      </w:r>
-    </w:p>
-    <w:p>
-      <w:pPr>
-        <w:spacing w:after="80"/>
-        <w:ind w:left="288"/>
-      </w:pPr>
-      <w:r>
-        <w:rPr>
-          <w:rFonts w:ascii="Calibri" w:hAnsi="Calibri"/>
-          <w:b/>
-          <w:i w:val="0"/>
-          <w:color w:val="8D4343"/>
-          <w:sz w:val="24"/>
-        </w:rPr>
-        <w:t xml:space="preserve">☐  </w:t>
-      </w:r>
-      <w:r>
-        <w:rPr>
-          <w:rFonts w:ascii="Calibri" w:hAnsi="Calibri"/>
-          <w:b w:val="0"/>
-          <w:i w:val="0"/>
-          <w:color w:val="0A0708"/>
-          <w:sz w:val="21"/>
-        </w:rPr>
-        <w:t>Templates committed: products.json (shape only), data-dictionary.md (table skeleton), test-plan.md (case format), README.md (skeleton)</w:t>
-      </w:r>
-    </w:p>
-    <w:p>
-      <w:pPr>
-        <w:spacing w:after="80"/>
-        <w:ind w:left="288"/>
-      </w:pPr>
-      <w:r>
-        <w:rPr>
-          <w:rFonts w:ascii="Calibri" w:hAnsi="Calibri"/>
-          <w:b/>
-          <w:i w:val="0"/>
-          <w:color w:val="8D4343"/>
-          <w:sz w:val="24"/>
-        </w:rPr>
-        <w:t xml:space="preserve">☐  </w:t>
-      </w:r>
-      <w:r>
-        <w:rPr>
-          <w:rFonts w:ascii="Calibri" w:hAnsi="Calibri"/>
-          <w:b w:val="0"/>
-          <w:i w:val="0"/>
-          <w:color w:val="0A0708"/>
-          <w:sz w:val="21"/>
-        </w:rPr>
-        <w:t>GitHub Project board with labels (bug, ui, docs, data)</w:t>
-      </w:r>
-    </w:p>
-    <w:p>
-      <w:pPr>
-        <w:spacing w:after="80"/>
-        <w:ind w:left="288"/>
-      </w:pPr>
-      <w:r>
-        <w:rPr>
-          <w:rFonts w:ascii="Calibri" w:hAnsi="Calibri"/>
-          <w:b/>
-          <w:i w:val="0"/>
-          <w:color w:val="8D4343"/>
-          <w:sz w:val="24"/>
-        </w:rPr>
-        <w:t xml:space="preserve">☐  </w:t>
-      </w:r>
-      <w:r>
-        <w:rPr>
-          <w:rFonts w:ascii="Calibri" w:hAnsi="Calibri"/>
-          <w:b w:val="0"/>
-          <w:i w:val="0"/>
-          <w:color w:val="0A0708"/>
-          <w:sz w:val="21"/>
-        </w:rPr>
-        <w:t>30-minute session showing teammates how to edit a file on github.com and open a PR</w:t>
-      </w:r>
-    </w:p>
-    <w:p>
-      <w:pPr>
-        <w:spacing w:after="80"/>
-        <w:ind w:left="288"/>
-      </w:pPr>
-      <w:r>
-        <w:rPr>
-          <w:rFonts w:ascii="Calibri" w:hAnsi="Calibri"/>
-          <w:b/>
-          <w:i w:val="0"/>
-          <w:color w:val="8D4343"/>
-          <w:sz w:val="24"/>
-        </w:rPr>
-        <w:t xml:space="preserve">☐  </w:t>
-      </w:r>
-      <w:r>
-        <w:rPr>
-          <w:rFonts w:ascii="Calibri" w:hAnsi="Calibri"/>
-          <w:b w:val="0"/>
-          <w:i w:val="0"/>
-          <w:color w:val="0A0708"/>
-          <w:sz w:val="21"/>
-        </w:rPr>
-        <w:t>Issues created for each task above, assigned to the right person</w:t>
-      </w:r>
-    </w:p>
-    <w:p>
-      <w:pPr>
-        <w:spacing w:after="80"/>
-        <w:ind w:left="288"/>
-      </w:pPr>
-      <w:r>
-        <w:rPr>
-          <w:rFonts w:ascii="Calibri" w:hAnsi="Calibri"/>
-          <w:b/>
-          <w:i w:val="0"/>
-          <w:color w:val="8D4343"/>
-          <w:sz w:val="24"/>
-        </w:rPr>
-        <w:t xml:space="preserve">☐  </w:t>
-      </w:r>
-      <w:r>
-        <w:rPr>
-          <w:rFonts w:ascii="Calibri" w:hAnsi="Calibri"/>
-          <w:b w:val="0"/>
-          <w:i w:val="0"/>
-          <w:color w:val="0A0708"/>
-          <w:sz w:val="21"/>
-        </w:rPr>
-        <w:t>Preview deployment URL shared with the team for testing</w:t>
-      </w:r>
-    </w:p>
-    <w:p>
-      <w:r>
-        <w:br w:type="page"/>
-      </w:r>
-    </w:p>
-    <w:p>
-      <w:pPr>
-        <w:keepNext/>
-        <w:spacing w:before="80" w:after="200"/>
-        <w:pBdr>
-          <w:bottom w:val="single" w:sz="14" w:space="4" w:color="473536"/>
-        </w:pBdr>
-      </w:pPr>
-      <w:r>
-        <w:rPr>
-          <w:rFonts w:ascii="Calibri" w:hAnsi="Calibri"/>
-          <w:b/>
-          <w:i w:val="0"/>
-          <w:color w:val="0A0708"/>
-          <w:sz w:val="38"/>
-        </w:rPr>
-        <w:t>8.  Proving Contribution to the Professor</w:t>
-      </w:r>
-    </w:p>
-    <w:p>
-      <w:pPr>
-        <w:spacing w:after="120" w:before="0"/>
-      </w:pPr>
-      <w:r>
-        <w:rPr>
-          <w:rFonts w:ascii="Calibri" w:hAnsi="Calibri"/>
-          <w:b w:val="0"/>
-          <w:i w:val="0"/>
-          <w:color w:val="0A0708"/>
-          <w:sz w:val="21"/>
-        </w:rPr>
-        <w:t>Commits will be few by design. Show the whole picture, and explain the role split up front using this document.</w:t>
+        <w:t>Commits will be few by design. Show the whole picture, and explain the role split up front (this document).</w:t>
       </w:r>
     </w:p>
     <w:tbl>
@@ -6707,7 +7075,7 @@
         </w:trPr>
         <w:tc>
           <w:tcPr>
-            <w:tcW w:type="dxa" w:w="3312"/>
+            <w:tcW w:type="dxa" w:w="4896"/>
             <w:shd w:val="clear" w:color="auto" w:fill="473536"/>
             <w:tcBorders>
               <w:top w:val="single" w:sz="4" w:space="0" w:color="473536"/>
@@ -6726,11 +7094,11 @@
           <w:p>
             <w:r>
               <w:rPr>
-                <w:rFonts w:ascii="Calibri" w:hAnsi="Calibri"/>
+                <w:rFonts w:ascii="Calibri" w:hAnsi="Calibri" w:cs="Calibri" w:eastAsia="Calibri"/>
                 <w:b/>
                 <w:i w:val="0"/>
                 <w:color w:val="FFFFFF"/>
-                <w:sz w:val="19"/>
+                <w:sz w:val="18"/>
               </w:rPr>
               <w:t>Evidence</w:t>
             </w:r>
@@ -6738,7 +7106,7 @@
         </w:tc>
         <w:tc>
           <w:tcPr>
-            <w:tcW w:type="dxa" w:w="6624"/>
+            <w:tcW w:type="dxa" w:w="4896"/>
             <w:shd w:val="clear" w:color="auto" w:fill="473536"/>
             <w:tcBorders>
               <w:top w:val="single" w:sz="4" w:space="0" w:color="473536"/>
@@ -6757,13 +7125,13 @@
           <w:p>
             <w:r>
               <w:rPr>
-                <w:rFonts w:ascii="Calibri" w:hAnsi="Calibri"/>
+                <w:rFonts w:ascii="Calibri" w:hAnsi="Calibri" w:cs="Calibri" w:eastAsia="Calibri"/>
                 <w:b/>
                 <w:i w:val="0"/>
                 <w:color w:val="FFFFFF"/>
-                <w:sz w:val="19"/>
+                <w:sz w:val="18"/>
               </w:rPr>
-              <w:t>How to produce it</w:t>
+              <w:t>How to produce</w:t>
             </w:r>
           </w:p>
         </w:tc>
@@ -6774,13 +7142,13 @@
         </w:trPr>
         <w:tc>
           <w:tcPr>
-            <w:tcW w:type="dxa" w:w="3312"/>
+            <w:tcW w:type="dxa" w:w="4896"/>
             <w:shd w:val="clear" w:color="auto" w:fill="FFFFFF"/>
             <w:tcBorders>
-              <w:top w:val="single" w:sz="4" w:space="0" w:color="E6E5E2"/>
-              <w:left w:val="single" w:sz="4" w:space="0" w:color="E6E5E2"/>
-              <w:bottom w:val="single" w:sz="4" w:space="0" w:color="E6E5E2"/>
-              <w:right w:val="single" w:sz="4" w:space="0" w:color="E6E5E2"/>
+              <w:top w:val="single" w:sz="4" w:space="0" w:color="E4E1DC"/>
+              <w:left w:val="single" w:sz="4" w:space="0" w:color="E4E1DC"/>
+              <w:bottom w:val="single" w:sz="4" w:space="0" w:color="E4E1DC"/>
+              <w:right w:val="single" w:sz="4" w:space="0" w:color="E4E1DC"/>
             </w:tcBorders>
             <w:tcMar>
               <w:top w:w="70" w:type="dxa"/>
@@ -6793,11 +7161,11 @@
           <w:p>
             <w:r>
               <w:rPr>
-                <w:rFonts w:ascii="Calibri" w:hAnsi="Calibri"/>
-                <w:b/>
+                <w:rFonts w:ascii="Calibri" w:hAnsi="Calibri" w:cs="Calibri" w:eastAsia="Calibri"/>
+                <w:b w:val="0"/>
                 <w:i w:val="0"/>
-                <w:color w:val="0A0708"/>
-                <w:sz w:val="19"/>
+                <w:color w:val="2B2325"/>
+                <w:sz w:val="18"/>
               </w:rPr>
               <w:t>Commits / merged PRs per person</w:t>
             </w:r>
@@ -6805,13 +7173,13 @@
         </w:tc>
         <w:tc>
           <w:tcPr>
-            <w:tcW w:type="dxa" w:w="6624"/>
+            <w:tcW w:type="dxa" w:w="4896"/>
             <w:shd w:val="clear" w:color="auto" w:fill="FFFFFF"/>
             <w:tcBorders>
-              <w:top w:val="single" w:sz="4" w:space="0" w:color="E6E5E2"/>
-              <w:left w:val="single" w:sz="4" w:space="0" w:color="E6E5E2"/>
-              <w:bottom w:val="single" w:sz="4" w:space="0" w:color="E6E5E2"/>
-              <w:right w:val="single" w:sz="4" w:space="0" w:color="E6E5E2"/>
+              <w:top w:val="single" w:sz="4" w:space="0" w:color="E4E1DC"/>
+              <w:left w:val="single" w:sz="4" w:space="0" w:color="E4E1DC"/>
+              <w:bottom w:val="single" w:sz="4" w:space="0" w:color="E4E1DC"/>
+              <w:right w:val="single" w:sz="4" w:space="0" w:color="E4E1DC"/>
             </w:tcBorders>
             <w:tcMar>
               <w:top w:w="70" w:type="dxa"/>
@@ -6824,13 +7192,23 @@
           <w:p>
             <w:r>
               <w:rPr>
-                <w:rFonts w:ascii="Calibri" w:hAnsi="Calibri"/>
+                <w:rFonts w:ascii="Consolas" w:hAnsi="Consolas" w:cs="Consolas" w:eastAsia="Consolas"/>
                 <w:b w:val="0"/>
                 <w:i w:val="0"/>
-                <w:color w:val="0A0708"/>
-                <w:sz w:val="19"/>
+                <w:color w:val="473536"/>
+                <w:sz w:val="17"/>
               </w:rPr>
-              <w:t>git shortlog -sn --no-merges; GitHub → Pull Requests → filter by author</w:t>
+              <w:t>git shortlog -sn --no-merges</w:t>
+            </w:r>
+            <w:r>
+              <w:rPr>
+                <w:rFonts w:ascii="Calibri" w:hAnsi="Calibri" w:cs="Calibri" w:eastAsia="Calibri"/>
+                <w:b w:val="0"/>
+                <w:i w:val="0"/>
+                <w:color w:val="2B2325"/>
+                <w:sz w:val="18"/>
+              </w:rPr>
+              <w:t>; GitHub → Pull Requests → filter by author</w:t>
             </w:r>
           </w:p>
         </w:tc>
@@ -6841,13 +7219,13 @@
         </w:trPr>
         <w:tc>
           <w:tcPr>
-            <w:tcW w:type="dxa" w:w="3312"/>
-            <w:shd w:val="clear" w:color="auto" w:fill="F6F5F4"/>
+            <w:tcW w:type="dxa" w:w="4896"/>
+            <w:shd w:val="clear" w:color="auto" w:fill="F8F6F4"/>
             <w:tcBorders>
-              <w:top w:val="single" w:sz="4" w:space="0" w:color="E6E5E2"/>
-              <w:left w:val="single" w:sz="4" w:space="0" w:color="E6E5E2"/>
-              <w:bottom w:val="single" w:sz="4" w:space="0" w:color="E6E5E2"/>
-              <w:right w:val="single" w:sz="4" w:space="0" w:color="E6E5E2"/>
+              <w:top w:val="single" w:sz="4" w:space="0" w:color="E4E1DC"/>
+              <w:left w:val="single" w:sz="4" w:space="0" w:color="E4E1DC"/>
+              <w:bottom w:val="single" w:sz="4" w:space="0" w:color="E4E1DC"/>
+              <w:right w:val="single" w:sz="4" w:space="0" w:color="E4E1DC"/>
             </w:tcBorders>
             <w:tcMar>
               <w:top w:w="70" w:type="dxa"/>
@@ -6860,11 +7238,11 @@
           <w:p>
             <w:r>
               <w:rPr>
-                <w:rFonts w:ascii="Calibri" w:hAnsi="Calibri"/>
-                <w:b/>
+                <w:rFonts w:ascii="Calibri" w:hAnsi="Calibri" w:cs="Calibri" w:eastAsia="Calibri"/>
+                <w:b w:val="0"/>
                 <w:i w:val="0"/>
-                <w:color w:val="0A0708"/>
-                <w:sz w:val="19"/>
+                <w:color w:val="2B2325"/>
+                <w:sz w:val="18"/>
               </w:rPr>
               <w:t>Bugs found and reported</w:t>
             </w:r>
@@ -6872,13 +7250,13 @@
         </w:tc>
         <w:tc>
           <w:tcPr>
-            <w:tcW w:type="dxa" w:w="6624"/>
-            <w:shd w:val="clear" w:color="auto" w:fill="F6F5F4"/>
+            <w:tcW w:type="dxa" w:w="4896"/>
+            <w:shd w:val="clear" w:color="auto" w:fill="F8F6F4"/>
             <w:tcBorders>
-              <w:top w:val="single" w:sz="4" w:space="0" w:color="E6E5E2"/>
-              <w:left w:val="single" w:sz="4" w:space="0" w:color="E6E5E2"/>
-              <w:bottom w:val="single" w:sz="4" w:space="0" w:color="E6E5E2"/>
-              <w:right w:val="single" w:sz="4" w:space="0" w:color="E6E5E2"/>
+              <w:top w:val="single" w:sz="4" w:space="0" w:color="E4E1DC"/>
+              <w:left w:val="single" w:sz="4" w:space="0" w:color="E4E1DC"/>
+              <w:bottom w:val="single" w:sz="4" w:space="0" w:color="E4E1DC"/>
+              <w:right w:val="single" w:sz="4" w:space="0" w:color="E4E1DC"/>
             </w:tcBorders>
             <w:tcMar>
               <w:top w:w="70" w:type="dxa"/>
@@ -6891,11 +7269,11 @@
           <w:p>
             <w:r>
               <w:rPr>
-                <w:rFonts w:ascii="Calibri" w:hAnsi="Calibri"/>
+                <w:rFonts w:ascii="Calibri" w:hAnsi="Calibri" w:cs="Calibri" w:eastAsia="Calibri"/>
                 <w:b w:val="0"/>
                 <w:i w:val="0"/>
-                <w:color w:val="0A0708"/>
-                <w:sz w:val="19"/>
+                <w:color w:val="2B2325"/>
+                <w:sz w:val="18"/>
               </w:rPr>
               <w:t>GitHub Issues filtered by author</w:t>
             </w:r>
@@ -6908,13 +7286,13 @@
         </w:trPr>
         <w:tc>
           <w:tcPr>
-            <w:tcW w:type="dxa" w:w="3312"/>
+            <w:tcW w:type="dxa" w:w="4896"/>
             <w:shd w:val="clear" w:color="auto" w:fill="FFFFFF"/>
             <w:tcBorders>
-              <w:top w:val="single" w:sz="4" w:space="0" w:color="E6E5E2"/>
-              <w:left w:val="single" w:sz="4" w:space="0" w:color="E6E5E2"/>
-              <w:bottom w:val="single" w:sz="4" w:space="0" w:color="E6E5E2"/>
-              <w:right w:val="single" w:sz="4" w:space="0" w:color="E6E5E2"/>
+              <w:top w:val="single" w:sz="4" w:space="0" w:color="E4E1DC"/>
+              <w:left w:val="single" w:sz="4" w:space="0" w:color="E4E1DC"/>
+              <w:bottom w:val="single" w:sz="4" w:space="0" w:color="E4E1DC"/>
+              <w:right w:val="single" w:sz="4" w:space="0" w:color="E4E1DC"/>
             </w:tcBorders>
             <w:tcMar>
               <w:top w:w="70" w:type="dxa"/>
@@ -6927,11 +7305,11 @@
           <w:p>
             <w:r>
               <w:rPr>
-                <w:rFonts w:ascii="Calibri" w:hAnsi="Calibri"/>
-                <w:b/>
+                <w:rFonts w:ascii="Calibri" w:hAnsi="Calibri" w:cs="Calibri" w:eastAsia="Calibri"/>
+                <w:b w:val="0"/>
                 <w:i w:val="0"/>
-                <w:color w:val="0A0708"/>
-                <w:sz w:val="19"/>
+                <w:color w:val="2B2325"/>
+                <w:sz w:val="18"/>
               </w:rPr>
               <w:t>Reviews and comments</w:t>
             </w:r>
@@ -6939,13 +7317,13 @@
         </w:tc>
         <w:tc>
           <w:tcPr>
-            <w:tcW w:type="dxa" w:w="6624"/>
+            <w:tcW w:type="dxa" w:w="4896"/>
             <w:shd w:val="clear" w:color="auto" w:fill="FFFFFF"/>
             <w:tcBorders>
-              <w:top w:val="single" w:sz="4" w:space="0" w:color="E6E5E2"/>
-              <w:left w:val="single" w:sz="4" w:space="0" w:color="E6E5E2"/>
-              <w:bottom w:val="single" w:sz="4" w:space="0" w:color="E6E5E2"/>
-              <w:right w:val="single" w:sz="4" w:space="0" w:color="E6E5E2"/>
+              <w:top w:val="single" w:sz="4" w:space="0" w:color="E4E1DC"/>
+              <w:left w:val="single" w:sz="4" w:space="0" w:color="E4E1DC"/>
+              <w:bottom w:val="single" w:sz="4" w:space="0" w:color="E4E1DC"/>
+              <w:right w:val="single" w:sz="4" w:space="0" w:color="E4E1DC"/>
             </w:tcBorders>
             <w:tcMar>
               <w:top w:w="70" w:type="dxa"/>
@@ -6958,11 +7336,11 @@
           <w:p>
             <w:r>
               <w:rPr>
-                <w:rFonts w:ascii="Calibri" w:hAnsi="Calibri"/>
+                <w:rFonts w:ascii="Calibri" w:hAnsi="Calibri" w:cs="Calibri" w:eastAsia="Calibri"/>
                 <w:b w:val="0"/>
                 <w:i w:val="0"/>
-                <w:color w:val="0A0708"/>
-                <w:sz w:val="19"/>
+                <w:color w:val="2B2325"/>
+                <w:sz w:val="18"/>
               </w:rPr>
               <w:t>GitHub PR review activity</w:t>
             </w:r>
@@ -6975,13 +7353,13 @@
         </w:trPr>
         <w:tc>
           <w:tcPr>
-            <w:tcW w:type="dxa" w:w="3312"/>
-            <w:shd w:val="clear" w:color="auto" w:fill="F6F5F4"/>
+            <w:tcW w:type="dxa" w:w="4896"/>
+            <w:shd w:val="clear" w:color="auto" w:fill="F8F6F4"/>
             <w:tcBorders>
-              <w:top w:val="single" w:sz="4" w:space="0" w:color="E6E5E2"/>
-              <w:left w:val="single" w:sz="4" w:space="0" w:color="E6E5E2"/>
-              <w:bottom w:val="single" w:sz="4" w:space="0" w:color="E6E5E2"/>
-              <w:right w:val="single" w:sz="4" w:space="0" w:color="E6E5E2"/>
+              <w:top w:val="single" w:sz="4" w:space="0" w:color="E4E1DC"/>
+              <w:left w:val="single" w:sz="4" w:space="0" w:color="E4E1DC"/>
+              <w:bottom w:val="single" w:sz="4" w:space="0" w:color="E4E1DC"/>
+              <w:right w:val="single" w:sz="4" w:space="0" w:color="E4E1DC"/>
             </w:tcBorders>
             <w:tcMar>
               <w:top w:w="70" w:type="dxa"/>
@@ -6994,11 +7372,11 @@
           <w:p>
             <w:r>
               <w:rPr>
-                <w:rFonts w:ascii="Calibri" w:hAnsi="Calibri"/>
-                <w:b/>
+                <w:rFonts w:ascii="Calibri" w:hAnsi="Calibri" w:cs="Calibri" w:eastAsia="Calibri"/>
+                <w:b w:val="0"/>
                 <w:i w:val="0"/>
-                <w:color w:val="0A0708"/>
-                <w:sz w:val="19"/>
+                <w:color w:val="2B2325"/>
+                <w:sz w:val="18"/>
               </w:rPr>
               <w:t>Task ownership</w:t>
             </w:r>
@@ -7006,13 +7384,13 @@
         </w:tc>
         <w:tc>
           <w:tcPr>
-            <w:tcW w:type="dxa" w:w="6624"/>
-            <w:shd w:val="clear" w:color="auto" w:fill="F6F5F4"/>
+            <w:tcW w:type="dxa" w:w="4896"/>
+            <w:shd w:val="clear" w:color="auto" w:fill="F8F6F4"/>
             <w:tcBorders>
-              <w:top w:val="single" w:sz="4" w:space="0" w:color="E6E5E2"/>
-              <w:left w:val="single" w:sz="4" w:space="0" w:color="E6E5E2"/>
-              <w:bottom w:val="single" w:sz="4" w:space="0" w:color="E6E5E2"/>
-              <w:right w:val="single" w:sz="4" w:space="0" w:color="E6E5E2"/>
+              <w:top w:val="single" w:sz="4" w:space="0" w:color="E4E1DC"/>
+              <w:left w:val="single" w:sz="4" w:space="0" w:color="E4E1DC"/>
+              <w:bottom w:val="single" w:sz="4" w:space="0" w:color="E4E1DC"/>
+              <w:right w:val="single" w:sz="4" w:space="0" w:color="E4E1DC"/>
             </w:tcBorders>
             <w:tcMar>
               <w:top w:w="70" w:type="dxa"/>
@@ -7025,11 +7403,11 @@
           <w:p>
             <w:r>
               <w:rPr>
-                <w:rFonts w:ascii="Calibri" w:hAnsi="Calibri"/>
+                <w:rFonts w:ascii="Calibri" w:hAnsi="Calibri" w:cs="Calibri" w:eastAsia="Calibri"/>
                 <w:b w:val="0"/>
                 <w:i w:val="0"/>
-                <w:color w:val="0A0708"/>
-                <w:sz w:val="19"/>
+                <w:color w:val="2B2325"/>
+                <w:sz w:val="18"/>
               </w:rPr>
               <w:t>Project board with assignees</w:t>
             </w:r>
@@ -7042,13 +7420,13 @@
         </w:trPr>
         <w:tc>
           <w:tcPr>
-            <w:tcW w:type="dxa" w:w="3312"/>
+            <w:tcW w:type="dxa" w:w="4896"/>
             <w:shd w:val="clear" w:color="auto" w:fill="FFFFFF"/>
             <w:tcBorders>
-              <w:top w:val="single" w:sz="4" w:space="0" w:color="E6E5E2"/>
-              <w:left w:val="single" w:sz="4" w:space="0" w:color="E6E5E2"/>
-              <w:bottom w:val="single" w:sz="4" w:space="0" w:color="E6E5E2"/>
-              <w:right w:val="single" w:sz="4" w:space="0" w:color="E6E5E2"/>
+              <w:top w:val="single" w:sz="4" w:space="0" w:color="E4E1DC"/>
+              <w:left w:val="single" w:sz="4" w:space="0" w:color="E4E1DC"/>
+              <w:bottom w:val="single" w:sz="4" w:space="0" w:color="E4E1DC"/>
+              <w:right w:val="single" w:sz="4" w:space="0" w:color="E4E1DC"/>
             </w:tcBorders>
             <w:tcMar>
               <w:top w:w="70" w:type="dxa"/>
@@ -7061,11 +7439,11 @@
           <w:p>
             <w:r>
               <w:rPr>
-                <w:rFonts w:ascii="Calibri" w:hAnsi="Calibri"/>
-                <w:b/>
+                <w:rFonts w:ascii="Calibri" w:hAnsi="Calibri" w:cs="Calibri" w:eastAsia="Calibri"/>
+                <w:b w:val="0"/>
                 <w:i w:val="0"/>
-                <w:color w:val="0A0708"/>
-                <w:sz w:val="19"/>
+                <w:color w:val="2B2325"/>
+                <w:sz w:val="18"/>
               </w:rPr>
               <w:t>Documents authored</w:t>
             </w:r>
@@ -7073,13 +7451,13 @@
         </w:tc>
         <w:tc>
           <w:tcPr>
-            <w:tcW w:type="dxa" w:w="6624"/>
+            <w:tcW w:type="dxa" w:w="4896"/>
             <w:shd w:val="clear" w:color="auto" w:fill="FFFFFF"/>
             <w:tcBorders>
-              <w:top w:val="single" w:sz="4" w:space="0" w:color="E6E5E2"/>
-              <w:left w:val="single" w:sz="4" w:space="0" w:color="E6E5E2"/>
-              <w:bottom w:val="single" w:sz="4" w:space="0" w:color="E6E5E2"/>
-              <w:right w:val="single" w:sz="4" w:space="0" w:color="E6E5E2"/>
+              <w:top w:val="single" w:sz="4" w:space="0" w:color="E4E1DC"/>
+              <w:left w:val="single" w:sz="4" w:space="0" w:color="E4E1DC"/>
+              <w:bottom w:val="single" w:sz="4" w:space="0" w:color="E4E1DC"/>
+              <w:right w:val="single" w:sz="4" w:space="0" w:color="E4E1DC"/>
             </w:tcBorders>
             <w:tcMar>
               <w:top w:w="70" w:type="dxa"/>
@@ -7092,13 +7470,73 @@
           <w:p>
             <w:r>
               <w:rPr>
-                <w:rFonts w:ascii="Calibri" w:hAnsi="Calibri"/>
+                <w:rFonts w:ascii="Calibri" w:hAnsi="Calibri" w:cs="Calibri" w:eastAsia="Calibri"/>
                 <w:b w:val="0"/>
                 <w:i w:val="0"/>
-                <w:color w:val="0A0708"/>
-                <w:sz w:val="19"/>
+                <w:color w:val="2B2325"/>
+                <w:sz w:val="18"/>
               </w:rPr>
-              <w:t>Files in docs/ and README.md with history (git log -- docs/test-plan.md)</w:t>
+              <w:t xml:space="preserve">Files in </w:t>
+            </w:r>
+            <w:r>
+              <w:rPr>
+                <w:rFonts w:ascii="Consolas" w:hAnsi="Consolas" w:cs="Consolas" w:eastAsia="Consolas"/>
+                <w:b w:val="0"/>
+                <w:i w:val="0"/>
+                <w:color w:val="473536"/>
+                <w:sz w:val="17"/>
+              </w:rPr>
+              <w:t>docs/</w:t>
+            </w:r>
+            <w:r>
+              <w:rPr>
+                <w:rFonts w:ascii="Calibri" w:hAnsi="Calibri" w:cs="Calibri" w:eastAsia="Calibri"/>
+                <w:b w:val="0"/>
+                <w:i w:val="0"/>
+                <w:color w:val="2B2325"/>
+                <w:sz w:val="18"/>
+              </w:rPr>
+              <w:t xml:space="preserve"> and </w:t>
+            </w:r>
+            <w:r>
+              <w:rPr>
+                <w:rFonts w:ascii="Consolas" w:hAnsi="Consolas" w:cs="Consolas" w:eastAsia="Consolas"/>
+                <w:b w:val="0"/>
+                <w:i w:val="0"/>
+                <w:color w:val="473536"/>
+                <w:sz w:val="17"/>
+              </w:rPr>
+              <w:t>README.md</w:t>
+            </w:r>
+            <w:r>
+              <w:rPr>
+                <w:rFonts w:ascii="Calibri" w:hAnsi="Calibri" w:cs="Calibri" w:eastAsia="Calibri"/>
+                <w:b w:val="0"/>
+                <w:i w:val="0"/>
+                <w:color w:val="2B2325"/>
+                <w:sz w:val="18"/>
+              </w:rPr>
+              <w:t xml:space="preserve"> with history (</w:t>
+            </w:r>
+            <w:r>
+              <w:rPr>
+                <w:rFonts w:ascii="Consolas" w:hAnsi="Consolas" w:cs="Consolas" w:eastAsia="Consolas"/>
+                <w:b w:val="0"/>
+                <w:i w:val="0"/>
+                <w:color w:val="473536"/>
+                <w:sz w:val="17"/>
+              </w:rPr>
+              <w:t>git log -- docs/test-plan.md</w:t>
+            </w:r>
+            <w:r>
+              <w:rPr>
+                <w:rFonts w:ascii="Calibri" w:hAnsi="Calibri" w:cs="Calibri" w:eastAsia="Calibri"/>
+                <w:b w:val="0"/>
+                <w:i w:val="0"/>
+                <w:color w:val="2B2325"/>
+                <w:sz w:val="18"/>
+              </w:rPr>
+              <w:t>)</w:t>
             </w:r>
           </w:p>
         </w:tc>
@@ -7109,13 +7547,13 @@
         </w:trPr>
         <w:tc>
           <w:tcPr>
-            <w:tcW w:type="dxa" w:w="3312"/>
-            <w:shd w:val="clear" w:color="auto" w:fill="F6F5F4"/>
+            <w:tcW w:type="dxa" w:w="4896"/>
+            <w:shd w:val="clear" w:color="auto" w:fill="F8F6F4"/>
             <w:tcBorders>
-              <w:top w:val="single" w:sz="4" w:space="0" w:color="E6E5E2"/>
-              <w:left w:val="single" w:sz="4" w:space="0" w:color="E6E5E2"/>
-              <w:bottom w:val="single" w:sz="4" w:space="0" w:color="E6E5E2"/>
-              <w:right w:val="single" w:sz="4" w:space="0" w:color="E6E5E2"/>
+              <w:top w:val="single" w:sz="4" w:space="0" w:color="E4E1DC"/>
+              <w:left w:val="single" w:sz="4" w:space="0" w:color="E4E1DC"/>
+              <w:bottom w:val="single" w:sz="4" w:space="0" w:color="E4E1DC"/>
+              <w:right w:val="single" w:sz="4" w:space="0" w:color="E4E1DC"/>
             </w:tcBorders>
             <w:tcMar>
               <w:top w:w="70" w:type="dxa"/>
@@ -7128,11 +7566,11 @@
           <w:p>
             <w:r>
               <w:rPr>
-                <w:rFonts w:ascii="Calibri" w:hAnsi="Calibri"/>
-                <w:b/>
+                <w:rFonts w:ascii="Calibri" w:hAnsi="Calibri" w:cs="Calibri" w:eastAsia="Calibri"/>
+                <w:b w:val="0"/>
                 <w:i w:val="0"/>
-                <w:color w:val="0A0708"/>
-                <w:sz w:val="19"/>
+                <w:color w:val="2B2325"/>
+                <w:sz w:val="18"/>
               </w:rPr>
               <w:t>Meeting notes and sprint reports</w:t>
             </w:r>
@@ -7140,13 +7578,13 @@
         </w:tc>
         <w:tc>
           <w:tcPr>
-            <w:tcW w:type="dxa" w:w="6624"/>
-            <w:shd w:val="clear" w:color="auto" w:fill="F6F5F4"/>
+            <w:tcW w:type="dxa" w:w="4896"/>
+            <w:shd w:val="clear" w:color="auto" w:fill="F8F6F4"/>
             <w:tcBorders>
-              <w:top w:val="single" w:sz="4" w:space="0" w:color="E6E5E2"/>
-              <w:left w:val="single" w:sz="4" w:space="0" w:color="E6E5E2"/>
-              <w:bottom w:val="single" w:sz="4" w:space="0" w:color="E6E5E2"/>
-              <w:right w:val="single" w:sz="4" w:space="0" w:color="E6E5E2"/>
+              <w:top w:val="single" w:sz="4" w:space="0" w:color="E4E1DC"/>
+              <w:left w:val="single" w:sz="4" w:space="0" w:color="E4E1DC"/>
+              <w:bottom w:val="single" w:sz="4" w:space="0" w:color="E4E1DC"/>
+              <w:right w:val="single" w:sz="4" w:space="0" w:color="E4E1DC"/>
             </w:tcBorders>
             <w:tcMar>
               <w:top w:w="70" w:type="dxa"/>
@@ -7159,13 +7597,23 @@
           <w:p>
             <w:r>
               <w:rPr>
-                <w:rFonts w:ascii="Calibri" w:hAnsi="Calibri"/>
+                <w:rFonts w:ascii="Consolas" w:hAnsi="Consolas" w:cs="Consolas" w:eastAsia="Consolas"/>
                 <w:b w:val="0"/>
                 <w:i w:val="0"/>
-                <w:color w:val="0A0708"/>
-                <w:sz w:val="19"/>
+                <w:color w:val="473536"/>
+                <w:sz w:val="17"/>
               </w:rPr>
-              <w:t>docs/sprints.md and the shared notes doc</w:t>
+              <w:t>docs/sprints.md</w:t>
+            </w:r>
+            <w:r>
+              <w:rPr>
+                <w:rFonts w:ascii="Calibri" w:hAnsi="Calibri" w:cs="Calibri" w:eastAsia="Calibri"/>
+                <w:b w:val="0"/>
+                <w:i w:val="0"/>
+                <w:color w:val="2B2325"/>
+                <w:sz w:val="18"/>
+              </w:rPr>
+              <w:t xml:space="preserve"> and the shared notes doc</w:t>
             </w:r>
           </w:p>
         </w:tc>
@@ -7176,13 +7624,13 @@
         </w:trPr>
         <w:tc>
           <w:tcPr>
-            <w:tcW w:type="dxa" w:w="3312"/>
+            <w:tcW w:type="dxa" w:w="4896"/>
             <w:shd w:val="clear" w:color="auto" w:fill="FFFFFF"/>
             <w:tcBorders>
-              <w:top w:val="single" w:sz="4" w:space="0" w:color="E6E5E2"/>
-              <w:left w:val="single" w:sz="4" w:space="0" w:color="E6E5E2"/>
-              <w:bottom w:val="single" w:sz="4" w:space="0" w:color="E6E5E2"/>
-              <w:right w:val="single" w:sz="4" w:space="0" w:color="E6E5E2"/>
+              <w:top w:val="single" w:sz="4" w:space="0" w:color="E4E1DC"/>
+              <w:left w:val="single" w:sz="4" w:space="0" w:color="E4E1DC"/>
+              <w:bottom w:val="single" w:sz="4" w:space="0" w:color="E4E1DC"/>
+              <w:right w:val="single" w:sz="4" w:space="0" w:color="E4E1DC"/>
             </w:tcBorders>
             <w:tcMar>
               <w:top w:w="70" w:type="dxa"/>
@@ -7195,11 +7643,11 @@
           <w:p>
             <w:r>
               <w:rPr>
-                <w:rFonts w:ascii="Calibri" w:hAnsi="Calibri"/>
-                <w:b/>
+                <w:rFonts w:ascii="Calibri" w:hAnsi="Calibri" w:cs="Calibri" w:eastAsia="Calibri"/>
+                <w:b w:val="0"/>
                 <w:i w:val="0"/>
-                <w:color w:val="0A0708"/>
-                <w:sz w:val="19"/>
+                <w:color w:val="2B2325"/>
+                <w:sz w:val="18"/>
               </w:rPr>
               <w:t>Individual summary</w:t>
             </w:r>
@@ -7207,13 +7655,13 @@
         </w:tc>
         <w:tc>
           <w:tcPr>
-            <w:tcW w:type="dxa" w:w="6624"/>
+            <w:tcW w:type="dxa" w:w="4896"/>
             <w:shd w:val="clear" w:color="auto" w:fill="FFFFFF"/>
             <w:tcBorders>
-              <w:top w:val="single" w:sz="4" w:space="0" w:color="E6E5E2"/>
-              <w:left w:val="single" w:sz="4" w:space="0" w:color="E6E5E2"/>
-              <w:bottom w:val="single" w:sz="4" w:space="0" w:color="E6E5E2"/>
-              <w:right w:val="single" w:sz="4" w:space="0" w:color="E6E5E2"/>
+              <w:top w:val="single" w:sz="4" w:space="0" w:color="E4E1DC"/>
+              <w:left w:val="single" w:sz="4" w:space="0" w:color="E4E1DC"/>
+              <w:bottom w:val="single" w:sz="4" w:space="0" w:color="E4E1DC"/>
+              <w:right w:val="single" w:sz="4" w:space="0" w:color="E4E1DC"/>
             </w:tcBorders>
             <w:tcMar>
               <w:top w:w="70" w:type="dxa"/>
@@ -7226,13 +7674,23 @@
           <w:p>
             <w:r>
               <w:rPr>
-                <w:rFonts w:ascii="Calibri" w:hAnsi="Calibri"/>
+                <w:rFonts w:ascii="Calibri" w:hAnsi="Calibri" w:cs="Calibri" w:eastAsia="Calibri"/>
                 <w:b w:val="0"/>
                 <w:i w:val="0"/>
-                <w:color w:val="0A0708"/>
-                <w:sz w:val="19"/>
+                <w:color w:val="2B2325"/>
+                <w:sz w:val="18"/>
               </w:rPr>
-              <w:t>Each member's section in CONTRIBUTIONS.md</w:t>
+              <w:t xml:space="preserve">Each member's section in </w:t>
+            </w:r>
+            <w:r>
+              <w:rPr>
+                <w:rFonts w:ascii="Consolas" w:hAnsi="Consolas" w:cs="Consolas" w:eastAsia="Consolas"/>
+                <w:b w:val="0"/>
+                <w:i w:val="0"/>
+                <w:color w:val="473536"/>
+                <w:sz w:val="17"/>
+              </w:rPr>
+              <w:t>CONTRIBUTIONS.md</w:t>
             </w:r>
           </w:p>
         </w:tc>
@@ -7245,18 +7703,27 @@
     </w:p>
     <w:p>
       <w:pPr>
-        <w:keepNext/>
-        <w:spacing w:before="240" w:after="100"/>
+        <w:spacing w:after="120"/>
       </w:pPr>
       <w:r>
         <w:rPr>
-          <w:rFonts w:ascii="Calibri" w:hAnsi="Calibri"/>
-          <w:b/>
+          <w:rFonts w:ascii="Consolas" w:hAnsi="Consolas" w:cs="Consolas" w:eastAsia="Consolas"/>
+          <w:b w:val="0"/>
           <w:i w:val="0"/>
-          <w:color w:val="8D4343"/>
-          <w:sz w:val="27"/>
+          <w:color w:val="473536"/>
+          <w:sz w:val="20"/>
         </w:rPr>
-        <w:t>CONTRIBUTIONS.md template (each member fills in at the end)</w:t>
+        <w:t>CONTRIBUTIONS.md</w:t>
+      </w:r>
+      <w:r>
+        <w:rPr>
+          <w:rFonts w:ascii="Calibri" w:hAnsi="Calibri" w:cs="Calibri" w:eastAsia="Calibri"/>
+          <w:b w:val="0"/>
+          <w:i w:val="0"/>
+          <w:color w:val="2B2325"/>
+          <w:sz w:val="21"/>
+        </w:rPr>
+        <w:t xml:space="preserve"> template (each member fills in at the end):</w:t>
       </w:r>
     </w:p>
     <w:tbl>
@@ -7272,12 +7739,12 @@
         <w:tc>
           <w:tcPr>
             <w:tcW w:type="dxa" w:w="9792"/>
-            <w:shd w:val="clear" w:color="auto" w:fill="F1F0EE"/>
+            <w:shd w:val="clear" w:color="auto" w:fill="F4F2F0"/>
             <w:tcBorders>
-              <w:top w:val="single" w:sz="4" w:space="0" w:color="E6E5E2"/>
-              <w:left w:val="single" w:sz="4" w:space="0" w:color="E6E5E2"/>
-              <w:bottom w:val="single" w:sz="4" w:space="0" w:color="E6E5E2"/>
-              <w:right w:val="single" w:sz="4" w:space="0" w:color="E6E5E2"/>
+              <w:top w:val="single" w:sz="4" w:space="0" w:color="E4E1DC"/>
+              <w:left w:val="single" w:sz="4" w:space="0" w:color="E4E1DC"/>
+              <w:bottom w:val="single" w:sz="4" w:space="0" w:color="E4E1DC"/>
+              <w:right w:val="single" w:sz="4" w:space="0" w:color="E4E1DC"/>
             </w:tcBorders>
             <w:tcMar>
               <w:top w:w="100" w:type="dxa"/>
@@ -7292,11 +7759,11 @@
             </w:pPr>
             <w:r>
               <w:rPr>
-                <w:rFonts w:ascii="Consolas" w:hAnsi="Consolas"/>
+                <w:rFonts w:ascii="Consolas" w:hAnsi="Consolas" w:cs="Consolas" w:eastAsia="Consolas"/>
                 <w:b w:val="0"/>
                 <w:i w:val="0"/>
-                <w:color w:val="0A0708"/>
-                <w:sz w:val="18"/>
+                <w:color w:val="473536"/>
+                <w:sz w:val="17"/>
               </w:rPr>
               <w:t>## &lt;Name&gt; — &lt;Content &amp; Data / QA / Docs&gt;</w:t>
             </w:r>
@@ -7307,11 +7774,26 @@
             </w:pPr>
             <w:r>
               <w:rPr>
-                <w:rFonts w:ascii="Consolas" w:hAnsi="Consolas"/>
+                <w:rFonts w:ascii="Consolas" w:hAnsi="Consolas" w:cs="Consolas" w:eastAsia="Consolas"/>
                 <w:b w:val="0"/>
                 <w:i w:val="0"/>
-                <w:color w:val="0A0708"/>
-                <w:sz w:val="18"/>
+                <w:color w:val="473536"/>
+                <w:sz w:val="17"/>
+              </w:rPr>
+              <w:t xml:space="preserve"> </w:t>
+            </w:r>
+          </w:p>
+          <w:p>
+            <w:pPr>
+              <w:spacing w:after="0"/>
+            </w:pPr>
+            <w:r>
+              <w:rPr>
+                <w:rFonts w:ascii="Consolas" w:hAnsi="Consolas" w:cs="Consolas" w:eastAsia="Consolas"/>
+                <w:b w:val="0"/>
+                <w:i w:val="0"/>
+                <w:color w:val="473536"/>
+                <w:sz w:val="17"/>
               </w:rPr>
               <w:t>- Tasks completed: (issue links)</w:t>
             </w:r>
@@ -7322,11 +7804,11 @@
             </w:pPr>
             <w:r>
               <w:rPr>
-                <w:rFonts w:ascii="Consolas" w:hAnsi="Consolas"/>
+                <w:rFonts w:ascii="Consolas" w:hAnsi="Consolas" w:cs="Consolas" w:eastAsia="Consolas"/>
                 <w:b w:val="0"/>
                 <w:i w:val="0"/>
-                <w:color w:val="0A0708"/>
-                <w:sz w:val="18"/>
+                <w:color w:val="473536"/>
+                <w:sz w:val="17"/>
               </w:rPr>
               <w:t>- Commits / PRs: (links)</w:t>
             </w:r>
@@ -7337,11 +7819,11 @@
             </w:pPr>
             <w:r>
               <w:rPr>
-                <w:rFonts w:ascii="Consolas" w:hAnsi="Consolas"/>
+                <w:rFonts w:ascii="Consolas" w:hAnsi="Consolas" w:cs="Consolas" w:eastAsia="Consolas"/>
                 <w:b w:val="0"/>
                 <w:i w:val="0"/>
-                <w:color w:val="0A0708"/>
-                <w:sz w:val="18"/>
+                <w:color w:val="473536"/>
+                <w:sz w:val="17"/>
               </w:rPr>
               <w:t>- Bugs reported / tests run / docs written: (numbers + links)</w:t>
             </w:r>
@@ -7352,11 +7834,11 @@
             </w:pPr>
             <w:r>
               <w:rPr>
-                <w:rFonts w:ascii="Consolas" w:hAnsi="Consolas"/>
+                <w:rFonts w:ascii="Consolas" w:hAnsi="Consolas" w:cs="Consolas" w:eastAsia="Consolas"/>
                 <w:b w:val="0"/>
                 <w:i w:val="0"/>
-                <w:color w:val="0A0708"/>
-                <w:sz w:val="18"/>
+                <w:color w:val="473536"/>
+                <w:sz w:val="17"/>
               </w:rPr>
               <w:t>- What I learned: (2–3 sentences)</w:t>
             </w:r>
@@ -7369,137 +7851,73 @@
         <w:spacing w:after="40"/>
       </w:pPr>
     </w:p>
-    <w:tbl>
-      <w:tblPr>
-        <w:tblW w:type="auto" w:w="0"/>
-        <w:jc w:val="center"/>
-        <w:tblLook w:firstColumn="1" w:firstRow="1" w:lastColumn="0" w:lastRow="0" w:noHBand="0" w:noVBand="1" w:val="04A0"/>
-      </w:tblPr>
-      <w:tblGrid>
-        <w:gridCol w:w="9792"/>
-      </w:tblGrid>
-      <w:tr>
-        <w:tc>
-          <w:tcPr>
-            <w:tcW w:type="dxa" w:w="9792"/>
-            <w:shd w:val="clear" w:color="auto" w:fill="EDEBEB"/>
-            <w:tcBorders>
-              <w:top w:val="single" w:sz="6" w:space="0" w:color="8D4343"/>
-              <w:left w:val="single" w:sz="6" w:space="0" w:color="8D4343"/>
-              <w:bottom w:val="single" w:sz="6" w:space="0" w:color="8D4343"/>
-              <w:right w:val="single" w:sz="6" w:space="0" w:color="8D4343"/>
-            </w:tcBorders>
-            <w:tcMar>
-              <w:top w:w="110" w:type="dxa"/>
-              <w:bottom w:w="110" w:type="dxa"/>
-              <w:left w:w="160" w:type="dxa"/>
-              <w:right w:w="160" w:type="dxa"/>
-            </w:tcMar>
-          </w:tcPr>
-          <w:p>
-            <w:r>
-              <w:rPr>
-                <w:rFonts w:ascii="Calibri" w:hAnsi="Calibri"/>
-                <w:b/>
-                <w:i w:val="0"/>
-                <w:color w:val="8D4343"/>
-                <w:sz w:val="20"/>
-              </w:rPr>
-              <w:t xml:space="preserve">Before the demo:  </w:t>
-            </w:r>
-            <w:r>
-              <w:rPr>
-                <w:rFonts w:ascii="Calibri" w:hAnsi="Calibri"/>
-                <w:b w:val="0"/>
-                <w:i w:val="0"/>
-                <w:color w:val="0A0708"/>
-                <w:sz w:val="20"/>
-              </w:rPr>
-              <w:t>each teammate should be able to open their own PRs or documents and explain in a minute what they did and why.</w:t>
-            </w:r>
-          </w:p>
-        </w:tc>
-      </w:tr>
-    </w:tbl>
     <w:p>
       <w:pPr>
-        <w:spacing w:after="40"/>
+        <w:spacing w:after="120"/>
       </w:pPr>
+      <w:r>
+        <w:rPr>
+          <w:rFonts w:ascii="Calibri" w:hAnsi="Calibri" w:cs="Calibri" w:eastAsia="Calibri"/>
+          <w:b/>
+          <w:i w:val="0"/>
+          <w:color w:val="0A0708"/>
+          <w:sz w:val="21"/>
+        </w:rPr>
+        <w:t>Before the demo:</w:t>
+      </w:r>
+      <w:r>
+        <w:rPr>
+          <w:rFonts w:ascii="Calibri" w:hAnsi="Calibri" w:cs="Calibri" w:eastAsia="Calibri"/>
+          <w:b w:val="0"/>
+          <w:i w:val="0"/>
+          <w:color w:val="2B2325"/>
+          <w:sz w:val="21"/>
+        </w:rPr>
+        <w:t xml:space="preserve"> each teammate should be able to open their own PRs or documents and explain in a minute what they did and why.</w:t>
+      </w:r>
     </w:p>
-    <w:tbl>
-      <w:tblPr>
-        <w:tblW w:type="auto" w:w="0"/>
-        <w:jc w:val="center"/>
-        <w:tblLook w:firstColumn="1" w:firstRow="1" w:lastColumn="0" w:lastRow="0" w:noHBand="0" w:noVBand="1" w:val="04A0"/>
-      </w:tblPr>
-      <w:tblGrid>
-        <w:gridCol w:w="9792"/>
-      </w:tblGrid>
-      <w:tr>
-        <w:tc>
-          <w:tcPr>
-            <w:tcW w:type="dxa" w:w="9792"/>
-            <w:shd w:val="clear" w:color="auto" w:fill="EDEBEB"/>
-            <w:tcBorders>
-              <w:top w:val="single" w:sz="6" w:space="0" w:color="8D4343"/>
-              <w:left w:val="single" w:sz="6" w:space="0" w:color="8D4343"/>
-              <w:bottom w:val="single" w:sz="6" w:space="0" w:color="8D4343"/>
-              <w:right w:val="single" w:sz="6" w:space="0" w:color="8D4343"/>
-            </w:tcBorders>
-            <w:tcMar>
-              <w:top w:w="110" w:type="dxa"/>
-              <w:bottom w:w="110" w:type="dxa"/>
-              <w:left w:w="160" w:type="dxa"/>
-              <w:right w:w="160" w:type="dxa"/>
-            </w:tcMar>
-          </w:tcPr>
-          <w:p>
-            <w:r>
-              <w:rPr>
-                <w:rFonts w:ascii="Calibri" w:hAnsi="Calibri"/>
-                <w:b/>
-                <w:i w:val="0"/>
-                <w:color w:val="8D4343"/>
-                <w:sz w:val="20"/>
-              </w:rPr>
-              <w:t xml:space="preserve">Suggestion:  </w:t>
-            </w:r>
-            <w:r>
-              <w:rPr>
-                <w:rFonts w:ascii="Calibri" w:hAnsi="Calibri"/>
-                <w:b w:val="0"/>
-                <w:i w:val="0"/>
-                <w:color w:val="0A0708"/>
-                <w:sz w:val="20"/>
-              </w:rPr>
-              <w:t>ask the professor early how individual contribution will be assessed (commits only, or also issues, documentation, testing). If commits are weighted heavily, the optional extras add a few more without adding code.</w:t>
-            </w:r>
-          </w:p>
-        </w:tc>
-      </w:tr>
-    </w:tbl>
     <w:p>
       <w:pPr>
-        <w:spacing w:after="40"/>
+        <w:spacing w:after="120"/>
       </w:pPr>
+      <w:r>
+        <w:rPr>
+          <w:rFonts w:ascii="Calibri" w:hAnsi="Calibri" w:cs="Calibri" w:eastAsia="Calibri"/>
+          <w:b/>
+          <w:i w:val="0"/>
+          <w:color w:val="0A0708"/>
+          <w:sz w:val="21"/>
+        </w:rPr>
+        <w:t>Suggestion:</w:t>
+      </w:r>
+      <w:r>
+        <w:rPr>
+          <w:rFonts w:ascii="Calibri" w:hAnsi="Calibri" w:cs="Calibri" w:eastAsia="Calibri"/>
+          <w:b w:val="0"/>
+          <w:i w:val="0"/>
+          <w:color w:val="2B2325"/>
+          <w:sz w:val="21"/>
+        </w:rPr>
+        <w:t xml:space="preserve"> ask the professor early how individual contribution will be assessed (commits only, or also issues, documentation, testing). If commits are weighted heavily, the optional extras in §3 add a few more without adding code.</w:t>
+      </w:r>
     </w:p>
     <w:p>
       <w:pPr>
         <w:keepNext/>
-        <w:spacing w:before="80" w:after="200"/>
+        <w:spacing w:before="320" w:after="160"/>
         <w:pBdr>
-          <w:bottom w:val="single" w:sz="14" w:space="4" w:color="473536"/>
+          <w:bottom w:val="single" w:sz="14" w:space="4" w:color="D98F75"/>
         </w:pBdr>
       </w:pPr>
       <w:r>
         <w:rPr>
-          <w:rFonts w:ascii="Calibri" w:hAnsi="Calibri"/>
+          <w:rFonts w:ascii="Calibri" w:hAnsi="Calibri" w:cs="Calibri" w:eastAsia="Calibri"/>
           <w:b/>
           <w:i w:val="0"/>
           <w:color w:val="0A0708"/>
-          <w:sz w:val="38"/>
+          <w:sz w:val="36"/>
         </w:rPr>
-        <w:t>9.  Risks &amp; Fixes</w:t>
+        <w:t>9. Risks and Fixes</w:t>
       </w:r>
     </w:p>
     <w:tbl>
@@ -7518,7 +7936,7 @@
         </w:trPr>
         <w:tc>
           <w:tcPr>
-            <w:tcW w:type="dxa" w:w="3312"/>
+            <w:tcW w:type="dxa" w:w="4896"/>
             <w:shd w:val="clear" w:color="auto" w:fill="473536"/>
             <w:tcBorders>
               <w:top w:val="single" w:sz="4" w:space="0" w:color="473536"/>
@@ -7537,11 +7955,11 @@
           <w:p>
             <w:r>
               <w:rPr>
-                <w:rFonts w:ascii="Calibri" w:hAnsi="Calibri"/>
+                <w:rFonts w:ascii="Calibri" w:hAnsi="Calibri" w:cs="Calibri" w:eastAsia="Calibri"/>
                 <w:b/>
                 <w:i w:val="0"/>
                 <w:color w:val="FFFFFF"/>
-                <w:sz w:val="19"/>
+                <w:sz w:val="18"/>
               </w:rPr>
               <w:t>Risk</w:t>
             </w:r>
@@ -7549,7 +7967,7 @@
         </w:tc>
         <w:tc>
           <w:tcPr>
-            <w:tcW w:type="dxa" w:w="6624"/>
+            <w:tcW w:type="dxa" w:w="4896"/>
             <w:shd w:val="clear" w:color="auto" w:fill="473536"/>
             <w:tcBorders>
               <w:top w:val="single" w:sz="4" w:space="0" w:color="473536"/>
@@ -7568,11 +7986,11 @@
           <w:p>
             <w:r>
               <w:rPr>
-                <w:rFonts w:ascii="Calibri" w:hAnsi="Calibri"/>
+                <w:rFonts w:ascii="Calibri" w:hAnsi="Calibri" w:cs="Calibri" w:eastAsia="Calibri"/>
                 <w:b/>
                 <w:i w:val="0"/>
                 <w:color w:val="FFFFFF"/>
-                <w:sz w:val="19"/>
+                <w:sz w:val="18"/>
               </w:rPr>
               <w:t>Fix</w:t>
             </w:r>
@@ -7585,13 +8003,13 @@
         </w:trPr>
         <w:tc>
           <w:tcPr>
-            <w:tcW w:type="dxa" w:w="3312"/>
+            <w:tcW w:type="dxa" w:w="4896"/>
             <w:shd w:val="clear" w:color="auto" w:fill="FFFFFF"/>
             <w:tcBorders>
-              <w:top w:val="single" w:sz="4" w:space="0" w:color="E6E5E2"/>
-              <w:left w:val="single" w:sz="4" w:space="0" w:color="E6E5E2"/>
-              <w:bottom w:val="single" w:sz="4" w:space="0" w:color="E6E5E2"/>
-              <w:right w:val="single" w:sz="4" w:space="0" w:color="E6E5E2"/>
+              <w:top w:val="single" w:sz="4" w:space="0" w:color="E4E1DC"/>
+              <w:left w:val="single" w:sz="4" w:space="0" w:color="E4E1DC"/>
+              <w:bottom w:val="single" w:sz="4" w:space="0" w:color="E4E1DC"/>
+              <w:right w:val="single" w:sz="4" w:space="0" w:color="E4E1DC"/>
             </w:tcBorders>
             <w:tcMar>
               <w:top w:w="70" w:type="dxa"/>
@@ -7604,11 +8022,11 @@
           <w:p>
             <w:r>
               <w:rPr>
-                <w:rFonts w:ascii="Calibri" w:hAnsi="Calibri"/>
-                <w:b/>
+                <w:rFonts w:ascii="Calibri" w:hAnsi="Calibri" w:cs="Calibri" w:eastAsia="Calibri"/>
+                <w:b w:val="0"/>
                 <w:i w:val="0"/>
-                <w:color w:val="0A0708"/>
-                <w:sz w:val="19"/>
+                <w:color w:val="2B2325"/>
+                <w:sz w:val="18"/>
               </w:rPr>
               <w:t>Teammate goes quiet</w:t>
             </w:r>
@@ -7616,13 +8034,13 @@
         </w:tc>
         <w:tc>
           <w:tcPr>
-            <w:tcW w:type="dxa" w:w="6624"/>
+            <w:tcW w:type="dxa" w:w="4896"/>
             <w:shd w:val="clear" w:color="auto" w:fill="FFFFFF"/>
             <w:tcBorders>
-              <w:top w:val="single" w:sz="4" w:space="0" w:color="E6E5E2"/>
-              <w:left w:val="single" w:sz="4" w:space="0" w:color="E6E5E2"/>
-              <w:bottom w:val="single" w:sz="4" w:space="0" w:color="E6E5E2"/>
-              <w:right w:val="single" w:sz="4" w:space="0" w:color="E6E5E2"/>
+              <w:top w:val="single" w:sz="4" w:space="0" w:color="E4E1DC"/>
+              <w:left w:val="single" w:sz="4" w:space="0" w:color="E4E1DC"/>
+              <w:bottom w:val="single" w:sz="4" w:space="0" w:color="E4E1DC"/>
+              <w:right w:val="single" w:sz="4" w:space="0" w:color="E4E1DC"/>
             </w:tcBorders>
             <w:tcMar>
               <w:top w:w="70" w:type="dxa"/>
@@ -7635,11 +8053,11 @@
           <w:p>
             <w:r>
               <w:rPr>
-                <w:rFonts w:ascii="Calibri" w:hAnsi="Calibri"/>
+                <w:rFonts w:ascii="Calibri" w:hAnsi="Calibri" w:cs="Calibri" w:eastAsia="Calibri"/>
                 <w:b w:val="0"/>
                 <w:i w:val="0"/>
-                <w:color w:val="0A0708"/>
-                <w:sz w:val="19"/>
+                <w:color w:val="2B2325"/>
+                <w:sz w:val="18"/>
               </w:rPr>
               <w:t>10-minute standup twice a week; tasks are small and independent so the lead can reassign</w:t>
             </w:r>
@@ -7652,13 +8070,13 @@
         </w:trPr>
         <w:tc>
           <w:tcPr>
-            <w:tcW w:type="dxa" w:w="3312"/>
-            <w:shd w:val="clear" w:color="auto" w:fill="F6F5F4"/>
+            <w:tcW w:type="dxa" w:w="4896"/>
+            <w:shd w:val="clear" w:color="auto" w:fill="F8F6F4"/>
             <w:tcBorders>
-              <w:top w:val="single" w:sz="4" w:space="0" w:color="E6E5E2"/>
-              <w:left w:val="single" w:sz="4" w:space="0" w:color="E6E5E2"/>
-              <w:bottom w:val="single" w:sz="4" w:space="0" w:color="E6E5E2"/>
-              <w:right w:val="single" w:sz="4" w:space="0" w:color="E6E5E2"/>
+              <w:top w:val="single" w:sz="4" w:space="0" w:color="E4E1DC"/>
+              <w:left w:val="single" w:sz="4" w:space="0" w:color="E4E1DC"/>
+              <w:bottom w:val="single" w:sz="4" w:space="0" w:color="E4E1DC"/>
+              <w:right w:val="single" w:sz="4" w:space="0" w:color="E4E1DC"/>
             </w:tcBorders>
             <w:tcMar>
               <w:top w:w="70" w:type="dxa"/>
@@ -7671,11 +8089,11 @@
           <w:p>
             <w:r>
               <w:rPr>
-                <w:rFonts w:ascii="Calibri" w:hAnsi="Calibri"/>
-                <w:b/>
+                <w:rFonts w:ascii="Calibri" w:hAnsi="Calibri" w:cs="Calibri" w:eastAsia="Calibri"/>
+                <w:b w:val="0"/>
                 <w:i w:val="0"/>
-                <w:color w:val="0A0708"/>
-                <w:sz w:val="19"/>
+                <w:color w:val="2B2325"/>
+                <w:sz w:val="18"/>
               </w:rPr>
               <w:t>GitHub editing confuses someone</w:t>
             </w:r>
@@ -7683,13 +8101,13 @@
         </w:tc>
         <w:tc>
           <w:tcPr>
-            <w:tcW w:type="dxa" w:w="6624"/>
-            <w:shd w:val="clear" w:color="auto" w:fill="F6F5F4"/>
+            <w:tcW w:type="dxa" w:w="4896"/>
+            <w:shd w:val="clear" w:color="auto" w:fill="F8F6F4"/>
             <w:tcBorders>
-              <w:top w:val="single" w:sz="4" w:space="0" w:color="E6E5E2"/>
-              <w:left w:val="single" w:sz="4" w:space="0" w:color="E6E5E2"/>
-              <w:bottom w:val="single" w:sz="4" w:space="0" w:color="E6E5E2"/>
-              <w:right w:val="single" w:sz="4" w:space="0" w:color="E6E5E2"/>
+              <w:top w:val="single" w:sz="4" w:space="0" w:color="E4E1DC"/>
+              <w:left w:val="single" w:sz="4" w:space="0" w:color="E4E1DC"/>
+              <w:bottom w:val="single" w:sz="4" w:space="0" w:color="E4E1DC"/>
+              <w:right w:val="single" w:sz="4" w:space="0" w:color="E4E1DC"/>
             </w:tcBorders>
             <w:tcMar>
               <w:top w:w="70" w:type="dxa"/>
@@ -7702,13 +8120,13 @@
           <w:p>
             <w:r>
               <w:rPr>
-                <w:rFonts w:ascii="Calibri" w:hAnsi="Calibri"/>
+                <w:rFonts w:ascii="Calibri" w:hAnsi="Calibri" w:cs="Calibri" w:eastAsia="Calibri"/>
                 <w:b w:val="0"/>
                 <w:i w:val="0"/>
-                <w:color w:val="0A0708"/>
-                <w:sz w:val="19"/>
+                <w:color w:val="2B2325"/>
+                <w:sz w:val="18"/>
               </w:rPr>
-              <w:t>Do it together once in the Sprint 0 session; lead can walk through the first PR by screen share</w:t>
+              <w:t>Do it together once in the Sprint 0 session; lead can also walk through the first PR by screen share</w:t>
             </w:r>
           </w:p>
         </w:tc>
@@ -7719,13 +8137,13 @@
         </w:trPr>
         <w:tc>
           <w:tcPr>
-            <w:tcW w:type="dxa" w:w="3312"/>
+            <w:tcW w:type="dxa" w:w="4896"/>
             <w:shd w:val="clear" w:color="auto" w:fill="FFFFFF"/>
             <w:tcBorders>
-              <w:top w:val="single" w:sz="4" w:space="0" w:color="E6E5E2"/>
-              <w:left w:val="single" w:sz="4" w:space="0" w:color="E6E5E2"/>
-              <w:bottom w:val="single" w:sz="4" w:space="0" w:color="E6E5E2"/>
-              <w:right w:val="single" w:sz="4" w:space="0" w:color="E6E5E2"/>
+              <w:top w:val="single" w:sz="4" w:space="0" w:color="E4E1DC"/>
+              <w:left w:val="single" w:sz="4" w:space="0" w:color="E4E1DC"/>
+              <w:bottom w:val="single" w:sz="4" w:space="0" w:color="E4E1DC"/>
+              <w:right w:val="single" w:sz="4" w:space="0" w:color="E4E1DC"/>
             </w:tcBorders>
             <w:tcMar>
               <w:top w:w="70" w:type="dxa"/>
@@ -7738,11 +8156,11 @@
           <w:p>
             <w:r>
               <w:rPr>
-                <w:rFonts w:ascii="Calibri" w:hAnsi="Calibri"/>
-                <w:b/>
+                <w:rFonts w:ascii="Calibri" w:hAnsi="Calibri" w:cs="Calibri" w:eastAsia="Calibri"/>
+                <w:b w:val="0"/>
                 <w:i w:val="0"/>
-                <w:color w:val="0A0708"/>
-                <w:sz w:val="19"/>
+                <w:color w:val="2B2325"/>
+                <w:sz w:val="18"/>
               </w:rPr>
               <w:t>Testing blocked because the app isn't ready</w:t>
             </w:r>
@@ -7750,13 +8168,13 @@
         </w:tc>
         <w:tc>
           <w:tcPr>
-            <w:tcW w:type="dxa" w:w="6624"/>
+            <w:tcW w:type="dxa" w:w="4896"/>
             <w:shd w:val="clear" w:color="auto" w:fill="FFFFFF"/>
             <w:tcBorders>
-              <w:top w:val="single" w:sz="4" w:space="0" w:color="E6E5E2"/>
-              <w:left w:val="single" w:sz="4" w:space="0" w:color="E6E5E2"/>
-              <w:bottom w:val="single" w:sz="4" w:space="0" w:color="E6E5E2"/>
-              <w:right w:val="single" w:sz="4" w:space="0" w:color="E6E5E2"/>
+              <w:top w:val="single" w:sz="4" w:space="0" w:color="E4E1DC"/>
+              <w:left w:val="single" w:sz="4" w:space="0" w:color="E4E1DC"/>
+              <w:bottom w:val="single" w:sz="4" w:space="0" w:color="E4E1DC"/>
+              <w:right w:val="single" w:sz="4" w:space="0" w:color="E4E1DC"/>
             </w:tcBorders>
             <w:tcMar>
               <w:top w:w="70" w:type="dxa"/>
@@ -7769,11 +8187,11 @@
           <w:p>
             <w:r>
               <w:rPr>
-                <w:rFonts w:ascii="Calibri" w:hAnsi="Calibri"/>
+                <w:rFonts w:ascii="Calibri" w:hAnsi="Calibri" w:cs="Calibri" w:eastAsia="Calibri"/>
                 <w:b w:val="0"/>
                 <w:i w:val="0"/>
-                <w:color w:val="0A0708"/>
-                <w:sz w:val="19"/>
+                <w:color w:val="2B2325"/>
+                <w:sz w:val="18"/>
               </w:rPr>
               <w:t>B writes the test plan first (Sprint 1) and tests whatever is deployed each sprint</w:t>
             </w:r>
@@ -7786,13 +8204,13 @@
         </w:trPr>
         <w:tc>
           <w:tcPr>
-            <w:tcW w:type="dxa" w:w="3312"/>
-            <w:shd w:val="clear" w:color="auto" w:fill="F6F5F4"/>
+            <w:tcW w:type="dxa" w:w="4896"/>
+            <w:shd w:val="clear" w:color="auto" w:fill="F8F6F4"/>
             <w:tcBorders>
-              <w:top w:val="single" w:sz="4" w:space="0" w:color="E6E5E2"/>
-              <w:left w:val="single" w:sz="4" w:space="0" w:color="E6E5E2"/>
-              <w:bottom w:val="single" w:sz="4" w:space="0" w:color="E6E5E2"/>
-              <w:right w:val="single" w:sz="4" w:space="0" w:color="E6E5E2"/>
+              <w:top w:val="single" w:sz="4" w:space="0" w:color="E4E1DC"/>
+              <w:left w:val="single" w:sz="4" w:space="0" w:color="E4E1DC"/>
+              <w:bottom w:val="single" w:sz="4" w:space="0" w:color="E4E1DC"/>
+              <w:right w:val="single" w:sz="4" w:space="0" w:color="E4E1DC"/>
             </w:tcBorders>
             <w:tcMar>
               <w:top w:w="70" w:type="dxa"/>
@@ -7805,11 +8223,11 @@
           <w:p>
             <w:r>
               <w:rPr>
-                <w:rFonts w:ascii="Calibri" w:hAnsi="Calibri"/>
-                <w:b/>
+                <w:rFonts w:ascii="Calibri" w:hAnsi="Calibri" w:cs="Calibri" w:eastAsia="Calibri"/>
+                <w:b w:val="0"/>
                 <w:i w:val="0"/>
-                <w:color w:val="0A0708"/>
-                <w:sz w:val="19"/>
+                <w:color w:val="2B2325"/>
+                <w:sz w:val="18"/>
               </w:rPr>
               <w:t>Uneven workload</w:t>
             </w:r>
@@ -7817,13 +8235,13 @@
         </w:tc>
         <w:tc>
           <w:tcPr>
-            <w:tcW w:type="dxa" w:w="6624"/>
-            <w:shd w:val="clear" w:color="auto" w:fill="F6F5F4"/>
+            <w:tcW w:type="dxa" w:w="4896"/>
+            <w:shd w:val="clear" w:color="auto" w:fill="F8F6F4"/>
             <w:tcBorders>
-              <w:top w:val="single" w:sz="4" w:space="0" w:color="E6E5E2"/>
-              <w:left w:val="single" w:sz="4" w:space="0" w:color="E6E5E2"/>
-              <w:bottom w:val="single" w:sz="4" w:space="0" w:color="E6E5E2"/>
-              <w:right w:val="single" w:sz="4" w:space="0" w:color="E6E5E2"/>
+              <w:top w:val="single" w:sz="4" w:space="0" w:color="E4E1DC"/>
+              <w:left w:val="single" w:sz="4" w:space="0" w:color="E4E1DC"/>
+              <w:bottom w:val="single" w:sz="4" w:space="0" w:color="E4E1DC"/>
+              <w:right w:val="single" w:sz="4" w:space="0" w:color="E4E1DC"/>
             </w:tcBorders>
             <w:tcMar>
               <w:top w:w="70" w:type="dxa"/>
@@ -7836,11 +8254,11 @@
           <w:p>
             <w:r>
               <w:rPr>
-                <w:rFonts w:ascii="Calibri" w:hAnsi="Calibri"/>
+                <w:rFonts w:ascii="Calibri" w:hAnsi="Calibri" w:cs="Calibri" w:eastAsia="Calibri"/>
                 <w:b w:val="0"/>
                 <w:i w:val="0"/>
-                <w:color w:val="0A0708"/>
-                <w:sz w:val="19"/>
+                <w:color w:val="2B2325"/>
+                <w:sz w:val="18"/>
               </w:rPr>
               <w:t>Check the board weekly; move optional extras to whoever has spare time</w:t>
             </w:r>
@@ -7853,13 +8271,13 @@
         </w:trPr>
         <w:tc>
           <w:tcPr>
-            <w:tcW w:type="dxa" w:w="3312"/>
+            <w:tcW w:type="dxa" w:w="4896"/>
             <w:shd w:val="clear" w:color="auto" w:fill="FFFFFF"/>
             <w:tcBorders>
-              <w:top w:val="single" w:sz="4" w:space="0" w:color="E6E5E2"/>
-              <w:left w:val="single" w:sz="4" w:space="0" w:color="E6E5E2"/>
-              <w:bottom w:val="single" w:sz="4" w:space="0" w:color="E6E5E2"/>
-              <w:right w:val="single" w:sz="4" w:space="0" w:color="E6E5E2"/>
+              <w:top w:val="single" w:sz="4" w:space="0" w:color="E4E1DC"/>
+              <w:left w:val="single" w:sz="4" w:space="0" w:color="E4E1DC"/>
+              <w:bottom w:val="single" w:sz="4" w:space="0" w:color="E4E1DC"/>
+              <w:right w:val="single" w:sz="4" w:space="0" w:color="E4E1DC"/>
             </w:tcBorders>
             <w:tcMar>
               <w:top w:w="70" w:type="dxa"/>
@@ -7872,11 +8290,11 @@
           <w:p>
             <w:r>
               <w:rPr>
-                <w:rFonts w:ascii="Calibri" w:hAnsi="Calibri"/>
-                <w:b/>
+                <w:rFonts w:ascii="Calibri" w:hAnsi="Calibri" w:cs="Calibri" w:eastAsia="Calibri"/>
+                <w:b w:val="0"/>
                 <w:i w:val="0"/>
-                <w:color w:val="0A0708"/>
-                <w:sz w:val="19"/>
+                <w:color w:val="2B2325"/>
+                <w:sz w:val="18"/>
               </w:rPr>
               <w:t>Professor counts only code commits</w:t>
             </w:r>
@@ -7884,13 +8302,13 @@
         </w:tc>
         <w:tc>
           <w:tcPr>
-            <w:tcW w:type="dxa" w:w="6624"/>
+            <w:tcW w:type="dxa" w:w="4896"/>
             <w:shd w:val="clear" w:color="auto" w:fill="FFFFFF"/>
             <w:tcBorders>
-              <w:top w:val="single" w:sz="4" w:space="0" w:color="E6E5E2"/>
-              <w:left w:val="single" w:sz="4" w:space="0" w:color="E6E5E2"/>
-              <w:bottom w:val="single" w:sz="4" w:space="0" w:color="E6E5E2"/>
-              <w:right w:val="single" w:sz="4" w:space="0" w:color="E6E5E2"/>
+              <w:top w:val="single" w:sz="4" w:space="0" w:color="E4E1DC"/>
+              <w:left w:val="single" w:sz="4" w:space="0" w:color="E4E1DC"/>
+              <w:bottom w:val="single" w:sz="4" w:space="0" w:color="E4E1DC"/>
+              <w:right w:val="single" w:sz="4" w:space="0" w:color="E4E1DC"/>
             </w:tcBorders>
             <w:tcMar>
               <w:top w:w="70" w:type="dxa"/>
@@ -7903,13 +8321,13 @@
           <w:p>
             <w:r>
               <w:rPr>
-                <w:rFonts w:ascii="Calibri" w:hAnsi="Calibri"/>
+                <w:rFonts w:ascii="Calibri" w:hAnsi="Calibri" w:cs="Calibri" w:eastAsia="Calibri"/>
                 <w:b w:val="0"/>
                 <w:i w:val="0"/>
-                <w:color w:val="0A0708"/>
-                <w:sz w:val="19"/>
+                <w:color w:val="2B2325"/>
+                <w:sz w:val="18"/>
               </w:rPr>
-              <w:t>Raise it early (Section 8); add optional extras; document the role split in the report</w:t>
+              <w:t>Raise it early (§8); add optional extras; document the role split in the report</w:t>
             </w:r>
           </w:p>
         </w:tc>
@@ -7941,20 +8359,20 @@
     </w:pPr>
     <w:r>
       <w:rPr>
-        <w:rFonts w:ascii="Calibri" w:hAnsi="Calibri"/>
+        <w:rFonts w:ascii="Calibri" w:hAnsi="Calibri" w:cs="Calibri" w:eastAsia="Calibri"/>
         <w:b w:val="0"/>
         <w:i w:val="0"/>
-        <w:color w:val="807D77"/>
+        <w:color w:val="6E6862"/>
         <w:sz w:val="17"/>
       </w:rPr>
-      <w:t xml:space="preserve">Feri Nepal  ·  Team Contribution Plan  ·  Page </w:t>
+      <w:t xml:space="preserve">Feri Nepal  |  Contribution Plan  |  Page </w:t>
     </w:r>
     <w:r>
       <w:rPr>
-        <w:rFonts w:ascii="Calibri" w:hAnsi="Calibri"/>
+        <w:rFonts w:ascii="Calibri" w:hAnsi="Calibri" w:cs="Calibri" w:eastAsia="Calibri"/>
         <w:b w:val="0"/>
         <w:i w:val="0"/>
-        <w:color w:val="807D77"/>
+        <w:color w:val="6E6862"/>
         <w:sz w:val="17"/>
       </w:rPr>
       <w:fldChar w:fldCharType="begin"/>
@@ -8330,7 +8748,6 @@
     <w:rsid w:val="00FC693F"/>
     <w:rPr>
       <w:rFonts w:ascii="Calibri" w:hAnsi="Calibri"/>
-      <w:color w:val="0A0708"/>
       <w:sz w:val="21"/>
     </w:rPr>
   </w:style>

--- a/docs/CONTRIBUTION_PLAN.docx
+++ b/docs/CONTRIBUTION_PLAN.docx
@@ -62,7 +62,7 @@
                 <w:color w:val="FFFFFF"/>
                 <w:sz w:val="60"/>
               </w:rPr>
-              <w:t>Team Contribution Plan — Feri Nepal</w:t>
+              <w:t>Team Contribution Plan - Feri Nepal</w:t>
             </w:r>
           </w:p>
           <w:p>
@@ -77,7 +77,7 @@
                 <w:color w:val="EDEBEB"/>
                 <w:sz w:val="23"/>
               </w:rPr>
-              <w:t>The lead writes the code. Three teammates own content, QA and documentation, with a few small, no-code commits each.</w:t>
+              <w:t>The lead writes the code. Three teammates own QA and testing, test data and resources, and the logo, with a few small commits each.</w:t>
             </w:r>
           </w:p>
           <w:p/>
@@ -106,19 +106,7 @@
                 <w:color w:val="EDEBEB"/>
                 <w:sz w:val="20"/>
               </w:rPr>
-              <w:t>Team: 4 people — 1 lead + 3 teammates (Members A, B, C).</w:t>
-            </w:r>
-          </w:p>
-          <w:p>
-            <w:r>
-              <w:rPr>
-                <w:rFonts w:ascii="Calibri" w:hAnsi="Calibri" w:cs="Calibri" w:eastAsia="Calibri"/>
-                <w:b w:val="0"/>
-                <w:i w:val="0"/>
-                <w:color w:val="EDEBEB"/>
-                <w:sz w:val="20"/>
-              </w:rPr>
-              <w:t>Approach: the lead writes all the application code. Teammates don't touch Next.js, Prisma, or Supabase. Instead each teammate owns a non-coding area (content and data, QA, documentation and presentation) and makes a handful of small commits — all of them plain text files (Markdown or JSON) that can be edited directly on github.com, no Git installation or terminal needed.</w:t>
+              <w:t>Team: 4 people. The lead plus 3 teammates, each with one clear area:</w:t>
             </w:r>
           </w:p>
         </w:tc>
@@ -159,7 +147,7 @@
           <w:color w:val="473536"/>
           <w:sz w:val="23"/>
         </w:rPr>
-        <w:t>1. Ground Rules</w:t>
+        <w:t>1. Ground rules</w:t>
       </w:r>
     </w:p>
     <w:p>
@@ -174,7 +162,7 @@
           <w:color w:val="473536"/>
           <w:sz w:val="23"/>
         </w:rPr>
-        <w:t>2. Roles</w:t>
+        <w:t>2. Member A: QA and testing</w:t>
       </w:r>
     </w:p>
     <w:p>
@@ -189,7 +177,7 @@
           <w:color w:val="473536"/>
           <w:sz w:val="23"/>
         </w:rPr>
-        <w:t>3. Task Cards</w:t>
+        <w:t>3. Member B: test data and resource gathering</w:t>
       </w:r>
     </w:p>
     <w:p>
@@ -204,7 +192,7 @@
           <w:color w:val="473536"/>
           <w:sz w:val="23"/>
         </w:rPr>
-        <w:t>4. Commit Budget (per teammate)</w:t>
+        <w:t>4. Member C: brand and logo</w:t>
       </w:r>
     </w:p>
     <w:p>
@@ -219,7 +207,7 @@
           <w:color w:val="473536"/>
           <w:sz w:val="23"/>
         </w:rPr>
-        <w:t>5. File Ownership</w:t>
+        <w:t>5. Commit budget</w:t>
       </w:r>
     </w:p>
     <w:p>
@@ -234,7 +222,7 @@
           <w:color w:val="473536"/>
           <w:sz w:val="23"/>
         </w:rPr>
-        <w:t>6. Sprint Schedule</w:t>
+        <w:t>6. Folder ownership</w:t>
       </w:r>
     </w:p>
     <w:p>
@@ -249,7 +237,7 @@
           <w:color w:val="473536"/>
           <w:sz w:val="23"/>
         </w:rPr>
-        <w:t>7. Lead Prep Checklist</w:t>
+        <w:t>7. Sprint schedule</w:t>
       </w:r>
     </w:p>
     <w:p>
@@ -264,7 +252,7 @@
           <w:color w:val="473536"/>
           <w:sz w:val="23"/>
         </w:rPr>
-        <w:t>8. Proving Contribution to the Professor</w:t>
+        <w:t>8. Lead checklist</w:t>
       </w:r>
     </w:p>
     <w:p>
@@ -279,7 +267,7 @@
           <w:color w:val="473536"/>
           <w:sz w:val="23"/>
         </w:rPr>
-        <w:t>&lt;Name&gt; — &lt;Content &amp; Data / QA / Docs&gt;</w:t>
+        <w:t>9. Proving contribution to the professor</w:t>
       </w:r>
     </w:p>
     <w:p>
@@ -294,7 +282,22 @@
           <w:color w:val="473536"/>
           <w:sz w:val="23"/>
         </w:rPr>
-        <w:t>9. Risks and Fixes</w:t>
+        <w:t>&lt;Name&gt; - &lt;QA / Test data / Brand&gt;</w:t>
+      </w:r>
+    </w:p>
+    <w:p>
+      <w:pPr>
+        <w:spacing w:after="100"/>
+      </w:pPr>
+      <w:r>
+        <w:rPr>
+          <w:rFonts w:ascii="Calibri" w:hAnsi="Calibri" w:cs="Calibri" w:eastAsia="Calibri"/>
+          <w:b/>
+          <w:i w:val="0"/>
+          <w:color w:val="473536"/>
+          <w:sz w:val="23"/>
+        </w:rPr>
+        <w:t>10. Risks and fixes</w:t>
       </w:r>
     </w:p>
     <w:p>
@@ -318,7 +321,7 @@
           <w:color w:val="0A0708"/>
           <w:sz w:val="36"/>
         </w:rPr>
-        <w:t>1. Ground Rules</w:t>
+        <w:t>1. Ground rules</w:t>
       </w:r>
     </w:p>
     <w:p>
@@ -354,7 +357,47 @@
           <w:color w:val="2B2325"/>
           <w:sz w:val="21"/>
         </w:rPr>
-        <w:t xml:space="preserve"> Schema, backend, components, pages, payments — lead only.</w:t>
+        <w:t xml:space="preserve"> Teammates never edit files under </w:t>
+      </w:r>
+      <w:r>
+        <w:rPr>
+          <w:rFonts w:ascii="Consolas" w:hAnsi="Consolas" w:cs="Consolas" w:eastAsia="Consolas"/>
+          <w:b w:val="0"/>
+          <w:i w:val="0"/>
+          <w:color w:val="473536"/>
+          <w:sz w:val="20"/>
+        </w:rPr>
+        <w:t>apps/</w:t>
+      </w:r>
+      <w:r>
+        <w:rPr>
+          <w:rFonts w:ascii="Calibri" w:hAnsi="Calibri" w:cs="Calibri" w:eastAsia="Calibri"/>
+          <w:b w:val="0"/>
+          <w:i w:val="0"/>
+          <w:color w:val="2B2325"/>
+          <w:sz w:val="21"/>
+        </w:rPr>
+        <w:t xml:space="preserve"> or </w:t>
+      </w:r>
+      <w:r>
+        <w:rPr>
+          <w:rFonts w:ascii="Consolas" w:hAnsi="Consolas" w:cs="Consolas" w:eastAsia="Consolas"/>
+          <w:b w:val="0"/>
+          <w:i w:val="0"/>
+          <w:color w:val="473536"/>
+          <w:sz w:val="20"/>
+        </w:rPr>
+        <w:t>packages/</w:t>
+      </w:r>
+      <w:r>
+        <w:rPr>
+          <w:rFonts w:ascii="Calibri" w:hAnsi="Calibri" w:cs="Calibri" w:eastAsia="Calibri"/>
+          <w:b w:val="0"/>
+          <w:i w:val="0"/>
+          <w:color w:val="2B2325"/>
+          <w:sz w:val="21"/>
+        </w:rPr>
+        <w:t>.</w:t>
       </w:r>
     </w:p>
     <w:p>
@@ -380,7 +423,7 @@
           <w:color w:val="0A0708"/>
           <w:sz w:val="21"/>
         </w:rPr>
-        <w:t>Teammates = content, QA, docs.</w:t>
+        <w:t>Most work is not commits.</w:t>
       </w:r>
       <w:r>
         <w:rPr>
@@ -390,7 +433,7 @@
           <w:color w:val="2B2325"/>
           <w:sz w:val="21"/>
         </w:rPr>
-        <w:t xml:space="preserve"> Most of their work lives in GitHub Issues, test sessions, meeting notes, and slides, not in commits.</w:t>
+        <w:t xml:space="preserve"> Testing, bug reports, gathering resources and design work live in GitHub Issues, shared folders and design tools. Only the finished results are committed.</w:t>
       </w:r>
     </w:p>
     <w:p>
@@ -426,7 +469,7 @@
           <w:color w:val="2B2325"/>
           <w:sz w:val="21"/>
         </w:rPr>
-        <w:t xml:space="preserve"> Each teammate makes roughly 4–5 small commits of real work (a test plan, a README, sample data). No padding.</w:t>
+        <w:t xml:space="preserve"> Each teammate makes about 3 to 5 small commits of real work. No padding.</w:t>
       </w:r>
     </w:p>
     <w:p>
@@ -452,7 +495,7 @@
           <w:color w:val="0A0708"/>
           <w:sz w:val="21"/>
         </w:rPr>
-        <w:t>Edit on GitHub.</w:t>
+        <w:t>Add files on github.com.</w:t>
       </w:r>
       <w:r>
         <w:rPr>
@@ -462,7 +505,7 @@
           <w:color w:val="2B2325"/>
           <w:sz w:val="21"/>
         </w:rPr>
-        <w:t xml:space="preserve"> Open the file on github.com → pencil icon → edit → "Create a new branch and start a pull request" → Commit. The lead reviews and merges. (Terminal Git is optional.)</w:t>
+        <w:t xml:space="preserve"> Open the folder, use "Add file", then "Upload files" (or "Create new file"), choose "Create a new branch and start a pull request", and commit. The lead reviews and merges.</w:t>
       </w:r>
     </w:p>
     <w:p>
@@ -498,7 +541,7 @@
           <w:color w:val="2B2325"/>
           <w:sz w:val="21"/>
         </w:rPr>
-        <w:t xml:space="preserve"> Each teammate should be able to explain their commits and documents to the professor.</w:t>
+        <w:t xml:space="preserve"> Everyone should be able to explain their commits and documents to the professor.</w:t>
       </w:r>
     </w:p>
     <w:p>
@@ -524,7 +567,7 @@
           <w:color w:val="0A0708"/>
           <w:sz w:val="21"/>
         </w:rPr>
-        <w:t>Different files per person.</w:t>
+        <w:t>Separate folders per person</w:t>
       </w:r>
       <w:r>
         <w:rPr>
@@ -534,7 +577,7 @@
           <w:color w:val="2B2325"/>
           <w:sz w:val="21"/>
         </w:rPr>
-        <w:t xml:space="preserve"> No merge conflicts (see §5).</w:t>
+        <w:t xml:space="preserve"> so nobody overwrites anyone else (see section 6).</w:t>
       </w:r>
     </w:p>
     <w:p>
@@ -553,689 +596,7 @@
           <w:color w:val="0A0708"/>
           <w:sz w:val="36"/>
         </w:rPr>
-        <w:t>2. Roles</w:t>
-      </w:r>
-    </w:p>
-    <w:tbl>
-      <w:tblPr>
-        <w:tblW w:type="auto" w:w="0"/>
-        <w:jc w:val="center"/>
-        <w:tblLook w:firstColumn="1" w:firstRow="1" w:lastColumn="0" w:lastRow="0" w:noHBand="0" w:noVBand="1" w:val="04A0"/>
-      </w:tblPr>
-      <w:tblGrid>
-        <w:gridCol w:w="2448"/>
-        <w:gridCol w:w="2448"/>
-        <w:gridCol w:w="2448"/>
-        <w:gridCol w:w="2448"/>
-      </w:tblGrid>
-      <w:tr>
-        <w:trPr>
-          <w:tblHeader w:val="true"/>
-        </w:trPr>
-        <w:tc>
-          <w:tcPr>
-            <w:tcW w:type="dxa" w:w="2448"/>
-            <w:shd w:val="clear" w:color="auto" w:fill="473536"/>
-            <w:tcBorders>
-              <w:top w:val="single" w:sz="4" w:space="0" w:color="473536"/>
-              <w:left w:val="single" w:sz="4" w:space="0" w:color="473536"/>
-              <w:bottom w:val="single" w:sz="4" w:space="0" w:color="473536"/>
-              <w:right w:val="single" w:sz="4" w:space="0" w:color="473536"/>
-            </w:tcBorders>
-            <w:tcMar>
-              <w:top w:w="70" w:type="dxa"/>
-              <w:bottom w:w="70" w:type="dxa"/>
-              <w:left w:w="90" w:type="dxa"/>
-              <w:right w:w="90" w:type="dxa"/>
-            </w:tcMar>
-            <w:vAlign w:val="center"/>
-          </w:tcPr>
-          <w:p>
-            <w:r>
-              <w:rPr>
-                <w:rFonts w:ascii="Calibri" w:hAnsi="Calibri" w:cs="Calibri" w:eastAsia="Calibri"/>
-                <w:b/>
-                <w:i w:val="0"/>
-                <w:color w:val="FFFFFF"/>
-                <w:sz w:val="18"/>
-              </w:rPr>
-              <w:t>Person</w:t>
-            </w:r>
-          </w:p>
-        </w:tc>
-        <w:tc>
-          <w:tcPr>
-            <w:tcW w:type="dxa" w:w="2448"/>
-            <w:shd w:val="clear" w:color="auto" w:fill="473536"/>
-            <w:tcBorders>
-              <w:top w:val="single" w:sz="4" w:space="0" w:color="473536"/>
-              <w:left w:val="single" w:sz="4" w:space="0" w:color="473536"/>
-              <w:bottom w:val="single" w:sz="4" w:space="0" w:color="473536"/>
-              <w:right w:val="single" w:sz="4" w:space="0" w:color="473536"/>
-            </w:tcBorders>
-            <w:tcMar>
-              <w:top w:w="70" w:type="dxa"/>
-              <w:bottom w:w="70" w:type="dxa"/>
-              <w:left w:w="90" w:type="dxa"/>
-              <w:right w:w="90" w:type="dxa"/>
-            </w:tcMar>
-            <w:vAlign w:val="center"/>
-          </w:tcPr>
-          <w:p>
-            <w:r>
-              <w:rPr>
-                <w:rFonts w:ascii="Calibri" w:hAnsi="Calibri" w:cs="Calibri" w:eastAsia="Calibri"/>
-                <w:b/>
-                <w:i w:val="0"/>
-                <w:color w:val="FFFFFF"/>
-                <w:sz w:val="18"/>
-              </w:rPr>
-              <w:t>Area</w:t>
-            </w:r>
-          </w:p>
-        </w:tc>
-        <w:tc>
-          <w:tcPr>
-            <w:tcW w:type="dxa" w:w="2448"/>
-            <w:shd w:val="clear" w:color="auto" w:fill="473536"/>
-            <w:tcBorders>
-              <w:top w:val="single" w:sz="4" w:space="0" w:color="473536"/>
-              <w:left w:val="single" w:sz="4" w:space="0" w:color="473536"/>
-              <w:bottom w:val="single" w:sz="4" w:space="0" w:color="473536"/>
-              <w:right w:val="single" w:sz="4" w:space="0" w:color="473536"/>
-            </w:tcBorders>
-            <w:tcMar>
-              <w:top w:w="70" w:type="dxa"/>
-              <w:bottom w:w="70" w:type="dxa"/>
-              <w:left w:w="90" w:type="dxa"/>
-              <w:right w:w="90" w:type="dxa"/>
-            </w:tcMar>
-            <w:vAlign w:val="center"/>
-          </w:tcPr>
-          <w:p>
-            <w:r>
-              <w:rPr>
-                <w:rFonts w:ascii="Calibri" w:hAnsi="Calibri" w:cs="Calibri" w:eastAsia="Calibri"/>
-                <w:b/>
-                <w:i w:val="0"/>
-                <w:color w:val="FFFFFF"/>
-                <w:sz w:val="18"/>
-              </w:rPr>
-              <w:t>Main work</w:t>
-            </w:r>
-          </w:p>
-        </w:tc>
-        <w:tc>
-          <w:tcPr>
-            <w:tcW w:type="dxa" w:w="2448"/>
-            <w:shd w:val="clear" w:color="auto" w:fill="473536"/>
-            <w:tcBorders>
-              <w:top w:val="single" w:sz="4" w:space="0" w:color="473536"/>
-              <w:left w:val="single" w:sz="4" w:space="0" w:color="473536"/>
-              <w:bottom w:val="single" w:sz="4" w:space="0" w:color="473536"/>
-              <w:right w:val="single" w:sz="4" w:space="0" w:color="473536"/>
-            </w:tcBorders>
-            <w:tcMar>
-              <w:top w:w="70" w:type="dxa"/>
-              <w:bottom w:w="70" w:type="dxa"/>
-              <w:left w:w="90" w:type="dxa"/>
-              <w:right w:w="90" w:type="dxa"/>
-            </w:tcMar>
-            <w:vAlign w:val="center"/>
-          </w:tcPr>
-          <w:p>
-            <w:r>
-              <w:rPr>
-                <w:rFonts w:ascii="Calibri" w:hAnsi="Calibri" w:cs="Calibri" w:eastAsia="Calibri"/>
-                <w:b/>
-                <w:i w:val="0"/>
-                <w:color w:val="FFFFFF"/>
-                <w:sz w:val="18"/>
-              </w:rPr>
-              <w:t>Commits</w:t>
-            </w:r>
-          </w:p>
-        </w:tc>
-      </w:tr>
-      <w:tr>
-        <w:trPr>
-          <w:cantSplit w:val="true"/>
-        </w:trPr>
-        <w:tc>
-          <w:tcPr>
-            <w:tcW w:type="dxa" w:w="2448"/>
-            <w:shd w:val="clear" w:color="auto" w:fill="FFFFFF"/>
-            <w:tcBorders>
-              <w:top w:val="single" w:sz="4" w:space="0" w:color="E4E1DC"/>
-              <w:left w:val="single" w:sz="4" w:space="0" w:color="E4E1DC"/>
-              <w:bottom w:val="single" w:sz="4" w:space="0" w:color="E4E1DC"/>
-              <w:right w:val="single" w:sz="4" w:space="0" w:color="E4E1DC"/>
-            </w:tcBorders>
-            <w:tcMar>
-              <w:top w:w="70" w:type="dxa"/>
-              <w:bottom w:w="70" w:type="dxa"/>
-              <w:left w:w="90" w:type="dxa"/>
-              <w:right w:w="90" w:type="dxa"/>
-            </w:tcMar>
-            <w:vAlign w:val="center"/>
-          </w:tcPr>
-          <w:p>
-            <w:r>
-              <w:rPr>
-                <w:rFonts w:ascii="Calibri" w:hAnsi="Calibri" w:cs="Calibri" w:eastAsia="Calibri"/>
-                <w:b/>
-                <w:i w:val="0"/>
-                <w:color w:val="0A0708"/>
-                <w:sz w:val="18"/>
-              </w:rPr>
-              <w:t>Lead</w:t>
-            </w:r>
-          </w:p>
-        </w:tc>
-        <w:tc>
-          <w:tcPr>
-            <w:tcW w:type="dxa" w:w="2448"/>
-            <w:shd w:val="clear" w:color="auto" w:fill="FFFFFF"/>
-            <w:tcBorders>
-              <w:top w:val="single" w:sz="4" w:space="0" w:color="E4E1DC"/>
-              <w:left w:val="single" w:sz="4" w:space="0" w:color="E4E1DC"/>
-              <w:bottom w:val="single" w:sz="4" w:space="0" w:color="E4E1DC"/>
-              <w:right w:val="single" w:sz="4" w:space="0" w:color="E4E1DC"/>
-            </w:tcBorders>
-            <w:tcMar>
-              <w:top w:w="70" w:type="dxa"/>
-              <w:bottom w:w="70" w:type="dxa"/>
-              <w:left w:w="90" w:type="dxa"/>
-              <w:right w:w="90" w:type="dxa"/>
-            </w:tcMar>
-            <w:vAlign w:val="center"/>
-          </w:tcPr>
-          <w:p>
-            <w:r>
-              <w:rPr>
-                <w:rFonts w:ascii="Calibri" w:hAnsi="Calibri" w:cs="Calibri" w:eastAsia="Calibri"/>
-                <w:b w:val="0"/>
-                <w:i w:val="0"/>
-                <w:color w:val="2B2325"/>
-                <w:sz w:val="18"/>
-              </w:rPr>
-              <w:t>Everything technical</w:t>
-            </w:r>
-          </w:p>
-        </w:tc>
-        <w:tc>
-          <w:tcPr>
-            <w:tcW w:type="dxa" w:w="2448"/>
-            <w:shd w:val="clear" w:color="auto" w:fill="FFFFFF"/>
-            <w:tcBorders>
-              <w:top w:val="single" w:sz="4" w:space="0" w:color="E4E1DC"/>
-              <w:left w:val="single" w:sz="4" w:space="0" w:color="E4E1DC"/>
-              <w:bottom w:val="single" w:sz="4" w:space="0" w:color="E4E1DC"/>
-              <w:right w:val="single" w:sz="4" w:space="0" w:color="E4E1DC"/>
-            </w:tcBorders>
-            <w:tcMar>
-              <w:top w:w="70" w:type="dxa"/>
-              <w:bottom w:w="70" w:type="dxa"/>
-              <w:left w:w="90" w:type="dxa"/>
-              <w:right w:w="90" w:type="dxa"/>
-            </w:tcMar>
-            <w:vAlign w:val="center"/>
-          </w:tcPr>
-          <w:p>
-            <w:r>
-              <w:rPr>
-                <w:rFonts w:ascii="Calibri" w:hAnsi="Calibri" w:cs="Calibri" w:eastAsia="Calibri"/>
-                <w:b w:val="0"/>
-                <w:i w:val="0"/>
-                <w:color w:val="2B2325"/>
-                <w:sz w:val="18"/>
-              </w:rPr>
-              <w:t>Setup, database, auth, roles, backend, UI, payments, integration, deployment, code review</w:t>
-            </w:r>
-          </w:p>
-        </w:tc>
-        <w:tc>
-          <w:tcPr>
-            <w:tcW w:type="dxa" w:w="2448"/>
-            <w:shd w:val="clear" w:color="auto" w:fill="FFFFFF"/>
-            <w:tcBorders>
-              <w:top w:val="single" w:sz="4" w:space="0" w:color="E4E1DC"/>
-              <w:left w:val="single" w:sz="4" w:space="0" w:color="E4E1DC"/>
-              <w:bottom w:val="single" w:sz="4" w:space="0" w:color="E4E1DC"/>
-              <w:right w:val="single" w:sz="4" w:space="0" w:color="E4E1DC"/>
-            </w:tcBorders>
-            <w:tcMar>
-              <w:top w:w="70" w:type="dxa"/>
-              <w:bottom w:w="70" w:type="dxa"/>
-              <w:left w:w="90" w:type="dxa"/>
-              <w:right w:w="90" w:type="dxa"/>
-            </w:tcMar>
-            <w:vAlign w:val="center"/>
-          </w:tcPr>
-          <w:p>
-            <w:r>
-              <w:rPr>
-                <w:rFonts w:ascii="Calibri" w:hAnsi="Calibri" w:cs="Calibri" w:eastAsia="Calibri"/>
-                <w:b w:val="0"/>
-                <w:i w:val="0"/>
-                <w:color w:val="2B2325"/>
-                <w:sz w:val="18"/>
-              </w:rPr>
-              <w:t>Many</w:t>
-            </w:r>
-          </w:p>
-        </w:tc>
-      </w:tr>
-      <w:tr>
-        <w:trPr>
-          <w:cantSplit w:val="true"/>
-        </w:trPr>
-        <w:tc>
-          <w:tcPr>
-            <w:tcW w:type="dxa" w:w="2448"/>
-            <w:shd w:val="clear" w:color="auto" w:fill="F8F6F4"/>
-            <w:tcBorders>
-              <w:top w:val="single" w:sz="4" w:space="0" w:color="E4E1DC"/>
-              <w:left w:val="single" w:sz="4" w:space="0" w:color="E4E1DC"/>
-              <w:bottom w:val="single" w:sz="4" w:space="0" w:color="E4E1DC"/>
-              <w:right w:val="single" w:sz="4" w:space="0" w:color="E4E1DC"/>
-            </w:tcBorders>
-            <w:tcMar>
-              <w:top w:w="70" w:type="dxa"/>
-              <w:bottom w:w="70" w:type="dxa"/>
-              <w:left w:w="90" w:type="dxa"/>
-              <w:right w:w="90" w:type="dxa"/>
-            </w:tcMar>
-            <w:vAlign w:val="center"/>
-          </w:tcPr>
-          <w:p>
-            <w:r>
-              <w:rPr>
-                <w:rFonts w:ascii="Calibri" w:hAnsi="Calibri" w:cs="Calibri" w:eastAsia="Calibri"/>
-                <w:b/>
-                <w:i w:val="0"/>
-                <w:color w:val="0A0708"/>
-                <w:sz w:val="18"/>
-              </w:rPr>
-              <w:t>Member A</w:t>
-            </w:r>
-          </w:p>
-        </w:tc>
-        <w:tc>
-          <w:tcPr>
-            <w:tcW w:type="dxa" w:w="2448"/>
-            <w:shd w:val="clear" w:color="auto" w:fill="F8F6F4"/>
-            <w:tcBorders>
-              <w:top w:val="single" w:sz="4" w:space="0" w:color="E4E1DC"/>
-              <w:left w:val="single" w:sz="4" w:space="0" w:color="E4E1DC"/>
-              <w:bottom w:val="single" w:sz="4" w:space="0" w:color="E4E1DC"/>
-              <w:right w:val="single" w:sz="4" w:space="0" w:color="E4E1DC"/>
-            </w:tcBorders>
-            <w:tcMar>
-              <w:top w:w="70" w:type="dxa"/>
-              <w:bottom w:w="70" w:type="dxa"/>
-              <w:left w:w="90" w:type="dxa"/>
-              <w:right w:w="90" w:type="dxa"/>
-            </w:tcMar>
-            <w:vAlign w:val="center"/>
-          </w:tcPr>
-          <w:p>
-            <w:r>
-              <w:rPr>
-                <w:rFonts w:ascii="Calibri" w:hAnsi="Calibri" w:cs="Calibri" w:eastAsia="Calibri"/>
-                <w:b w:val="0"/>
-                <w:i w:val="0"/>
-                <w:color w:val="2B2325"/>
-                <w:sz w:val="18"/>
-              </w:rPr>
-              <w:t>Content &amp; Data</w:t>
-            </w:r>
-          </w:p>
-        </w:tc>
-        <w:tc>
-          <w:tcPr>
-            <w:tcW w:type="dxa" w:w="2448"/>
-            <w:shd w:val="clear" w:color="auto" w:fill="F8F6F4"/>
-            <w:tcBorders>
-              <w:top w:val="single" w:sz="4" w:space="0" w:color="E4E1DC"/>
-              <w:left w:val="single" w:sz="4" w:space="0" w:color="E4E1DC"/>
-              <w:bottom w:val="single" w:sz="4" w:space="0" w:color="E4E1DC"/>
-              <w:right w:val="single" w:sz="4" w:space="0" w:color="E4E1DC"/>
-            </w:tcBorders>
-            <w:tcMar>
-              <w:top w:w="70" w:type="dxa"/>
-              <w:bottom w:w="70" w:type="dxa"/>
-              <w:left w:w="90" w:type="dxa"/>
-              <w:right w:w="90" w:type="dxa"/>
-            </w:tcMar>
-            <w:vAlign w:val="center"/>
-          </w:tcPr>
-          <w:p>
-            <w:r>
-              <w:rPr>
-                <w:rFonts w:ascii="Calibri" w:hAnsi="Calibri" w:cs="Calibri" w:eastAsia="Calibri"/>
-                <w:b w:val="0"/>
-                <w:i w:val="0"/>
-                <w:color w:val="2B2325"/>
-                <w:sz w:val="18"/>
-              </w:rPr>
-              <w:t>Sample products, category/banner copy, data dictionary, demo accounts and photos</w:t>
-            </w:r>
-          </w:p>
-        </w:tc>
-        <w:tc>
-          <w:tcPr>
-            <w:tcW w:type="dxa" w:w="2448"/>
-            <w:shd w:val="clear" w:color="auto" w:fill="F8F6F4"/>
-            <w:tcBorders>
-              <w:top w:val="single" w:sz="4" w:space="0" w:color="E4E1DC"/>
-              <w:left w:val="single" w:sz="4" w:space="0" w:color="E4E1DC"/>
-              <w:bottom w:val="single" w:sz="4" w:space="0" w:color="E4E1DC"/>
-              <w:right w:val="single" w:sz="4" w:space="0" w:color="E4E1DC"/>
-            </w:tcBorders>
-            <w:tcMar>
-              <w:top w:w="70" w:type="dxa"/>
-              <w:bottom w:w="70" w:type="dxa"/>
-              <w:left w:w="90" w:type="dxa"/>
-              <w:right w:w="90" w:type="dxa"/>
-            </w:tcMar>
-            <w:vAlign w:val="center"/>
-          </w:tcPr>
-          <w:p>
-            <w:r>
-              <w:rPr>
-                <w:rFonts w:ascii="Calibri" w:hAnsi="Calibri" w:cs="Calibri" w:eastAsia="Calibri"/>
-                <w:b w:val="0"/>
-                <w:i w:val="0"/>
-                <w:color w:val="2B2325"/>
-                <w:sz w:val="18"/>
-              </w:rPr>
-              <w:t>~4</w:t>
-            </w:r>
-          </w:p>
-        </w:tc>
-      </w:tr>
-      <w:tr>
-        <w:trPr>
-          <w:cantSplit w:val="true"/>
-        </w:trPr>
-        <w:tc>
-          <w:tcPr>
-            <w:tcW w:type="dxa" w:w="2448"/>
-            <w:shd w:val="clear" w:color="auto" w:fill="FFFFFF"/>
-            <w:tcBorders>
-              <w:top w:val="single" w:sz="4" w:space="0" w:color="E4E1DC"/>
-              <w:left w:val="single" w:sz="4" w:space="0" w:color="E4E1DC"/>
-              <w:bottom w:val="single" w:sz="4" w:space="0" w:color="E4E1DC"/>
-              <w:right w:val="single" w:sz="4" w:space="0" w:color="E4E1DC"/>
-            </w:tcBorders>
-            <w:tcMar>
-              <w:top w:w="70" w:type="dxa"/>
-              <w:bottom w:w="70" w:type="dxa"/>
-              <w:left w:w="90" w:type="dxa"/>
-              <w:right w:w="90" w:type="dxa"/>
-            </w:tcMar>
-            <w:vAlign w:val="center"/>
-          </w:tcPr>
-          <w:p>
-            <w:r>
-              <w:rPr>
-                <w:rFonts w:ascii="Calibri" w:hAnsi="Calibri" w:cs="Calibri" w:eastAsia="Calibri"/>
-                <w:b/>
-                <w:i w:val="0"/>
-                <w:color w:val="0A0708"/>
-                <w:sz w:val="18"/>
-              </w:rPr>
-              <w:t>Member B</w:t>
-            </w:r>
-          </w:p>
-        </w:tc>
-        <w:tc>
-          <w:tcPr>
-            <w:tcW w:type="dxa" w:w="2448"/>
-            <w:shd w:val="clear" w:color="auto" w:fill="FFFFFF"/>
-            <w:tcBorders>
-              <w:top w:val="single" w:sz="4" w:space="0" w:color="E4E1DC"/>
-              <w:left w:val="single" w:sz="4" w:space="0" w:color="E4E1DC"/>
-              <w:bottom w:val="single" w:sz="4" w:space="0" w:color="E4E1DC"/>
-              <w:right w:val="single" w:sz="4" w:space="0" w:color="E4E1DC"/>
-            </w:tcBorders>
-            <w:tcMar>
-              <w:top w:w="70" w:type="dxa"/>
-              <w:bottom w:w="70" w:type="dxa"/>
-              <w:left w:w="90" w:type="dxa"/>
-              <w:right w:w="90" w:type="dxa"/>
-            </w:tcMar>
-            <w:vAlign w:val="center"/>
-          </w:tcPr>
-          <w:p>
-            <w:r>
-              <w:rPr>
-                <w:rFonts w:ascii="Calibri" w:hAnsi="Calibri" w:cs="Calibri" w:eastAsia="Calibri"/>
-                <w:b w:val="0"/>
-                <w:i w:val="0"/>
-                <w:color w:val="2B2325"/>
-                <w:sz w:val="18"/>
-              </w:rPr>
-              <w:t>QA &amp; Testing</w:t>
-            </w:r>
-          </w:p>
-        </w:tc>
-        <w:tc>
-          <w:tcPr>
-            <w:tcW w:type="dxa" w:w="2448"/>
-            <w:shd w:val="clear" w:color="auto" w:fill="FFFFFF"/>
-            <w:tcBorders>
-              <w:top w:val="single" w:sz="4" w:space="0" w:color="E4E1DC"/>
-              <w:left w:val="single" w:sz="4" w:space="0" w:color="E4E1DC"/>
-              <w:bottom w:val="single" w:sz="4" w:space="0" w:color="E4E1DC"/>
-              <w:right w:val="single" w:sz="4" w:space="0" w:color="E4E1DC"/>
-            </w:tcBorders>
-            <w:tcMar>
-              <w:top w:w="70" w:type="dxa"/>
-              <w:bottom w:w="70" w:type="dxa"/>
-              <w:left w:w="90" w:type="dxa"/>
-              <w:right w:w="90" w:type="dxa"/>
-            </w:tcMar>
-            <w:vAlign w:val="center"/>
-          </w:tcPr>
-          <w:p>
-            <w:r>
-              <w:rPr>
-                <w:rFonts w:ascii="Calibri" w:hAnsi="Calibri" w:cs="Calibri" w:eastAsia="Calibri"/>
-                <w:b w:val="0"/>
-                <w:i w:val="0"/>
-                <w:color w:val="2B2325"/>
-                <w:sz w:val="18"/>
-              </w:rPr>
-              <w:t>Test plan, running tests each sprint, bug reports, test summaries</w:t>
-            </w:r>
-          </w:p>
-        </w:tc>
-        <w:tc>
-          <w:tcPr>
-            <w:tcW w:type="dxa" w:w="2448"/>
-            <w:shd w:val="clear" w:color="auto" w:fill="FFFFFF"/>
-            <w:tcBorders>
-              <w:top w:val="single" w:sz="4" w:space="0" w:color="E4E1DC"/>
-              <w:left w:val="single" w:sz="4" w:space="0" w:color="E4E1DC"/>
-              <w:bottom w:val="single" w:sz="4" w:space="0" w:color="E4E1DC"/>
-              <w:right w:val="single" w:sz="4" w:space="0" w:color="E4E1DC"/>
-            </w:tcBorders>
-            <w:tcMar>
-              <w:top w:w="70" w:type="dxa"/>
-              <w:bottom w:w="70" w:type="dxa"/>
-              <w:left w:w="90" w:type="dxa"/>
-              <w:right w:w="90" w:type="dxa"/>
-            </w:tcMar>
-            <w:vAlign w:val="center"/>
-          </w:tcPr>
-          <w:p>
-            <w:r>
-              <w:rPr>
-                <w:rFonts w:ascii="Calibri" w:hAnsi="Calibri" w:cs="Calibri" w:eastAsia="Calibri"/>
-                <w:b w:val="0"/>
-                <w:i w:val="0"/>
-                <w:color w:val="2B2325"/>
-                <w:sz w:val="18"/>
-              </w:rPr>
-              <w:t>~5</w:t>
-            </w:r>
-          </w:p>
-        </w:tc>
-      </w:tr>
-      <w:tr>
-        <w:trPr>
-          <w:cantSplit w:val="true"/>
-        </w:trPr>
-        <w:tc>
-          <w:tcPr>
-            <w:tcW w:type="dxa" w:w="2448"/>
-            <w:shd w:val="clear" w:color="auto" w:fill="F8F6F4"/>
-            <w:tcBorders>
-              <w:top w:val="single" w:sz="4" w:space="0" w:color="E4E1DC"/>
-              <w:left w:val="single" w:sz="4" w:space="0" w:color="E4E1DC"/>
-              <w:bottom w:val="single" w:sz="4" w:space="0" w:color="E4E1DC"/>
-              <w:right w:val="single" w:sz="4" w:space="0" w:color="E4E1DC"/>
-            </w:tcBorders>
-            <w:tcMar>
-              <w:top w:w="70" w:type="dxa"/>
-              <w:bottom w:w="70" w:type="dxa"/>
-              <w:left w:w="90" w:type="dxa"/>
-              <w:right w:w="90" w:type="dxa"/>
-            </w:tcMar>
-            <w:vAlign w:val="center"/>
-          </w:tcPr>
-          <w:p>
-            <w:r>
-              <w:rPr>
-                <w:rFonts w:ascii="Calibri" w:hAnsi="Calibri" w:cs="Calibri" w:eastAsia="Calibri"/>
-                <w:b/>
-                <w:i w:val="0"/>
-                <w:color w:val="0A0708"/>
-                <w:sz w:val="18"/>
-              </w:rPr>
-              <w:t>Member C</w:t>
-            </w:r>
-          </w:p>
-        </w:tc>
-        <w:tc>
-          <w:tcPr>
-            <w:tcW w:type="dxa" w:w="2448"/>
-            <w:shd w:val="clear" w:color="auto" w:fill="F8F6F4"/>
-            <w:tcBorders>
-              <w:top w:val="single" w:sz="4" w:space="0" w:color="E4E1DC"/>
-              <w:left w:val="single" w:sz="4" w:space="0" w:color="E4E1DC"/>
-              <w:bottom w:val="single" w:sz="4" w:space="0" w:color="E4E1DC"/>
-              <w:right w:val="single" w:sz="4" w:space="0" w:color="E4E1DC"/>
-            </w:tcBorders>
-            <w:tcMar>
-              <w:top w:w="70" w:type="dxa"/>
-              <w:bottom w:w="70" w:type="dxa"/>
-              <w:left w:w="90" w:type="dxa"/>
-              <w:right w:w="90" w:type="dxa"/>
-            </w:tcMar>
-            <w:vAlign w:val="center"/>
-          </w:tcPr>
-          <w:p>
-            <w:r>
-              <w:rPr>
-                <w:rFonts w:ascii="Calibri" w:hAnsi="Calibri" w:cs="Calibri" w:eastAsia="Calibri"/>
-                <w:b w:val="0"/>
-                <w:i w:val="0"/>
-                <w:color w:val="2B2325"/>
-                <w:sz w:val="18"/>
-              </w:rPr>
-              <w:t>Docs &amp; Presentation</w:t>
-            </w:r>
-          </w:p>
-        </w:tc>
-        <w:tc>
-          <w:tcPr>
-            <w:tcW w:type="dxa" w:w="2448"/>
-            <w:shd w:val="clear" w:color="auto" w:fill="F8F6F4"/>
-            <w:tcBorders>
-              <w:top w:val="single" w:sz="4" w:space="0" w:color="E4E1DC"/>
-              <w:left w:val="single" w:sz="4" w:space="0" w:color="E4E1DC"/>
-              <w:bottom w:val="single" w:sz="4" w:space="0" w:color="E4E1DC"/>
-              <w:right w:val="single" w:sz="4" w:space="0" w:color="E4E1DC"/>
-            </w:tcBorders>
-            <w:tcMar>
-              <w:top w:w="70" w:type="dxa"/>
-              <w:bottom w:w="70" w:type="dxa"/>
-              <w:left w:w="90" w:type="dxa"/>
-              <w:right w:w="90" w:type="dxa"/>
-            </w:tcMar>
-            <w:vAlign w:val="center"/>
-          </w:tcPr>
-          <w:p>
-            <w:r>
-              <w:rPr>
-                <w:rFonts w:ascii="Calibri" w:hAnsi="Calibri" w:cs="Calibri" w:eastAsia="Calibri"/>
-                <w:b w:val="0"/>
-                <w:i w:val="0"/>
-                <w:color w:val="2B2325"/>
-                <w:sz w:val="18"/>
-              </w:rPr>
-              <w:t>README, user guide with screenshots, meeting notes, sprint reports, final slides and demo script</w:t>
-            </w:r>
-          </w:p>
-        </w:tc>
-        <w:tc>
-          <w:tcPr>
-            <w:tcW w:type="dxa" w:w="2448"/>
-            <w:shd w:val="clear" w:color="auto" w:fill="F8F6F4"/>
-            <w:tcBorders>
-              <w:top w:val="single" w:sz="4" w:space="0" w:color="E4E1DC"/>
-              <w:left w:val="single" w:sz="4" w:space="0" w:color="E4E1DC"/>
-              <w:bottom w:val="single" w:sz="4" w:space="0" w:color="E4E1DC"/>
-              <w:right w:val="single" w:sz="4" w:space="0" w:color="E4E1DC"/>
-            </w:tcBorders>
-            <w:tcMar>
-              <w:top w:w="70" w:type="dxa"/>
-              <w:bottom w:w="70" w:type="dxa"/>
-              <w:left w:w="90" w:type="dxa"/>
-              <w:right w:w="90" w:type="dxa"/>
-            </w:tcMar>
-            <w:vAlign w:val="center"/>
-          </w:tcPr>
-          <w:p>
-            <w:r>
-              <w:rPr>
-                <w:rFonts w:ascii="Calibri" w:hAnsi="Calibri" w:cs="Calibri" w:eastAsia="Calibri"/>
-                <w:b w:val="0"/>
-                <w:i w:val="0"/>
-                <w:color w:val="2B2325"/>
-                <w:sz w:val="18"/>
-              </w:rPr>
-              <w:t>~4</w:t>
-            </w:r>
-          </w:p>
-        </w:tc>
-      </w:tr>
-    </w:tbl>
-    <w:p>
-      <w:pPr>
-        <w:spacing w:after="40"/>
-      </w:pPr>
-    </w:p>
-    <w:p>
-      <w:pPr>
-        <w:keepNext/>
-        <w:spacing w:before="320" w:after="160"/>
-        <w:pBdr>
-          <w:bottom w:val="single" w:sz="14" w:space="4" w:color="D98F75"/>
-        </w:pBdr>
-      </w:pPr>
-      <w:r>
-        <w:rPr>
-          <w:rFonts w:ascii="Calibri" w:hAnsi="Calibri" w:cs="Calibri" w:eastAsia="Calibri"/>
-          <w:b/>
-          <w:i w:val="0"/>
-          <w:color w:val="0A0708"/>
-          <w:sz w:val="36"/>
-        </w:rPr>
-        <w:t>3. Task Cards</w:t>
+        <w:t>2. Member A: QA and testing</w:t>
       </w:r>
     </w:p>
     <w:p>
@@ -1245,38 +606,12 @@
       <w:r>
         <w:rPr>
           <w:rFonts w:ascii="Calibri" w:hAnsi="Calibri" w:cs="Calibri" w:eastAsia="Calibri"/>
-          <w:b/>
-          <w:i w:val="0"/>
-          <w:color w:val="0A0708"/>
-          <w:sz w:val="21"/>
-        </w:rPr>
-        <w:t>Commit?</w:t>
-      </w:r>
-      <w:r>
-        <w:rPr>
-          <w:rFonts w:ascii="Calibri" w:hAnsi="Calibri" w:cs="Calibri" w:eastAsia="Calibri"/>
           <w:b w:val="0"/>
           <w:i w:val="0"/>
           <w:color w:val="2B2325"/>
           <w:sz w:val="21"/>
         </w:rPr>
-        <w:t xml:space="preserve"> = Yes means a small file commit through a PR. No means the work is tracked elsewhere (GitHub Issues, board, shared folder, Google Docs).</w:t>
-      </w:r>
-    </w:p>
-    <w:p>
-      <w:pPr>
-        <w:keepNext/>
-        <w:spacing w:before="240" w:after="80"/>
-      </w:pPr>
-      <w:r>
-        <w:rPr>
-          <w:rFonts w:ascii="Calibri" w:hAnsi="Calibri" w:cs="Calibri" w:eastAsia="Calibri"/>
-          <w:b/>
-          <w:i w:val="0"/>
-          <w:color w:val="473536"/>
-          <w:sz w:val="26"/>
-        </w:rPr>
-        <w:t>Member A — Content &amp; Data</w:t>
+        <w:t>Goal: find problems before the professor or a user does, and record them clearly in GitHub Issues.</w:t>
       </w:r>
     </w:p>
     <w:tbl>
@@ -1482,7 +817,7 @@
                 <w:color w:val="2B2325"/>
                 <w:sz w:val="18"/>
               </w:rPr>
-              <w:t xml:space="preserve">Onboarding: add your name, role, and one-line interest to </w:t>
+              <w:t xml:space="preserve">Onboarding: add your name, role and one-line interest to </w:t>
             </w:r>
             <w:r>
               <w:rPr>
@@ -1631,27 +966,7 @@
                 <w:color w:val="2B2325"/>
                 <w:sz w:val="18"/>
               </w:rPr>
-              <w:t xml:space="preserve">Write </w:t>
-            </w:r>
-            <w:r>
-              <w:rPr>
-                <w:rFonts w:ascii="Calibri" w:hAnsi="Calibri" w:cs="Calibri" w:eastAsia="Calibri"/>
-                <w:b/>
-                <w:i w:val="0"/>
-                <w:color w:val="0A0708"/>
-                <w:sz w:val="18"/>
-              </w:rPr>
-              <w:t>20 realistic sample products</w:t>
-            </w:r>
-            <w:r>
-              <w:rPr>
-                <w:rFonts w:ascii="Calibri" w:hAnsi="Calibri" w:cs="Calibri" w:eastAsia="Calibri"/>
-                <w:b w:val="0"/>
-                <w:i w:val="0"/>
-                <w:color w:val="2B2325"/>
-                <w:sz w:val="18"/>
-              </w:rPr>
-              <w:t xml:space="preserve"> (name, description, NPR price, condition, category) into the JSON template the lead provides.</w:t>
+              <w:t>Follow the README on a computer that has never run the project. Report every step that is missing or wrong as an Issue.</w:t>
             </w:r>
           </w:p>
         </w:tc>
@@ -1682,7 +997,7 @@
                 <w:color w:val="2B2325"/>
                 <w:sz w:val="18"/>
               </w:rPr>
-              <w:t>Yes</w:t>
+              <w:t>No</w:t>
             </w:r>
           </w:p>
         </w:tc>
@@ -1707,13 +1022,13 @@
           <w:p>
             <w:r>
               <w:rPr>
-                <w:rFonts w:ascii="Consolas" w:hAnsi="Consolas" w:cs="Consolas" w:eastAsia="Consolas"/>
+                <w:rFonts w:ascii="Calibri" w:hAnsi="Calibri" w:cs="Calibri" w:eastAsia="Calibri"/>
                 <w:b w:val="0"/>
                 <w:i w:val="0"/>
-                <w:color w:val="473536"/>
-                <w:sz w:val="17"/>
+                <w:color w:val="2B2325"/>
+                <w:sz w:val="18"/>
               </w:rPr>
-              <w:t>packages/database/prisma/seed-data/products.json</w:t>
+              <w:t>GitHub Issues</w:t>
             </w:r>
           </w:p>
         </w:tc>
@@ -1790,7 +1105,7 @@
                 <w:color w:val="0A0708"/>
                 <w:sz w:val="18"/>
               </w:rPr>
-              <w:t>marketing copy</w:t>
+              <w:t>test plan</w:t>
             </w:r>
             <w:r>
               <w:rPr>
@@ -1800,7 +1115,27 @@
                 <w:color w:val="2B2325"/>
                 <w:sz w:val="18"/>
               </w:rPr>
-              <w:t>: 5 category descriptions and 3–4 hero banner headlines/subtext/button labels. Lead uses it for seed data and banners.</w:t>
+              <w:t xml:space="preserve">: one test case per flow in </w:t>
+            </w:r>
+            <w:r>
+              <w:rPr>
+                <w:rFonts w:ascii="Consolas" w:hAnsi="Consolas" w:cs="Consolas" w:eastAsia="Consolas"/>
+                <w:b w:val="0"/>
+                <w:i w:val="0"/>
+                <w:color w:val="473536"/>
+                <w:sz w:val="17"/>
+              </w:rPr>
+              <w:t>PRD.md</w:t>
+            </w:r>
+            <w:r>
+              <w:rPr>
+                <w:rFonts w:ascii="Calibri" w:hAnsi="Calibri" w:cs="Calibri" w:eastAsia="Calibri"/>
+                <w:b w:val="0"/>
+                <w:i w:val="0"/>
+                <w:color w:val="2B2325"/>
+                <w:sz w:val="18"/>
+              </w:rPr>
+              <w:t xml:space="preserve"> section 3 (sign up, log in, browse, search, category switch, apply to sell, admin review, approve, reject). Each case has steps and an expected result.</w:t>
             </w:r>
           </w:p>
         </w:tc>
@@ -1862,7 +1197,7 @@
                 <w:color w:val="473536"/>
                 <w:sz w:val="17"/>
               </w:rPr>
-              <w:t>docs/content/copy.md</w:t>
+              <w:t>docs/qa/test-plan.md</w:t>
             </w:r>
           </w:p>
         </w:tc>
@@ -1924,22 +1259,12 @@
             <w:r>
               <w:rPr>
                 <w:rFonts w:ascii="Calibri" w:hAnsi="Calibri" w:cs="Calibri" w:eastAsia="Calibri"/>
-                <w:b w:val="0"/>
-                <w:i w:val="0"/>
-                <w:color w:val="2B2325"/>
-                <w:sz w:val="18"/>
-              </w:rPr>
-              <w:t xml:space="preserve">Fill in the </w:t>
-            </w:r>
-            <w:r>
-              <w:rPr>
-                <w:rFonts w:ascii="Calibri" w:hAnsi="Calibri" w:cs="Calibri" w:eastAsia="Calibri"/>
                 <w:b/>
                 <w:i w:val="0"/>
                 <w:color w:val="0A0708"/>
                 <w:sz w:val="18"/>
               </w:rPr>
-              <w:t>data dictionary</w:t>
+              <w:t>Run the test plan</w:t>
             </w:r>
             <w:r>
               <w:rPr>
@@ -1949,7 +1274,7 @@
                 <w:color w:val="2B2325"/>
                 <w:sz w:val="18"/>
               </w:rPr>
-              <w:t>: for each table and field, a plain-English meaning and an example (template table provided).</w:t>
+              <w:t xml:space="preserve"> after every release and note pass or fail with screenshots. Test on a phone-sized window as well as a laptop.</w:t>
             </w:r>
           </w:p>
         </w:tc>
@@ -1980,7 +1305,7 @@
                 <w:color w:val="2B2325"/>
                 <w:sz w:val="18"/>
               </w:rPr>
-              <w:t>Yes</w:t>
+              <w:t>No</w:t>
             </w:r>
           </w:p>
         </w:tc>
@@ -2005,13 +1330,13 @@
           <w:p>
             <w:r>
               <w:rPr>
-                <w:rFonts w:ascii="Consolas" w:hAnsi="Consolas" w:cs="Consolas" w:eastAsia="Consolas"/>
+                <w:rFonts w:ascii="Calibri" w:hAnsi="Calibri" w:cs="Calibri" w:eastAsia="Calibri"/>
                 <w:b w:val="0"/>
                 <w:i w:val="0"/>
-                <w:color w:val="473536"/>
-                <w:sz w:val="17"/>
+                <w:color w:val="2B2325"/>
+                <w:sz w:val="18"/>
               </w:rPr>
-              <w:t>docs/data-dictionary.md</w:t>
+              <w:t>Shared sheet</w:t>
             </w:r>
           </w:p>
         </w:tc>
@@ -2073,12 +1398,22 @@
             <w:r>
               <w:rPr>
                 <w:rFonts w:ascii="Calibri" w:hAnsi="Calibri" w:cs="Calibri" w:eastAsia="Calibri"/>
+                <w:b/>
+                <w:i w:val="0"/>
+                <w:color w:val="0A0708"/>
+                <w:sz w:val="18"/>
+              </w:rPr>
+              <w:t>File bugs as GitHub Issues</w:t>
+            </w:r>
+            <w:r>
+              <w:rPr>
+                <w:rFonts w:ascii="Calibri" w:hAnsi="Calibri" w:cs="Calibri" w:eastAsia="Calibri"/>
                 <w:b w:val="0"/>
                 <w:i w:val="0"/>
                 <w:color w:val="2B2325"/>
                 <w:sz w:val="18"/>
               </w:rPr>
-              <w:t>Collect product photos for the sample products (free/own photos only) and note the source/licence.</w:t>
+              <w:t xml:space="preserve"> using the template below. One problem per issue, with screenshots.</w:t>
             </w:r>
           </w:p>
         </w:tc>
@@ -2140,7 +1475,7 @@
                 <w:color w:val="2B2325"/>
                 <w:sz w:val="18"/>
               </w:rPr>
-              <w:t>Shared drive folder</w:t>
+              <w:t>GitHub Issues</w:t>
             </w:r>
           </w:p>
         </w:tc>
@@ -2207,7 +1542,345 @@
                 <w:color w:val="2B2325"/>
                 <w:sz w:val="18"/>
               </w:rPr>
-              <w:t>Create demo accounts (buyer, vendor, admin) and sample orders in the running app so the demo has believable data.</w:t>
+              <w:t xml:space="preserve">After each test round, commit a short </w:t>
+            </w:r>
+            <w:r>
+              <w:rPr>
+                <w:rFonts w:ascii="Calibri" w:hAnsi="Calibri" w:cs="Calibri" w:eastAsia="Calibri"/>
+                <w:b/>
+                <w:i w:val="0"/>
+                <w:color w:val="0A0708"/>
+                <w:sz w:val="18"/>
+              </w:rPr>
+              <w:t>results summary</w:t>
+            </w:r>
+            <w:r>
+              <w:rPr>
+                <w:rFonts w:ascii="Calibri" w:hAnsi="Calibri" w:cs="Calibri" w:eastAsia="Calibri"/>
+                <w:b w:val="0"/>
+                <w:i w:val="0"/>
+                <w:color w:val="2B2325"/>
+                <w:sz w:val="18"/>
+              </w:rPr>
+              <w:t>: what passed, what failed, links to the issues. Three rounds means three small commits.</w:t>
+            </w:r>
+          </w:p>
+        </w:tc>
+        <w:tc>
+          <w:tcPr>
+            <w:tcW w:type="dxa" w:w="2448"/>
+            <w:shd w:val="clear" w:color="auto" w:fill="F8F6F4"/>
+            <w:tcBorders>
+              <w:top w:val="single" w:sz="4" w:space="0" w:color="E4E1DC"/>
+              <w:left w:val="single" w:sz="4" w:space="0" w:color="E4E1DC"/>
+              <w:bottom w:val="single" w:sz="4" w:space="0" w:color="E4E1DC"/>
+              <w:right w:val="single" w:sz="4" w:space="0" w:color="E4E1DC"/>
+            </w:tcBorders>
+            <w:tcMar>
+              <w:top w:w="70" w:type="dxa"/>
+              <w:bottom w:w="70" w:type="dxa"/>
+              <w:left w:w="90" w:type="dxa"/>
+              <w:right w:w="90" w:type="dxa"/>
+            </w:tcMar>
+            <w:vAlign w:val="center"/>
+          </w:tcPr>
+          <w:p>
+            <w:r>
+              <w:rPr>
+                <w:rFonts w:ascii="Calibri" w:hAnsi="Calibri" w:cs="Calibri" w:eastAsia="Calibri"/>
+                <w:b w:val="0"/>
+                <w:i w:val="0"/>
+                <w:color w:val="2B2325"/>
+                <w:sz w:val="18"/>
+              </w:rPr>
+              <w:t>Yes</w:t>
+            </w:r>
+          </w:p>
+        </w:tc>
+        <w:tc>
+          <w:tcPr>
+            <w:tcW w:type="dxa" w:w="2448"/>
+            <w:shd w:val="clear" w:color="auto" w:fill="F8F6F4"/>
+            <w:tcBorders>
+              <w:top w:val="single" w:sz="4" w:space="0" w:color="E4E1DC"/>
+              <w:left w:val="single" w:sz="4" w:space="0" w:color="E4E1DC"/>
+              <w:bottom w:val="single" w:sz="4" w:space="0" w:color="E4E1DC"/>
+              <w:right w:val="single" w:sz="4" w:space="0" w:color="E4E1DC"/>
+            </w:tcBorders>
+            <w:tcMar>
+              <w:top w:w="70" w:type="dxa"/>
+              <w:bottom w:w="70" w:type="dxa"/>
+              <w:left w:w="90" w:type="dxa"/>
+              <w:right w:w="90" w:type="dxa"/>
+            </w:tcMar>
+            <w:vAlign w:val="center"/>
+          </w:tcPr>
+          <w:p>
+            <w:r>
+              <w:rPr>
+                <w:rFonts w:ascii="Consolas" w:hAnsi="Consolas" w:cs="Consolas" w:eastAsia="Consolas"/>
+                <w:b w:val="0"/>
+                <w:i w:val="0"/>
+                <w:color w:val="473536"/>
+                <w:sz w:val="17"/>
+              </w:rPr>
+              <w:t>docs/qa/round-1.md</w:t>
+            </w:r>
+            <w:r>
+              <w:rPr>
+                <w:rFonts w:ascii="Calibri" w:hAnsi="Calibri" w:cs="Calibri" w:eastAsia="Calibri"/>
+                <w:b w:val="0"/>
+                <w:i w:val="0"/>
+                <w:color w:val="2B2325"/>
+                <w:sz w:val="18"/>
+              </w:rPr>
+              <w:t xml:space="preserve">, </w:t>
+            </w:r>
+            <w:r>
+              <w:rPr>
+                <w:rFonts w:ascii="Consolas" w:hAnsi="Consolas" w:cs="Consolas" w:eastAsia="Consolas"/>
+                <w:b w:val="0"/>
+                <w:i w:val="0"/>
+                <w:color w:val="473536"/>
+                <w:sz w:val="17"/>
+              </w:rPr>
+              <w:t>round-2.md</w:t>
+            </w:r>
+            <w:r>
+              <w:rPr>
+                <w:rFonts w:ascii="Calibri" w:hAnsi="Calibri" w:cs="Calibri" w:eastAsia="Calibri"/>
+                <w:b w:val="0"/>
+                <w:i w:val="0"/>
+                <w:color w:val="2B2325"/>
+                <w:sz w:val="18"/>
+              </w:rPr>
+              <w:t xml:space="preserve">, </w:t>
+            </w:r>
+            <w:r>
+              <w:rPr>
+                <w:rFonts w:ascii="Consolas" w:hAnsi="Consolas" w:cs="Consolas" w:eastAsia="Consolas"/>
+                <w:b w:val="0"/>
+                <w:i w:val="0"/>
+                <w:color w:val="473536"/>
+                <w:sz w:val="17"/>
+              </w:rPr>
+              <w:t>round-3.md</w:t>
+            </w:r>
+          </w:p>
+        </w:tc>
+      </w:tr>
+      <w:tr>
+        <w:trPr>
+          <w:cantSplit w:val="true"/>
+        </w:trPr>
+        <w:tc>
+          <w:tcPr>
+            <w:tcW w:type="dxa" w:w="2448"/>
+            <w:shd w:val="clear" w:color="auto" w:fill="FFFFFF"/>
+            <w:tcBorders>
+              <w:top w:val="single" w:sz="4" w:space="0" w:color="E4E1DC"/>
+              <w:left w:val="single" w:sz="4" w:space="0" w:color="E4E1DC"/>
+              <w:bottom w:val="single" w:sz="4" w:space="0" w:color="E4E1DC"/>
+              <w:right w:val="single" w:sz="4" w:space="0" w:color="E4E1DC"/>
+            </w:tcBorders>
+            <w:tcMar>
+              <w:top w:w="70" w:type="dxa"/>
+              <w:bottom w:w="70" w:type="dxa"/>
+              <w:left w:w="90" w:type="dxa"/>
+              <w:right w:w="90" w:type="dxa"/>
+            </w:tcMar>
+            <w:vAlign w:val="center"/>
+          </w:tcPr>
+          <w:p>
+            <w:r>
+              <w:rPr>
+                <w:rFonts w:ascii="Calibri" w:hAnsi="Calibri" w:cs="Calibri" w:eastAsia="Calibri"/>
+                <w:b w:val="0"/>
+                <w:i w:val="0"/>
+                <w:color w:val="2B2325"/>
+                <w:sz w:val="18"/>
+              </w:rPr>
+              <w:t>A7</w:t>
+            </w:r>
+          </w:p>
+        </w:tc>
+        <w:tc>
+          <w:tcPr>
+            <w:tcW w:type="dxa" w:w="2448"/>
+            <w:shd w:val="clear" w:color="auto" w:fill="FFFFFF"/>
+            <w:tcBorders>
+              <w:top w:val="single" w:sz="4" w:space="0" w:color="E4E1DC"/>
+              <w:left w:val="single" w:sz="4" w:space="0" w:color="E4E1DC"/>
+              <w:bottom w:val="single" w:sz="4" w:space="0" w:color="E4E1DC"/>
+              <w:right w:val="single" w:sz="4" w:space="0" w:color="E4E1DC"/>
+            </w:tcBorders>
+            <w:tcMar>
+              <w:top w:w="70" w:type="dxa"/>
+              <w:bottom w:w="70" w:type="dxa"/>
+              <w:left w:w="90" w:type="dxa"/>
+              <w:right w:w="90" w:type="dxa"/>
+            </w:tcMar>
+            <w:vAlign w:val="center"/>
+          </w:tcPr>
+          <w:p>
+            <w:r>
+              <w:rPr>
+                <w:rFonts w:ascii="Calibri" w:hAnsi="Calibri" w:cs="Calibri" w:eastAsia="Calibri"/>
+                <w:b w:val="0"/>
+                <w:i w:val="0"/>
+                <w:color w:val="2B2325"/>
+                <w:sz w:val="18"/>
+              </w:rPr>
+              <w:t xml:space="preserve">Write the </w:t>
+            </w:r>
+            <w:r>
+              <w:rPr>
+                <w:rFonts w:ascii="Calibri" w:hAnsi="Calibri" w:cs="Calibri" w:eastAsia="Calibri"/>
+                <w:b/>
+                <w:i w:val="0"/>
+                <w:color w:val="0A0708"/>
+                <w:sz w:val="18"/>
+              </w:rPr>
+              <w:t>user guide</w:t>
+            </w:r>
+            <w:r>
+              <w:rPr>
+                <w:rFonts w:ascii="Calibri" w:hAnsi="Calibri" w:cs="Calibri" w:eastAsia="Calibri"/>
+                <w:b w:val="0"/>
+                <w:i w:val="0"/>
+                <w:color w:val="2B2325"/>
+                <w:sz w:val="18"/>
+              </w:rPr>
+              <w:t xml:space="preserve"> for buyers, sellers and admins with screenshots taken during testing.</w:t>
+            </w:r>
+          </w:p>
+        </w:tc>
+        <w:tc>
+          <w:tcPr>
+            <w:tcW w:type="dxa" w:w="2448"/>
+            <w:shd w:val="clear" w:color="auto" w:fill="FFFFFF"/>
+            <w:tcBorders>
+              <w:top w:val="single" w:sz="4" w:space="0" w:color="E4E1DC"/>
+              <w:left w:val="single" w:sz="4" w:space="0" w:color="E4E1DC"/>
+              <w:bottom w:val="single" w:sz="4" w:space="0" w:color="E4E1DC"/>
+              <w:right w:val="single" w:sz="4" w:space="0" w:color="E4E1DC"/>
+            </w:tcBorders>
+            <w:tcMar>
+              <w:top w:w="70" w:type="dxa"/>
+              <w:bottom w:w="70" w:type="dxa"/>
+              <w:left w:w="90" w:type="dxa"/>
+              <w:right w:w="90" w:type="dxa"/>
+            </w:tcMar>
+            <w:vAlign w:val="center"/>
+          </w:tcPr>
+          <w:p>
+            <w:r>
+              <w:rPr>
+                <w:rFonts w:ascii="Calibri" w:hAnsi="Calibri" w:cs="Calibri" w:eastAsia="Calibri"/>
+                <w:b w:val="0"/>
+                <w:i w:val="0"/>
+                <w:color w:val="2B2325"/>
+                <w:sz w:val="18"/>
+              </w:rPr>
+              <w:t>Yes</w:t>
+            </w:r>
+          </w:p>
+        </w:tc>
+        <w:tc>
+          <w:tcPr>
+            <w:tcW w:type="dxa" w:w="2448"/>
+            <w:shd w:val="clear" w:color="auto" w:fill="FFFFFF"/>
+            <w:tcBorders>
+              <w:top w:val="single" w:sz="4" w:space="0" w:color="E4E1DC"/>
+              <w:left w:val="single" w:sz="4" w:space="0" w:color="E4E1DC"/>
+              <w:bottom w:val="single" w:sz="4" w:space="0" w:color="E4E1DC"/>
+              <w:right w:val="single" w:sz="4" w:space="0" w:color="E4E1DC"/>
+            </w:tcBorders>
+            <w:tcMar>
+              <w:top w:w="70" w:type="dxa"/>
+              <w:bottom w:w="70" w:type="dxa"/>
+              <w:left w:w="90" w:type="dxa"/>
+              <w:right w:w="90" w:type="dxa"/>
+            </w:tcMar>
+            <w:vAlign w:val="center"/>
+          </w:tcPr>
+          <w:p>
+            <w:r>
+              <w:rPr>
+                <w:rFonts w:ascii="Consolas" w:hAnsi="Consolas" w:cs="Consolas" w:eastAsia="Consolas"/>
+                <w:b w:val="0"/>
+                <w:i w:val="0"/>
+                <w:color w:val="473536"/>
+                <w:sz w:val="17"/>
+              </w:rPr>
+              <w:t>docs/user-guide.md</w:t>
+            </w:r>
+          </w:p>
+        </w:tc>
+      </w:tr>
+      <w:tr>
+        <w:trPr>
+          <w:cantSplit w:val="true"/>
+        </w:trPr>
+        <w:tc>
+          <w:tcPr>
+            <w:tcW w:type="dxa" w:w="2448"/>
+            <w:shd w:val="clear" w:color="auto" w:fill="F8F6F4"/>
+            <w:tcBorders>
+              <w:top w:val="single" w:sz="4" w:space="0" w:color="E4E1DC"/>
+              <w:left w:val="single" w:sz="4" w:space="0" w:color="E4E1DC"/>
+              <w:bottom w:val="single" w:sz="4" w:space="0" w:color="E4E1DC"/>
+              <w:right w:val="single" w:sz="4" w:space="0" w:color="E4E1DC"/>
+            </w:tcBorders>
+            <w:tcMar>
+              <w:top w:w="70" w:type="dxa"/>
+              <w:bottom w:w="70" w:type="dxa"/>
+              <w:left w:w="90" w:type="dxa"/>
+              <w:right w:w="90" w:type="dxa"/>
+            </w:tcMar>
+            <w:vAlign w:val="center"/>
+          </w:tcPr>
+          <w:p>
+            <w:r>
+              <w:rPr>
+                <w:rFonts w:ascii="Calibri" w:hAnsi="Calibri" w:cs="Calibri" w:eastAsia="Calibri"/>
+                <w:b w:val="0"/>
+                <w:i w:val="0"/>
+                <w:color w:val="2B2325"/>
+                <w:sz w:val="18"/>
+              </w:rPr>
+              <w:t>A8</w:t>
+            </w:r>
+          </w:p>
+        </w:tc>
+        <w:tc>
+          <w:tcPr>
+            <w:tcW w:type="dxa" w:w="2448"/>
+            <w:shd w:val="clear" w:color="auto" w:fill="F8F6F4"/>
+            <w:tcBorders>
+              <w:top w:val="single" w:sz="4" w:space="0" w:color="E4E1DC"/>
+              <w:left w:val="single" w:sz="4" w:space="0" w:color="E4E1DC"/>
+              <w:bottom w:val="single" w:sz="4" w:space="0" w:color="E4E1DC"/>
+              <w:right w:val="single" w:sz="4" w:space="0" w:color="E4E1DC"/>
+            </w:tcBorders>
+            <w:tcMar>
+              <w:top w:w="70" w:type="dxa"/>
+              <w:bottom w:w="70" w:type="dxa"/>
+              <w:left w:w="90" w:type="dxa"/>
+              <w:right w:w="90" w:type="dxa"/>
+            </w:tcMar>
+            <w:vAlign w:val="center"/>
+          </w:tcPr>
+          <w:p>
+            <w:r>
+              <w:rPr>
+                <w:rFonts w:ascii="Calibri" w:hAnsi="Calibri" w:cs="Calibri" w:eastAsia="Calibri"/>
+                <w:b w:val="0"/>
+                <w:i w:val="0"/>
+                <w:color w:val="2B2325"/>
+                <w:sz w:val="18"/>
+              </w:rPr>
+              <w:t>Re-test every issue the lead marks as fixed, then close it or reopen it with a comment.</w:t>
             </w:r>
           </w:p>
         </w:tc>
@@ -2269,7 +1942,7 @@
                 <w:color w:val="2B2325"/>
                 <w:sz w:val="18"/>
               </w:rPr>
-              <w:t>Notes in shared doc</w:t>
+              <w:t>GitHub Issues</w:t>
             </w:r>
           </w:p>
         </w:tc>
@@ -2282,18 +1955,466 @@
     </w:p>
     <w:p>
       <w:pPr>
-        <w:keepNext/>
-        <w:spacing w:before="240" w:after="80"/>
+        <w:spacing w:after="120"/>
       </w:pPr>
       <w:r>
         <w:rPr>
           <w:rFonts w:ascii="Calibri" w:hAnsi="Calibri" w:cs="Calibri" w:eastAsia="Calibri"/>
           <w:b/>
           <w:i w:val="0"/>
+          <w:color w:val="0A0708"/>
+          <w:sz w:val="21"/>
+        </w:rPr>
+        <w:t>Bug report template</w:t>
+      </w:r>
+      <w:r>
+        <w:rPr>
+          <w:rFonts w:ascii="Calibri" w:hAnsi="Calibri" w:cs="Calibri" w:eastAsia="Calibri"/>
+          <w:b w:val="0"/>
+          <w:i w:val="0"/>
+          <w:color w:val="2B2325"/>
+          <w:sz w:val="21"/>
+        </w:rPr>
+        <w:t xml:space="preserve"> (the lead will add this as a GitHub issue template):</w:t>
+      </w:r>
+    </w:p>
+    <w:tbl>
+      <w:tblPr>
+        <w:tblW w:type="auto" w:w="0"/>
+        <w:jc w:val="center"/>
+        <w:tblLook w:firstColumn="1" w:firstRow="1" w:lastColumn="0" w:lastRow="0" w:noHBand="0" w:noVBand="1" w:val="04A0"/>
+      </w:tblPr>
+      <w:tblGrid>
+        <w:gridCol w:w="9792"/>
+      </w:tblGrid>
+      <w:tr>
+        <w:tc>
+          <w:tcPr>
+            <w:tcW w:type="dxa" w:w="9792"/>
+            <w:shd w:val="clear" w:color="auto" w:fill="F4F2F0"/>
+            <w:tcBorders>
+              <w:top w:val="single" w:sz="4" w:space="0" w:color="E4E1DC"/>
+              <w:left w:val="single" w:sz="4" w:space="0" w:color="E4E1DC"/>
+              <w:bottom w:val="single" w:sz="4" w:space="0" w:color="E4E1DC"/>
+              <w:right w:val="single" w:sz="4" w:space="0" w:color="E4E1DC"/>
+            </w:tcBorders>
+            <w:tcMar>
+              <w:top w:w="100" w:type="dxa"/>
+              <w:bottom w:w="100" w:type="dxa"/>
+              <w:left w:w="160" w:type="dxa"/>
+              <w:right w:w="160" w:type="dxa"/>
+            </w:tcMar>
+          </w:tcPr>
+          <w:p>
+            <w:pPr>
+              <w:spacing w:after="0"/>
+            </w:pPr>
+            <w:r>
+              <w:rPr>
+                <w:rFonts w:ascii="Consolas" w:hAnsi="Consolas" w:cs="Consolas" w:eastAsia="Consolas"/>
+                <w:b w:val="0"/>
+                <w:i w:val="0"/>
+                <w:color w:val="473536"/>
+                <w:sz w:val="17"/>
+              </w:rPr>
+              <w:t>Title: short description of what is wrong</w:t>
+            </w:r>
+          </w:p>
+          <w:p>
+            <w:pPr>
+              <w:spacing w:after="0"/>
+            </w:pPr>
+            <w:r>
+              <w:rPr>
+                <w:rFonts w:ascii="Consolas" w:hAnsi="Consolas" w:cs="Consolas" w:eastAsia="Consolas"/>
+                <w:b w:val="0"/>
+                <w:i w:val="0"/>
+                <w:color w:val="473536"/>
+                <w:sz w:val="17"/>
+              </w:rPr>
+              <w:t xml:space="preserve"> </w:t>
+            </w:r>
+          </w:p>
+          <w:p>
+            <w:pPr>
+              <w:spacing w:after="0"/>
+            </w:pPr>
+            <w:r>
+              <w:rPr>
+                <w:rFonts w:ascii="Consolas" w:hAnsi="Consolas" w:cs="Consolas" w:eastAsia="Consolas"/>
+                <w:b w:val="0"/>
+                <w:i w:val="0"/>
+                <w:color w:val="473536"/>
+                <w:sz w:val="17"/>
+              </w:rPr>
+              <w:t>Where: page address (for example /sell/apply) and which account (buyer, seller, admin)</w:t>
+            </w:r>
+          </w:p>
+          <w:p>
+            <w:pPr>
+              <w:spacing w:after="0"/>
+            </w:pPr>
+            <w:r>
+              <w:rPr>
+                <w:rFonts w:ascii="Consolas" w:hAnsi="Consolas" w:cs="Consolas" w:eastAsia="Consolas"/>
+                <w:b w:val="0"/>
+                <w:i w:val="0"/>
+                <w:color w:val="473536"/>
+                <w:sz w:val="17"/>
+              </w:rPr>
+              <w:t>Steps to reproduce:</w:t>
+            </w:r>
+          </w:p>
+          <w:p>
+            <w:pPr>
+              <w:spacing w:after="0"/>
+            </w:pPr>
+            <w:r>
+              <w:rPr>
+                <w:rFonts w:ascii="Consolas" w:hAnsi="Consolas" w:cs="Consolas" w:eastAsia="Consolas"/>
+                <w:b w:val="0"/>
+                <w:i w:val="0"/>
+                <w:color w:val="473536"/>
+                <w:sz w:val="17"/>
+              </w:rPr>
+              <w:t>1.</w:t>
+            </w:r>
+          </w:p>
+          <w:p>
+            <w:pPr>
+              <w:spacing w:after="0"/>
+            </w:pPr>
+            <w:r>
+              <w:rPr>
+                <w:rFonts w:ascii="Consolas" w:hAnsi="Consolas" w:cs="Consolas" w:eastAsia="Consolas"/>
+                <w:b w:val="0"/>
+                <w:i w:val="0"/>
+                <w:color w:val="473536"/>
+                <w:sz w:val="17"/>
+              </w:rPr>
+              <w:t>2.</w:t>
+            </w:r>
+          </w:p>
+          <w:p>
+            <w:pPr>
+              <w:spacing w:after="0"/>
+            </w:pPr>
+            <w:r>
+              <w:rPr>
+                <w:rFonts w:ascii="Consolas" w:hAnsi="Consolas" w:cs="Consolas" w:eastAsia="Consolas"/>
+                <w:b w:val="0"/>
+                <w:i w:val="0"/>
+                <w:color w:val="473536"/>
+                <w:sz w:val="17"/>
+              </w:rPr>
+              <w:t>3.</w:t>
+            </w:r>
+          </w:p>
+          <w:p>
+            <w:pPr>
+              <w:spacing w:after="0"/>
+            </w:pPr>
+            <w:r>
+              <w:rPr>
+                <w:rFonts w:ascii="Consolas" w:hAnsi="Consolas" w:cs="Consolas" w:eastAsia="Consolas"/>
+                <w:b w:val="0"/>
+                <w:i w:val="0"/>
+                <w:color w:val="473536"/>
+                <w:sz w:val="17"/>
+              </w:rPr>
+              <w:t>Expected:</w:t>
+            </w:r>
+          </w:p>
+          <w:p>
+            <w:pPr>
+              <w:spacing w:after="0"/>
+            </w:pPr>
+            <w:r>
+              <w:rPr>
+                <w:rFonts w:ascii="Consolas" w:hAnsi="Consolas" w:cs="Consolas" w:eastAsia="Consolas"/>
+                <w:b w:val="0"/>
+                <w:i w:val="0"/>
+                <w:color w:val="473536"/>
+                <w:sz w:val="17"/>
+              </w:rPr>
+              <w:t>Actual:</w:t>
+            </w:r>
+          </w:p>
+          <w:p>
+            <w:pPr>
+              <w:spacing w:after="0"/>
+            </w:pPr>
+            <w:r>
+              <w:rPr>
+                <w:rFonts w:ascii="Consolas" w:hAnsi="Consolas" w:cs="Consolas" w:eastAsia="Consolas"/>
+                <w:b w:val="0"/>
+                <w:i w:val="0"/>
+                <w:color w:val="473536"/>
+                <w:sz w:val="17"/>
+              </w:rPr>
+              <w:t>Screenshot or short video:</w:t>
+            </w:r>
+          </w:p>
+          <w:p>
+            <w:pPr>
+              <w:spacing w:after="0"/>
+            </w:pPr>
+            <w:r>
+              <w:rPr>
+                <w:rFonts w:ascii="Consolas" w:hAnsi="Consolas" w:cs="Consolas" w:eastAsia="Consolas"/>
+                <w:b w:val="0"/>
+                <w:i w:val="0"/>
+                <w:color w:val="473536"/>
+                <w:sz w:val="17"/>
+              </w:rPr>
+              <w:t>Device and browser:</w:t>
+            </w:r>
+          </w:p>
+          <w:p>
+            <w:pPr>
+              <w:spacing w:after="0"/>
+            </w:pPr>
+            <w:r>
+              <w:rPr>
+                <w:rFonts w:ascii="Consolas" w:hAnsi="Consolas" w:cs="Consolas" w:eastAsia="Consolas"/>
+                <w:b w:val="0"/>
+                <w:i w:val="0"/>
+                <w:color w:val="473536"/>
+                <w:sz w:val="17"/>
+              </w:rPr>
+              <w:t>How bad is it: blocks use / annoying / cosmetic</w:t>
+            </w:r>
+          </w:p>
+        </w:tc>
+      </w:tr>
+    </w:tbl>
+    <w:p>
+      <w:pPr>
+        <w:spacing w:after="40"/>
+      </w:pPr>
+    </w:p>
+    <w:p>
+      <w:pPr>
+        <w:spacing w:after="120"/>
+      </w:pPr>
+      <w:r>
+        <w:rPr>
+          <w:rFonts w:ascii="Calibri" w:hAnsi="Calibri" w:cs="Calibri" w:eastAsia="Calibri"/>
+          <w:b w:val="0"/>
+          <w:i w:val="0"/>
+          <w:color w:val="2B2325"/>
+          <w:sz w:val="21"/>
+        </w:rPr>
+        <w:t xml:space="preserve">Labels the lead will create: </w:t>
+      </w:r>
+      <w:r>
+        <w:rPr>
+          <w:rFonts w:ascii="Consolas" w:hAnsi="Consolas" w:cs="Consolas" w:eastAsia="Consolas"/>
+          <w:b w:val="0"/>
+          <w:i w:val="0"/>
           <w:color w:val="473536"/>
-          <w:sz w:val="26"/>
+          <w:sz w:val="20"/>
         </w:rPr>
-        <w:t>Member B — QA &amp; Testing</w:t>
+        <w:t>bug</w:t>
+      </w:r>
+      <w:r>
+        <w:rPr>
+          <w:rFonts w:ascii="Calibri" w:hAnsi="Calibri" w:cs="Calibri" w:eastAsia="Calibri"/>
+          <w:b w:val="0"/>
+          <w:i w:val="0"/>
+          <w:color w:val="2B2325"/>
+          <w:sz w:val="21"/>
+        </w:rPr>
+        <w:t xml:space="preserve">, </w:t>
+      </w:r>
+      <w:r>
+        <w:rPr>
+          <w:rFonts w:ascii="Consolas" w:hAnsi="Consolas" w:cs="Consolas" w:eastAsia="Consolas"/>
+          <w:b w:val="0"/>
+          <w:i w:val="0"/>
+          <w:color w:val="473536"/>
+          <w:sz w:val="20"/>
+        </w:rPr>
+        <w:t>ui</w:t>
+      </w:r>
+      <w:r>
+        <w:rPr>
+          <w:rFonts w:ascii="Calibri" w:hAnsi="Calibri" w:cs="Calibri" w:eastAsia="Calibri"/>
+          <w:b w:val="0"/>
+          <w:i w:val="0"/>
+          <w:color w:val="2B2325"/>
+          <w:sz w:val="21"/>
+        </w:rPr>
+        <w:t xml:space="preserve">, </w:t>
+      </w:r>
+      <w:r>
+        <w:rPr>
+          <w:rFonts w:ascii="Consolas" w:hAnsi="Consolas" w:cs="Consolas" w:eastAsia="Consolas"/>
+          <w:b w:val="0"/>
+          <w:i w:val="0"/>
+          <w:color w:val="473536"/>
+          <w:sz w:val="20"/>
+        </w:rPr>
+        <w:t>accessibility</w:t>
+      </w:r>
+      <w:r>
+        <w:rPr>
+          <w:rFonts w:ascii="Calibri" w:hAnsi="Calibri" w:cs="Calibri" w:eastAsia="Calibri"/>
+          <w:b w:val="0"/>
+          <w:i w:val="0"/>
+          <w:color w:val="2B2325"/>
+          <w:sz w:val="21"/>
+        </w:rPr>
+        <w:t xml:space="preserve">, </w:t>
+      </w:r>
+      <w:r>
+        <w:rPr>
+          <w:rFonts w:ascii="Consolas" w:hAnsi="Consolas" w:cs="Consolas" w:eastAsia="Consolas"/>
+          <w:b w:val="0"/>
+          <w:i w:val="0"/>
+          <w:color w:val="473536"/>
+          <w:sz w:val="20"/>
+        </w:rPr>
+        <w:t>content</w:t>
+      </w:r>
+      <w:r>
+        <w:rPr>
+          <w:rFonts w:ascii="Calibri" w:hAnsi="Calibri" w:cs="Calibri" w:eastAsia="Calibri"/>
+          <w:b w:val="0"/>
+          <w:i w:val="0"/>
+          <w:color w:val="2B2325"/>
+          <w:sz w:val="21"/>
+        </w:rPr>
+        <w:t xml:space="preserve">, </w:t>
+      </w:r>
+      <w:r>
+        <w:rPr>
+          <w:rFonts w:ascii="Consolas" w:hAnsi="Consolas" w:cs="Consolas" w:eastAsia="Consolas"/>
+          <w:b w:val="0"/>
+          <w:i w:val="0"/>
+          <w:color w:val="473536"/>
+          <w:sz w:val="20"/>
+        </w:rPr>
+        <w:t>question</w:t>
+      </w:r>
+      <w:r>
+        <w:rPr>
+          <w:rFonts w:ascii="Calibri" w:hAnsi="Calibri" w:cs="Calibri" w:eastAsia="Calibri"/>
+          <w:b w:val="0"/>
+          <w:i w:val="0"/>
+          <w:color w:val="2B2325"/>
+          <w:sz w:val="21"/>
+        </w:rPr>
+        <w:t xml:space="preserve">, plus </w:t>
+      </w:r>
+      <w:r>
+        <w:rPr>
+          <w:rFonts w:ascii="Consolas" w:hAnsi="Consolas" w:cs="Consolas" w:eastAsia="Consolas"/>
+          <w:b w:val="0"/>
+          <w:i w:val="0"/>
+          <w:color w:val="473536"/>
+          <w:sz w:val="20"/>
+        </w:rPr>
+        <w:t>blocks-use</w:t>
+      </w:r>
+      <w:r>
+        <w:rPr>
+          <w:rFonts w:ascii="Calibri" w:hAnsi="Calibri" w:cs="Calibri" w:eastAsia="Calibri"/>
+          <w:b w:val="0"/>
+          <w:i w:val="0"/>
+          <w:color w:val="2B2325"/>
+          <w:sz w:val="21"/>
+        </w:rPr>
+        <w:t xml:space="preserve">, </w:t>
+      </w:r>
+      <w:r>
+        <w:rPr>
+          <w:rFonts w:ascii="Consolas" w:hAnsi="Consolas" w:cs="Consolas" w:eastAsia="Consolas"/>
+          <w:b w:val="0"/>
+          <w:i w:val="0"/>
+          <w:color w:val="473536"/>
+          <w:sz w:val="20"/>
+        </w:rPr>
+        <w:t>annoying</w:t>
+      </w:r>
+      <w:r>
+        <w:rPr>
+          <w:rFonts w:ascii="Calibri" w:hAnsi="Calibri" w:cs="Calibri" w:eastAsia="Calibri"/>
+          <w:b w:val="0"/>
+          <w:i w:val="0"/>
+          <w:color w:val="2B2325"/>
+          <w:sz w:val="21"/>
+        </w:rPr>
+        <w:t xml:space="preserve">, </w:t>
+      </w:r>
+      <w:r>
+        <w:rPr>
+          <w:rFonts w:ascii="Consolas" w:hAnsi="Consolas" w:cs="Consolas" w:eastAsia="Consolas"/>
+          <w:b w:val="0"/>
+          <w:i w:val="0"/>
+          <w:color w:val="473536"/>
+          <w:sz w:val="20"/>
+        </w:rPr>
+        <w:t>cosmetic</w:t>
+      </w:r>
+      <w:r>
+        <w:rPr>
+          <w:rFonts w:ascii="Calibri" w:hAnsi="Calibri" w:cs="Calibri" w:eastAsia="Calibri"/>
+          <w:b w:val="0"/>
+          <w:i w:val="0"/>
+          <w:color w:val="2B2325"/>
+          <w:sz w:val="21"/>
+        </w:rPr>
+        <w:t xml:space="preserve"> for severity.</w:t>
+      </w:r>
+    </w:p>
+    <w:p>
+      <w:pPr>
+        <w:spacing w:after="120"/>
+      </w:pPr>
+      <w:r>
+        <w:rPr>
+          <w:rFonts w:ascii="Calibri" w:hAnsi="Calibri" w:cs="Calibri" w:eastAsia="Calibri"/>
+          <w:b w:val="0"/>
+          <w:i w:val="0"/>
+          <w:color w:val="2B2325"/>
+          <w:sz w:val="21"/>
+        </w:rPr>
+        <w:t>Things worth testing on purpose: empty fields, wrong phone numbers, very long text, the browser back button, opening admin pages as a buyer, refreshing in the middle of a flow, slow connection, small screens, keyboard-only use.</w:t>
+      </w:r>
+    </w:p>
+    <w:p>
+      <w:pPr>
+        <w:keepNext/>
+        <w:spacing w:before="320" w:after="160"/>
+        <w:pBdr>
+          <w:bottom w:val="single" w:sz="14" w:space="4" w:color="D98F75"/>
+        </w:pBdr>
+      </w:pPr>
+      <w:r>
+        <w:rPr>
+          <w:rFonts w:ascii="Calibri" w:hAnsi="Calibri" w:cs="Calibri" w:eastAsia="Calibri"/>
+          <w:b/>
+          <w:i w:val="0"/>
+          <w:color w:val="0A0708"/>
+          <w:sz w:val="36"/>
+        </w:rPr>
+        <w:t>3. Member B: test data and resource gathering</w:t>
+      </w:r>
+    </w:p>
+    <w:p>
+      <w:pPr>
+        <w:spacing w:after="120"/>
+      </w:pPr>
+      <w:r>
+        <w:rPr>
+          <w:rFonts w:ascii="Calibri" w:hAnsi="Calibri" w:cs="Calibri" w:eastAsia="Calibri"/>
+          <w:b w:val="0"/>
+          <w:i w:val="0"/>
+          <w:color w:val="2B2325"/>
+          <w:sz w:val="21"/>
+        </w:rPr>
+        <w:t>Goal: make the app look like a real thrift store with believable, consistent content.</w:t>
       </w:r>
     </w:p>
     <w:tbl>
@@ -2499,7 +2620,7 @@
                 <w:color w:val="2B2325"/>
                 <w:sz w:val="18"/>
               </w:rPr>
-              <w:t xml:space="preserve">Onboarding: add your name, role, and one-line interest to </w:t>
+              <w:t xml:space="preserve">Onboarding: add your name, role and one-line interest to </w:t>
             </w:r>
             <w:r>
               <w:rPr>
@@ -2648,7 +2769,7 @@
                 <w:color w:val="2B2325"/>
                 <w:sz w:val="18"/>
               </w:rPr>
-              <w:t xml:space="preserve">Write the </w:t>
+              <w:t xml:space="preserve">Collect </w:t>
             </w:r>
             <w:r>
               <w:rPr>
@@ -2658,7 +2779,7 @@
                 <w:color w:val="0A0708"/>
                 <w:sz w:val="18"/>
               </w:rPr>
-              <w:t>test plan</w:t>
+              <w:t>30 realistic products</w:t>
             </w:r>
             <w:r>
               <w:rPr>
@@ -2668,27 +2789,7 @@
                 <w:color w:val="2B2325"/>
                 <w:sz w:val="18"/>
               </w:rPr>
-              <w:t xml:space="preserve">: test cases for each flow in </w:t>
-            </w:r>
-            <w:r>
-              <w:rPr>
-                <w:rFonts w:ascii="Consolas" w:hAnsi="Consolas" w:cs="Consolas" w:eastAsia="Consolas"/>
-                <w:b w:val="0"/>
-                <w:i w:val="0"/>
-                <w:color w:val="473536"/>
-                <w:sz w:val="17"/>
-              </w:rPr>
-              <w:t>PRD.md</w:t>
-            </w:r>
-            <w:r>
-              <w:rPr>
-                <w:rFonts w:ascii="Calibri" w:hAnsi="Calibri" w:cs="Calibri" w:eastAsia="Calibri"/>
-                <w:b w:val="0"/>
-                <w:i w:val="0"/>
-                <w:color w:val="2B2325"/>
-                <w:sz w:val="18"/>
-              </w:rPr>
-              <w:t xml:space="preserve"> §3 (buyer purchase, vendor application, admin review, banner management), each with steps and expected result.</w:t>
+              <w:t xml:space="preserve"> across the five categories (Clothes, Watches, Bags, Tech, Other) using the data format below. Prices in Nepali rupees, honest descriptions, a mix of conditions.</w:t>
             </w:r>
           </w:p>
         </w:tc>
@@ -2750,7 +2851,7 @@
                 <w:color w:val="473536"/>
                 <w:sz w:val="17"/>
               </w:rPr>
-              <w:t>docs/test-plan.md</w:t>
+              <w:t>docs/test-data/products.json</w:t>
             </w:r>
           </w:p>
         </w:tc>
@@ -2812,12 +2913,22 @@
             <w:r>
               <w:rPr>
                 <w:rFonts w:ascii="Calibri" w:hAnsi="Calibri" w:cs="Calibri" w:eastAsia="Calibri"/>
+                <w:b w:val="0"/>
+                <w:i w:val="0"/>
+                <w:color w:val="2B2325"/>
+                <w:sz w:val="18"/>
+              </w:rPr>
+              <w:t xml:space="preserve">Gather </w:t>
+            </w:r>
+            <w:r>
+              <w:rPr>
+                <w:rFonts w:ascii="Calibri" w:hAnsi="Calibri" w:cs="Calibri" w:eastAsia="Calibri"/>
                 <w:b/>
                 <w:i w:val="0"/>
                 <w:color w:val="0A0708"/>
                 <w:sz w:val="18"/>
               </w:rPr>
-              <w:t>Run the test plan</w:t>
+              <w:t>2 to 4 photos per product</w:t>
             </w:r>
             <w:r>
               <w:rPr>
@@ -2827,7 +2938,7 @@
                 <w:color w:val="2B2325"/>
                 <w:sz w:val="18"/>
               </w:rPr>
-              <w:t xml:space="preserve"> at the end of each sprint on the deployed preview; record pass/fail and screenshots.</w:t>
+              <w:t>. Use your own photos or free-licence images only. Note where each one came from.</w:t>
             </w:r>
           </w:p>
         </w:tc>
@@ -2889,7 +3000,7 @@
                 <w:color w:val="2B2325"/>
                 <w:sz w:val="18"/>
               </w:rPr>
-              <w:t>Shared sheet</w:t>
+              <w:t>Shared drive folder</w:t>
             </w:r>
           </w:p>
         </w:tc>
@@ -2951,12 +3062,22 @@
             <w:r>
               <w:rPr>
                 <w:rFonts w:ascii="Calibri" w:hAnsi="Calibri" w:cs="Calibri" w:eastAsia="Calibri"/>
+                <w:b w:val="0"/>
+                <w:i w:val="0"/>
+                <w:color w:val="2B2325"/>
+                <w:sz w:val="18"/>
+              </w:rPr>
+              <w:t xml:space="preserve">Commit the </w:t>
+            </w:r>
+            <w:r>
+              <w:rPr>
+                <w:rFonts w:ascii="Calibri" w:hAnsi="Calibri" w:cs="Calibri" w:eastAsia="Calibri"/>
                 <w:b/>
                 <w:i w:val="0"/>
                 <w:color w:val="0A0708"/>
                 <w:sz w:val="18"/>
               </w:rPr>
-              <w:t>File bugs</w:t>
+              <w:t>photo credits</w:t>
             </w:r>
             <w:r>
               <w:rPr>
@@ -2966,7 +3087,7 @@
                 <w:color w:val="2B2325"/>
                 <w:sz w:val="18"/>
               </w:rPr>
-              <w:t xml:space="preserve"> as GitHub Issues: title, steps to reproduce, expected vs. actual, screenshot.</w:t>
+              <w:t>: file name, source link and licence for every photo.</w:t>
             </w:r>
           </w:p>
         </w:tc>
@@ -2997,7 +3118,7 @@
                 <w:color w:val="2B2325"/>
                 <w:sz w:val="18"/>
               </w:rPr>
-              <w:t>No</w:t>
+              <w:t>Yes</w:t>
             </w:r>
           </w:p>
         </w:tc>
@@ -3022,13 +3143,13 @@
           <w:p>
             <w:r>
               <w:rPr>
-                <w:rFonts w:ascii="Calibri" w:hAnsi="Calibri" w:cs="Calibri" w:eastAsia="Calibri"/>
+                <w:rFonts w:ascii="Consolas" w:hAnsi="Consolas" w:cs="Consolas" w:eastAsia="Consolas"/>
                 <w:b w:val="0"/>
                 <w:i w:val="0"/>
-                <w:color w:val="2B2325"/>
-                <w:sz w:val="18"/>
+                <w:color w:val="473536"/>
+                <w:sz w:val="17"/>
               </w:rPr>
-              <w:t>GitHub Issues</w:t>
+              <w:t>docs/test-data/photo-credits.md</w:t>
             </w:r>
           </w:p>
         </w:tc>
@@ -3095,7 +3216,7 @@
                 <w:color w:val="2B2325"/>
                 <w:sz w:val="18"/>
               </w:rPr>
-              <w:t xml:space="preserve">After each test round, commit a short </w:t>
+              <w:t xml:space="preserve">Write </w:t>
             </w:r>
             <w:r>
               <w:rPr>
@@ -3105,7 +3226,7 @@
                 <w:color w:val="0A0708"/>
                 <w:sz w:val="18"/>
               </w:rPr>
-              <w:t>results summary</w:t>
+              <w:t>five seller profiles</w:t>
             </w:r>
             <w:r>
               <w:rPr>
@@ -3115,7 +3236,7 @@
                 <w:color w:val="2B2325"/>
                 <w:sz w:val="18"/>
               </w:rPr>
-              <w:t xml:space="preserve"> (what passed, what failed, issue links). Three rounds = three small commits.</w:t>
+              <w:t xml:space="preserve"> (shop name, city, a short description, main category) that sound like real small sellers, to use for seller applications while testing.</w:t>
             </w:r>
           </w:p>
         </w:tc>
@@ -3177,7 +3298,84 @@
                 <w:color w:val="473536"/>
                 <w:sz w:val="17"/>
               </w:rPr>
-              <w:t>docs/test-results/round-1.md</w:t>
+              <w:t>docs/test-data/sellers.md</w:t>
+            </w:r>
+          </w:p>
+        </w:tc>
+      </w:tr>
+      <w:tr>
+        <w:trPr>
+          <w:cantSplit w:val="true"/>
+        </w:trPr>
+        <w:tc>
+          <w:tcPr>
+            <w:tcW w:type="dxa" w:w="2448"/>
+            <w:shd w:val="clear" w:color="auto" w:fill="F8F6F4"/>
+            <w:tcBorders>
+              <w:top w:val="single" w:sz="4" w:space="0" w:color="E4E1DC"/>
+              <w:left w:val="single" w:sz="4" w:space="0" w:color="E4E1DC"/>
+              <w:bottom w:val="single" w:sz="4" w:space="0" w:color="E4E1DC"/>
+              <w:right w:val="single" w:sz="4" w:space="0" w:color="E4E1DC"/>
+            </w:tcBorders>
+            <w:tcMar>
+              <w:top w:w="70" w:type="dxa"/>
+              <w:bottom w:w="70" w:type="dxa"/>
+              <w:left w:w="90" w:type="dxa"/>
+              <w:right w:w="90" w:type="dxa"/>
+            </w:tcMar>
+            <w:vAlign w:val="center"/>
+          </w:tcPr>
+          <w:p>
+            <w:r>
+              <w:rPr>
+                <w:rFonts w:ascii="Calibri" w:hAnsi="Calibri" w:cs="Calibri" w:eastAsia="Calibri"/>
+                <w:b w:val="0"/>
+                <w:i w:val="0"/>
+                <w:color w:val="2B2325"/>
+                <w:sz w:val="18"/>
+              </w:rPr>
+              <w:t>B6</w:t>
+            </w:r>
+          </w:p>
+        </w:tc>
+        <w:tc>
+          <w:tcPr>
+            <w:tcW w:type="dxa" w:w="2448"/>
+            <w:shd w:val="clear" w:color="auto" w:fill="F8F6F4"/>
+            <w:tcBorders>
+              <w:top w:val="single" w:sz="4" w:space="0" w:color="E4E1DC"/>
+              <w:left w:val="single" w:sz="4" w:space="0" w:color="E4E1DC"/>
+              <w:bottom w:val="single" w:sz="4" w:space="0" w:color="E4E1DC"/>
+              <w:right w:val="single" w:sz="4" w:space="0" w:color="E4E1DC"/>
+            </w:tcBorders>
+            <w:tcMar>
+              <w:top w:w="70" w:type="dxa"/>
+              <w:bottom w:w="70" w:type="dxa"/>
+              <w:left w:w="90" w:type="dxa"/>
+              <w:right w:w="90" w:type="dxa"/>
+            </w:tcMar>
+            <w:vAlign w:val="center"/>
+          </w:tcPr>
+          <w:p>
+            <w:r>
+              <w:rPr>
+                <w:rFonts w:ascii="Calibri" w:hAnsi="Calibri" w:cs="Calibri" w:eastAsia="Calibri"/>
+                <w:b w:val="0"/>
+                <w:i w:val="0"/>
+                <w:color w:val="2B2325"/>
+                <w:sz w:val="18"/>
+              </w:rPr>
+              <w:t xml:space="preserve">Write the </w:t>
+            </w:r>
+            <w:r>
+              <w:rPr>
+                <w:rFonts w:ascii="Calibri" w:hAnsi="Calibri" w:cs="Calibri" w:eastAsia="Calibri"/>
+                <w:b/>
+                <w:i w:val="0"/>
+                <w:color w:val="0A0708"/>
+                <w:sz w:val="18"/>
+              </w:rPr>
+              <w:t>category descriptions</w:t>
             </w:r>
             <w:r>
               <w:rPr>
@@ -3187,17 +3385,17 @@
                 <w:color w:val="2B2325"/>
                 <w:sz w:val="18"/>
               </w:rPr>
-              <w:t xml:space="preserve">, </w:t>
+              <w:t xml:space="preserve"> (one or two friendly sentences each) and </w:t>
             </w:r>
             <w:r>
               <w:rPr>
-                <w:rFonts w:ascii="Consolas" w:hAnsi="Consolas" w:cs="Consolas" w:eastAsia="Consolas"/>
-                <w:b w:val="0"/>
+                <w:rFonts w:ascii="Calibri" w:hAnsi="Calibri" w:cs="Calibri" w:eastAsia="Calibri"/>
+                <w:b/>
                 <w:i w:val="0"/>
-                <w:color w:val="473536"/>
-                <w:sz w:val="17"/>
+                <w:color w:val="0A0708"/>
+                <w:sz w:val="18"/>
               </w:rPr>
-              <w:t>round-2.md</w:t>
+              <w:t>three banner texts</w:t>
             </w:r>
             <w:r>
               <w:rPr>
@@ -3207,8 +3405,60 @@
                 <w:color w:val="2B2325"/>
                 <w:sz w:val="18"/>
               </w:rPr>
-              <w:t xml:space="preserve">, </w:t>
+              <w:t xml:space="preserve"> (headline, one line, button label) for the home page.</w:t>
             </w:r>
+          </w:p>
+        </w:tc>
+        <w:tc>
+          <w:tcPr>
+            <w:tcW w:type="dxa" w:w="2448"/>
+            <w:shd w:val="clear" w:color="auto" w:fill="F8F6F4"/>
+            <w:tcBorders>
+              <w:top w:val="single" w:sz="4" w:space="0" w:color="E4E1DC"/>
+              <w:left w:val="single" w:sz="4" w:space="0" w:color="E4E1DC"/>
+              <w:bottom w:val="single" w:sz="4" w:space="0" w:color="E4E1DC"/>
+              <w:right w:val="single" w:sz="4" w:space="0" w:color="E4E1DC"/>
+            </w:tcBorders>
+            <w:tcMar>
+              <w:top w:w="70" w:type="dxa"/>
+              <w:bottom w:w="70" w:type="dxa"/>
+              <w:left w:w="90" w:type="dxa"/>
+              <w:right w:w="90" w:type="dxa"/>
+            </w:tcMar>
+            <w:vAlign w:val="center"/>
+          </w:tcPr>
+          <w:p>
+            <w:r>
+              <w:rPr>
+                <w:rFonts w:ascii="Calibri" w:hAnsi="Calibri" w:cs="Calibri" w:eastAsia="Calibri"/>
+                <w:b w:val="0"/>
+                <w:i w:val="0"/>
+                <w:color w:val="2B2325"/>
+                <w:sz w:val="18"/>
+              </w:rPr>
+              <w:t>Yes</w:t>
+            </w:r>
+          </w:p>
+        </w:tc>
+        <w:tc>
+          <w:tcPr>
+            <w:tcW w:type="dxa" w:w="2448"/>
+            <w:shd w:val="clear" w:color="auto" w:fill="F8F6F4"/>
+            <w:tcBorders>
+              <w:top w:val="single" w:sz="4" w:space="0" w:color="E4E1DC"/>
+              <w:left w:val="single" w:sz="4" w:space="0" w:color="E4E1DC"/>
+              <w:bottom w:val="single" w:sz="4" w:space="0" w:color="E4E1DC"/>
+              <w:right w:val="single" w:sz="4" w:space="0" w:color="E4E1DC"/>
+            </w:tcBorders>
+            <w:tcMar>
+              <w:top w:w="70" w:type="dxa"/>
+              <w:bottom w:w="70" w:type="dxa"/>
+              <w:left w:w="90" w:type="dxa"/>
+              <w:right w:w="90" w:type="dxa"/>
+            </w:tcMar>
+            <w:vAlign w:val="center"/>
+          </w:tcPr>
+          <w:p>
             <w:r>
               <w:rPr>
                 <w:rFonts w:ascii="Consolas" w:hAnsi="Consolas" w:cs="Consolas" w:eastAsia="Consolas"/>
@@ -3217,7 +3467,305 @@
                 <w:color w:val="473536"/>
                 <w:sz w:val="17"/>
               </w:rPr>
-              <w:t>round-3.md</w:t>
+              <w:t>docs/test-data/copy.md</w:t>
+            </w:r>
+          </w:p>
+        </w:tc>
+      </w:tr>
+      <w:tr>
+        <w:trPr>
+          <w:cantSplit w:val="true"/>
+        </w:trPr>
+        <w:tc>
+          <w:tcPr>
+            <w:tcW w:type="dxa" w:w="2448"/>
+            <w:shd w:val="clear" w:color="auto" w:fill="FFFFFF"/>
+            <w:tcBorders>
+              <w:top w:val="single" w:sz="4" w:space="0" w:color="E4E1DC"/>
+              <w:left w:val="single" w:sz="4" w:space="0" w:color="E4E1DC"/>
+              <w:bottom w:val="single" w:sz="4" w:space="0" w:color="E4E1DC"/>
+              <w:right w:val="single" w:sz="4" w:space="0" w:color="E4E1DC"/>
+            </w:tcBorders>
+            <w:tcMar>
+              <w:top w:w="70" w:type="dxa"/>
+              <w:bottom w:w="70" w:type="dxa"/>
+              <w:left w:w="90" w:type="dxa"/>
+              <w:right w:w="90" w:type="dxa"/>
+            </w:tcMar>
+            <w:vAlign w:val="center"/>
+          </w:tcPr>
+          <w:p>
+            <w:r>
+              <w:rPr>
+                <w:rFonts w:ascii="Calibri" w:hAnsi="Calibri" w:cs="Calibri" w:eastAsia="Calibri"/>
+                <w:b w:val="0"/>
+                <w:i w:val="0"/>
+                <w:color w:val="2B2325"/>
+                <w:sz w:val="18"/>
+              </w:rPr>
+              <w:t>B7</w:t>
+            </w:r>
+          </w:p>
+        </w:tc>
+        <w:tc>
+          <w:tcPr>
+            <w:tcW w:type="dxa" w:w="2448"/>
+            <w:shd w:val="clear" w:color="auto" w:fill="FFFFFF"/>
+            <w:tcBorders>
+              <w:top w:val="single" w:sz="4" w:space="0" w:color="E4E1DC"/>
+              <w:left w:val="single" w:sz="4" w:space="0" w:color="E4E1DC"/>
+              <w:bottom w:val="single" w:sz="4" w:space="0" w:color="E4E1DC"/>
+              <w:right w:val="single" w:sz="4" w:space="0" w:color="E4E1DC"/>
+            </w:tcBorders>
+            <w:tcMar>
+              <w:top w:w="70" w:type="dxa"/>
+              <w:bottom w:w="70" w:type="dxa"/>
+              <w:left w:w="90" w:type="dxa"/>
+              <w:right w:w="90" w:type="dxa"/>
+            </w:tcMar>
+            <w:vAlign w:val="center"/>
+          </w:tcPr>
+          <w:p>
+            <w:r>
+              <w:rPr>
+                <w:rFonts w:ascii="Calibri" w:hAnsi="Calibri" w:cs="Calibri" w:eastAsia="Calibri"/>
+                <w:b w:val="0"/>
+                <w:i w:val="0"/>
+                <w:color w:val="2B2325"/>
+                <w:sz w:val="18"/>
+              </w:rPr>
+              <w:t xml:space="preserve">Research </w:t>
+            </w:r>
+            <w:r>
+              <w:rPr>
+                <w:rFonts w:ascii="Calibri" w:hAnsi="Calibri" w:cs="Calibri" w:eastAsia="Calibri"/>
+                <w:b/>
+                <w:i w:val="0"/>
+                <w:color w:val="0A0708"/>
+                <w:sz w:val="18"/>
+              </w:rPr>
+              <w:t>price ranges</w:t>
+            </w:r>
+            <w:r>
+              <w:rPr>
+                <w:rFonts w:ascii="Calibri" w:hAnsi="Calibri" w:cs="Calibri" w:eastAsia="Calibri"/>
+                <w:b w:val="0"/>
+                <w:i w:val="0"/>
+                <w:color w:val="2B2325"/>
+                <w:sz w:val="18"/>
+              </w:rPr>
+              <w:t xml:space="preserve"> for typical second-hand items in Nepal (for example a used keyboard, a denim jacket) so the demo prices feel right. Share the sources.</w:t>
+            </w:r>
+          </w:p>
+        </w:tc>
+        <w:tc>
+          <w:tcPr>
+            <w:tcW w:type="dxa" w:w="2448"/>
+            <w:shd w:val="clear" w:color="auto" w:fill="FFFFFF"/>
+            <w:tcBorders>
+              <w:top w:val="single" w:sz="4" w:space="0" w:color="E4E1DC"/>
+              <w:left w:val="single" w:sz="4" w:space="0" w:color="E4E1DC"/>
+              <w:bottom w:val="single" w:sz="4" w:space="0" w:color="E4E1DC"/>
+              <w:right w:val="single" w:sz="4" w:space="0" w:color="E4E1DC"/>
+            </w:tcBorders>
+            <w:tcMar>
+              <w:top w:w="70" w:type="dxa"/>
+              <w:bottom w:w="70" w:type="dxa"/>
+              <w:left w:w="90" w:type="dxa"/>
+              <w:right w:w="90" w:type="dxa"/>
+            </w:tcMar>
+            <w:vAlign w:val="center"/>
+          </w:tcPr>
+          <w:p>
+            <w:r>
+              <w:rPr>
+                <w:rFonts w:ascii="Calibri" w:hAnsi="Calibri" w:cs="Calibri" w:eastAsia="Calibri"/>
+                <w:b w:val="0"/>
+                <w:i w:val="0"/>
+                <w:color w:val="2B2325"/>
+                <w:sz w:val="18"/>
+              </w:rPr>
+              <w:t>No</w:t>
+            </w:r>
+          </w:p>
+        </w:tc>
+        <w:tc>
+          <w:tcPr>
+            <w:tcW w:type="dxa" w:w="2448"/>
+            <w:shd w:val="clear" w:color="auto" w:fill="FFFFFF"/>
+            <w:tcBorders>
+              <w:top w:val="single" w:sz="4" w:space="0" w:color="E4E1DC"/>
+              <w:left w:val="single" w:sz="4" w:space="0" w:color="E4E1DC"/>
+              <w:bottom w:val="single" w:sz="4" w:space="0" w:color="E4E1DC"/>
+              <w:right w:val="single" w:sz="4" w:space="0" w:color="E4E1DC"/>
+            </w:tcBorders>
+            <w:tcMar>
+              <w:top w:w="70" w:type="dxa"/>
+              <w:bottom w:w="70" w:type="dxa"/>
+              <w:left w:w="90" w:type="dxa"/>
+              <w:right w:w="90" w:type="dxa"/>
+            </w:tcMar>
+            <w:vAlign w:val="center"/>
+          </w:tcPr>
+          <w:p>
+            <w:r>
+              <w:rPr>
+                <w:rFonts w:ascii="Calibri" w:hAnsi="Calibri" w:cs="Calibri" w:eastAsia="Calibri"/>
+                <w:b w:val="0"/>
+                <w:i w:val="0"/>
+                <w:color w:val="2B2325"/>
+                <w:sz w:val="18"/>
+              </w:rPr>
+              <w:t>Notes in the shared folder</w:t>
+            </w:r>
+          </w:p>
+        </w:tc>
+      </w:tr>
+      <w:tr>
+        <w:trPr>
+          <w:cantSplit w:val="true"/>
+        </w:trPr>
+        <w:tc>
+          <w:tcPr>
+            <w:tcW w:type="dxa" w:w="2448"/>
+            <w:shd w:val="clear" w:color="auto" w:fill="F8F6F4"/>
+            <w:tcBorders>
+              <w:top w:val="single" w:sz="4" w:space="0" w:color="E4E1DC"/>
+              <w:left w:val="single" w:sz="4" w:space="0" w:color="E4E1DC"/>
+              <w:bottom w:val="single" w:sz="4" w:space="0" w:color="E4E1DC"/>
+              <w:right w:val="single" w:sz="4" w:space="0" w:color="E4E1DC"/>
+            </w:tcBorders>
+            <w:tcMar>
+              <w:top w:w="70" w:type="dxa"/>
+              <w:bottom w:w="70" w:type="dxa"/>
+              <w:left w:w="90" w:type="dxa"/>
+              <w:right w:w="90" w:type="dxa"/>
+            </w:tcMar>
+            <w:vAlign w:val="center"/>
+          </w:tcPr>
+          <w:p>
+            <w:r>
+              <w:rPr>
+                <w:rFonts w:ascii="Calibri" w:hAnsi="Calibri" w:cs="Calibri" w:eastAsia="Calibri"/>
+                <w:b w:val="0"/>
+                <w:i w:val="0"/>
+                <w:color w:val="2B2325"/>
+                <w:sz w:val="18"/>
+              </w:rPr>
+              <w:t>B8</w:t>
+            </w:r>
+          </w:p>
+        </w:tc>
+        <w:tc>
+          <w:tcPr>
+            <w:tcW w:type="dxa" w:w="2448"/>
+            <w:shd w:val="clear" w:color="auto" w:fill="F8F6F4"/>
+            <w:tcBorders>
+              <w:top w:val="single" w:sz="4" w:space="0" w:color="E4E1DC"/>
+              <w:left w:val="single" w:sz="4" w:space="0" w:color="E4E1DC"/>
+              <w:bottom w:val="single" w:sz="4" w:space="0" w:color="E4E1DC"/>
+              <w:right w:val="single" w:sz="4" w:space="0" w:color="E4E1DC"/>
+            </w:tcBorders>
+            <w:tcMar>
+              <w:top w:w="70" w:type="dxa"/>
+              <w:bottom w:w="70" w:type="dxa"/>
+              <w:left w:w="90" w:type="dxa"/>
+              <w:right w:w="90" w:type="dxa"/>
+            </w:tcMar>
+            <w:vAlign w:val="center"/>
+          </w:tcPr>
+          <w:p>
+            <w:r>
+              <w:rPr>
+                <w:rFonts w:ascii="Calibri" w:hAnsi="Calibri" w:cs="Calibri" w:eastAsia="Calibri"/>
+                <w:b w:val="0"/>
+                <w:i w:val="0"/>
+                <w:color w:val="2B2325"/>
+                <w:sz w:val="18"/>
+              </w:rPr>
+              <w:t xml:space="preserve">Keep short </w:t>
+            </w:r>
+            <w:r>
+              <w:rPr>
+                <w:rFonts w:ascii="Calibri" w:hAnsi="Calibri" w:cs="Calibri" w:eastAsia="Calibri"/>
+                <w:b/>
+                <w:i w:val="0"/>
+                <w:color w:val="0A0708"/>
+                <w:sz w:val="18"/>
+              </w:rPr>
+              <w:t>meeting notes</w:t>
+            </w:r>
+            <w:r>
+              <w:rPr>
+                <w:rFonts w:ascii="Calibri" w:hAnsi="Calibri" w:cs="Calibri" w:eastAsia="Calibri"/>
+                <w:b w:val="0"/>
+                <w:i w:val="0"/>
+                <w:color w:val="2B2325"/>
+                <w:sz w:val="18"/>
+              </w:rPr>
+              <w:t xml:space="preserve"> and a weekly list of who did what. Commit one combined summary at the end.</w:t>
+            </w:r>
+          </w:p>
+        </w:tc>
+        <w:tc>
+          <w:tcPr>
+            <w:tcW w:type="dxa" w:w="2448"/>
+            <w:shd w:val="clear" w:color="auto" w:fill="F8F6F4"/>
+            <w:tcBorders>
+              <w:top w:val="single" w:sz="4" w:space="0" w:color="E4E1DC"/>
+              <w:left w:val="single" w:sz="4" w:space="0" w:color="E4E1DC"/>
+              <w:bottom w:val="single" w:sz="4" w:space="0" w:color="E4E1DC"/>
+              <w:right w:val="single" w:sz="4" w:space="0" w:color="E4E1DC"/>
+            </w:tcBorders>
+            <w:tcMar>
+              <w:top w:w="70" w:type="dxa"/>
+              <w:bottom w:w="70" w:type="dxa"/>
+              <w:left w:w="90" w:type="dxa"/>
+              <w:right w:w="90" w:type="dxa"/>
+            </w:tcMar>
+            <w:vAlign w:val="center"/>
+          </w:tcPr>
+          <w:p>
+            <w:r>
+              <w:rPr>
+                <w:rFonts w:ascii="Calibri" w:hAnsi="Calibri" w:cs="Calibri" w:eastAsia="Calibri"/>
+                <w:b w:val="0"/>
+                <w:i w:val="0"/>
+                <w:color w:val="2B2325"/>
+                <w:sz w:val="18"/>
+              </w:rPr>
+              <w:t>Yes (once)</w:t>
+            </w:r>
+          </w:p>
+        </w:tc>
+        <w:tc>
+          <w:tcPr>
+            <w:tcW w:type="dxa" w:w="2448"/>
+            <w:shd w:val="clear" w:color="auto" w:fill="F8F6F4"/>
+            <w:tcBorders>
+              <w:top w:val="single" w:sz="4" w:space="0" w:color="E4E1DC"/>
+              <w:left w:val="single" w:sz="4" w:space="0" w:color="E4E1DC"/>
+              <w:bottom w:val="single" w:sz="4" w:space="0" w:color="E4E1DC"/>
+              <w:right w:val="single" w:sz="4" w:space="0" w:color="E4E1DC"/>
+            </w:tcBorders>
+            <w:tcMar>
+              <w:top w:w="70" w:type="dxa"/>
+              <w:bottom w:w="70" w:type="dxa"/>
+              <w:left w:w="90" w:type="dxa"/>
+              <w:right w:w="90" w:type="dxa"/>
+            </w:tcMar>
+            <w:vAlign w:val="center"/>
+          </w:tcPr>
+          <w:p>
+            <w:r>
+              <w:rPr>
+                <w:rFonts w:ascii="Consolas" w:hAnsi="Consolas" w:cs="Consolas" w:eastAsia="Consolas"/>
+                <w:b w:val="0"/>
+                <w:i w:val="0"/>
+                <w:color w:val="473536"/>
+                <w:sz w:val="17"/>
+              </w:rPr>
+              <w:t>docs/sprints.md</w:t>
             </w:r>
           </w:p>
         </w:tc>
@@ -3230,18 +3778,556 @@
     </w:p>
     <w:p>
       <w:pPr>
-        <w:keepNext/>
-        <w:spacing w:before="240" w:after="80"/>
+        <w:spacing w:after="120"/>
       </w:pPr>
       <w:r>
         <w:rPr>
           <w:rFonts w:ascii="Calibri" w:hAnsi="Calibri" w:cs="Calibri" w:eastAsia="Calibri"/>
           <w:b/>
           <w:i w:val="0"/>
+          <w:color w:val="0A0708"/>
+          <w:sz w:val="21"/>
+        </w:rPr>
+        <w:t>Product data format</w:t>
+      </w:r>
+      <w:r>
+        <w:rPr>
+          <w:rFonts w:ascii="Calibri" w:hAnsi="Calibri" w:cs="Calibri" w:eastAsia="Calibri"/>
+          <w:b w:val="0"/>
+          <w:i w:val="0"/>
+          <w:color w:val="2B2325"/>
+          <w:sz w:val="21"/>
+        </w:rPr>
+        <w:t xml:space="preserve"> (copy this shape for every product):</w:t>
+      </w:r>
+    </w:p>
+    <w:tbl>
+      <w:tblPr>
+        <w:tblW w:type="auto" w:w="0"/>
+        <w:jc w:val="center"/>
+        <w:tblLook w:firstColumn="1" w:firstRow="1" w:lastColumn="0" w:lastRow="0" w:noHBand="0" w:noVBand="1" w:val="04A0"/>
+      </w:tblPr>
+      <w:tblGrid>
+        <w:gridCol w:w="9792"/>
+      </w:tblGrid>
+      <w:tr>
+        <w:tc>
+          <w:tcPr>
+            <w:tcW w:type="dxa" w:w="9792"/>
+            <w:shd w:val="clear" w:color="auto" w:fill="F4F2F0"/>
+            <w:tcBorders>
+              <w:top w:val="single" w:sz="4" w:space="0" w:color="E4E1DC"/>
+              <w:left w:val="single" w:sz="4" w:space="0" w:color="E4E1DC"/>
+              <w:bottom w:val="single" w:sz="4" w:space="0" w:color="E4E1DC"/>
+              <w:right w:val="single" w:sz="4" w:space="0" w:color="E4E1DC"/>
+            </w:tcBorders>
+            <w:tcMar>
+              <w:top w:w="100" w:type="dxa"/>
+              <w:bottom w:w="100" w:type="dxa"/>
+              <w:left w:w="160" w:type="dxa"/>
+              <w:right w:w="160" w:type="dxa"/>
+            </w:tcMar>
+          </w:tcPr>
+          <w:p>
+            <w:pPr>
+              <w:spacing w:after="0"/>
+            </w:pPr>
+            <w:r>
+              <w:rPr>
+                <w:rFonts w:ascii="Consolas" w:hAnsi="Consolas" w:cs="Consolas" w:eastAsia="Consolas"/>
+                <w:b w:val="0"/>
+                <w:i w:val="0"/>
+                <w:color w:val="473536"/>
+                <w:sz w:val="17"/>
+              </w:rPr>
+              <w:t>{</w:t>
+            </w:r>
+          </w:p>
+          <w:p>
+            <w:pPr>
+              <w:spacing w:after="0"/>
+            </w:pPr>
+            <w:r>
+              <w:rPr>
+                <w:rFonts w:ascii="Consolas" w:hAnsi="Consolas" w:cs="Consolas" w:eastAsia="Consolas"/>
+                <w:b w:val="0"/>
+                <w:i w:val="0"/>
+                <w:color w:val="473536"/>
+                <w:sz w:val="17"/>
+              </w:rPr>
+              <w:t xml:space="preserve">  "title": "Vintage denim jacket",</w:t>
+            </w:r>
+          </w:p>
+          <w:p>
+            <w:pPr>
+              <w:spacing w:after="0"/>
+            </w:pPr>
+            <w:r>
+              <w:rPr>
+                <w:rFonts w:ascii="Consolas" w:hAnsi="Consolas" w:cs="Consolas" w:eastAsia="Consolas"/>
+                <w:b w:val="0"/>
+                <w:i w:val="0"/>
+                <w:color w:val="473536"/>
+                <w:sz w:val="17"/>
+              </w:rPr>
+              <w:t xml:space="preserve">  "description": "Classic 90s cut, softly worn in. No stains or tears. Smoke-free home.",</w:t>
+            </w:r>
+          </w:p>
+          <w:p>
+            <w:pPr>
+              <w:spacing w:after="0"/>
+            </w:pPr>
+            <w:r>
+              <w:rPr>
+                <w:rFonts w:ascii="Consolas" w:hAnsi="Consolas" w:cs="Consolas" w:eastAsia="Consolas"/>
+                <w:b w:val="0"/>
+                <w:i w:val="0"/>
+                <w:color w:val="473536"/>
+                <w:sz w:val="17"/>
+              </w:rPr>
+              <w:t xml:space="preserve">  "priceRupees": 1450,</w:t>
+            </w:r>
+          </w:p>
+          <w:p>
+            <w:pPr>
+              <w:spacing w:after="0"/>
+            </w:pPr>
+            <w:r>
+              <w:rPr>
+                <w:rFonts w:ascii="Consolas" w:hAnsi="Consolas" w:cs="Consolas" w:eastAsia="Consolas"/>
+                <w:b w:val="0"/>
+                <w:i w:val="0"/>
+                <w:color w:val="473536"/>
+                <w:sz w:val="17"/>
+              </w:rPr>
+              <w:t xml:space="preserve">  "condition": "LIKE_NEW",</w:t>
+            </w:r>
+          </w:p>
+          <w:p>
+            <w:pPr>
+              <w:spacing w:after="0"/>
+            </w:pPr>
+            <w:r>
+              <w:rPr>
+                <w:rFonts w:ascii="Consolas" w:hAnsi="Consolas" w:cs="Consolas" w:eastAsia="Consolas"/>
+                <w:b w:val="0"/>
+                <w:i w:val="0"/>
+                <w:color w:val="473536"/>
+                <w:sz w:val="17"/>
+              </w:rPr>
+              <w:t xml:space="preserve">  "categorySlug": "clothes",</w:t>
+            </w:r>
+          </w:p>
+          <w:p>
+            <w:pPr>
+              <w:spacing w:after="0"/>
+            </w:pPr>
+            <w:r>
+              <w:rPr>
+                <w:rFonts w:ascii="Consolas" w:hAnsi="Consolas" w:cs="Consolas" w:eastAsia="Consolas"/>
+                <w:b w:val="0"/>
+                <w:i w:val="0"/>
+                <w:color w:val="473536"/>
+                <w:sz w:val="17"/>
+              </w:rPr>
+              <w:t xml:space="preserve">  "brand": "Levi's",</w:t>
+            </w:r>
+          </w:p>
+          <w:p>
+            <w:pPr>
+              <w:spacing w:after="0"/>
+            </w:pPr>
+            <w:r>
+              <w:rPr>
+                <w:rFonts w:ascii="Consolas" w:hAnsi="Consolas" w:cs="Consolas" w:eastAsia="Consolas"/>
+                <w:b w:val="0"/>
+                <w:i w:val="0"/>
+                <w:color w:val="473536"/>
+                <w:sz w:val="17"/>
+              </w:rPr>
+              <w:t xml:space="preserve">  "size": "M",</w:t>
+            </w:r>
+          </w:p>
+          <w:p>
+            <w:pPr>
+              <w:spacing w:after="0"/>
+            </w:pPr>
+            <w:r>
+              <w:rPr>
+                <w:rFonts w:ascii="Consolas" w:hAnsi="Consolas" w:cs="Consolas" w:eastAsia="Consolas"/>
+                <w:b w:val="0"/>
+                <w:i w:val="0"/>
+                <w:color w:val="473536"/>
+                <w:sz w:val="17"/>
+              </w:rPr>
+              <w:t xml:space="preserve">  "photos": ["denim-jacket-1.jpg", "denim-jacket-2.jpg"]</w:t>
+            </w:r>
+          </w:p>
+          <w:p>
+            <w:pPr>
+              <w:spacing w:after="0"/>
+            </w:pPr>
+            <w:r>
+              <w:rPr>
+                <w:rFonts w:ascii="Consolas" w:hAnsi="Consolas" w:cs="Consolas" w:eastAsia="Consolas"/>
+                <w:b w:val="0"/>
+                <w:i w:val="0"/>
+                <w:color w:val="473536"/>
+                <w:sz w:val="17"/>
+              </w:rPr>
+              <w:t>}</w:t>
+            </w:r>
+          </w:p>
+        </w:tc>
+      </w:tr>
+    </w:tbl>
+    <w:p>
+      <w:pPr>
+        <w:spacing w:after="40"/>
+      </w:pPr>
+    </w:p>
+    <w:p>
+      <w:pPr>
+        <w:pStyle w:val="ListBullet"/>
+        <w:spacing w:after="60"/>
+      </w:pPr>
+      <w:r>
+        <w:rPr>
+          <w:rFonts w:ascii="Consolas" w:hAnsi="Consolas" w:cs="Consolas" w:eastAsia="Consolas"/>
+          <w:b w:val="0"/>
+          <w:i w:val="0"/>
           <w:color w:val="473536"/>
-          <w:sz w:val="26"/>
+          <w:sz w:val="20"/>
         </w:rPr>
-        <w:t>Member C — Docs &amp; Presentation</w:t>
+        <w:t>condition</w:t>
+      </w:r>
+      <w:r>
+        <w:rPr>
+          <w:rFonts w:ascii="Calibri" w:hAnsi="Calibri" w:cs="Calibri" w:eastAsia="Calibri"/>
+          <w:b w:val="0"/>
+          <w:i w:val="0"/>
+          <w:color w:val="2B2325"/>
+          <w:sz w:val="21"/>
+        </w:rPr>
+        <w:t xml:space="preserve"> is one of </w:t>
+      </w:r>
+      <w:r>
+        <w:rPr>
+          <w:rFonts w:ascii="Consolas" w:hAnsi="Consolas" w:cs="Consolas" w:eastAsia="Consolas"/>
+          <w:b w:val="0"/>
+          <w:i w:val="0"/>
+          <w:color w:val="473536"/>
+          <w:sz w:val="20"/>
+        </w:rPr>
+        <w:t>NEW</w:t>
+      </w:r>
+      <w:r>
+        <w:rPr>
+          <w:rFonts w:ascii="Calibri" w:hAnsi="Calibri" w:cs="Calibri" w:eastAsia="Calibri"/>
+          <w:b w:val="0"/>
+          <w:i w:val="0"/>
+          <w:color w:val="2B2325"/>
+          <w:sz w:val="21"/>
+        </w:rPr>
+        <w:t xml:space="preserve">, </w:t>
+      </w:r>
+      <w:r>
+        <w:rPr>
+          <w:rFonts w:ascii="Consolas" w:hAnsi="Consolas" w:cs="Consolas" w:eastAsia="Consolas"/>
+          <w:b w:val="0"/>
+          <w:i w:val="0"/>
+          <w:color w:val="473536"/>
+          <w:sz w:val="20"/>
+        </w:rPr>
+        <w:t>LIKE_NEW</w:t>
+      </w:r>
+      <w:r>
+        <w:rPr>
+          <w:rFonts w:ascii="Calibri" w:hAnsi="Calibri" w:cs="Calibri" w:eastAsia="Calibri"/>
+          <w:b w:val="0"/>
+          <w:i w:val="0"/>
+          <w:color w:val="2B2325"/>
+          <w:sz w:val="21"/>
+        </w:rPr>
+        <w:t xml:space="preserve">, </w:t>
+      </w:r>
+      <w:r>
+        <w:rPr>
+          <w:rFonts w:ascii="Consolas" w:hAnsi="Consolas" w:cs="Consolas" w:eastAsia="Consolas"/>
+          <w:b w:val="0"/>
+          <w:i w:val="0"/>
+          <w:color w:val="473536"/>
+          <w:sz w:val="20"/>
+        </w:rPr>
+        <w:t>GOOD</w:t>
+      </w:r>
+      <w:r>
+        <w:rPr>
+          <w:rFonts w:ascii="Calibri" w:hAnsi="Calibri" w:cs="Calibri" w:eastAsia="Calibri"/>
+          <w:b w:val="0"/>
+          <w:i w:val="0"/>
+          <w:color w:val="2B2325"/>
+          <w:sz w:val="21"/>
+        </w:rPr>
+        <w:t xml:space="preserve">, </w:t>
+      </w:r>
+      <w:r>
+        <w:rPr>
+          <w:rFonts w:ascii="Consolas" w:hAnsi="Consolas" w:cs="Consolas" w:eastAsia="Consolas"/>
+          <w:b w:val="0"/>
+          <w:i w:val="0"/>
+          <w:color w:val="473536"/>
+          <w:sz w:val="20"/>
+        </w:rPr>
+        <w:t>FAIR</w:t>
+      </w:r>
+      <w:r>
+        <w:rPr>
+          <w:rFonts w:ascii="Calibri" w:hAnsi="Calibri" w:cs="Calibri" w:eastAsia="Calibri"/>
+          <w:b w:val="0"/>
+          <w:i w:val="0"/>
+          <w:color w:val="2B2325"/>
+          <w:sz w:val="21"/>
+        </w:rPr>
+        <w:t>.</w:t>
+      </w:r>
+    </w:p>
+    <w:p>
+      <w:pPr>
+        <w:pStyle w:val="ListBullet"/>
+        <w:spacing w:after="60"/>
+      </w:pPr>
+      <w:r>
+        <w:rPr>
+          <w:rFonts w:ascii="Consolas" w:hAnsi="Consolas" w:cs="Consolas" w:eastAsia="Consolas"/>
+          <w:b w:val="0"/>
+          <w:i w:val="0"/>
+          <w:color w:val="473536"/>
+          <w:sz w:val="20"/>
+        </w:rPr>
+        <w:t>categorySlug</w:t>
+      </w:r>
+      <w:r>
+        <w:rPr>
+          <w:rFonts w:ascii="Calibri" w:hAnsi="Calibri" w:cs="Calibri" w:eastAsia="Calibri"/>
+          <w:b w:val="0"/>
+          <w:i w:val="0"/>
+          <w:color w:val="2B2325"/>
+          <w:sz w:val="21"/>
+        </w:rPr>
+        <w:t xml:space="preserve"> is one of </w:t>
+      </w:r>
+      <w:r>
+        <w:rPr>
+          <w:rFonts w:ascii="Consolas" w:hAnsi="Consolas" w:cs="Consolas" w:eastAsia="Consolas"/>
+          <w:b w:val="0"/>
+          <w:i w:val="0"/>
+          <w:color w:val="473536"/>
+          <w:sz w:val="20"/>
+        </w:rPr>
+        <w:t>clothes</w:t>
+      </w:r>
+      <w:r>
+        <w:rPr>
+          <w:rFonts w:ascii="Calibri" w:hAnsi="Calibri" w:cs="Calibri" w:eastAsia="Calibri"/>
+          <w:b w:val="0"/>
+          <w:i w:val="0"/>
+          <w:color w:val="2B2325"/>
+          <w:sz w:val="21"/>
+        </w:rPr>
+        <w:t xml:space="preserve">, </w:t>
+      </w:r>
+      <w:r>
+        <w:rPr>
+          <w:rFonts w:ascii="Consolas" w:hAnsi="Consolas" w:cs="Consolas" w:eastAsia="Consolas"/>
+          <w:b w:val="0"/>
+          <w:i w:val="0"/>
+          <w:color w:val="473536"/>
+          <w:sz w:val="20"/>
+        </w:rPr>
+        <w:t>watches</w:t>
+      </w:r>
+      <w:r>
+        <w:rPr>
+          <w:rFonts w:ascii="Calibri" w:hAnsi="Calibri" w:cs="Calibri" w:eastAsia="Calibri"/>
+          <w:b w:val="0"/>
+          <w:i w:val="0"/>
+          <w:color w:val="2B2325"/>
+          <w:sz w:val="21"/>
+        </w:rPr>
+        <w:t xml:space="preserve">, </w:t>
+      </w:r>
+      <w:r>
+        <w:rPr>
+          <w:rFonts w:ascii="Consolas" w:hAnsi="Consolas" w:cs="Consolas" w:eastAsia="Consolas"/>
+          <w:b w:val="0"/>
+          <w:i w:val="0"/>
+          <w:color w:val="473536"/>
+          <w:sz w:val="20"/>
+        </w:rPr>
+        <w:t>bags</w:t>
+      </w:r>
+      <w:r>
+        <w:rPr>
+          <w:rFonts w:ascii="Calibri" w:hAnsi="Calibri" w:cs="Calibri" w:eastAsia="Calibri"/>
+          <w:b w:val="0"/>
+          <w:i w:val="0"/>
+          <w:color w:val="2B2325"/>
+          <w:sz w:val="21"/>
+        </w:rPr>
+        <w:t xml:space="preserve">, </w:t>
+      </w:r>
+      <w:r>
+        <w:rPr>
+          <w:rFonts w:ascii="Consolas" w:hAnsi="Consolas" w:cs="Consolas" w:eastAsia="Consolas"/>
+          <w:b w:val="0"/>
+          <w:i w:val="0"/>
+          <w:color w:val="473536"/>
+          <w:sz w:val="20"/>
+        </w:rPr>
+        <w:t>tech</w:t>
+      </w:r>
+      <w:r>
+        <w:rPr>
+          <w:rFonts w:ascii="Calibri" w:hAnsi="Calibri" w:cs="Calibri" w:eastAsia="Calibri"/>
+          <w:b w:val="0"/>
+          <w:i w:val="0"/>
+          <w:color w:val="2B2325"/>
+          <w:sz w:val="21"/>
+        </w:rPr>
+        <w:t xml:space="preserve">, </w:t>
+      </w:r>
+      <w:r>
+        <w:rPr>
+          <w:rFonts w:ascii="Consolas" w:hAnsi="Consolas" w:cs="Consolas" w:eastAsia="Consolas"/>
+          <w:b w:val="0"/>
+          <w:i w:val="0"/>
+          <w:color w:val="473536"/>
+          <w:sz w:val="20"/>
+        </w:rPr>
+        <w:t>other</w:t>
+      </w:r>
+      <w:r>
+        <w:rPr>
+          <w:rFonts w:ascii="Calibri" w:hAnsi="Calibri" w:cs="Calibri" w:eastAsia="Calibri"/>
+          <w:b w:val="0"/>
+          <w:i w:val="0"/>
+          <w:color w:val="2B2325"/>
+          <w:sz w:val="21"/>
+        </w:rPr>
+        <w:t>.</w:t>
+      </w:r>
+    </w:p>
+    <w:p>
+      <w:pPr>
+        <w:pStyle w:val="ListBullet"/>
+        <w:spacing w:after="60"/>
+      </w:pPr>
+      <w:r>
+        <w:rPr>
+          <w:rFonts w:ascii="Consolas" w:hAnsi="Consolas" w:cs="Consolas" w:eastAsia="Consolas"/>
+          <w:b w:val="0"/>
+          <w:i w:val="0"/>
+          <w:color w:val="473536"/>
+          <w:sz w:val="20"/>
+        </w:rPr>
+        <w:t>brand</w:t>
+      </w:r>
+      <w:r>
+        <w:rPr>
+          <w:rFonts w:ascii="Calibri" w:hAnsi="Calibri" w:cs="Calibri" w:eastAsia="Calibri"/>
+          <w:b w:val="0"/>
+          <w:i w:val="0"/>
+          <w:color w:val="2B2325"/>
+          <w:sz w:val="21"/>
+        </w:rPr>
+        <w:t xml:space="preserve"> and </w:t>
+      </w:r>
+      <w:r>
+        <w:rPr>
+          <w:rFonts w:ascii="Consolas" w:hAnsi="Consolas" w:cs="Consolas" w:eastAsia="Consolas"/>
+          <w:b w:val="0"/>
+          <w:i w:val="0"/>
+          <w:color w:val="473536"/>
+          <w:sz w:val="20"/>
+        </w:rPr>
+        <w:t>size</w:t>
+      </w:r>
+      <w:r>
+        <w:rPr>
+          <w:rFonts w:ascii="Calibri" w:hAnsi="Calibri" w:cs="Calibri" w:eastAsia="Calibri"/>
+          <w:b w:val="0"/>
+          <w:i w:val="0"/>
+          <w:color w:val="2B2325"/>
+          <w:sz w:val="21"/>
+        </w:rPr>
+        <w:t xml:space="preserve"> can be left out when they do not apply.</w:t>
+      </w:r>
+    </w:p>
+    <w:p>
+      <w:pPr>
+        <w:pStyle w:val="ListBullet"/>
+        <w:spacing w:after="60"/>
+      </w:pPr>
+      <w:r>
+        <w:rPr>
+          <w:rFonts w:ascii="Calibri" w:hAnsi="Calibri" w:cs="Calibri" w:eastAsia="Calibri"/>
+          <w:b w:val="0"/>
+          <w:i w:val="0"/>
+          <w:color w:val="2B2325"/>
+          <w:sz w:val="21"/>
+        </w:rPr>
+        <w:t>Titles are short and specific. Descriptions mention flaws honestly. No emoji, no ALL CAPS.</w:t>
+      </w:r>
+    </w:p>
+    <w:p>
+      <w:pPr>
+        <w:pStyle w:val="ListBullet"/>
+        <w:spacing w:after="60"/>
+      </w:pPr>
+      <w:r>
+        <w:rPr>
+          <w:rFonts w:ascii="Calibri" w:hAnsi="Calibri" w:cs="Calibri" w:eastAsia="Calibri"/>
+          <w:b w:val="0"/>
+          <w:i w:val="0"/>
+          <w:color w:val="2B2325"/>
+          <w:sz w:val="21"/>
+        </w:rPr>
+        <w:t>Photo rules: square or 4:3, bright and in focus, plain background, at least 800 pixels wide, under 2 MB each. Never use photos of people's faces or other people's brand-new product shots.</w:t>
+      </w:r>
+    </w:p>
+    <w:p>
+      <w:pPr>
+        <w:keepNext/>
+        <w:spacing w:before="320" w:after="160"/>
+        <w:pBdr>
+          <w:bottom w:val="single" w:sz="14" w:space="4" w:color="D98F75"/>
+        </w:pBdr>
+      </w:pPr>
+      <w:r>
+        <w:rPr>
+          <w:rFonts w:ascii="Calibri" w:hAnsi="Calibri" w:cs="Calibri" w:eastAsia="Calibri"/>
+          <w:b/>
+          <w:i w:val="0"/>
+          <w:color w:val="0A0708"/>
+          <w:sz w:val="36"/>
+        </w:rPr>
+        <w:t>4. Member C: brand and logo</w:t>
+      </w:r>
+    </w:p>
+    <w:p>
+      <w:pPr>
+        <w:spacing w:after="120"/>
+      </w:pPr>
+      <w:r>
+        <w:rPr>
+          <w:rFonts w:ascii="Calibri" w:hAnsi="Calibri" w:cs="Calibri" w:eastAsia="Calibri"/>
+          <w:b w:val="0"/>
+          <w:i w:val="0"/>
+          <w:color w:val="2B2325"/>
+          <w:sz w:val="21"/>
+        </w:rPr>
+        <w:t>Goal: a simple, recognisable logo set the lead can drop straight into the website.</w:t>
       </w:r>
     </w:p>
     <w:tbl>
@@ -3447,7 +4533,7 @@
                 <w:color w:val="2B2325"/>
                 <w:sz w:val="18"/>
               </w:rPr>
-              <w:t xml:space="preserve">Onboarding: add your name, role, and one-line interest to </w:t>
+              <w:t xml:space="preserve">Onboarding: add your name, role and one-line interest to </w:t>
             </w:r>
             <w:r>
               <w:rPr>
@@ -3596,17 +4682,17 @@
                 <w:color w:val="2B2325"/>
                 <w:sz w:val="18"/>
               </w:rPr>
-              <w:t xml:space="preserve">Write </w:t>
+              <w:t xml:space="preserve">Make </w:t>
             </w:r>
             <w:r>
               <w:rPr>
-                <w:rFonts w:ascii="Consolas" w:hAnsi="Consolas" w:cs="Consolas" w:eastAsia="Consolas"/>
-                <w:b w:val="0"/>
+                <w:rFonts w:ascii="Calibri" w:hAnsi="Calibri" w:cs="Calibri" w:eastAsia="Calibri"/>
+                <w:b/>
                 <w:i w:val="0"/>
-                <w:color w:val="473536"/>
-                <w:sz w:val="17"/>
+                <w:color w:val="0A0708"/>
+                <w:sz w:val="18"/>
               </w:rPr>
-              <w:t>README.md</w:t>
+              <w:t>three rough logo ideas</w:t>
             </w:r>
             <w:r>
               <w:rPr>
@@ -3616,27 +4702,7 @@
                 <w:color w:val="2B2325"/>
                 <w:sz w:val="18"/>
               </w:rPr>
-              <w:t xml:space="preserve"> (what the project is, how to install, env vars, run, seed) and </w:t>
-            </w:r>
-            <w:r>
-              <w:rPr>
-                <w:rFonts w:ascii="Calibri" w:hAnsi="Calibri" w:cs="Calibri" w:eastAsia="Calibri"/>
-                <w:b/>
-                <w:i w:val="0"/>
-                <w:color w:val="0A0708"/>
-                <w:sz w:val="18"/>
-              </w:rPr>
-              <w:t>test the steps on your own machine</w:t>
-            </w:r>
-            <w:r>
-              <w:rPr>
-                <w:rFonts w:ascii="Calibri" w:hAnsi="Calibri" w:cs="Calibri" w:eastAsia="Calibri"/>
-                <w:b w:val="0"/>
-                <w:i w:val="0"/>
-                <w:color w:val="2B2325"/>
-                <w:sz w:val="18"/>
-              </w:rPr>
-              <w:t>; report gaps to the lead.</w:t>
+              <w:t xml:space="preserve"> and share them with the team for feedback. The lead will pick one direction.</w:t>
             </w:r>
           </w:p>
         </w:tc>
@@ -3667,7 +4733,7 @@
                 <w:color w:val="2B2325"/>
                 <w:sz w:val="18"/>
               </w:rPr>
-              <w:t>Yes</w:t>
+              <w:t>No</w:t>
             </w:r>
           </w:p>
         </w:tc>
@@ -3692,13 +4758,13 @@
           <w:p>
             <w:r>
               <w:rPr>
-                <w:rFonts w:ascii="Consolas" w:hAnsi="Consolas" w:cs="Consolas" w:eastAsia="Consolas"/>
+                <w:rFonts w:ascii="Calibri" w:hAnsi="Calibri" w:cs="Calibri" w:eastAsia="Calibri"/>
                 <w:b w:val="0"/>
                 <w:i w:val="0"/>
-                <w:color w:val="473536"/>
-                <w:sz w:val="17"/>
+                <w:color w:val="2B2325"/>
+                <w:sz w:val="18"/>
               </w:rPr>
-              <w:t>README.md</w:t>
+              <w:t>Chat or shared folder</w:t>
             </w:r>
           </w:p>
         </w:tc>
@@ -3765,7 +4831,7 @@
                 <w:color w:val="2B2325"/>
                 <w:sz w:val="18"/>
               </w:rPr>
-              <w:t xml:space="preserve">Write the </w:t>
+              <w:t xml:space="preserve">Refine the chosen idea into a </w:t>
             </w:r>
             <w:r>
               <w:rPr>
@@ -3775,7 +4841,7 @@
                 <w:color w:val="0A0708"/>
                 <w:sz w:val="18"/>
               </w:rPr>
-              <w:t>user guide</w:t>
+              <w:t>final logo set</w:t>
             </w:r>
             <w:r>
               <w:rPr>
@@ -3785,7 +4851,7 @@
                 <w:color w:val="2B2325"/>
                 <w:sz w:val="18"/>
               </w:rPr>
-              <w:t xml:space="preserve"> for buyer, vendor, and admin with screenshots.</w:t>
+              <w:t xml:space="preserve"> (files listed below).</w:t>
             </w:r>
           </w:p>
         </w:tc>
@@ -3847,7 +4913,7 @@
                 <w:color w:val="473536"/>
                 <w:sz w:val="17"/>
               </w:rPr>
-              <w:t>docs/user-guide.md</w:t>
+              <w:t>docs/brand/logo/</w:t>
             </w:r>
           </w:p>
         </w:tc>
@@ -3914,7 +4980,7 @@
                 <w:color w:val="2B2325"/>
                 <w:sz w:val="18"/>
               </w:rPr>
-              <w:t xml:space="preserve">Keep </w:t>
+              <w:t xml:space="preserve">Write the </w:t>
             </w:r>
             <w:r>
               <w:rPr>
@@ -3924,7 +4990,7 @@
                 <w:color w:val="0A0708"/>
                 <w:sz w:val="18"/>
               </w:rPr>
-              <w:t>meeting notes and weekly sprint reports</w:t>
+              <w:t>brand usage page</w:t>
             </w:r>
             <w:r>
               <w:rPr>
@@ -3934,7 +5000,7 @@
                 <w:color w:val="2B2325"/>
                 <w:sz w:val="18"/>
               </w:rPr>
-              <w:t xml:space="preserve"> (who did what, blockers). Commit one final consolidated summary at the end.</w:t>
+              <w:t>: colours, minimum size, clear space, what not to do, with a picture of each rule.</w:t>
             </w:r>
           </w:p>
         </w:tc>
@@ -3965,7 +5031,7 @@
                 <w:color w:val="2B2325"/>
                 <w:sz w:val="18"/>
               </w:rPr>
-              <w:t>Notes: No. Summary: Yes</w:t>
+              <w:t>Yes</w:t>
             </w:r>
           </w:p>
         </w:tc>
@@ -3990,23 +5056,13 @@
           <w:p>
             <w:r>
               <w:rPr>
-                <w:rFonts w:ascii="Calibri" w:hAnsi="Calibri" w:cs="Calibri" w:eastAsia="Calibri"/>
-                <w:b w:val="0"/>
-                <w:i w:val="0"/>
-                <w:color w:val="2B2325"/>
-                <w:sz w:val="18"/>
-              </w:rPr>
-              <w:t xml:space="preserve">Shared doc; </w:t>
-            </w:r>
-            <w:r>
-              <w:rPr>
                 <w:rFonts w:ascii="Consolas" w:hAnsi="Consolas" w:cs="Consolas" w:eastAsia="Consolas"/>
                 <w:b w:val="0"/>
                 <w:i w:val="0"/>
                 <w:color w:val="473536"/>
                 <w:sz w:val="17"/>
               </w:rPr>
-              <w:t>docs/sprints.md</w:t>
+              <w:t>docs/brand/README.md</w:t>
             </w:r>
           </w:p>
         </w:tc>
@@ -4073,7 +5129,7 @@
                 <w:color w:val="2B2325"/>
                 <w:sz w:val="18"/>
               </w:rPr>
-              <w:t xml:space="preserve">Build the </w:t>
+              <w:t xml:space="preserve">Make a </w:t>
             </w:r>
             <w:r>
               <w:rPr>
@@ -4083,7 +5139,7 @@
                 <w:color w:val="0A0708"/>
                 <w:sz w:val="18"/>
               </w:rPr>
-              <w:t>final presentation slides and demo script</w:t>
+              <w:t>social preview image</w:t>
             </w:r>
             <w:r>
               <w:rPr>
@@ -4093,7 +5149,27 @@
                 <w:color w:val="2B2325"/>
                 <w:sz w:val="18"/>
               </w:rPr>
-              <w:t>. Each member sends their own slide content; C assembles.</w:t>
+              <w:t xml:space="preserve"> (1200 by 630) and a </w:t>
+            </w:r>
+            <w:r>
+              <w:rPr>
+                <w:rFonts w:ascii="Calibri" w:hAnsi="Calibri" w:cs="Calibri" w:eastAsia="Calibri"/>
+                <w:b/>
+                <w:i w:val="0"/>
+                <w:color w:val="0A0708"/>
+                <w:sz w:val="18"/>
+              </w:rPr>
+              <w:t>favicon</w:t>
+            </w:r>
+            <w:r>
+              <w:rPr>
+                <w:rFonts w:ascii="Calibri" w:hAnsi="Calibri" w:cs="Calibri" w:eastAsia="Calibri"/>
+                <w:b w:val="0"/>
+                <w:i w:val="0"/>
+                <w:color w:val="2B2325"/>
+                <w:sz w:val="18"/>
+              </w:rPr>
+              <w:t xml:space="preserve"> for browser tabs.</w:t>
             </w:r>
           </w:p>
         </w:tc>
@@ -4124,7 +5200,7 @@
                 <w:color w:val="2B2325"/>
                 <w:sz w:val="18"/>
               </w:rPr>
-              <w:t>No</w:t>
+              <w:t>Yes</w:t>
             </w:r>
           </w:p>
         </w:tc>
@@ -4149,13 +5225,13 @@
           <w:p>
             <w:r>
               <w:rPr>
-                <w:rFonts w:ascii="Calibri" w:hAnsi="Calibri" w:cs="Calibri" w:eastAsia="Calibri"/>
+                <w:rFonts w:ascii="Consolas" w:hAnsi="Consolas" w:cs="Consolas" w:eastAsia="Consolas"/>
                 <w:b w:val="0"/>
                 <w:i w:val="0"/>
-                <w:color w:val="2B2325"/>
-                <w:sz w:val="18"/>
+                <w:color w:val="473536"/>
+                <w:sz w:val="17"/>
               </w:rPr>
-              <w:t>Shared drive</w:t>
+              <w:t>docs/brand/logo/</w:t>
             </w:r>
           </w:p>
         </w:tc>
@@ -4222,7 +5298,27 @@
                 <w:color w:val="2B2325"/>
                 <w:sz w:val="18"/>
               </w:rPr>
-              <w:t>Review the UI on a phone and laptop; file visual/usability problems as GitHub Issues.</w:t>
+              <w:t xml:space="preserve">Build the </w:t>
+            </w:r>
+            <w:r>
+              <w:rPr>
+                <w:rFonts w:ascii="Calibri" w:hAnsi="Calibri" w:cs="Calibri" w:eastAsia="Calibri"/>
+                <w:b/>
+                <w:i w:val="0"/>
+                <w:color w:val="0A0708"/>
+                <w:sz w:val="18"/>
+              </w:rPr>
+              <w:t>final presentation slides</w:t>
+            </w:r>
+            <w:r>
+              <w:rPr>
+                <w:rFonts w:ascii="Calibri" w:hAnsi="Calibri" w:cs="Calibri" w:eastAsia="Calibri"/>
+                <w:b w:val="0"/>
+                <w:i w:val="0"/>
+                <w:color w:val="2B2325"/>
+                <w:sz w:val="18"/>
+              </w:rPr>
+              <w:t xml:space="preserve"> using the logo and colours. Collect slide content from everyone.</w:t>
             </w:r>
           </w:p>
         </w:tc>
@@ -4284,7 +5380,7 @@
                 <w:color w:val="2B2325"/>
                 <w:sz w:val="18"/>
               </w:rPr>
-              <w:t>GitHub Issues</w:t>
+              <w:t>Shared drive</w:t>
             </w:r>
           </w:p>
         </w:tc>
@@ -4297,18 +5393,709 @@
     </w:p>
     <w:p>
       <w:pPr>
-        <w:keepNext/>
-        <w:spacing w:before="240" w:after="80"/>
+        <w:spacing w:after="120"/>
       </w:pPr>
       <w:r>
         <w:rPr>
           <w:rFonts w:ascii="Calibri" w:hAnsi="Calibri" w:cs="Calibri" w:eastAsia="Calibri"/>
           <w:b/>
           <w:i w:val="0"/>
-          <w:color w:val="473536"/>
-          <w:sz w:val="26"/>
+          <w:color w:val="0A0708"/>
+          <w:sz w:val="21"/>
         </w:rPr>
-        <w:t>Optional extras (only if someone wants more)</w:t>
+        <w:t>Logo brief</w:t>
+      </w:r>
+    </w:p>
+    <w:p>
+      <w:pPr>
+        <w:pStyle w:val="ListBullet"/>
+        <w:spacing w:after="60"/>
+      </w:pPr>
+      <w:r>
+        <w:rPr>
+          <w:rFonts w:ascii="Calibri" w:hAnsi="Calibri" w:cs="Calibri" w:eastAsia="Calibri"/>
+          <w:b w:val="0"/>
+          <w:i w:val="0"/>
+          <w:color w:val="2B2325"/>
+          <w:sz w:val="21"/>
+        </w:rPr>
+        <w:t xml:space="preserve">Name: </w:t>
+      </w:r>
+      <w:r>
+        <w:rPr>
+          <w:rFonts w:ascii="Calibri" w:hAnsi="Calibri" w:cs="Calibri" w:eastAsia="Calibri"/>
+          <w:b/>
+          <w:i w:val="0"/>
+          <w:color w:val="0A0708"/>
+          <w:sz w:val="21"/>
+        </w:rPr>
+        <w:t>Feri Nepal</w:t>
+      </w:r>
+      <w:r>
+        <w:rPr>
+          <w:rFonts w:ascii="Calibri" w:hAnsi="Calibri" w:cs="Calibri" w:eastAsia="Calibri"/>
+          <w:b w:val="0"/>
+          <w:i w:val="0"/>
+          <w:color w:val="2B2325"/>
+          <w:sz w:val="21"/>
+        </w:rPr>
+        <w:t xml:space="preserve">, short form </w:t>
+      </w:r>
+      <w:r>
+        <w:rPr>
+          <w:rFonts w:ascii="Calibri" w:hAnsi="Calibri" w:cs="Calibri" w:eastAsia="Calibri"/>
+          <w:b/>
+          <w:i w:val="0"/>
+          <w:color w:val="0A0708"/>
+          <w:sz w:val="21"/>
+        </w:rPr>
+        <w:t>Ferinep</w:t>
+      </w:r>
+      <w:r>
+        <w:rPr>
+          <w:rFonts w:ascii="Calibri" w:hAnsi="Calibri" w:cs="Calibri" w:eastAsia="Calibri"/>
+          <w:b w:val="0"/>
+          <w:i w:val="0"/>
+          <w:color w:val="2B2325"/>
+          <w:sz w:val="21"/>
+        </w:rPr>
+        <w:t>. "Feri" means "again" in Nepali, so the idea is giving things a second life: a loop, a return, something coming back around.</w:t>
+      </w:r>
+    </w:p>
+    <w:p>
+      <w:pPr>
+        <w:pStyle w:val="ListBullet"/>
+        <w:spacing w:after="60"/>
+      </w:pPr>
+      <w:r>
+        <w:rPr>
+          <w:rFonts w:ascii="Calibri" w:hAnsi="Calibri" w:cs="Calibri" w:eastAsia="Calibri"/>
+          <w:b w:val="0"/>
+          <w:i w:val="0"/>
+          <w:color w:val="2B2325"/>
+          <w:sz w:val="21"/>
+        </w:rPr>
+        <w:t xml:space="preserve">Style: simple, flat, readable at 16 pixels. </w:t>
+      </w:r>
+      <w:r>
+        <w:rPr>
+          <w:rFonts w:ascii="Calibri" w:hAnsi="Calibri" w:cs="Calibri" w:eastAsia="Calibri"/>
+          <w:b/>
+          <w:i w:val="0"/>
+          <w:color w:val="0A0708"/>
+          <w:sz w:val="21"/>
+        </w:rPr>
+        <w:t>No gradients. No emoji. No drop shadows.</w:t>
+      </w:r>
+      <w:r>
+        <w:rPr>
+          <w:rFonts w:ascii="Calibri" w:hAnsi="Calibri" w:cs="Calibri" w:eastAsia="Calibri"/>
+          <w:b w:val="0"/>
+          <w:i w:val="0"/>
+          <w:color w:val="2B2325"/>
+          <w:sz w:val="21"/>
+        </w:rPr>
+        <w:t xml:space="preserve"> Solid colours only.</w:t>
+      </w:r>
+    </w:p>
+    <w:p>
+      <w:pPr>
+        <w:pStyle w:val="ListBullet"/>
+        <w:spacing w:after="60"/>
+      </w:pPr>
+      <w:r>
+        <w:rPr>
+          <w:rFonts w:ascii="Calibri" w:hAnsi="Calibri" w:cs="Calibri" w:eastAsia="Calibri"/>
+          <w:b w:val="0"/>
+          <w:i w:val="0"/>
+          <w:color w:val="2B2325"/>
+          <w:sz w:val="21"/>
+        </w:rPr>
+        <w:t>Colours (use exactly these):</w:t>
+      </w:r>
+    </w:p>
+    <w:tbl>
+      <w:tblPr>
+        <w:tblW w:type="auto" w:w="0"/>
+        <w:jc w:val="center"/>
+        <w:tblLook w:firstColumn="1" w:firstRow="1" w:lastColumn="0" w:lastRow="0" w:noHBand="0" w:noVBand="1" w:val="04A0"/>
+      </w:tblPr>
+      <w:tblGrid>
+        <w:gridCol w:w="3264"/>
+        <w:gridCol w:w="3264"/>
+        <w:gridCol w:w="3264"/>
+      </w:tblGrid>
+      <w:tr>
+        <w:trPr>
+          <w:tblHeader w:val="true"/>
+        </w:trPr>
+        <w:tc>
+          <w:tcPr>
+            <w:tcW w:type="dxa" w:w="3264"/>
+            <w:shd w:val="clear" w:color="auto" w:fill="473536"/>
+            <w:tcBorders>
+              <w:top w:val="single" w:sz="4" w:space="0" w:color="473536"/>
+              <w:left w:val="single" w:sz="4" w:space="0" w:color="473536"/>
+              <w:bottom w:val="single" w:sz="4" w:space="0" w:color="473536"/>
+              <w:right w:val="single" w:sz="4" w:space="0" w:color="473536"/>
+            </w:tcBorders>
+            <w:tcMar>
+              <w:top w:w="70" w:type="dxa"/>
+              <w:bottom w:w="70" w:type="dxa"/>
+              <w:left w:w="90" w:type="dxa"/>
+              <w:right w:w="90" w:type="dxa"/>
+            </w:tcMar>
+            <w:vAlign w:val="center"/>
+          </w:tcPr>
+          <w:p>
+            <w:r>
+              <w:rPr>
+                <w:rFonts w:ascii="Calibri" w:hAnsi="Calibri" w:cs="Calibri" w:eastAsia="Calibri"/>
+                <w:b/>
+                <w:i w:val="0"/>
+                <w:color w:val="FFFFFF"/>
+                <w:sz w:val="18"/>
+              </w:rPr>
+              <w:t>Name</w:t>
+            </w:r>
+          </w:p>
+        </w:tc>
+        <w:tc>
+          <w:tcPr>
+            <w:tcW w:type="dxa" w:w="3264"/>
+            <w:shd w:val="clear" w:color="auto" w:fill="473536"/>
+            <w:tcBorders>
+              <w:top w:val="single" w:sz="4" w:space="0" w:color="473536"/>
+              <w:left w:val="single" w:sz="4" w:space="0" w:color="473536"/>
+              <w:bottom w:val="single" w:sz="4" w:space="0" w:color="473536"/>
+              <w:right w:val="single" w:sz="4" w:space="0" w:color="473536"/>
+            </w:tcBorders>
+            <w:tcMar>
+              <w:top w:w="70" w:type="dxa"/>
+              <w:bottom w:w="70" w:type="dxa"/>
+              <w:left w:w="90" w:type="dxa"/>
+              <w:right w:w="90" w:type="dxa"/>
+            </w:tcMar>
+            <w:vAlign w:val="center"/>
+          </w:tcPr>
+          <w:p>
+            <w:r>
+              <w:rPr>
+                <w:rFonts w:ascii="Calibri" w:hAnsi="Calibri" w:cs="Calibri" w:eastAsia="Calibri"/>
+                <w:b/>
+                <w:i w:val="0"/>
+                <w:color w:val="FFFFFF"/>
+                <w:sz w:val="18"/>
+              </w:rPr>
+              <w:t>Hex</w:t>
+            </w:r>
+          </w:p>
+        </w:tc>
+        <w:tc>
+          <w:tcPr>
+            <w:tcW w:type="dxa" w:w="3264"/>
+            <w:shd w:val="clear" w:color="auto" w:fill="473536"/>
+            <w:tcBorders>
+              <w:top w:val="single" w:sz="4" w:space="0" w:color="473536"/>
+              <w:left w:val="single" w:sz="4" w:space="0" w:color="473536"/>
+              <w:bottom w:val="single" w:sz="4" w:space="0" w:color="473536"/>
+              <w:right w:val="single" w:sz="4" w:space="0" w:color="473536"/>
+            </w:tcBorders>
+            <w:tcMar>
+              <w:top w:w="70" w:type="dxa"/>
+              <w:bottom w:w="70" w:type="dxa"/>
+              <w:left w:w="90" w:type="dxa"/>
+              <w:right w:w="90" w:type="dxa"/>
+            </w:tcMar>
+            <w:vAlign w:val="center"/>
+          </w:tcPr>
+          <w:p>
+            <w:r>
+              <w:rPr>
+                <w:rFonts w:ascii="Calibri" w:hAnsi="Calibri" w:cs="Calibri" w:eastAsia="Calibri"/>
+                <w:b/>
+                <w:i w:val="0"/>
+                <w:color w:val="FFFFFF"/>
+                <w:sz w:val="18"/>
+              </w:rPr>
+              <w:t>Use</w:t>
+            </w:r>
+          </w:p>
+        </w:tc>
+      </w:tr>
+      <w:tr>
+        <w:trPr>
+          <w:cantSplit w:val="true"/>
+        </w:trPr>
+        <w:tc>
+          <w:tcPr>
+            <w:tcW w:type="dxa" w:w="3264"/>
+            <w:shd w:val="clear" w:color="auto" w:fill="FFFFFF"/>
+            <w:tcBorders>
+              <w:top w:val="single" w:sz="4" w:space="0" w:color="E4E1DC"/>
+              <w:left w:val="single" w:sz="4" w:space="0" w:color="E4E1DC"/>
+              <w:bottom w:val="single" w:sz="4" w:space="0" w:color="E4E1DC"/>
+              <w:right w:val="single" w:sz="4" w:space="0" w:color="E4E1DC"/>
+            </w:tcBorders>
+            <w:tcMar>
+              <w:top w:w="70" w:type="dxa"/>
+              <w:bottom w:w="70" w:type="dxa"/>
+              <w:left w:w="90" w:type="dxa"/>
+              <w:right w:w="90" w:type="dxa"/>
+            </w:tcMar>
+            <w:vAlign w:val="center"/>
+          </w:tcPr>
+          <w:p>
+            <w:r>
+              <w:rPr>
+                <w:rFonts w:ascii="Calibri" w:hAnsi="Calibri" w:cs="Calibri" w:eastAsia="Calibri"/>
+                <w:b w:val="0"/>
+                <w:i w:val="0"/>
+                <w:color w:val="2B2325"/>
+                <w:sz w:val="18"/>
+              </w:rPr>
+              <w:t>Umber (brand)</w:t>
+            </w:r>
+          </w:p>
+        </w:tc>
+        <w:tc>
+          <w:tcPr>
+            <w:tcW w:type="dxa" w:w="3264"/>
+            <w:shd w:val="clear" w:color="auto" w:fill="FFFFFF"/>
+            <w:tcBorders>
+              <w:top w:val="single" w:sz="4" w:space="0" w:color="E4E1DC"/>
+              <w:left w:val="single" w:sz="4" w:space="0" w:color="E4E1DC"/>
+              <w:bottom w:val="single" w:sz="4" w:space="0" w:color="E4E1DC"/>
+              <w:right w:val="single" w:sz="4" w:space="0" w:color="E4E1DC"/>
+            </w:tcBorders>
+            <w:tcMar>
+              <w:top w:w="70" w:type="dxa"/>
+              <w:bottom w:w="70" w:type="dxa"/>
+              <w:left w:w="90" w:type="dxa"/>
+              <w:right w:w="90" w:type="dxa"/>
+            </w:tcMar>
+            <w:vAlign w:val="center"/>
+          </w:tcPr>
+          <w:p>
+            <w:r>
+              <w:rPr>
+                <w:rFonts w:ascii="Consolas" w:hAnsi="Consolas" w:cs="Consolas" w:eastAsia="Consolas"/>
+                <w:b w:val="0"/>
+                <w:i w:val="0"/>
+                <w:color w:val="473536"/>
+                <w:sz w:val="17"/>
+              </w:rPr>
+              <w:t>#473536</w:t>
+            </w:r>
+          </w:p>
+        </w:tc>
+        <w:tc>
+          <w:tcPr>
+            <w:tcW w:type="dxa" w:w="3264"/>
+            <w:shd w:val="clear" w:color="auto" w:fill="FFFFFF"/>
+            <w:tcBorders>
+              <w:top w:val="single" w:sz="4" w:space="0" w:color="E4E1DC"/>
+              <w:left w:val="single" w:sz="4" w:space="0" w:color="E4E1DC"/>
+              <w:bottom w:val="single" w:sz="4" w:space="0" w:color="E4E1DC"/>
+              <w:right w:val="single" w:sz="4" w:space="0" w:color="E4E1DC"/>
+            </w:tcBorders>
+            <w:tcMar>
+              <w:top w:w="70" w:type="dxa"/>
+              <w:bottom w:w="70" w:type="dxa"/>
+              <w:left w:w="90" w:type="dxa"/>
+              <w:right w:w="90" w:type="dxa"/>
+            </w:tcMar>
+            <w:vAlign w:val="center"/>
+          </w:tcPr>
+          <w:p>
+            <w:r>
+              <w:rPr>
+                <w:rFonts w:ascii="Calibri" w:hAnsi="Calibri" w:cs="Calibri" w:eastAsia="Calibri"/>
+                <w:b w:val="0"/>
+                <w:i w:val="0"/>
+                <w:color w:val="2B2325"/>
+                <w:sz w:val="18"/>
+              </w:rPr>
+              <w:t>Main logo colour</w:t>
+            </w:r>
+          </w:p>
+        </w:tc>
+      </w:tr>
+      <w:tr>
+        <w:trPr>
+          <w:cantSplit w:val="true"/>
+        </w:trPr>
+        <w:tc>
+          <w:tcPr>
+            <w:tcW w:type="dxa" w:w="3264"/>
+            <w:shd w:val="clear" w:color="auto" w:fill="F8F6F4"/>
+            <w:tcBorders>
+              <w:top w:val="single" w:sz="4" w:space="0" w:color="E4E1DC"/>
+              <w:left w:val="single" w:sz="4" w:space="0" w:color="E4E1DC"/>
+              <w:bottom w:val="single" w:sz="4" w:space="0" w:color="E4E1DC"/>
+              <w:right w:val="single" w:sz="4" w:space="0" w:color="E4E1DC"/>
+            </w:tcBorders>
+            <w:tcMar>
+              <w:top w:w="70" w:type="dxa"/>
+              <w:bottom w:w="70" w:type="dxa"/>
+              <w:left w:w="90" w:type="dxa"/>
+              <w:right w:w="90" w:type="dxa"/>
+            </w:tcMar>
+            <w:vAlign w:val="center"/>
+          </w:tcPr>
+          <w:p>
+            <w:r>
+              <w:rPr>
+                <w:rFonts w:ascii="Calibri" w:hAnsi="Calibri" w:cs="Calibri" w:eastAsia="Calibri"/>
+                <w:b w:val="0"/>
+                <w:i w:val="0"/>
+                <w:color w:val="2B2325"/>
+                <w:sz w:val="18"/>
+              </w:rPr>
+              <w:t>Ink</w:t>
+            </w:r>
+          </w:p>
+        </w:tc>
+        <w:tc>
+          <w:tcPr>
+            <w:tcW w:type="dxa" w:w="3264"/>
+            <w:shd w:val="clear" w:color="auto" w:fill="F8F6F4"/>
+            <w:tcBorders>
+              <w:top w:val="single" w:sz="4" w:space="0" w:color="E4E1DC"/>
+              <w:left w:val="single" w:sz="4" w:space="0" w:color="E4E1DC"/>
+              <w:bottom w:val="single" w:sz="4" w:space="0" w:color="E4E1DC"/>
+              <w:right w:val="single" w:sz="4" w:space="0" w:color="E4E1DC"/>
+            </w:tcBorders>
+            <w:tcMar>
+              <w:top w:w="70" w:type="dxa"/>
+              <w:bottom w:w="70" w:type="dxa"/>
+              <w:left w:w="90" w:type="dxa"/>
+              <w:right w:w="90" w:type="dxa"/>
+            </w:tcMar>
+            <w:vAlign w:val="center"/>
+          </w:tcPr>
+          <w:p>
+            <w:r>
+              <w:rPr>
+                <w:rFonts w:ascii="Consolas" w:hAnsi="Consolas" w:cs="Consolas" w:eastAsia="Consolas"/>
+                <w:b w:val="0"/>
+                <w:i w:val="0"/>
+                <w:color w:val="473536"/>
+                <w:sz w:val="17"/>
+              </w:rPr>
+              <w:t>#0A0708</w:t>
+            </w:r>
+          </w:p>
+        </w:tc>
+        <w:tc>
+          <w:tcPr>
+            <w:tcW w:type="dxa" w:w="3264"/>
+            <w:shd w:val="clear" w:color="auto" w:fill="F8F6F4"/>
+            <w:tcBorders>
+              <w:top w:val="single" w:sz="4" w:space="0" w:color="E4E1DC"/>
+              <w:left w:val="single" w:sz="4" w:space="0" w:color="E4E1DC"/>
+              <w:bottom w:val="single" w:sz="4" w:space="0" w:color="E4E1DC"/>
+              <w:right w:val="single" w:sz="4" w:space="0" w:color="E4E1DC"/>
+            </w:tcBorders>
+            <w:tcMar>
+              <w:top w:w="70" w:type="dxa"/>
+              <w:bottom w:w="70" w:type="dxa"/>
+              <w:left w:w="90" w:type="dxa"/>
+              <w:right w:w="90" w:type="dxa"/>
+            </w:tcMar>
+            <w:vAlign w:val="center"/>
+          </w:tcPr>
+          <w:p>
+            <w:r>
+              <w:rPr>
+                <w:rFonts w:ascii="Calibri" w:hAnsi="Calibri" w:cs="Calibri" w:eastAsia="Calibri"/>
+                <w:b w:val="0"/>
+                <w:i w:val="0"/>
+                <w:color w:val="2B2325"/>
+                <w:sz w:val="18"/>
+              </w:rPr>
+              <w:t>Text, dark backgrounds</w:t>
+            </w:r>
+          </w:p>
+        </w:tc>
+      </w:tr>
+      <w:tr>
+        <w:trPr>
+          <w:cantSplit w:val="true"/>
+        </w:trPr>
+        <w:tc>
+          <w:tcPr>
+            <w:tcW w:type="dxa" w:w="3264"/>
+            <w:shd w:val="clear" w:color="auto" w:fill="FFFFFF"/>
+            <w:tcBorders>
+              <w:top w:val="single" w:sz="4" w:space="0" w:color="E4E1DC"/>
+              <w:left w:val="single" w:sz="4" w:space="0" w:color="E4E1DC"/>
+              <w:bottom w:val="single" w:sz="4" w:space="0" w:color="E4E1DC"/>
+              <w:right w:val="single" w:sz="4" w:space="0" w:color="E4E1DC"/>
+            </w:tcBorders>
+            <w:tcMar>
+              <w:top w:w="70" w:type="dxa"/>
+              <w:bottom w:w="70" w:type="dxa"/>
+              <w:left w:w="90" w:type="dxa"/>
+              <w:right w:w="90" w:type="dxa"/>
+            </w:tcMar>
+            <w:vAlign w:val="center"/>
+          </w:tcPr>
+          <w:p>
+            <w:r>
+              <w:rPr>
+                <w:rFonts w:ascii="Calibri" w:hAnsi="Calibri" w:cs="Calibri" w:eastAsia="Calibri"/>
+                <w:b w:val="0"/>
+                <w:i w:val="0"/>
+                <w:color w:val="2B2325"/>
+                <w:sz w:val="18"/>
+              </w:rPr>
+              <w:t>Taupe</w:t>
+            </w:r>
+          </w:p>
+        </w:tc>
+        <w:tc>
+          <w:tcPr>
+            <w:tcW w:type="dxa" w:w="3264"/>
+            <w:shd w:val="clear" w:color="auto" w:fill="FFFFFF"/>
+            <w:tcBorders>
+              <w:top w:val="single" w:sz="4" w:space="0" w:color="E4E1DC"/>
+              <w:left w:val="single" w:sz="4" w:space="0" w:color="E4E1DC"/>
+              <w:bottom w:val="single" w:sz="4" w:space="0" w:color="E4E1DC"/>
+              <w:right w:val="single" w:sz="4" w:space="0" w:color="E4E1DC"/>
+            </w:tcBorders>
+            <w:tcMar>
+              <w:top w:w="70" w:type="dxa"/>
+              <w:bottom w:w="70" w:type="dxa"/>
+              <w:left w:w="90" w:type="dxa"/>
+              <w:right w:w="90" w:type="dxa"/>
+            </w:tcMar>
+            <w:vAlign w:val="center"/>
+          </w:tcPr>
+          <w:p>
+            <w:r>
+              <w:rPr>
+                <w:rFonts w:ascii="Consolas" w:hAnsi="Consolas" w:cs="Consolas" w:eastAsia="Consolas"/>
+                <w:b w:val="0"/>
+                <w:i w:val="0"/>
+                <w:color w:val="473536"/>
+                <w:sz w:val="17"/>
+              </w:rPr>
+              <w:t>#ABA79F</w:t>
+            </w:r>
+          </w:p>
+        </w:tc>
+        <w:tc>
+          <w:tcPr>
+            <w:tcW w:type="dxa" w:w="3264"/>
+            <w:shd w:val="clear" w:color="auto" w:fill="FFFFFF"/>
+            <w:tcBorders>
+              <w:top w:val="single" w:sz="4" w:space="0" w:color="E4E1DC"/>
+              <w:left w:val="single" w:sz="4" w:space="0" w:color="E4E1DC"/>
+              <w:bottom w:val="single" w:sz="4" w:space="0" w:color="E4E1DC"/>
+              <w:right w:val="single" w:sz="4" w:space="0" w:color="E4E1DC"/>
+            </w:tcBorders>
+            <w:tcMar>
+              <w:top w:w="70" w:type="dxa"/>
+              <w:bottom w:w="70" w:type="dxa"/>
+              <w:left w:w="90" w:type="dxa"/>
+              <w:right w:w="90" w:type="dxa"/>
+            </w:tcMar>
+            <w:vAlign w:val="center"/>
+          </w:tcPr>
+          <w:p>
+            <w:r>
+              <w:rPr>
+                <w:rFonts w:ascii="Calibri" w:hAnsi="Calibri" w:cs="Calibri" w:eastAsia="Calibri"/>
+                <w:b w:val="0"/>
+                <w:i w:val="0"/>
+                <w:color w:val="2B2325"/>
+                <w:sz w:val="18"/>
+              </w:rPr>
+              <w:t>Quiet details</w:t>
+            </w:r>
+          </w:p>
+        </w:tc>
+      </w:tr>
+      <w:tr>
+        <w:trPr>
+          <w:cantSplit w:val="true"/>
+        </w:trPr>
+        <w:tc>
+          <w:tcPr>
+            <w:tcW w:type="dxa" w:w="3264"/>
+            <w:shd w:val="clear" w:color="auto" w:fill="F8F6F4"/>
+            <w:tcBorders>
+              <w:top w:val="single" w:sz="4" w:space="0" w:color="E4E1DC"/>
+              <w:left w:val="single" w:sz="4" w:space="0" w:color="E4E1DC"/>
+              <w:bottom w:val="single" w:sz="4" w:space="0" w:color="E4E1DC"/>
+              <w:right w:val="single" w:sz="4" w:space="0" w:color="E4E1DC"/>
+            </w:tcBorders>
+            <w:tcMar>
+              <w:top w:w="70" w:type="dxa"/>
+              <w:bottom w:w="70" w:type="dxa"/>
+              <w:left w:w="90" w:type="dxa"/>
+              <w:right w:w="90" w:type="dxa"/>
+            </w:tcMar>
+            <w:vAlign w:val="center"/>
+          </w:tcPr>
+          <w:p>
+            <w:r>
+              <w:rPr>
+                <w:rFonts w:ascii="Calibri" w:hAnsi="Calibri" w:cs="Calibri" w:eastAsia="Calibri"/>
+                <w:b w:val="0"/>
+                <w:i w:val="0"/>
+                <w:color w:val="2B2325"/>
+                <w:sz w:val="18"/>
+              </w:rPr>
+              <w:t>Clay (accent)</w:t>
+            </w:r>
+          </w:p>
+        </w:tc>
+        <w:tc>
+          <w:tcPr>
+            <w:tcW w:type="dxa" w:w="3264"/>
+            <w:shd w:val="clear" w:color="auto" w:fill="F8F6F4"/>
+            <w:tcBorders>
+              <w:top w:val="single" w:sz="4" w:space="0" w:color="E4E1DC"/>
+              <w:left w:val="single" w:sz="4" w:space="0" w:color="E4E1DC"/>
+              <w:bottom w:val="single" w:sz="4" w:space="0" w:color="E4E1DC"/>
+              <w:right w:val="single" w:sz="4" w:space="0" w:color="E4E1DC"/>
+            </w:tcBorders>
+            <w:tcMar>
+              <w:top w:w="70" w:type="dxa"/>
+              <w:bottom w:w="70" w:type="dxa"/>
+              <w:left w:w="90" w:type="dxa"/>
+              <w:right w:w="90" w:type="dxa"/>
+            </w:tcMar>
+            <w:vAlign w:val="center"/>
+          </w:tcPr>
+          <w:p>
+            <w:r>
+              <w:rPr>
+                <w:rFonts w:ascii="Consolas" w:hAnsi="Consolas" w:cs="Consolas" w:eastAsia="Consolas"/>
+                <w:b w:val="0"/>
+                <w:i w:val="0"/>
+                <w:color w:val="473536"/>
+                <w:sz w:val="17"/>
+              </w:rPr>
+              <w:t>#D98F75</w:t>
+            </w:r>
+          </w:p>
+        </w:tc>
+        <w:tc>
+          <w:tcPr>
+            <w:tcW w:type="dxa" w:w="3264"/>
+            <w:shd w:val="clear" w:color="auto" w:fill="F8F6F4"/>
+            <w:tcBorders>
+              <w:top w:val="single" w:sz="4" w:space="0" w:color="E4E1DC"/>
+              <w:left w:val="single" w:sz="4" w:space="0" w:color="E4E1DC"/>
+              <w:bottom w:val="single" w:sz="4" w:space="0" w:color="E4E1DC"/>
+              <w:right w:val="single" w:sz="4" w:space="0" w:color="E4E1DC"/>
+            </w:tcBorders>
+            <w:tcMar>
+              <w:top w:w="70" w:type="dxa"/>
+              <w:bottom w:w="70" w:type="dxa"/>
+              <w:left w:w="90" w:type="dxa"/>
+              <w:right w:w="90" w:type="dxa"/>
+            </w:tcMar>
+            <w:vAlign w:val="center"/>
+          </w:tcPr>
+          <w:p>
+            <w:r>
+              <w:rPr>
+                <w:rFonts w:ascii="Calibri" w:hAnsi="Calibri" w:cs="Calibri" w:eastAsia="Calibri"/>
+                <w:b w:val="0"/>
+                <w:i w:val="0"/>
+                <w:color w:val="2B2325"/>
+                <w:sz w:val="18"/>
+              </w:rPr>
+              <w:t>Small highlight only</w:t>
+            </w:r>
+          </w:p>
+        </w:tc>
+      </w:tr>
+    </w:tbl>
+    <w:p>
+      <w:pPr>
+        <w:spacing w:after="40"/>
+      </w:pPr>
+    </w:p>
+    <w:p>
+      <w:pPr>
+        <w:pStyle w:val="ListBullet"/>
+        <w:spacing w:after="60"/>
+      </w:pPr>
+      <w:r>
+        <w:rPr>
+          <w:rFonts w:ascii="Calibri" w:hAnsi="Calibri" w:cs="Calibri" w:eastAsia="Calibri"/>
+          <w:b w:val="0"/>
+          <w:i w:val="0"/>
+          <w:color w:val="2B2325"/>
+          <w:sz w:val="21"/>
+        </w:rPr>
+        <w:t xml:space="preserve">Wordmark font: </w:t>
+      </w:r>
+      <w:r>
+        <w:rPr>
+          <w:rFonts w:ascii="Calibri" w:hAnsi="Calibri" w:cs="Calibri" w:eastAsia="Calibri"/>
+          <w:b/>
+          <w:i w:val="0"/>
+          <w:color w:val="0A0708"/>
+          <w:sz w:val="21"/>
+        </w:rPr>
+        <w:t>Fraunces</w:t>
+      </w:r>
+      <w:r>
+        <w:rPr>
+          <w:rFonts w:ascii="Calibri" w:hAnsi="Calibri" w:cs="Calibri" w:eastAsia="Calibri"/>
+          <w:b w:val="0"/>
+          <w:i w:val="0"/>
+          <w:color w:val="2B2325"/>
+          <w:sz w:val="21"/>
+        </w:rPr>
+        <w:t xml:space="preserve"> (free on Google Fonts), matching the website headings.</w:t>
+      </w:r>
+    </w:p>
+    <w:p>
+      <w:pPr>
+        <w:pStyle w:val="ListBullet"/>
+        <w:spacing w:after="60"/>
+      </w:pPr>
+      <w:r>
+        <w:rPr>
+          <w:rFonts w:ascii="Calibri" w:hAnsi="Calibri" w:cs="Calibri" w:eastAsia="Calibri"/>
+          <w:b w:val="0"/>
+          <w:i w:val="0"/>
+          <w:color w:val="2B2325"/>
+          <w:sz w:val="21"/>
+        </w:rPr>
+        <w:t>The website currently uses a plain placeholder: a rounded square with a loop icon next to the text "Feri Nepal". Your logo replaces it.</w:t>
+      </w:r>
+    </w:p>
+    <w:p>
+      <w:pPr>
+        <w:spacing w:after="120"/>
+      </w:pPr>
+      <w:r>
+        <w:rPr>
+          <w:rFonts w:ascii="Calibri" w:hAnsi="Calibri" w:cs="Calibri" w:eastAsia="Calibri"/>
+          <w:b/>
+          <w:i w:val="0"/>
+          <w:color w:val="0A0708"/>
+          <w:sz w:val="21"/>
+        </w:rPr>
+        <w:t>Files to deliver</w:t>
+      </w:r>
+      <w:r>
+        <w:rPr>
+          <w:rFonts w:ascii="Calibri" w:hAnsi="Calibri" w:cs="Calibri" w:eastAsia="Calibri"/>
+          <w:b w:val="0"/>
+          <w:i w:val="0"/>
+          <w:color w:val="2B2325"/>
+          <w:sz w:val="21"/>
+        </w:rPr>
+        <w:t xml:space="preserve"> (names matter, the lead wires them into the site):</w:t>
       </w:r>
     </w:p>
     <w:tbl>
@@ -4352,7 +6139,7 @@
                 <w:color w:val="FFFFFF"/>
                 <w:sz w:val="18"/>
               </w:rPr>
-              <w:t>Task</w:t>
+              <w:t>File</w:t>
             </w:r>
           </w:p>
         </w:tc>
@@ -4383,7 +6170,7 @@
                 <w:color w:val="FFFFFF"/>
                 <w:sz w:val="18"/>
               </w:rPr>
-              <w:t>Commit?</w:t>
+              <w:t>Purpose</w:t>
             </w:r>
           </w:p>
         </w:tc>
@@ -4413,13 +6200,13 @@
           <w:p>
             <w:r>
               <w:rPr>
-                <w:rFonts w:ascii="Calibri" w:hAnsi="Calibri" w:cs="Calibri" w:eastAsia="Calibri"/>
+                <w:rFonts w:ascii="Consolas" w:hAnsi="Consolas" w:cs="Consolas" w:eastAsia="Consolas"/>
                 <w:b w:val="0"/>
                 <w:i w:val="0"/>
-                <w:color w:val="2B2325"/>
-                <w:sz w:val="18"/>
+                <w:color w:val="473536"/>
+                <w:sz w:val="17"/>
               </w:rPr>
-              <w:t>Translate UI copy to Nepali into a JSON file the lead provides</w:t>
+              <w:t>logo-full.svg</w:t>
             </w:r>
           </w:p>
         </w:tc>
@@ -4450,7 +6237,7 @@
                 <w:color w:val="2B2325"/>
                 <w:sz w:val="18"/>
               </w:rPr>
-              <w:t>Yes</w:t>
+              <w:t>Mark plus wordmark, for light backgrounds</w:t>
             </w:r>
           </w:p>
         </w:tc>
@@ -4480,13 +6267,13 @@
           <w:p>
             <w:r>
               <w:rPr>
-                <w:rFonts w:ascii="Calibri" w:hAnsi="Calibri" w:cs="Calibri" w:eastAsia="Calibri"/>
+                <w:rFonts w:ascii="Consolas" w:hAnsi="Consolas" w:cs="Consolas" w:eastAsia="Consolas"/>
                 <w:b w:val="0"/>
                 <w:i w:val="0"/>
-                <w:color w:val="2B2325"/>
-                <w:sz w:val="18"/>
+                <w:color w:val="473536"/>
+                <w:sz w:val="17"/>
               </w:rPr>
-              <w:t>Redraw the ER diagram for the final schema and export a PNG</w:t>
+              <w:t>logo-full-light.svg</w:t>
             </w:r>
           </w:p>
         </w:tc>
@@ -4517,7 +6304,7 @@
                 <w:color w:val="2B2325"/>
                 <w:sz w:val="18"/>
               </w:rPr>
-              <w:t>Yes</w:t>
+              <w:t>Same, for dark backgrounds</w:t>
             </w:r>
           </w:p>
         </w:tc>
@@ -4547,13 +6334,13 @@
           <w:p>
             <w:r>
               <w:rPr>
-                <w:rFonts w:ascii="Calibri" w:hAnsi="Calibri" w:cs="Calibri" w:eastAsia="Calibri"/>
+                <w:rFonts w:ascii="Consolas" w:hAnsi="Consolas" w:cs="Consolas" w:eastAsia="Consolas"/>
                 <w:b w:val="0"/>
                 <w:i w:val="0"/>
-                <w:color w:val="2B2325"/>
-                <w:sz w:val="18"/>
+                <w:color w:val="473536"/>
+                <w:sz w:val="17"/>
               </w:rPr>
-              <w:t>Review each other's docs PRs (comments count as GitHub activity)</w:t>
+              <w:t>logo-mark.svg</w:t>
             </w:r>
           </w:p>
         </w:tc>
@@ -4584,7 +6371,208 @@
                 <w:color w:val="2B2325"/>
                 <w:sz w:val="18"/>
               </w:rPr>
-              <w:t>No</w:t>
+              <w:t>Mark only, square</w:t>
+            </w:r>
+          </w:p>
+        </w:tc>
+      </w:tr>
+      <w:tr>
+        <w:trPr>
+          <w:cantSplit w:val="true"/>
+        </w:trPr>
+        <w:tc>
+          <w:tcPr>
+            <w:tcW w:type="dxa" w:w="4896"/>
+            <w:shd w:val="clear" w:color="auto" w:fill="F8F6F4"/>
+            <w:tcBorders>
+              <w:top w:val="single" w:sz="4" w:space="0" w:color="E4E1DC"/>
+              <w:left w:val="single" w:sz="4" w:space="0" w:color="E4E1DC"/>
+              <w:bottom w:val="single" w:sz="4" w:space="0" w:color="E4E1DC"/>
+              <w:right w:val="single" w:sz="4" w:space="0" w:color="E4E1DC"/>
+            </w:tcBorders>
+            <w:tcMar>
+              <w:top w:w="70" w:type="dxa"/>
+              <w:bottom w:w="70" w:type="dxa"/>
+              <w:left w:w="90" w:type="dxa"/>
+              <w:right w:w="90" w:type="dxa"/>
+            </w:tcMar>
+            <w:vAlign w:val="center"/>
+          </w:tcPr>
+          <w:p>
+            <w:r>
+              <w:rPr>
+                <w:rFonts w:ascii="Consolas" w:hAnsi="Consolas" w:cs="Consolas" w:eastAsia="Consolas"/>
+                <w:b w:val="0"/>
+                <w:i w:val="0"/>
+                <w:color w:val="473536"/>
+                <w:sz w:val="17"/>
+              </w:rPr>
+              <w:t>favicon.svg</w:t>
+            </w:r>
+          </w:p>
+        </w:tc>
+        <w:tc>
+          <w:tcPr>
+            <w:tcW w:type="dxa" w:w="4896"/>
+            <w:shd w:val="clear" w:color="auto" w:fill="F8F6F4"/>
+            <w:tcBorders>
+              <w:top w:val="single" w:sz="4" w:space="0" w:color="E4E1DC"/>
+              <w:left w:val="single" w:sz="4" w:space="0" w:color="E4E1DC"/>
+              <w:bottom w:val="single" w:sz="4" w:space="0" w:color="E4E1DC"/>
+              <w:right w:val="single" w:sz="4" w:space="0" w:color="E4E1DC"/>
+            </w:tcBorders>
+            <w:tcMar>
+              <w:top w:w="70" w:type="dxa"/>
+              <w:bottom w:w="70" w:type="dxa"/>
+              <w:left w:w="90" w:type="dxa"/>
+              <w:right w:w="90" w:type="dxa"/>
+            </w:tcMar>
+            <w:vAlign w:val="center"/>
+          </w:tcPr>
+          <w:p>
+            <w:r>
+              <w:rPr>
+                <w:rFonts w:ascii="Calibri" w:hAnsi="Calibri" w:cs="Calibri" w:eastAsia="Calibri"/>
+                <w:b w:val="0"/>
+                <w:i w:val="0"/>
+                <w:color w:val="2B2325"/>
+                <w:sz w:val="18"/>
+              </w:rPr>
+              <w:t>Mark only, simplified for tiny sizes</w:t>
+            </w:r>
+          </w:p>
+        </w:tc>
+      </w:tr>
+      <w:tr>
+        <w:trPr>
+          <w:cantSplit w:val="true"/>
+        </w:trPr>
+        <w:tc>
+          <w:tcPr>
+            <w:tcW w:type="dxa" w:w="4896"/>
+            <w:shd w:val="clear" w:color="auto" w:fill="FFFFFF"/>
+            <w:tcBorders>
+              <w:top w:val="single" w:sz="4" w:space="0" w:color="E4E1DC"/>
+              <w:left w:val="single" w:sz="4" w:space="0" w:color="E4E1DC"/>
+              <w:bottom w:val="single" w:sz="4" w:space="0" w:color="E4E1DC"/>
+              <w:right w:val="single" w:sz="4" w:space="0" w:color="E4E1DC"/>
+            </w:tcBorders>
+            <w:tcMar>
+              <w:top w:w="70" w:type="dxa"/>
+              <w:bottom w:w="70" w:type="dxa"/>
+              <w:left w:w="90" w:type="dxa"/>
+              <w:right w:w="90" w:type="dxa"/>
+            </w:tcMar>
+            <w:vAlign w:val="center"/>
+          </w:tcPr>
+          <w:p>
+            <w:r>
+              <w:rPr>
+                <w:rFonts w:ascii="Consolas" w:hAnsi="Consolas" w:cs="Consolas" w:eastAsia="Consolas"/>
+                <w:b w:val="0"/>
+                <w:i w:val="0"/>
+                <w:color w:val="473536"/>
+                <w:sz w:val="17"/>
+              </w:rPr>
+              <w:t>logo-512.png</w:t>
+            </w:r>
+          </w:p>
+        </w:tc>
+        <w:tc>
+          <w:tcPr>
+            <w:tcW w:type="dxa" w:w="4896"/>
+            <w:shd w:val="clear" w:color="auto" w:fill="FFFFFF"/>
+            <w:tcBorders>
+              <w:top w:val="single" w:sz="4" w:space="0" w:color="E4E1DC"/>
+              <w:left w:val="single" w:sz="4" w:space="0" w:color="E4E1DC"/>
+              <w:bottom w:val="single" w:sz="4" w:space="0" w:color="E4E1DC"/>
+              <w:right w:val="single" w:sz="4" w:space="0" w:color="E4E1DC"/>
+            </w:tcBorders>
+            <w:tcMar>
+              <w:top w:w="70" w:type="dxa"/>
+              <w:bottom w:w="70" w:type="dxa"/>
+              <w:left w:w="90" w:type="dxa"/>
+              <w:right w:w="90" w:type="dxa"/>
+            </w:tcMar>
+            <w:vAlign w:val="center"/>
+          </w:tcPr>
+          <w:p>
+            <w:r>
+              <w:rPr>
+                <w:rFonts w:ascii="Calibri" w:hAnsi="Calibri" w:cs="Calibri" w:eastAsia="Calibri"/>
+                <w:b w:val="0"/>
+                <w:i w:val="0"/>
+                <w:color w:val="2B2325"/>
+                <w:sz w:val="18"/>
+              </w:rPr>
+              <w:t>PNG export of the mark, 512 by 512</w:t>
+            </w:r>
+          </w:p>
+        </w:tc>
+      </w:tr>
+      <w:tr>
+        <w:trPr>
+          <w:cantSplit w:val="true"/>
+        </w:trPr>
+        <w:tc>
+          <w:tcPr>
+            <w:tcW w:type="dxa" w:w="4896"/>
+            <w:shd w:val="clear" w:color="auto" w:fill="F8F6F4"/>
+            <w:tcBorders>
+              <w:top w:val="single" w:sz="4" w:space="0" w:color="E4E1DC"/>
+              <w:left w:val="single" w:sz="4" w:space="0" w:color="E4E1DC"/>
+              <w:bottom w:val="single" w:sz="4" w:space="0" w:color="E4E1DC"/>
+              <w:right w:val="single" w:sz="4" w:space="0" w:color="E4E1DC"/>
+            </w:tcBorders>
+            <w:tcMar>
+              <w:top w:w="70" w:type="dxa"/>
+              <w:bottom w:w="70" w:type="dxa"/>
+              <w:left w:w="90" w:type="dxa"/>
+              <w:right w:w="90" w:type="dxa"/>
+            </w:tcMar>
+            <w:vAlign w:val="center"/>
+          </w:tcPr>
+          <w:p>
+            <w:r>
+              <w:rPr>
+                <w:rFonts w:ascii="Consolas" w:hAnsi="Consolas" w:cs="Consolas" w:eastAsia="Consolas"/>
+                <w:b w:val="0"/>
+                <w:i w:val="0"/>
+                <w:color w:val="473536"/>
+                <w:sz w:val="17"/>
+              </w:rPr>
+              <w:t>social-preview.png</w:t>
+            </w:r>
+          </w:p>
+        </w:tc>
+        <w:tc>
+          <w:tcPr>
+            <w:tcW w:type="dxa" w:w="4896"/>
+            <w:shd w:val="clear" w:color="auto" w:fill="F8F6F4"/>
+            <w:tcBorders>
+              <w:top w:val="single" w:sz="4" w:space="0" w:color="E4E1DC"/>
+              <w:left w:val="single" w:sz="4" w:space="0" w:color="E4E1DC"/>
+              <w:bottom w:val="single" w:sz="4" w:space="0" w:color="E4E1DC"/>
+              <w:right w:val="single" w:sz="4" w:space="0" w:color="E4E1DC"/>
+            </w:tcBorders>
+            <w:tcMar>
+              <w:top w:w="70" w:type="dxa"/>
+              <w:bottom w:w="70" w:type="dxa"/>
+              <w:left w:w="90" w:type="dxa"/>
+              <w:right w:w="90" w:type="dxa"/>
+            </w:tcMar>
+            <w:vAlign w:val="center"/>
+          </w:tcPr>
+          <w:p>
+            <w:r>
+              <w:rPr>
+                <w:rFonts w:ascii="Calibri" w:hAnsi="Calibri" w:cs="Calibri" w:eastAsia="Calibri"/>
+                <w:b w:val="0"/>
+                <w:i w:val="0"/>
+                <w:color w:val="2B2325"/>
+                <w:sz w:val="18"/>
+              </w:rPr>
+              <w:t>1200 by 630 preview image</w:t>
             </w:r>
           </w:p>
         </w:tc>
@@ -4594,22 +6582,6 @@
       <w:pPr>
         <w:spacing w:after="40"/>
       </w:pPr>
-    </w:p>
-    <w:p>
-      <w:pPr>
-        <w:keepNext/>
-        <w:spacing w:before="240" w:after="80"/>
-      </w:pPr>
-      <w:r>
-        <w:rPr>
-          <w:rFonts w:ascii="Calibri" w:hAnsi="Calibri" w:cs="Calibri" w:eastAsia="Calibri"/>
-          <w:b/>
-          <w:i w:val="0"/>
-          <w:color w:val="473536"/>
-          <w:sz w:val="26"/>
-        </w:rPr>
-        <w:t>Lead (for reference)</w:t>
-      </w:r>
     </w:p>
     <w:p>
       <w:pPr>
@@ -4623,27 +6595,7 @@
           <w:color w:val="2B2325"/>
           <w:sz w:val="21"/>
         </w:rPr>
-        <w:t xml:space="preserve">All code: repo and Supabase setup, Prisma schema and seed script, authentication and role guards, server actions, React components and pages (ported from </w:t>
-      </w:r>
-      <w:r>
-        <w:rPr>
-          <w:rFonts w:ascii="Consolas" w:hAnsi="Consolas" w:cs="Consolas" w:eastAsia="Consolas"/>
-          <w:b w:val="0"/>
-          <w:i w:val="0"/>
-          <w:color w:val="473536"/>
-          <w:sz w:val="20"/>
-        </w:rPr>
-        <w:t>vinted.html</w:t>
-      </w:r>
-      <w:r>
-        <w:rPr>
-          <w:rFonts w:ascii="Calibri" w:hAnsi="Calibri" w:cs="Calibri" w:eastAsia="Calibri"/>
-          <w:b w:val="0"/>
-          <w:i w:val="0"/>
-          <w:color w:val="2B2325"/>
-          <w:sz w:val="21"/>
-        </w:rPr>
-        <w:t>), hero banner carousel, checkout and payments, admin tools, deployment, and code review. The lead uses Member A's data and copy, and fixes the bugs Member B reports.</w:t>
+        <w:t>Free tools that work well: Figma, Canva, Inkscape. Export SVG as "plain SVG" with text converted to outlines.</w:t>
       </w:r>
     </w:p>
     <w:p>
@@ -4662,7 +6614,450 @@
           <w:color w:val="0A0708"/>
           <w:sz w:val="36"/>
         </w:rPr>
-        <w:t>4. Commit Budget (per teammate)</w:t>
+        <w:t>5. Commit budget</w:t>
+      </w:r>
+    </w:p>
+    <w:tbl>
+      <w:tblPr>
+        <w:tblW w:type="auto" w:w="0"/>
+        <w:jc w:val="center"/>
+        <w:tblLook w:firstColumn="1" w:firstRow="1" w:lastColumn="0" w:lastRow="0" w:noHBand="0" w:noVBand="1" w:val="04A0"/>
+      </w:tblPr>
+      <w:tblGrid>
+        <w:gridCol w:w="3264"/>
+        <w:gridCol w:w="3264"/>
+        <w:gridCol w:w="3264"/>
+      </w:tblGrid>
+      <w:tr>
+        <w:trPr>
+          <w:tblHeader w:val="true"/>
+        </w:trPr>
+        <w:tc>
+          <w:tcPr>
+            <w:tcW w:type="dxa" w:w="3264"/>
+            <w:shd w:val="clear" w:color="auto" w:fill="473536"/>
+            <w:tcBorders>
+              <w:top w:val="single" w:sz="4" w:space="0" w:color="473536"/>
+              <w:left w:val="single" w:sz="4" w:space="0" w:color="473536"/>
+              <w:bottom w:val="single" w:sz="4" w:space="0" w:color="473536"/>
+              <w:right w:val="single" w:sz="4" w:space="0" w:color="473536"/>
+            </w:tcBorders>
+            <w:tcMar>
+              <w:top w:w="70" w:type="dxa"/>
+              <w:bottom w:w="70" w:type="dxa"/>
+              <w:left w:w="90" w:type="dxa"/>
+              <w:right w:w="90" w:type="dxa"/>
+            </w:tcMar>
+            <w:vAlign w:val="center"/>
+          </w:tcPr>
+          <w:p>
+            <w:r>
+              <w:rPr>
+                <w:rFonts w:ascii="Calibri" w:hAnsi="Calibri" w:cs="Calibri" w:eastAsia="Calibri"/>
+                <w:b/>
+                <w:i w:val="0"/>
+                <w:color w:val="FFFFFF"/>
+                <w:sz w:val="18"/>
+              </w:rPr>
+              <w:t>Person</w:t>
+            </w:r>
+          </w:p>
+        </w:tc>
+        <w:tc>
+          <w:tcPr>
+            <w:tcW w:type="dxa" w:w="3264"/>
+            <w:shd w:val="clear" w:color="auto" w:fill="473536"/>
+            <w:tcBorders>
+              <w:top w:val="single" w:sz="4" w:space="0" w:color="473536"/>
+              <w:left w:val="single" w:sz="4" w:space="0" w:color="473536"/>
+              <w:bottom w:val="single" w:sz="4" w:space="0" w:color="473536"/>
+              <w:right w:val="single" w:sz="4" w:space="0" w:color="473536"/>
+            </w:tcBorders>
+            <w:tcMar>
+              <w:top w:w="70" w:type="dxa"/>
+              <w:bottom w:w="70" w:type="dxa"/>
+              <w:left w:w="90" w:type="dxa"/>
+              <w:right w:w="90" w:type="dxa"/>
+            </w:tcMar>
+            <w:vAlign w:val="center"/>
+          </w:tcPr>
+          <w:p>
+            <w:r>
+              <w:rPr>
+                <w:rFonts w:ascii="Calibri" w:hAnsi="Calibri" w:cs="Calibri" w:eastAsia="Calibri"/>
+                <w:b/>
+                <w:i w:val="0"/>
+                <w:color w:val="FFFFFF"/>
+                <w:sz w:val="18"/>
+              </w:rPr>
+              <w:t>Planned commits</w:t>
+            </w:r>
+          </w:p>
+        </w:tc>
+        <w:tc>
+          <w:tcPr>
+            <w:tcW w:type="dxa" w:w="3264"/>
+            <w:shd w:val="clear" w:color="auto" w:fill="473536"/>
+            <w:tcBorders>
+              <w:top w:val="single" w:sz="4" w:space="0" w:color="473536"/>
+              <w:left w:val="single" w:sz="4" w:space="0" w:color="473536"/>
+              <w:bottom w:val="single" w:sz="4" w:space="0" w:color="473536"/>
+              <w:right w:val="single" w:sz="4" w:space="0" w:color="473536"/>
+            </w:tcBorders>
+            <w:tcMar>
+              <w:top w:w="70" w:type="dxa"/>
+              <w:bottom w:w="70" w:type="dxa"/>
+              <w:left w:w="90" w:type="dxa"/>
+              <w:right w:w="90" w:type="dxa"/>
+            </w:tcMar>
+            <w:vAlign w:val="center"/>
+          </w:tcPr>
+          <w:p>
+            <w:r>
+              <w:rPr>
+                <w:rFonts w:ascii="Calibri" w:hAnsi="Calibri" w:cs="Calibri" w:eastAsia="Calibri"/>
+                <w:b/>
+                <w:i w:val="0"/>
+                <w:color w:val="FFFFFF"/>
+                <w:sz w:val="18"/>
+              </w:rPr>
+              <w:t>Count</w:t>
+            </w:r>
+          </w:p>
+        </w:tc>
+      </w:tr>
+      <w:tr>
+        <w:trPr>
+          <w:cantSplit w:val="true"/>
+        </w:trPr>
+        <w:tc>
+          <w:tcPr>
+            <w:tcW w:type="dxa" w:w="3264"/>
+            <w:shd w:val="clear" w:color="auto" w:fill="FFFFFF"/>
+            <w:tcBorders>
+              <w:top w:val="single" w:sz="4" w:space="0" w:color="E4E1DC"/>
+              <w:left w:val="single" w:sz="4" w:space="0" w:color="E4E1DC"/>
+              <w:bottom w:val="single" w:sz="4" w:space="0" w:color="E4E1DC"/>
+              <w:right w:val="single" w:sz="4" w:space="0" w:color="E4E1DC"/>
+            </w:tcBorders>
+            <w:tcMar>
+              <w:top w:w="70" w:type="dxa"/>
+              <w:bottom w:w="70" w:type="dxa"/>
+              <w:left w:w="90" w:type="dxa"/>
+              <w:right w:w="90" w:type="dxa"/>
+            </w:tcMar>
+            <w:vAlign w:val="center"/>
+          </w:tcPr>
+          <w:p>
+            <w:r>
+              <w:rPr>
+                <w:rFonts w:ascii="Calibri" w:hAnsi="Calibri" w:cs="Calibri" w:eastAsia="Calibri"/>
+                <w:b w:val="0"/>
+                <w:i w:val="0"/>
+                <w:color w:val="2B2325"/>
+                <w:sz w:val="18"/>
+              </w:rPr>
+              <w:t>Member A</w:t>
+            </w:r>
+          </w:p>
+        </w:tc>
+        <w:tc>
+          <w:tcPr>
+            <w:tcW w:type="dxa" w:w="3264"/>
+            <w:shd w:val="clear" w:color="auto" w:fill="FFFFFF"/>
+            <w:tcBorders>
+              <w:top w:val="single" w:sz="4" w:space="0" w:color="E4E1DC"/>
+              <w:left w:val="single" w:sz="4" w:space="0" w:color="E4E1DC"/>
+              <w:bottom w:val="single" w:sz="4" w:space="0" w:color="E4E1DC"/>
+              <w:right w:val="single" w:sz="4" w:space="0" w:color="E4E1DC"/>
+            </w:tcBorders>
+            <w:tcMar>
+              <w:top w:w="70" w:type="dxa"/>
+              <w:bottom w:w="70" w:type="dxa"/>
+              <w:left w:w="90" w:type="dxa"/>
+              <w:right w:w="90" w:type="dxa"/>
+            </w:tcMar>
+            <w:vAlign w:val="center"/>
+          </w:tcPr>
+          <w:p>
+            <w:r>
+              <w:rPr>
+                <w:rFonts w:ascii="Calibri" w:hAnsi="Calibri" w:cs="Calibri" w:eastAsia="Calibri"/>
+                <w:b w:val="0"/>
+                <w:i w:val="0"/>
+                <w:color w:val="2B2325"/>
+                <w:sz w:val="18"/>
+              </w:rPr>
+              <w:t>A1, A3, A6 (three rounds), A7</w:t>
+            </w:r>
+          </w:p>
+        </w:tc>
+        <w:tc>
+          <w:tcPr>
+            <w:tcW w:type="dxa" w:w="3264"/>
+            <w:shd w:val="clear" w:color="auto" w:fill="FFFFFF"/>
+            <w:tcBorders>
+              <w:top w:val="single" w:sz="4" w:space="0" w:color="E4E1DC"/>
+              <w:left w:val="single" w:sz="4" w:space="0" w:color="E4E1DC"/>
+              <w:bottom w:val="single" w:sz="4" w:space="0" w:color="E4E1DC"/>
+              <w:right w:val="single" w:sz="4" w:space="0" w:color="E4E1DC"/>
+            </w:tcBorders>
+            <w:tcMar>
+              <w:top w:w="70" w:type="dxa"/>
+              <w:bottom w:w="70" w:type="dxa"/>
+              <w:left w:w="90" w:type="dxa"/>
+              <w:right w:w="90" w:type="dxa"/>
+            </w:tcMar>
+            <w:vAlign w:val="center"/>
+          </w:tcPr>
+          <w:p>
+            <w:r>
+              <w:rPr>
+                <w:rFonts w:ascii="Calibri" w:hAnsi="Calibri" w:cs="Calibri" w:eastAsia="Calibri"/>
+                <w:b w:val="0"/>
+                <w:i w:val="0"/>
+                <w:color w:val="2B2325"/>
+                <w:sz w:val="18"/>
+              </w:rPr>
+              <w:t>6</w:t>
+            </w:r>
+          </w:p>
+        </w:tc>
+      </w:tr>
+      <w:tr>
+        <w:trPr>
+          <w:cantSplit w:val="true"/>
+        </w:trPr>
+        <w:tc>
+          <w:tcPr>
+            <w:tcW w:type="dxa" w:w="3264"/>
+            <w:shd w:val="clear" w:color="auto" w:fill="F8F6F4"/>
+            <w:tcBorders>
+              <w:top w:val="single" w:sz="4" w:space="0" w:color="E4E1DC"/>
+              <w:left w:val="single" w:sz="4" w:space="0" w:color="E4E1DC"/>
+              <w:bottom w:val="single" w:sz="4" w:space="0" w:color="E4E1DC"/>
+              <w:right w:val="single" w:sz="4" w:space="0" w:color="E4E1DC"/>
+            </w:tcBorders>
+            <w:tcMar>
+              <w:top w:w="70" w:type="dxa"/>
+              <w:bottom w:w="70" w:type="dxa"/>
+              <w:left w:w="90" w:type="dxa"/>
+              <w:right w:w="90" w:type="dxa"/>
+            </w:tcMar>
+            <w:vAlign w:val="center"/>
+          </w:tcPr>
+          <w:p>
+            <w:r>
+              <w:rPr>
+                <w:rFonts w:ascii="Calibri" w:hAnsi="Calibri" w:cs="Calibri" w:eastAsia="Calibri"/>
+                <w:b w:val="0"/>
+                <w:i w:val="0"/>
+                <w:color w:val="2B2325"/>
+                <w:sz w:val="18"/>
+              </w:rPr>
+              <w:t>Member B</w:t>
+            </w:r>
+          </w:p>
+        </w:tc>
+        <w:tc>
+          <w:tcPr>
+            <w:tcW w:type="dxa" w:w="3264"/>
+            <w:shd w:val="clear" w:color="auto" w:fill="F8F6F4"/>
+            <w:tcBorders>
+              <w:top w:val="single" w:sz="4" w:space="0" w:color="E4E1DC"/>
+              <w:left w:val="single" w:sz="4" w:space="0" w:color="E4E1DC"/>
+              <w:bottom w:val="single" w:sz="4" w:space="0" w:color="E4E1DC"/>
+              <w:right w:val="single" w:sz="4" w:space="0" w:color="E4E1DC"/>
+            </w:tcBorders>
+            <w:tcMar>
+              <w:top w:w="70" w:type="dxa"/>
+              <w:bottom w:w="70" w:type="dxa"/>
+              <w:left w:w="90" w:type="dxa"/>
+              <w:right w:w="90" w:type="dxa"/>
+            </w:tcMar>
+            <w:vAlign w:val="center"/>
+          </w:tcPr>
+          <w:p>
+            <w:r>
+              <w:rPr>
+                <w:rFonts w:ascii="Calibri" w:hAnsi="Calibri" w:cs="Calibri" w:eastAsia="Calibri"/>
+                <w:b w:val="0"/>
+                <w:i w:val="0"/>
+                <w:color w:val="2B2325"/>
+                <w:sz w:val="18"/>
+              </w:rPr>
+              <w:t>B1, B2, B4, B5, B6, B8</w:t>
+            </w:r>
+          </w:p>
+        </w:tc>
+        <w:tc>
+          <w:tcPr>
+            <w:tcW w:type="dxa" w:w="3264"/>
+            <w:shd w:val="clear" w:color="auto" w:fill="F8F6F4"/>
+            <w:tcBorders>
+              <w:top w:val="single" w:sz="4" w:space="0" w:color="E4E1DC"/>
+              <w:left w:val="single" w:sz="4" w:space="0" w:color="E4E1DC"/>
+              <w:bottom w:val="single" w:sz="4" w:space="0" w:color="E4E1DC"/>
+              <w:right w:val="single" w:sz="4" w:space="0" w:color="E4E1DC"/>
+            </w:tcBorders>
+            <w:tcMar>
+              <w:top w:w="70" w:type="dxa"/>
+              <w:bottom w:w="70" w:type="dxa"/>
+              <w:left w:w="90" w:type="dxa"/>
+              <w:right w:w="90" w:type="dxa"/>
+            </w:tcMar>
+            <w:vAlign w:val="center"/>
+          </w:tcPr>
+          <w:p>
+            <w:r>
+              <w:rPr>
+                <w:rFonts w:ascii="Calibri" w:hAnsi="Calibri" w:cs="Calibri" w:eastAsia="Calibri"/>
+                <w:b w:val="0"/>
+                <w:i w:val="0"/>
+                <w:color w:val="2B2325"/>
+                <w:sz w:val="18"/>
+              </w:rPr>
+              <w:t>6</w:t>
+            </w:r>
+          </w:p>
+        </w:tc>
+      </w:tr>
+      <w:tr>
+        <w:trPr>
+          <w:cantSplit w:val="true"/>
+        </w:trPr>
+        <w:tc>
+          <w:tcPr>
+            <w:tcW w:type="dxa" w:w="3264"/>
+            <w:shd w:val="clear" w:color="auto" w:fill="FFFFFF"/>
+            <w:tcBorders>
+              <w:top w:val="single" w:sz="4" w:space="0" w:color="E4E1DC"/>
+              <w:left w:val="single" w:sz="4" w:space="0" w:color="E4E1DC"/>
+              <w:bottom w:val="single" w:sz="4" w:space="0" w:color="E4E1DC"/>
+              <w:right w:val="single" w:sz="4" w:space="0" w:color="E4E1DC"/>
+            </w:tcBorders>
+            <w:tcMar>
+              <w:top w:w="70" w:type="dxa"/>
+              <w:bottom w:w="70" w:type="dxa"/>
+              <w:left w:w="90" w:type="dxa"/>
+              <w:right w:w="90" w:type="dxa"/>
+            </w:tcMar>
+            <w:vAlign w:val="center"/>
+          </w:tcPr>
+          <w:p>
+            <w:r>
+              <w:rPr>
+                <w:rFonts w:ascii="Calibri" w:hAnsi="Calibri" w:cs="Calibri" w:eastAsia="Calibri"/>
+                <w:b w:val="0"/>
+                <w:i w:val="0"/>
+                <w:color w:val="2B2325"/>
+                <w:sz w:val="18"/>
+              </w:rPr>
+              <w:t>Member C</w:t>
+            </w:r>
+          </w:p>
+        </w:tc>
+        <w:tc>
+          <w:tcPr>
+            <w:tcW w:type="dxa" w:w="3264"/>
+            <w:shd w:val="clear" w:color="auto" w:fill="FFFFFF"/>
+            <w:tcBorders>
+              <w:top w:val="single" w:sz="4" w:space="0" w:color="E4E1DC"/>
+              <w:left w:val="single" w:sz="4" w:space="0" w:color="E4E1DC"/>
+              <w:bottom w:val="single" w:sz="4" w:space="0" w:color="E4E1DC"/>
+              <w:right w:val="single" w:sz="4" w:space="0" w:color="E4E1DC"/>
+            </w:tcBorders>
+            <w:tcMar>
+              <w:top w:w="70" w:type="dxa"/>
+              <w:bottom w:w="70" w:type="dxa"/>
+              <w:left w:w="90" w:type="dxa"/>
+              <w:right w:w="90" w:type="dxa"/>
+            </w:tcMar>
+            <w:vAlign w:val="center"/>
+          </w:tcPr>
+          <w:p>
+            <w:r>
+              <w:rPr>
+                <w:rFonts w:ascii="Calibri" w:hAnsi="Calibri" w:cs="Calibri" w:eastAsia="Calibri"/>
+                <w:b w:val="0"/>
+                <w:i w:val="0"/>
+                <w:color w:val="2B2325"/>
+                <w:sz w:val="18"/>
+              </w:rPr>
+              <w:t>C1, C3, C4, C5</w:t>
+            </w:r>
+          </w:p>
+        </w:tc>
+        <w:tc>
+          <w:tcPr>
+            <w:tcW w:type="dxa" w:w="3264"/>
+            <w:shd w:val="clear" w:color="auto" w:fill="FFFFFF"/>
+            <w:tcBorders>
+              <w:top w:val="single" w:sz="4" w:space="0" w:color="E4E1DC"/>
+              <w:left w:val="single" w:sz="4" w:space="0" w:color="E4E1DC"/>
+              <w:bottom w:val="single" w:sz="4" w:space="0" w:color="E4E1DC"/>
+              <w:right w:val="single" w:sz="4" w:space="0" w:color="E4E1DC"/>
+            </w:tcBorders>
+            <w:tcMar>
+              <w:top w:w="70" w:type="dxa"/>
+              <w:bottom w:w="70" w:type="dxa"/>
+              <w:left w:w="90" w:type="dxa"/>
+              <w:right w:w="90" w:type="dxa"/>
+            </w:tcMar>
+            <w:vAlign w:val="center"/>
+          </w:tcPr>
+          <w:p>
+            <w:r>
+              <w:rPr>
+                <w:rFonts w:ascii="Calibri" w:hAnsi="Calibri" w:cs="Calibri" w:eastAsia="Calibri"/>
+                <w:b w:val="0"/>
+                <w:i w:val="0"/>
+                <w:color w:val="2B2325"/>
+                <w:sz w:val="18"/>
+              </w:rPr>
+              <w:t>4</w:t>
+            </w:r>
+          </w:p>
+        </w:tc>
+      </w:tr>
+    </w:tbl>
+    <w:p>
+      <w:pPr>
+        <w:spacing w:after="40"/>
+      </w:pPr>
+    </w:p>
+    <w:p>
+      <w:pPr>
+        <w:spacing w:after="120"/>
+      </w:pPr>
+      <w:r>
+        <w:rPr>
+          <w:rFonts w:ascii="Calibri" w:hAnsi="Calibri" w:cs="Calibri" w:eastAsia="Calibri"/>
+          <w:b w:val="0"/>
+          <w:i w:val="0"/>
+          <w:color w:val="2B2325"/>
+          <w:sz w:val="21"/>
+        </w:rPr>
+        <w:t>Everything else is visible as Issues, comments and shared files. Members A and B can combine small files into one commit if they prefer fewer, larger ones.</w:t>
+      </w:r>
+    </w:p>
+    <w:p>
+      <w:pPr>
+        <w:keepNext/>
+        <w:spacing w:before="320" w:after="160"/>
+        <w:pBdr>
+          <w:bottom w:val="single" w:sz="14" w:space="4" w:color="D98F75"/>
+        </w:pBdr>
+      </w:pPr>
+      <w:r>
+        <w:rPr>
+          <w:rFonts w:ascii="Calibri" w:hAnsi="Calibri" w:cs="Calibri" w:eastAsia="Calibri"/>
+          <w:b/>
+          <w:i w:val="0"/>
+          <w:color w:val="0A0708"/>
+          <w:sz w:val="36"/>
+        </w:rPr>
+        <w:t>6. Folder ownership</w:t>
       </w:r>
     </w:p>
     <w:tbl>
@@ -4706,325 +7101,7 @@
                 <w:color w:val="FFFFFF"/>
                 <w:sz w:val="18"/>
               </w:rPr>
-              <w:t>Person</w:t>
-            </w:r>
-          </w:p>
-        </w:tc>
-        <w:tc>
-          <w:tcPr>
-            <w:tcW w:type="dxa" w:w="4896"/>
-            <w:shd w:val="clear" w:color="auto" w:fill="473536"/>
-            <w:tcBorders>
-              <w:top w:val="single" w:sz="4" w:space="0" w:color="473536"/>
-              <w:left w:val="single" w:sz="4" w:space="0" w:color="473536"/>
-              <w:bottom w:val="single" w:sz="4" w:space="0" w:color="473536"/>
-              <w:right w:val="single" w:sz="4" w:space="0" w:color="473536"/>
-            </w:tcBorders>
-            <w:tcMar>
-              <w:top w:w="70" w:type="dxa"/>
-              <w:bottom w:w="70" w:type="dxa"/>
-              <w:left w:w="90" w:type="dxa"/>
-              <w:right w:w="90" w:type="dxa"/>
-            </w:tcMar>
-            <w:vAlign w:val="center"/>
-          </w:tcPr>
-          <w:p>
-            <w:r>
-              <w:rPr>
-                <w:rFonts w:ascii="Calibri" w:hAnsi="Calibri" w:cs="Calibri" w:eastAsia="Calibri"/>
-                <w:b/>
-                <w:i w:val="0"/>
-                <w:color w:val="FFFFFF"/>
-                <w:sz w:val="18"/>
-              </w:rPr>
-              <w:t>Planned commits</w:t>
-            </w:r>
-          </w:p>
-        </w:tc>
-      </w:tr>
-      <w:tr>
-        <w:trPr>
-          <w:cantSplit w:val="true"/>
-        </w:trPr>
-        <w:tc>
-          <w:tcPr>
-            <w:tcW w:type="dxa" w:w="4896"/>
-            <w:shd w:val="clear" w:color="auto" w:fill="FFFFFF"/>
-            <w:tcBorders>
-              <w:top w:val="single" w:sz="4" w:space="0" w:color="E4E1DC"/>
-              <w:left w:val="single" w:sz="4" w:space="0" w:color="E4E1DC"/>
-              <w:bottom w:val="single" w:sz="4" w:space="0" w:color="E4E1DC"/>
-              <w:right w:val="single" w:sz="4" w:space="0" w:color="E4E1DC"/>
-            </w:tcBorders>
-            <w:tcMar>
-              <w:top w:w="70" w:type="dxa"/>
-              <w:bottom w:w="70" w:type="dxa"/>
-              <w:left w:w="90" w:type="dxa"/>
-              <w:right w:w="90" w:type="dxa"/>
-            </w:tcMar>
-            <w:vAlign w:val="center"/>
-          </w:tcPr>
-          <w:p>
-            <w:r>
-              <w:rPr>
-                <w:rFonts w:ascii="Calibri" w:hAnsi="Calibri" w:cs="Calibri" w:eastAsia="Calibri"/>
-                <w:b w:val="0"/>
-                <w:i w:val="0"/>
-                <w:color w:val="2B2325"/>
-                <w:sz w:val="18"/>
-              </w:rPr>
-              <w:t>Member A</w:t>
-            </w:r>
-          </w:p>
-        </w:tc>
-        <w:tc>
-          <w:tcPr>
-            <w:tcW w:type="dxa" w:w="4896"/>
-            <w:shd w:val="clear" w:color="auto" w:fill="FFFFFF"/>
-            <w:tcBorders>
-              <w:top w:val="single" w:sz="4" w:space="0" w:color="E4E1DC"/>
-              <w:left w:val="single" w:sz="4" w:space="0" w:color="E4E1DC"/>
-              <w:bottom w:val="single" w:sz="4" w:space="0" w:color="E4E1DC"/>
-              <w:right w:val="single" w:sz="4" w:space="0" w:color="E4E1DC"/>
-            </w:tcBorders>
-            <w:tcMar>
-              <w:top w:w="70" w:type="dxa"/>
-              <w:bottom w:w="70" w:type="dxa"/>
-              <w:left w:w="90" w:type="dxa"/>
-              <w:right w:w="90" w:type="dxa"/>
-            </w:tcMar>
-            <w:vAlign w:val="center"/>
-          </w:tcPr>
-          <w:p>
-            <w:r>
-              <w:rPr>
-                <w:rFonts w:ascii="Calibri" w:hAnsi="Calibri" w:cs="Calibri" w:eastAsia="Calibri"/>
-                <w:b w:val="0"/>
-                <w:i w:val="0"/>
-                <w:color w:val="2B2325"/>
-                <w:sz w:val="18"/>
-              </w:rPr>
-              <w:t>A1, A2, A3, A4 → 4</w:t>
-            </w:r>
-          </w:p>
-        </w:tc>
-      </w:tr>
-      <w:tr>
-        <w:trPr>
-          <w:cantSplit w:val="true"/>
-        </w:trPr>
-        <w:tc>
-          <w:tcPr>
-            <w:tcW w:type="dxa" w:w="4896"/>
-            <w:shd w:val="clear" w:color="auto" w:fill="F8F6F4"/>
-            <w:tcBorders>
-              <w:top w:val="single" w:sz="4" w:space="0" w:color="E4E1DC"/>
-              <w:left w:val="single" w:sz="4" w:space="0" w:color="E4E1DC"/>
-              <w:bottom w:val="single" w:sz="4" w:space="0" w:color="E4E1DC"/>
-              <w:right w:val="single" w:sz="4" w:space="0" w:color="E4E1DC"/>
-            </w:tcBorders>
-            <w:tcMar>
-              <w:top w:w="70" w:type="dxa"/>
-              <w:bottom w:w="70" w:type="dxa"/>
-              <w:left w:w="90" w:type="dxa"/>
-              <w:right w:w="90" w:type="dxa"/>
-            </w:tcMar>
-            <w:vAlign w:val="center"/>
-          </w:tcPr>
-          <w:p>
-            <w:r>
-              <w:rPr>
-                <w:rFonts w:ascii="Calibri" w:hAnsi="Calibri" w:cs="Calibri" w:eastAsia="Calibri"/>
-                <w:b w:val="0"/>
-                <w:i w:val="0"/>
-                <w:color w:val="2B2325"/>
-                <w:sz w:val="18"/>
-              </w:rPr>
-              <w:t>Member B</w:t>
-            </w:r>
-          </w:p>
-        </w:tc>
-        <w:tc>
-          <w:tcPr>
-            <w:tcW w:type="dxa" w:w="4896"/>
-            <w:shd w:val="clear" w:color="auto" w:fill="F8F6F4"/>
-            <w:tcBorders>
-              <w:top w:val="single" w:sz="4" w:space="0" w:color="E4E1DC"/>
-              <w:left w:val="single" w:sz="4" w:space="0" w:color="E4E1DC"/>
-              <w:bottom w:val="single" w:sz="4" w:space="0" w:color="E4E1DC"/>
-              <w:right w:val="single" w:sz="4" w:space="0" w:color="E4E1DC"/>
-            </w:tcBorders>
-            <w:tcMar>
-              <w:top w:w="70" w:type="dxa"/>
-              <w:bottom w:w="70" w:type="dxa"/>
-              <w:left w:w="90" w:type="dxa"/>
-              <w:right w:w="90" w:type="dxa"/>
-            </w:tcMar>
-            <w:vAlign w:val="center"/>
-          </w:tcPr>
-          <w:p>
-            <w:r>
-              <w:rPr>
-                <w:rFonts w:ascii="Calibri" w:hAnsi="Calibri" w:cs="Calibri" w:eastAsia="Calibri"/>
-                <w:b w:val="0"/>
-                <w:i w:val="0"/>
-                <w:color w:val="2B2325"/>
-                <w:sz w:val="18"/>
-              </w:rPr>
-              <w:t>B1, B2, B5 ×3 → 5</w:t>
-            </w:r>
-          </w:p>
-        </w:tc>
-      </w:tr>
-      <w:tr>
-        <w:trPr>
-          <w:cantSplit w:val="true"/>
-        </w:trPr>
-        <w:tc>
-          <w:tcPr>
-            <w:tcW w:type="dxa" w:w="4896"/>
-            <w:shd w:val="clear" w:color="auto" w:fill="FFFFFF"/>
-            <w:tcBorders>
-              <w:top w:val="single" w:sz="4" w:space="0" w:color="E4E1DC"/>
-              <w:left w:val="single" w:sz="4" w:space="0" w:color="E4E1DC"/>
-              <w:bottom w:val="single" w:sz="4" w:space="0" w:color="E4E1DC"/>
-              <w:right w:val="single" w:sz="4" w:space="0" w:color="E4E1DC"/>
-            </w:tcBorders>
-            <w:tcMar>
-              <w:top w:w="70" w:type="dxa"/>
-              <w:bottom w:w="70" w:type="dxa"/>
-              <w:left w:w="90" w:type="dxa"/>
-              <w:right w:w="90" w:type="dxa"/>
-            </w:tcMar>
-            <w:vAlign w:val="center"/>
-          </w:tcPr>
-          <w:p>
-            <w:r>
-              <w:rPr>
-                <w:rFonts w:ascii="Calibri" w:hAnsi="Calibri" w:cs="Calibri" w:eastAsia="Calibri"/>
-                <w:b w:val="0"/>
-                <w:i w:val="0"/>
-                <w:color w:val="2B2325"/>
-                <w:sz w:val="18"/>
-              </w:rPr>
-              <w:t>Member C</w:t>
-            </w:r>
-          </w:p>
-        </w:tc>
-        <w:tc>
-          <w:tcPr>
-            <w:tcW w:type="dxa" w:w="4896"/>
-            <w:shd w:val="clear" w:color="auto" w:fill="FFFFFF"/>
-            <w:tcBorders>
-              <w:top w:val="single" w:sz="4" w:space="0" w:color="E4E1DC"/>
-              <w:left w:val="single" w:sz="4" w:space="0" w:color="E4E1DC"/>
-              <w:bottom w:val="single" w:sz="4" w:space="0" w:color="E4E1DC"/>
-              <w:right w:val="single" w:sz="4" w:space="0" w:color="E4E1DC"/>
-            </w:tcBorders>
-            <w:tcMar>
-              <w:top w:w="70" w:type="dxa"/>
-              <w:bottom w:w="70" w:type="dxa"/>
-              <w:left w:w="90" w:type="dxa"/>
-              <w:right w:w="90" w:type="dxa"/>
-            </w:tcMar>
-            <w:vAlign w:val="center"/>
-          </w:tcPr>
-          <w:p>
-            <w:r>
-              <w:rPr>
-                <w:rFonts w:ascii="Calibri" w:hAnsi="Calibri" w:cs="Calibri" w:eastAsia="Calibri"/>
-                <w:b w:val="0"/>
-                <w:i w:val="0"/>
-                <w:color w:val="2B2325"/>
-                <w:sz w:val="18"/>
-              </w:rPr>
-              <w:t>C1, C2, C3, C4 summary → 4</w:t>
-            </w:r>
-          </w:p>
-        </w:tc>
-      </w:tr>
-    </w:tbl>
-    <w:p>
-      <w:pPr>
-        <w:spacing w:after="40"/>
-      </w:pPr>
-    </w:p>
-    <w:p>
-      <w:pPr>
-        <w:spacing w:after="120"/>
-      </w:pPr>
-      <w:r>
-        <w:rPr>
-          <w:rFonts w:ascii="Calibri" w:hAnsi="Calibri" w:cs="Calibri" w:eastAsia="Calibri"/>
-          <w:b w:val="0"/>
-          <w:i w:val="0"/>
-          <w:color w:val="2B2325"/>
-          <w:sz w:val="21"/>
-        </w:rPr>
-        <w:t>Every other contribution is visible through Issues, PR reviews, the project board, and documents (see §8).</w:t>
-      </w:r>
-    </w:p>
-    <w:p>
-      <w:pPr>
-        <w:keepNext/>
-        <w:spacing w:before="320" w:after="160"/>
-        <w:pBdr>
-          <w:bottom w:val="single" w:sz="14" w:space="4" w:color="D98F75"/>
-        </w:pBdr>
-      </w:pPr>
-      <w:r>
-        <w:rPr>
-          <w:rFonts w:ascii="Calibri" w:hAnsi="Calibri" w:cs="Calibri" w:eastAsia="Calibri"/>
-          <w:b/>
-          <w:i w:val="0"/>
-          <w:color w:val="0A0708"/>
-          <w:sz w:val="36"/>
-        </w:rPr>
-        <w:t>5. File Ownership</w:t>
-      </w:r>
-    </w:p>
-    <w:tbl>
-      <w:tblPr>
-        <w:tblW w:type="auto" w:w="0"/>
-        <w:jc w:val="center"/>
-        <w:tblLook w:firstColumn="1" w:firstRow="1" w:lastColumn="0" w:lastRow="0" w:noHBand="0" w:noVBand="1" w:val="04A0"/>
-      </w:tblPr>
-      <w:tblGrid>
-        <w:gridCol w:w="4896"/>
-        <w:gridCol w:w="4896"/>
-      </w:tblGrid>
-      <w:tr>
-        <w:trPr>
-          <w:tblHeader w:val="true"/>
-        </w:trPr>
-        <w:tc>
-          <w:tcPr>
-            <w:tcW w:type="dxa" w:w="4896"/>
-            <w:shd w:val="clear" w:color="auto" w:fill="473536"/>
-            <w:tcBorders>
-              <w:top w:val="single" w:sz="4" w:space="0" w:color="473536"/>
-              <w:left w:val="single" w:sz="4" w:space="0" w:color="473536"/>
-              <w:bottom w:val="single" w:sz="4" w:space="0" w:color="473536"/>
-              <w:right w:val="single" w:sz="4" w:space="0" w:color="473536"/>
-            </w:tcBorders>
-            <w:tcMar>
-              <w:top w:w="70" w:type="dxa"/>
-              <w:bottom w:w="70" w:type="dxa"/>
-              <w:left w:w="90" w:type="dxa"/>
-              <w:right w:w="90" w:type="dxa"/>
-            </w:tcMar>
-            <w:vAlign w:val="center"/>
-          </w:tcPr>
-          <w:p>
-            <w:r>
-              <w:rPr>
-                <w:rFonts w:ascii="Calibri" w:hAnsi="Calibri" w:cs="Calibri" w:eastAsia="Calibri"/>
-                <w:b/>
-                <w:i w:val="0"/>
-                <w:color w:val="FFFFFF"/>
-                <w:sz w:val="18"/>
-              </w:rPr>
-              <w:t>Path</w:t>
+              <w:t>Folder or file</w:t>
             </w:r>
           </w:p>
         </w:tc>
@@ -5158,7 +7235,7 @@
                 <w:color w:val="473536"/>
                 <w:sz w:val="17"/>
               </w:rPr>
-              <w:t>packages/database/prisma/seed-data/products.json</w:t>
+              <w:t>docs/qa/</w:t>
             </w:r>
             <w:r>
               <w:rPr>
@@ -5178,27 +7255,7 @@
                 <w:color w:val="473536"/>
                 <w:sz w:val="17"/>
               </w:rPr>
-              <w:t>docs/content/copy.md</w:t>
-            </w:r>
-            <w:r>
-              <w:rPr>
-                <w:rFonts w:ascii="Calibri" w:hAnsi="Calibri" w:cs="Calibri" w:eastAsia="Calibri"/>
-                <w:b w:val="0"/>
-                <w:i w:val="0"/>
-                <w:color w:val="2B2325"/>
-                <w:sz w:val="18"/>
-              </w:rPr>
-              <w:t xml:space="preserve">, </w:t>
-            </w:r>
-            <w:r>
-              <w:rPr>
-                <w:rFonts w:ascii="Consolas" w:hAnsi="Consolas" w:cs="Consolas" w:eastAsia="Consolas"/>
-                <w:b w:val="0"/>
-                <w:i w:val="0"/>
-                <w:color w:val="473536"/>
-                <w:sz w:val="17"/>
-              </w:rPr>
-              <w:t>docs/data-dictionary.md</w:t>
+              <w:t>docs/user-guide.md</w:t>
             </w:r>
           </w:p>
         </w:tc>
@@ -5265,7 +7322,7 @@
                 <w:color w:val="473536"/>
                 <w:sz w:val="17"/>
               </w:rPr>
-              <w:t>docs/test-plan.md</w:t>
+              <w:t>docs/test-data/</w:t>
             </w:r>
             <w:r>
               <w:rPr>
@@ -5285,7 +7342,7 @@
                 <w:color w:val="473536"/>
                 <w:sz w:val="17"/>
               </w:rPr>
-              <w:t>docs/test-results/</w:t>
+              <w:t>docs/sprints.md</w:t>
             </w:r>
           </w:p>
         </w:tc>
@@ -5352,47 +7409,7 @@
                 <w:color w:val="473536"/>
                 <w:sz w:val="17"/>
               </w:rPr>
-              <w:t>README.md</w:t>
-            </w:r>
-            <w:r>
-              <w:rPr>
-                <w:rFonts w:ascii="Calibri" w:hAnsi="Calibri" w:cs="Calibri" w:eastAsia="Calibri"/>
-                <w:b w:val="0"/>
-                <w:i w:val="0"/>
-                <w:color w:val="2B2325"/>
-                <w:sz w:val="18"/>
-              </w:rPr>
-              <w:t xml:space="preserve">, </w:t>
-            </w:r>
-            <w:r>
-              <w:rPr>
-                <w:rFonts w:ascii="Consolas" w:hAnsi="Consolas" w:cs="Consolas" w:eastAsia="Consolas"/>
-                <w:b w:val="0"/>
-                <w:i w:val="0"/>
-                <w:color w:val="473536"/>
-                <w:sz w:val="17"/>
-              </w:rPr>
-              <w:t>docs/user-guide.md</w:t>
-            </w:r>
-            <w:r>
-              <w:rPr>
-                <w:rFonts w:ascii="Calibri" w:hAnsi="Calibri" w:cs="Calibri" w:eastAsia="Calibri"/>
-                <w:b w:val="0"/>
-                <w:i w:val="0"/>
-                <w:color w:val="2B2325"/>
-                <w:sz w:val="18"/>
-              </w:rPr>
-              <w:t xml:space="preserve">, </w:t>
-            </w:r>
-            <w:r>
-              <w:rPr>
-                <w:rFonts w:ascii="Consolas" w:hAnsi="Consolas" w:cs="Consolas" w:eastAsia="Consolas"/>
-                <w:b w:val="0"/>
-                <w:i w:val="0"/>
-                <w:color w:val="473536"/>
-                <w:sz w:val="17"/>
-              </w:rPr>
-              <w:t>docs/sprints.md</w:t>
+              <w:t>docs/brand/</w:t>
             </w:r>
           </w:p>
         </w:tc>
@@ -5459,7 +7476,7 @@
                 <w:color w:val="2B2325"/>
                 <w:sz w:val="18"/>
               </w:rPr>
-              <w:t>All source code, schema, config</w:t>
+              <w:t>Everything else (all code, config, other docs)</w:t>
             </w:r>
           </w:p>
         </w:tc>
@@ -5517,7 +7534,7 @@
           <w:color w:val="0A0708"/>
           <w:sz w:val="36"/>
         </w:rPr>
-        <w:t>6. Sprint Schedule</w:t>
+        <w:t>7. Sprint schedule</w:t>
       </w:r>
     </w:p>
     <w:p>
@@ -5532,7 +7549,7 @@
           <w:color w:val="2B2325"/>
           <w:sz w:val="21"/>
         </w:rPr>
-        <w:t>Adjust sprint lengths to the real deadline.</w:t>
+        <w:t>Adjust lengths to the real deadline.</w:t>
       </w:r>
     </w:p>
     <w:tbl>
@@ -5641,7 +7658,7 @@
                 <w:color w:val="FFFFFF"/>
                 <w:sz w:val="18"/>
               </w:rPr>
-              <w:t>A (Content &amp; Data)</w:t>
+              <w:t>A: QA</w:t>
             </w:r>
           </w:p>
         </w:tc>
@@ -5672,7 +7689,7 @@
                 <w:color w:val="FFFFFF"/>
                 <w:sz w:val="18"/>
               </w:rPr>
-              <w:t>B (QA)</w:t>
+              <w:t>B: Test data</w:t>
             </w:r>
           </w:p>
         </w:tc>
@@ -5703,7 +7720,7 @@
                 <w:color w:val="FFFFFF"/>
                 <w:sz w:val="18"/>
               </w:rPr>
-              <w:t>C (Docs)</w:t>
+              <w:t>C: Logo</w:t>
             </w:r>
           </w:p>
         </w:tc>
@@ -5739,7 +7756,7 @@
                 <w:color w:val="0A0708"/>
                 <w:sz w:val="18"/>
               </w:rPr>
-              <w:t>0 — Setup</w:t>
+              <w:t>0: Setup (now)</w:t>
             </w:r>
           </w:p>
         </w:tc>
@@ -5770,7 +7787,7 @@
                 <w:color w:val="2B2325"/>
                 <w:sz w:val="18"/>
               </w:rPr>
-              <w:t>Repo, GitHub project board, templates, 30-min Git-on-GitHub walkthrough</w:t>
+              <w:t>Foundation done; add issue template, labels, share URL</w:t>
             </w:r>
           </w:p>
         </w:tc>
@@ -5801,7 +7818,7 @@
                 <w:color w:val="2B2325"/>
                 <w:sz w:val="18"/>
               </w:rPr>
-              <w:t>A1</w:t>
+              <w:t>A1, A2 (README check)</w:t>
             </w:r>
           </w:p>
         </w:tc>
@@ -5832,7 +7849,7 @@
                 <w:color w:val="2B2325"/>
                 <w:sz w:val="18"/>
               </w:rPr>
-              <w:t>B1</w:t>
+              <w:t>B1, start B3 and B7</w:t>
             </w:r>
           </w:p>
         </w:tc>
@@ -5863,7 +7880,7 @@
                 <w:color w:val="2B2325"/>
                 <w:sz w:val="18"/>
               </w:rPr>
-              <w:t>C1</w:t>
+              <w:t>C1, C2 (three ideas)</w:t>
             </w:r>
           </w:p>
         </w:tc>
@@ -5899,7 +7916,7 @@
                 <w:color w:val="0A0708"/>
                 <w:sz w:val="18"/>
               </w:rPr>
-              <w:t>1 — Auth &amp; Catalog</w:t>
+              <w:t>1: Seller application</w:t>
             </w:r>
           </w:p>
         </w:tc>
@@ -5930,7 +7947,7 @@
                 <w:color w:val="2B2325"/>
                 <w:sz w:val="18"/>
               </w:rPr>
-              <w:t>Auth, roles, product pages</w:t>
+              <w:t>Fix reported issues; start seller listings</w:t>
             </w:r>
           </w:p>
         </w:tc>
@@ -5961,7 +7978,7 @@
                 <w:color w:val="2B2325"/>
                 <w:sz w:val="18"/>
               </w:rPr>
-              <w:t>A2 sample products, A3 copy</w:t>
+              <w:t>A3 test plan, A4 and A5 round 1, A6</w:t>
             </w:r>
           </w:p>
         </w:tc>
@@ -5992,7 +8009,7 @@
                 <w:color w:val="2B2325"/>
                 <w:sz w:val="18"/>
               </w:rPr>
-              <w:t>B2 test plan</w:t>
+              <w:t>B2 (30 products), B5, B6</w:t>
             </w:r>
           </w:p>
         </w:tc>
@@ -6023,7 +8040,7 @@
                 <w:color w:val="2B2325"/>
                 <w:sz w:val="18"/>
               </w:rPr>
-              <w:t>C2 README</w:t>
+              <w:t>C3 final logo set</w:t>
             </w:r>
           </w:p>
         </w:tc>
@@ -6059,7 +8076,7 @@
                 <w:color w:val="0A0708"/>
                 <w:sz w:val="18"/>
               </w:rPr>
-              <w:t>2 — Vendor flow</w:t>
+              <w:t>2: Listings and images</w:t>
             </w:r>
           </w:p>
         </w:tc>
@@ -6090,7 +8107,7 @@
                 <w:color w:val="2B2325"/>
                 <w:sz w:val="18"/>
               </w:rPr>
-              <w:t>Vendor application, admin approval, dashboard</w:t>
+              <w:t>Seller listings with photo upload</w:t>
             </w:r>
           </w:p>
         </w:tc>
@@ -6121,7 +8138,7 @@
                 <w:color w:val="2B2325"/>
                 <w:sz w:val="18"/>
               </w:rPr>
-              <w:t>A4 data dictionary, A5 photos</w:t>
+              <w:t>A4 and A5 round 2, A6, A8</w:t>
             </w:r>
           </w:p>
         </w:tc>
@@ -6152,7 +8169,7 @@
                 <w:color w:val="2B2325"/>
                 <w:sz w:val="18"/>
               </w:rPr>
-              <w:t>B3 test round 1, B4 bugs, B5 summary</w:t>
+              <w:t>B3 and B4 (photos and credits)</w:t>
             </w:r>
           </w:p>
         </w:tc>
@@ -6183,7 +8200,7 @@
                 <w:color w:val="2B2325"/>
                 <w:sz w:val="18"/>
               </w:rPr>
-              <w:t>C4 notes</w:t>
+              <w:t>C4 brand page, C5 favicon and preview</w:t>
             </w:r>
           </w:p>
         </w:tc>
@@ -6219,7 +8236,7 @@
                 <w:color w:val="0A0708"/>
                 <w:sz w:val="18"/>
               </w:rPr>
-              <w:t>3 — Cart, Checkout, Banners</w:t>
+              <w:t>3: Cart, checkout, orders</w:t>
             </w:r>
           </w:p>
         </w:tc>
@@ -6250,7 +8267,7 @@
                 <w:color w:val="2B2325"/>
                 <w:sz w:val="18"/>
               </w:rPr>
-              <w:t>Cart, checkout, banners</w:t>
+              <w:t>Cart, checkout, COD orders</w:t>
             </w:r>
           </w:p>
         </w:tc>
@@ -6281,7 +8298,7 @@
                 <w:color w:val="2B2325"/>
                 <w:sz w:val="18"/>
               </w:rPr>
-              <w:t>A6 demo accounts</w:t>
+              <w:t>A4 and A5 round 3, A6</w:t>
             </w:r>
           </w:p>
         </w:tc>
@@ -6312,7 +8329,7 @@
                 <w:color w:val="2B2325"/>
                 <w:sz w:val="18"/>
               </w:rPr>
-              <w:t>B3 test round 2, B4, B5</w:t>
+              <w:t>B8 notes</w:t>
             </w:r>
           </w:p>
         </w:tc>
@@ -6343,7 +8360,7 @@
                 <w:color w:val="2B2325"/>
                 <w:sz w:val="18"/>
               </w:rPr>
-              <w:t>C3 user guide (start), C4 notes</w:t>
+              <w:t>C6 slides draft</w:t>
             </w:r>
           </w:p>
         </w:tc>
@@ -6379,7 +8396,7 @@
                 <w:color w:val="0A0708"/>
                 <w:sz w:val="18"/>
               </w:rPr>
-              <w:t>4 — Payments, Reviews, Admin</w:t>
+              <w:t>4: Polish and delivery</w:t>
             </w:r>
           </w:p>
         </w:tc>
@@ -6410,7 +8427,7 @@
                 <w:color w:val="2B2325"/>
                 <w:sz w:val="18"/>
               </w:rPr>
-              <w:t>Payments, reviews, moderation</w:t>
+              <w:t>Bug fixes, deploy, demo</w:t>
             </w:r>
           </w:p>
         </w:tc>
@@ -6441,7 +8458,7 @@
                 <w:color w:val="2B2325"/>
                 <w:sz w:val="18"/>
               </w:rPr>
-              <w:t>— (support testing)</w:t>
+              <w:t>A7 user guide, final regression test, A8</w:t>
             </w:r>
           </w:p>
         </w:tc>
@@ -6472,7 +8489,7 @@
                 <w:color w:val="2B2325"/>
                 <w:sz w:val="18"/>
               </w:rPr>
-              <w:t>B3 test round 3, B4, B5</w:t>
+              <w:t>Final content check</w:t>
             </w:r>
           </w:p>
         </w:tc>
@@ -6503,167 +8520,7 @@
                 <w:color w:val="2B2325"/>
                 <w:sz w:val="18"/>
               </w:rPr>
-              <w:t>C3 user guide (finish), C6 UI review</w:t>
-            </w:r>
-          </w:p>
-        </w:tc>
-      </w:tr>
-      <w:tr>
-        <w:trPr>
-          <w:cantSplit w:val="true"/>
-        </w:trPr>
-        <w:tc>
-          <w:tcPr>
-            <w:tcW w:type="dxa" w:w="1958"/>
-            <w:shd w:val="clear" w:color="auto" w:fill="F8F6F4"/>
-            <w:tcBorders>
-              <w:top w:val="single" w:sz="4" w:space="0" w:color="E4E1DC"/>
-              <w:left w:val="single" w:sz="4" w:space="0" w:color="E4E1DC"/>
-              <w:bottom w:val="single" w:sz="4" w:space="0" w:color="E4E1DC"/>
-              <w:right w:val="single" w:sz="4" w:space="0" w:color="E4E1DC"/>
-            </w:tcBorders>
-            <w:tcMar>
-              <w:top w:w="70" w:type="dxa"/>
-              <w:bottom w:w="70" w:type="dxa"/>
-              <w:left w:w="90" w:type="dxa"/>
-              <w:right w:w="90" w:type="dxa"/>
-            </w:tcMar>
-            <w:vAlign w:val="center"/>
-          </w:tcPr>
-          <w:p>
-            <w:r>
-              <w:rPr>
-                <w:rFonts w:ascii="Calibri" w:hAnsi="Calibri" w:cs="Calibri" w:eastAsia="Calibri"/>
-                <w:b/>
-                <w:i w:val="0"/>
-                <w:color w:val="0A0708"/>
-                <w:sz w:val="18"/>
-              </w:rPr>
-              <w:t>5 — Polish &amp; Delivery</w:t>
-            </w:r>
-          </w:p>
-        </w:tc>
-        <w:tc>
-          <w:tcPr>
-            <w:tcW w:type="dxa" w:w="1958"/>
-            <w:shd w:val="clear" w:color="auto" w:fill="F8F6F4"/>
-            <w:tcBorders>
-              <w:top w:val="single" w:sz="4" w:space="0" w:color="E4E1DC"/>
-              <w:left w:val="single" w:sz="4" w:space="0" w:color="E4E1DC"/>
-              <w:bottom w:val="single" w:sz="4" w:space="0" w:color="E4E1DC"/>
-              <w:right w:val="single" w:sz="4" w:space="0" w:color="E4E1DC"/>
-            </w:tcBorders>
-            <w:tcMar>
-              <w:top w:w="70" w:type="dxa"/>
-              <w:bottom w:w="70" w:type="dxa"/>
-              <w:left w:w="90" w:type="dxa"/>
-              <w:right w:w="90" w:type="dxa"/>
-            </w:tcMar>
-            <w:vAlign w:val="center"/>
-          </w:tcPr>
-          <w:p>
-            <w:r>
-              <w:rPr>
-                <w:rFonts w:ascii="Calibri" w:hAnsi="Calibri" w:cs="Calibri" w:eastAsia="Calibri"/>
-                <w:b w:val="0"/>
-                <w:i w:val="0"/>
-                <w:color w:val="2B2325"/>
-                <w:sz w:val="18"/>
-              </w:rPr>
-              <w:t>Bug fixes, deploy, demo prep</w:t>
-            </w:r>
-          </w:p>
-        </w:tc>
-        <w:tc>
-          <w:tcPr>
-            <w:tcW w:type="dxa" w:w="1958"/>
-            <w:shd w:val="clear" w:color="auto" w:fill="F8F6F4"/>
-            <w:tcBorders>
-              <w:top w:val="single" w:sz="4" w:space="0" w:color="E4E1DC"/>
-              <w:left w:val="single" w:sz="4" w:space="0" w:color="E4E1DC"/>
-              <w:bottom w:val="single" w:sz="4" w:space="0" w:color="E4E1DC"/>
-              <w:right w:val="single" w:sz="4" w:space="0" w:color="E4E1DC"/>
-            </w:tcBorders>
-            <w:tcMar>
-              <w:top w:w="70" w:type="dxa"/>
-              <w:bottom w:w="70" w:type="dxa"/>
-              <w:left w:w="90" w:type="dxa"/>
-              <w:right w:w="90" w:type="dxa"/>
-            </w:tcMar>
-            <w:vAlign w:val="center"/>
-          </w:tcPr>
-          <w:p>
-            <w:r>
-              <w:rPr>
-                <w:rFonts w:ascii="Calibri" w:hAnsi="Calibri" w:cs="Calibri" w:eastAsia="Calibri"/>
-                <w:b w:val="0"/>
-                <w:i w:val="0"/>
-                <w:color w:val="2B2325"/>
-                <w:sz w:val="18"/>
-              </w:rPr>
-              <w:t>Final data check</w:t>
-            </w:r>
-          </w:p>
-        </w:tc>
-        <w:tc>
-          <w:tcPr>
-            <w:tcW w:type="dxa" w:w="1958"/>
-            <w:shd w:val="clear" w:color="auto" w:fill="F8F6F4"/>
-            <w:tcBorders>
-              <w:top w:val="single" w:sz="4" w:space="0" w:color="E4E1DC"/>
-              <w:left w:val="single" w:sz="4" w:space="0" w:color="E4E1DC"/>
-              <w:bottom w:val="single" w:sz="4" w:space="0" w:color="E4E1DC"/>
-              <w:right w:val="single" w:sz="4" w:space="0" w:color="E4E1DC"/>
-            </w:tcBorders>
-            <w:tcMar>
-              <w:top w:w="70" w:type="dxa"/>
-              <w:bottom w:w="70" w:type="dxa"/>
-              <w:left w:w="90" w:type="dxa"/>
-              <w:right w:w="90" w:type="dxa"/>
-            </w:tcMar>
-            <w:vAlign w:val="center"/>
-          </w:tcPr>
-          <w:p>
-            <w:r>
-              <w:rPr>
-                <w:rFonts w:ascii="Calibri" w:hAnsi="Calibri" w:cs="Calibri" w:eastAsia="Calibri"/>
-                <w:b w:val="0"/>
-                <w:i w:val="0"/>
-                <w:color w:val="2B2325"/>
-                <w:sz w:val="18"/>
-              </w:rPr>
-              <w:t>Final regression test</w:t>
-            </w:r>
-          </w:p>
-        </w:tc>
-        <w:tc>
-          <w:tcPr>
-            <w:tcW w:type="dxa" w:w="1958"/>
-            <w:shd w:val="clear" w:color="auto" w:fill="F8F6F4"/>
-            <w:tcBorders>
-              <w:top w:val="single" w:sz="4" w:space="0" w:color="E4E1DC"/>
-              <w:left w:val="single" w:sz="4" w:space="0" w:color="E4E1DC"/>
-              <w:bottom w:val="single" w:sz="4" w:space="0" w:color="E4E1DC"/>
-              <w:right w:val="single" w:sz="4" w:space="0" w:color="E4E1DC"/>
-            </w:tcBorders>
-            <w:tcMar>
-              <w:top w:w="70" w:type="dxa"/>
-              <w:bottom w:w="70" w:type="dxa"/>
-              <w:left w:w="90" w:type="dxa"/>
-              <w:right w:w="90" w:type="dxa"/>
-            </w:tcMar>
-            <w:vAlign w:val="center"/>
-          </w:tcPr>
-          <w:p>
-            <w:r>
-              <w:rPr>
-                <w:rFonts w:ascii="Calibri" w:hAnsi="Calibri" w:cs="Calibri" w:eastAsia="Calibri"/>
-                <w:b w:val="0"/>
-                <w:i w:val="0"/>
-                <w:color w:val="2B2325"/>
-                <w:sz w:val="18"/>
-              </w:rPr>
-              <w:t>C5 slides + demo script, C4 summary</w:t>
+              <w:t>C6 final slides</w:t>
             </w:r>
           </w:p>
         </w:tc>
@@ -6690,7 +8547,7 @@
           <w:color w:val="0A0708"/>
           <w:sz w:val="36"/>
         </w:rPr>
-        <w:t>7. Lead Prep Checklist</w:t>
+        <w:t>8. Lead checklist</w:t>
       </w:r>
     </w:p>
     <w:p>
@@ -6706,7 +8563,7 @@
           <w:color w:val="2B2325"/>
           <w:sz w:val="21"/>
         </w:rPr>
-        <w:t xml:space="preserve">[ ] Repo on GitHub, </w:t>
+        <w:t xml:space="preserve">[ ] Repository on GitHub, </w:t>
       </w:r>
       <w:r>
         <w:rPr>
@@ -6726,7 +8583,7 @@
           <w:color w:val="2B2325"/>
           <w:sz w:val="21"/>
         </w:rPr>
-        <w:t xml:space="preserve"> protected (PRs required), teammates invited</w:t>
+        <w:t xml:space="preserve"> protected (pull requests required), teammates invited</w:t>
       </w:r>
     </w:p>
     <w:p>
@@ -6762,26 +8619,6 @@
           <w:color w:val="2B2325"/>
           <w:sz w:val="21"/>
         </w:rPr>
-        <w:t xml:space="preserve">, </w:t>
-      </w:r>
-      <w:r>
-        <w:rPr>
-          <w:rFonts w:ascii="Consolas" w:hAnsi="Consolas" w:cs="Consolas" w:eastAsia="Consolas"/>
-          <w:b w:val="0"/>
-          <w:i w:val="0"/>
-          <w:color w:val="473536"/>
-          <w:sz w:val="20"/>
-        </w:rPr>
-        <w:t>CONTRIBUTIONS.md</w:t>
-      </w:r>
-      <w:r>
-        <w:rPr>
-          <w:rFonts w:ascii="Calibri" w:hAnsi="Calibri" w:cs="Calibri" w:eastAsia="Calibri"/>
-          <w:b w:val="0"/>
-          <w:i w:val="0"/>
-          <w:color w:val="2B2325"/>
-          <w:sz w:val="21"/>
-        </w:rPr>
         <w:t xml:space="preserve"> committed</w:t>
       </w:r>
     </w:p>
@@ -6798,7 +8635,91 @@
           <w:color w:val="2B2325"/>
           <w:sz w:val="21"/>
         </w:rPr>
-        <w:t xml:space="preserve">[ ] Templates committed: </w:t>
+        <w:t>[ ] GitHub issue template for bug reports and the labels listed above</w:t>
+      </w:r>
+    </w:p>
+    <w:p>
+      <w:pPr>
+        <w:pStyle w:val="ListBullet"/>
+        <w:spacing w:after="60"/>
+      </w:pPr>
+      <w:r>
+        <w:rPr>
+          <w:rFonts w:ascii="Calibri" w:hAnsi="Calibri" w:cs="Calibri" w:eastAsia="Calibri"/>
+          <w:b w:val="0"/>
+          <w:i w:val="0"/>
+          <w:color w:val="2B2325"/>
+          <w:sz w:val="21"/>
+        </w:rPr>
+        <w:t>[ ] A 30-minute session showing how to add a file on github.com and open a pull request</w:t>
+      </w:r>
+    </w:p>
+    <w:p>
+      <w:pPr>
+        <w:pStyle w:val="ListBullet"/>
+        <w:spacing w:after="60"/>
+      </w:pPr>
+      <w:r>
+        <w:rPr>
+          <w:rFonts w:ascii="Calibri" w:hAnsi="Calibri" w:cs="Calibri" w:eastAsia="Calibri"/>
+          <w:b w:val="0"/>
+          <w:i w:val="0"/>
+          <w:color w:val="2B2325"/>
+          <w:sz w:val="21"/>
+        </w:rPr>
+        <w:t>[ ] A shared running version (or a shared screen session) the tester can use</w:t>
+      </w:r>
+    </w:p>
+    <w:p>
+      <w:pPr>
+        <w:pStyle w:val="ListBullet"/>
+        <w:spacing w:after="60"/>
+      </w:pPr>
+      <w:r>
+        <w:rPr>
+          <w:rFonts w:ascii="Calibri" w:hAnsi="Calibri" w:cs="Calibri" w:eastAsia="Calibri"/>
+          <w:b w:val="0"/>
+          <w:i w:val="0"/>
+          <w:color w:val="2B2325"/>
+          <w:sz w:val="21"/>
+        </w:rPr>
+        <w:t>[ ] Wire the final logo files into the site (</w:t>
+      </w:r>
+      <w:r>
+        <w:rPr>
+          <w:rFonts w:ascii="Consolas" w:hAnsi="Consolas" w:cs="Consolas" w:eastAsia="Consolas"/>
+          <w:b w:val="0"/>
+          <w:i w:val="0"/>
+          <w:color w:val="473536"/>
+          <w:sz w:val="20"/>
+        </w:rPr>
+        <w:t>Logo</w:t>
+      </w:r>
+      <w:r>
+        <w:rPr>
+          <w:rFonts w:ascii="Calibri" w:hAnsi="Calibri" w:cs="Calibri" w:eastAsia="Calibri"/>
+          <w:b w:val="0"/>
+          <w:i w:val="0"/>
+          <w:color w:val="2B2325"/>
+          <w:sz w:val="21"/>
+        </w:rPr>
+        <w:t xml:space="preserve"> component, favicon, social preview)</w:t>
+      </w:r>
+    </w:p>
+    <w:p>
+      <w:pPr>
+        <w:pStyle w:val="ListBullet"/>
+        <w:spacing w:after="60"/>
+      </w:pPr>
+      <w:r>
+        <w:rPr>
+          <w:rFonts w:ascii="Calibri" w:hAnsi="Calibri" w:cs="Calibri" w:eastAsia="Calibri"/>
+          <w:b w:val="0"/>
+          <w:i w:val="0"/>
+          <w:color w:val="2B2325"/>
+          <w:sz w:val="21"/>
+        </w:rPr>
+        <w:t xml:space="preserve">[ ] Turn Member B's </w:t>
       </w:r>
       <w:r>
         <w:rPr>
@@ -6818,211 +8739,7 @@
           <w:color w:val="2B2325"/>
           <w:sz w:val="21"/>
         </w:rPr>
-        <w:t xml:space="preserve"> (shape only), </w:t>
-      </w:r>
-      <w:r>
-        <w:rPr>
-          <w:rFonts w:ascii="Consolas" w:hAnsi="Consolas" w:cs="Consolas" w:eastAsia="Consolas"/>
-          <w:b w:val="0"/>
-          <w:i w:val="0"/>
-          <w:color w:val="473536"/>
-          <w:sz w:val="20"/>
-        </w:rPr>
-        <w:t>data-dictionary.md</w:t>
-      </w:r>
-      <w:r>
-        <w:rPr>
-          <w:rFonts w:ascii="Calibri" w:hAnsi="Calibri" w:cs="Calibri" w:eastAsia="Calibri"/>
-          <w:b w:val="0"/>
-          <w:i w:val="0"/>
-          <w:color w:val="2B2325"/>
-          <w:sz w:val="21"/>
-        </w:rPr>
-        <w:t xml:space="preserve"> (table skeleton), </w:t>
-      </w:r>
-      <w:r>
-        <w:rPr>
-          <w:rFonts w:ascii="Consolas" w:hAnsi="Consolas" w:cs="Consolas" w:eastAsia="Consolas"/>
-          <w:b w:val="0"/>
-          <w:i w:val="0"/>
-          <w:color w:val="473536"/>
-          <w:sz w:val="20"/>
-        </w:rPr>
-        <w:t>test-plan.md</w:t>
-      </w:r>
-      <w:r>
-        <w:rPr>
-          <w:rFonts w:ascii="Calibri" w:hAnsi="Calibri" w:cs="Calibri" w:eastAsia="Calibri"/>
-          <w:b w:val="0"/>
-          <w:i w:val="0"/>
-          <w:color w:val="2B2325"/>
-          <w:sz w:val="21"/>
-        </w:rPr>
-        <w:t xml:space="preserve"> (case format), </w:t>
-      </w:r>
-      <w:r>
-        <w:rPr>
-          <w:rFonts w:ascii="Consolas" w:hAnsi="Consolas" w:cs="Consolas" w:eastAsia="Consolas"/>
-          <w:b w:val="0"/>
-          <w:i w:val="0"/>
-          <w:color w:val="473536"/>
-          <w:sz w:val="20"/>
-        </w:rPr>
-        <w:t>README.md</w:t>
-      </w:r>
-      <w:r>
-        <w:rPr>
-          <w:rFonts w:ascii="Calibri" w:hAnsi="Calibri" w:cs="Calibri" w:eastAsia="Calibri"/>
-          <w:b w:val="0"/>
-          <w:i w:val="0"/>
-          <w:color w:val="2B2325"/>
-          <w:sz w:val="21"/>
-        </w:rPr>
-        <w:t xml:space="preserve"> (skeleton)</w:t>
-      </w:r>
-    </w:p>
-    <w:p>
-      <w:pPr>
-        <w:pStyle w:val="ListBullet"/>
-        <w:spacing w:after="60"/>
-      </w:pPr>
-      <w:r>
-        <w:rPr>
-          <w:rFonts w:ascii="Calibri" w:hAnsi="Calibri" w:cs="Calibri" w:eastAsia="Calibri"/>
-          <w:b w:val="0"/>
-          <w:i w:val="0"/>
-          <w:color w:val="2B2325"/>
-          <w:sz w:val="21"/>
-        </w:rPr>
-        <w:t>[ ] GitHub Project board with labels (</w:t>
-      </w:r>
-      <w:r>
-        <w:rPr>
-          <w:rFonts w:ascii="Consolas" w:hAnsi="Consolas" w:cs="Consolas" w:eastAsia="Consolas"/>
-          <w:b w:val="0"/>
-          <w:i w:val="0"/>
-          <w:color w:val="473536"/>
-          <w:sz w:val="20"/>
-        </w:rPr>
-        <w:t>bug</w:t>
-      </w:r>
-      <w:r>
-        <w:rPr>
-          <w:rFonts w:ascii="Calibri" w:hAnsi="Calibri" w:cs="Calibri" w:eastAsia="Calibri"/>
-          <w:b w:val="0"/>
-          <w:i w:val="0"/>
-          <w:color w:val="2B2325"/>
-          <w:sz w:val="21"/>
-        </w:rPr>
-        <w:t xml:space="preserve">, </w:t>
-      </w:r>
-      <w:r>
-        <w:rPr>
-          <w:rFonts w:ascii="Consolas" w:hAnsi="Consolas" w:cs="Consolas" w:eastAsia="Consolas"/>
-          <w:b w:val="0"/>
-          <w:i w:val="0"/>
-          <w:color w:val="473536"/>
-          <w:sz w:val="20"/>
-        </w:rPr>
-        <w:t>ui</w:t>
-      </w:r>
-      <w:r>
-        <w:rPr>
-          <w:rFonts w:ascii="Calibri" w:hAnsi="Calibri" w:cs="Calibri" w:eastAsia="Calibri"/>
-          <w:b w:val="0"/>
-          <w:i w:val="0"/>
-          <w:color w:val="2B2325"/>
-          <w:sz w:val="21"/>
-        </w:rPr>
-        <w:t xml:space="preserve">, </w:t>
-      </w:r>
-      <w:r>
-        <w:rPr>
-          <w:rFonts w:ascii="Consolas" w:hAnsi="Consolas" w:cs="Consolas" w:eastAsia="Consolas"/>
-          <w:b w:val="0"/>
-          <w:i w:val="0"/>
-          <w:color w:val="473536"/>
-          <w:sz w:val="20"/>
-        </w:rPr>
-        <w:t>docs</w:t>
-      </w:r>
-      <w:r>
-        <w:rPr>
-          <w:rFonts w:ascii="Calibri" w:hAnsi="Calibri" w:cs="Calibri" w:eastAsia="Calibri"/>
-          <w:b w:val="0"/>
-          <w:i w:val="0"/>
-          <w:color w:val="2B2325"/>
-          <w:sz w:val="21"/>
-        </w:rPr>
-        <w:t xml:space="preserve">, </w:t>
-      </w:r>
-      <w:r>
-        <w:rPr>
-          <w:rFonts w:ascii="Consolas" w:hAnsi="Consolas" w:cs="Consolas" w:eastAsia="Consolas"/>
-          <w:b w:val="0"/>
-          <w:i w:val="0"/>
-          <w:color w:val="473536"/>
-          <w:sz w:val="20"/>
-        </w:rPr>
-        <w:t>data</w:t>
-      </w:r>
-      <w:r>
-        <w:rPr>
-          <w:rFonts w:ascii="Calibri" w:hAnsi="Calibri" w:cs="Calibri" w:eastAsia="Calibri"/>
-          <w:b w:val="0"/>
-          <w:i w:val="0"/>
-          <w:color w:val="2B2325"/>
-          <w:sz w:val="21"/>
-        </w:rPr>
-        <w:t>)</w:t>
-      </w:r>
-    </w:p>
-    <w:p>
-      <w:pPr>
-        <w:pStyle w:val="ListBullet"/>
-        <w:spacing w:after="60"/>
-      </w:pPr>
-      <w:r>
-        <w:rPr>
-          <w:rFonts w:ascii="Calibri" w:hAnsi="Calibri" w:cs="Calibri" w:eastAsia="Calibri"/>
-          <w:b w:val="0"/>
-          <w:i w:val="0"/>
-          <w:color w:val="2B2325"/>
-          <w:sz w:val="21"/>
-        </w:rPr>
-        <w:t>[ ] 30-minute session showing teammates how to edit a file on github.com and open a PR</w:t>
-      </w:r>
-    </w:p>
-    <w:p>
-      <w:pPr>
-        <w:pStyle w:val="ListBullet"/>
-        <w:spacing w:after="60"/>
-      </w:pPr>
-      <w:r>
-        <w:rPr>
-          <w:rFonts w:ascii="Calibri" w:hAnsi="Calibri" w:cs="Calibri" w:eastAsia="Calibri"/>
-          <w:b w:val="0"/>
-          <w:i w:val="0"/>
-          <w:color w:val="2B2325"/>
-          <w:sz w:val="21"/>
-        </w:rPr>
-        <w:t>[ ] Issues created for each task above, assigned to the right person</w:t>
-      </w:r>
-    </w:p>
-    <w:p>
-      <w:pPr>
-        <w:pStyle w:val="ListBullet"/>
-        <w:spacing w:after="60"/>
-      </w:pPr>
-      <w:r>
-        <w:rPr>
-          <w:rFonts w:ascii="Calibri" w:hAnsi="Calibri" w:cs="Calibri" w:eastAsia="Calibri"/>
-          <w:b w:val="0"/>
-          <w:i w:val="0"/>
-          <w:color w:val="2B2325"/>
-          <w:sz w:val="21"/>
-        </w:rPr>
-        <w:t>[ ] Preview deployment URL shared with the team for testing</w:t>
+        <w:t xml:space="preserve"> and photos into seed data and Storage uploads</w:t>
       </w:r>
     </w:p>
     <w:p>
@@ -7041,7 +8758,7 @@
           <w:color w:val="0A0708"/>
           <w:sz w:val="36"/>
         </w:rPr>
-        <w:t>8. Proving Contribution to the Professor</w:t>
+        <w:t>9. Proving contribution to the professor</w:t>
       </w:r>
     </w:p>
     <w:p>
@@ -7056,7 +8773,7 @@
           <w:color w:val="2B2325"/>
           <w:sz w:val="21"/>
         </w:rPr>
-        <w:t>Commits will be few by design. Show the whole picture, and explain the role split up front (this document).</w:t>
+        <w:t>Commits are few by design, so show the whole picture and explain the role split with this document.</w:t>
       </w:r>
     </w:p>
     <w:tbl>
@@ -7131,7 +8848,7 @@
                 <w:color w:val="FFFFFF"/>
                 <w:sz w:val="18"/>
               </w:rPr>
-              <w:t>How to produce</w:t>
+              <w:t>How to produce it</w:t>
             </w:r>
           </w:p>
         </w:tc>
@@ -7167,7 +8884,7 @@
                 <w:color w:val="2B2325"/>
                 <w:sz w:val="18"/>
               </w:rPr>
-              <w:t>Commits / merged PRs per person</w:t>
+              <w:t>Commits and merged PRs</w:t>
             </w:r>
           </w:p>
         </w:tc>
@@ -7208,7 +8925,7 @@
                 <w:color w:val="2B2325"/>
                 <w:sz w:val="18"/>
               </w:rPr>
-              <w:t>; GitHub → Pull Requests → filter by author</w:t>
+              <w:t>; GitHub, Pull Requests, filter by author</w:t>
             </w:r>
           </w:p>
         </w:tc>
@@ -7275,7 +8992,7 @@
                 <w:color w:val="2B2325"/>
                 <w:sz w:val="18"/>
               </w:rPr>
-              <w:t>GitHub Issues filtered by author</w:t>
+              <w:t>GitHub Issues filtered by author (Member A)</w:t>
             </w:r>
           </w:p>
         </w:tc>
@@ -7311,7 +9028,7 @@
                 <w:color w:val="2B2325"/>
                 <w:sz w:val="18"/>
               </w:rPr>
-              <w:t>Reviews and comments</w:t>
+              <w:t>Issues verified and closed</w:t>
             </w:r>
           </w:p>
         </w:tc>
@@ -7342,7 +9059,7 @@
                 <w:color w:val="2B2325"/>
                 <w:sz w:val="18"/>
               </w:rPr>
-              <w:t>GitHub PR review activity</w:t>
+              <w:t>Issue comments and close events (Member A)</w:t>
             </w:r>
           </w:p>
         </w:tc>
@@ -7378,7 +9095,7 @@
                 <w:color w:val="2B2325"/>
                 <w:sz w:val="18"/>
               </w:rPr>
-              <w:t>Task ownership</w:t>
+              <w:t>Content and data authored</w:t>
             </w:r>
           </w:p>
         </w:tc>
@@ -7409,7 +9126,27 @@
                 <w:color w:val="2B2325"/>
                 <w:sz w:val="18"/>
               </w:rPr>
-              <w:t>Project board with assignees</w:t>
+              <w:t xml:space="preserve">Files in </w:t>
+            </w:r>
+            <w:r>
+              <w:rPr>
+                <w:rFonts w:ascii="Consolas" w:hAnsi="Consolas" w:cs="Consolas" w:eastAsia="Consolas"/>
+                <w:b w:val="0"/>
+                <w:i w:val="0"/>
+                <w:color w:val="473536"/>
+                <w:sz w:val="17"/>
+              </w:rPr>
+              <w:t>docs/test-data/</w:t>
+            </w:r>
+            <w:r>
+              <w:rPr>
+                <w:rFonts w:ascii="Calibri" w:hAnsi="Calibri" w:cs="Calibri" w:eastAsia="Calibri"/>
+                <w:b w:val="0"/>
+                <w:i w:val="0"/>
+                <w:color w:val="2B2325"/>
+                <w:sz w:val="18"/>
+              </w:rPr>
+              <w:t xml:space="preserve"> with history (Member B)</w:t>
             </w:r>
           </w:p>
         </w:tc>
@@ -7445,7 +9182,7 @@
                 <w:color w:val="2B2325"/>
                 <w:sz w:val="18"/>
               </w:rPr>
-              <w:t>Documents authored</w:t>
+              <w:t>Design work</w:t>
             </w:r>
           </w:p>
         </w:tc>
@@ -7486,7 +9223,7 @@
                 <w:color w:val="473536"/>
                 <w:sz w:val="17"/>
               </w:rPr>
-              <w:t>docs/</w:t>
+              <w:t>docs/brand/</w:t>
             </w:r>
             <w:r>
               <w:rPr>
@@ -7496,47 +9233,7 @@
                 <w:color w:val="2B2325"/>
                 <w:sz w:val="18"/>
               </w:rPr>
-              <w:t xml:space="preserve"> and </w:t>
-            </w:r>
-            <w:r>
-              <w:rPr>
-                <w:rFonts w:ascii="Consolas" w:hAnsi="Consolas" w:cs="Consolas" w:eastAsia="Consolas"/>
-                <w:b w:val="0"/>
-                <w:i w:val="0"/>
-                <w:color w:val="473536"/>
-                <w:sz w:val="17"/>
-              </w:rPr>
-              <w:t>README.md</w:t>
-            </w:r>
-            <w:r>
-              <w:rPr>
-                <w:rFonts w:ascii="Calibri" w:hAnsi="Calibri" w:cs="Calibri" w:eastAsia="Calibri"/>
-                <w:b w:val="0"/>
-                <w:i w:val="0"/>
-                <w:color w:val="2B2325"/>
-                <w:sz w:val="18"/>
-              </w:rPr>
-              <w:t xml:space="preserve"> with history (</w:t>
-            </w:r>
-            <w:r>
-              <w:rPr>
-                <w:rFonts w:ascii="Consolas" w:hAnsi="Consolas" w:cs="Consolas" w:eastAsia="Consolas"/>
-                <w:b w:val="0"/>
-                <w:i w:val="0"/>
-                <w:color w:val="473536"/>
-                <w:sz w:val="17"/>
-              </w:rPr>
-              <w:t>git log -- docs/test-plan.md</w:t>
-            </w:r>
-            <w:r>
-              <w:rPr>
-                <w:rFonts w:ascii="Calibri" w:hAnsi="Calibri" w:cs="Calibri" w:eastAsia="Calibri"/>
-                <w:b w:val="0"/>
-                <w:i w:val="0"/>
-                <w:color w:val="2B2325"/>
-                <w:sz w:val="18"/>
-              </w:rPr>
-              <w:t>)</w:t>
+              <w:t>, and the logo in the live site (Member C)</w:t>
             </w:r>
           </w:p>
         </w:tc>
@@ -7572,7 +9269,7 @@
                 <w:color w:val="2B2325"/>
                 <w:sz w:val="18"/>
               </w:rPr>
-              <w:t>Meeting notes and sprint reports</w:t>
+              <w:t>Individual summary</w:t>
             </w:r>
           </w:p>
         </w:tc>
@@ -7597,90 +9294,13 @@
           <w:p>
             <w:r>
               <w:rPr>
-                <w:rFonts w:ascii="Consolas" w:hAnsi="Consolas" w:cs="Consolas" w:eastAsia="Consolas"/>
-                <w:b w:val="0"/>
-                <w:i w:val="0"/>
-                <w:color w:val="473536"/>
-                <w:sz w:val="17"/>
-              </w:rPr>
-              <w:t>docs/sprints.md</w:t>
-            </w:r>
-            <w:r>
-              <w:rPr>
                 <w:rFonts w:ascii="Calibri" w:hAnsi="Calibri" w:cs="Calibri" w:eastAsia="Calibri"/>
                 <w:b w:val="0"/>
                 <w:i w:val="0"/>
                 <w:color w:val="2B2325"/>
                 <w:sz w:val="18"/>
               </w:rPr>
-              <w:t xml:space="preserve"> and the shared notes doc</w:t>
-            </w:r>
-          </w:p>
-        </w:tc>
-      </w:tr>
-      <w:tr>
-        <w:trPr>
-          <w:cantSplit w:val="true"/>
-        </w:trPr>
-        <w:tc>
-          <w:tcPr>
-            <w:tcW w:type="dxa" w:w="4896"/>
-            <w:shd w:val="clear" w:color="auto" w:fill="FFFFFF"/>
-            <w:tcBorders>
-              <w:top w:val="single" w:sz="4" w:space="0" w:color="E4E1DC"/>
-              <w:left w:val="single" w:sz="4" w:space="0" w:color="E4E1DC"/>
-              <w:bottom w:val="single" w:sz="4" w:space="0" w:color="E4E1DC"/>
-              <w:right w:val="single" w:sz="4" w:space="0" w:color="E4E1DC"/>
-            </w:tcBorders>
-            <w:tcMar>
-              <w:top w:w="70" w:type="dxa"/>
-              <w:bottom w:w="70" w:type="dxa"/>
-              <w:left w:w="90" w:type="dxa"/>
-              <w:right w:w="90" w:type="dxa"/>
-            </w:tcMar>
-            <w:vAlign w:val="center"/>
-          </w:tcPr>
-          <w:p>
-            <w:r>
-              <w:rPr>
-                <w:rFonts w:ascii="Calibri" w:hAnsi="Calibri" w:cs="Calibri" w:eastAsia="Calibri"/>
-                <w:b w:val="0"/>
-                <w:i w:val="0"/>
-                <w:color w:val="2B2325"/>
-                <w:sz w:val="18"/>
-              </w:rPr>
-              <w:t>Individual summary</w:t>
-            </w:r>
-          </w:p>
-        </w:tc>
-        <w:tc>
-          <w:tcPr>
-            <w:tcW w:type="dxa" w:w="4896"/>
-            <w:shd w:val="clear" w:color="auto" w:fill="FFFFFF"/>
-            <w:tcBorders>
-              <w:top w:val="single" w:sz="4" w:space="0" w:color="E4E1DC"/>
-              <w:left w:val="single" w:sz="4" w:space="0" w:color="E4E1DC"/>
-              <w:bottom w:val="single" w:sz="4" w:space="0" w:color="E4E1DC"/>
-              <w:right w:val="single" w:sz="4" w:space="0" w:color="E4E1DC"/>
-            </w:tcBorders>
-            <w:tcMar>
-              <w:top w:w="70" w:type="dxa"/>
-              <w:bottom w:w="70" w:type="dxa"/>
-              <w:left w:w="90" w:type="dxa"/>
-              <w:right w:w="90" w:type="dxa"/>
-            </w:tcMar>
-            <w:vAlign w:val="center"/>
-          </w:tcPr>
-          <w:p>
-            <w:r>
-              <w:rPr>
-                <w:rFonts w:ascii="Calibri" w:hAnsi="Calibri" w:cs="Calibri" w:eastAsia="Calibri"/>
-                <w:b w:val="0"/>
-                <w:i w:val="0"/>
-                <w:color w:val="2B2325"/>
-                <w:sz w:val="18"/>
-              </w:rPr>
-              <w:t xml:space="preserve">Each member's section in </w:t>
+              <w:t xml:space="preserve">Each person's section in </w:t>
             </w:r>
             <w:r>
               <w:rPr>
@@ -7723,7 +9343,7 @@
           <w:color w:val="2B2325"/>
           <w:sz w:val="21"/>
         </w:rPr>
-        <w:t xml:space="preserve"> template (each member fills in at the end):</w:t>
+        <w:t xml:space="preserve"> template (each person fills it in at the end):</w:t>
       </w:r>
     </w:p>
     <w:tbl>
@@ -7765,7 +9385,7 @@
                 <w:color w:val="473536"/>
                 <w:sz w:val="17"/>
               </w:rPr>
-              <w:t>## &lt;Name&gt; — &lt;Content &amp; Data / QA / Docs&gt;</w:t>
+              <w:t>## &lt;Name&gt; - &lt;QA / Test data / Brand&gt;</w:t>
             </w:r>
           </w:p>
           <w:p>
@@ -7795,7 +9415,7 @@
                 <w:color w:val="473536"/>
                 <w:sz w:val="17"/>
               </w:rPr>
-              <w:t>- Tasks completed: (issue links)</w:t>
+              <w:t>- Tasks completed: (links)</w:t>
             </w:r>
           </w:p>
           <w:p>
@@ -7810,7 +9430,7 @@
                 <w:color w:val="473536"/>
                 <w:sz w:val="17"/>
               </w:rPr>
-              <w:t>- Commits / PRs: (links)</w:t>
+              <w:t>- Commits and PRs: (links)</w:t>
             </w:r>
           </w:p>
           <w:p>
@@ -7825,7 +9445,7 @@
                 <w:color w:val="473536"/>
                 <w:sz w:val="17"/>
               </w:rPr>
-              <w:t>- Bugs reported / tests run / docs written: (numbers + links)</w:t>
+              <w:t>- Issues filed or files delivered: (numbers and links)</w:t>
             </w:r>
           </w:p>
           <w:p>
@@ -7840,7 +9460,7 @@
                 <w:color w:val="473536"/>
                 <w:sz w:val="17"/>
               </w:rPr>
-              <w:t>- What I learned: (2–3 sentences)</w:t>
+              <w:t>- What I learned: (2-3 sentences)</w:t>
             </w:r>
           </w:p>
         </w:tc>
@@ -7858,47 +9478,12 @@
       <w:r>
         <w:rPr>
           <w:rFonts w:ascii="Calibri" w:hAnsi="Calibri" w:cs="Calibri" w:eastAsia="Calibri"/>
-          <w:b/>
-          <w:i w:val="0"/>
-          <w:color w:val="0A0708"/>
-          <w:sz w:val="21"/>
-        </w:rPr>
-        <w:t>Before the demo:</w:t>
-      </w:r>
-      <w:r>
-        <w:rPr>
-          <w:rFonts w:ascii="Calibri" w:hAnsi="Calibri" w:cs="Calibri" w:eastAsia="Calibri"/>
           <w:b w:val="0"/>
           <w:i w:val="0"/>
           <w:color w:val="2B2325"/>
           <w:sz w:val="21"/>
         </w:rPr>
-        <w:t xml:space="preserve"> each teammate should be able to open their own PRs or documents and explain in a minute what they did and why.</w:t>
-      </w:r>
-    </w:p>
-    <w:p>
-      <w:pPr>
-        <w:spacing w:after="120"/>
-      </w:pPr>
-      <w:r>
-        <w:rPr>
-          <w:rFonts w:ascii="Calibri" w:hAnsi="Calibri" w:cs="Calibri" w:eastAsia="Calibri"/>
-          <w:b/>
-          <w:i w:val="0"/>
-          <w:color w:val="0A0708"/>
-          <w:sz w:val="21"/>
-        </w:rPr>
-        <w:t>Suggestion:</w:t>
-      </w:r>
-      <w:r>
-        <w:rPr>
-          <w:rFonts w:ascii="Calibri" w:hAnsi="Calibri" w:cs="Calibri" w:eastAsia="Calibri"/>
-          <w:b w:val="0"/>
-          <w:i w:val="0"/>
-          <w:color w:val="2B2325"/>
-          <w:sz w:val="21"/>
-        </w:rPr>
-        <w:t xml:space="preserve"> ask the professor early how individual contribution will be assessed (commits only, or also issues, documentation, testing). If commits are weighted heavily, the optional extras in §3 add a few more without adding code.</w:t>
+        <w:t>Ask the professor early how individual contribution is assessed (commits only, or also issues, testing and design). If commits are weighted heavily, split deliverables into a few more small commits rather than one big one.</w:t>
       </w:r>
     </w:p>
     <w:p>
@@ -7917,7 +9502,7 @@
           <w:color w:val="0A0708"/>
           <w:sz w:val="36"/>
         </w:rPr>
-        <w:t>9. Risks and Fixes</w:t>
+        <w:t>10. Risks and fixes</w:t>
       </w:r>
     </w:p>
     <w:tbl>
@@ -8028,7 +9613,7 @@
                 <w:color w:val="2B2325"/>
                 <w:sz w:val="18"/>
               </w:rPr>
-              <w:t>Teammate goes quiet</w:t>
+              <w:t>The tester has nothing stable to test</w:t>
             </w:r>
           </w:p>
         </w:tc>
@@ -8059,7 +9644,7 @@
                 <w:color w:val="2B2325"/>
                 <w:sz w:val="18"/>
               </w:rPr>
-              <w:t>10-minute standup twice a week; tasks are small and independent so the lead can reassign</w:t>
+              <w:t>The lead shares a running version after each feature and says what is new</w:t>
             </w:r>
           </w:p>
         </w:tc>
@@ -8095,7 +9680,7 @@
                 <w:color w:val="2B2325"/>
                 <w:sz w:val="18"/>
               </w:rPr>
-              <w:t>GitHub editing confuses someone</w:t>
+              <w:t>Too many vague bug reports</w:t>
             </w:r>
           </w:p>
         </w:tc>
@@ -8126,7 +9711,7 @@
                 <w:color w:val="2B2325"/>
                 <w:sz w:val="18"/>
               </w:rPr>
-              <w:t>Do it together once in the Sprint 0 session; lead can also walk through the first PR by screen share</w:t>
+              <w:t>Use the template; the lead replies once with what is missing, and the report gets fixed</w:t>
             </w:r>
           </w:p>
         </w:tc>
@@ -8162,7 +9747,7 @@
                 <w:color w:val="2B2325"/>
                 <w:sz w:val="18"/>
               </w:rPr>
-              <w:t>Testing blocked because the app isn't ready</w:t>
+              <w:t>Photos have unclear licences</w:t>
             </w:r>
           </w:p>
         </w:tc>
@@ -8193,7 +9778,17 @@
                 <w:color w:val="2B2325"/>
                 <w:sz w:val="18"/>
               </w:rPr>
-              <w:t>B writes the test plan first (Sprint 1) and tests whatever is deployed each sprint</w:t>
+              <w:t xml:space="preserve">Only own photos or free-licence sources, and credits are committed with </w:t>
+            </w:r>
+            <w:r>
+              <w:rPr>
+                <w:rFonts w:ascii="Consolas" w:hAnsi="Consolas" w:cs="Consolas" w:eastAsia="Consolas"/>
+                <w:b w:val="0"/>
+                <w:i w:val="0"/>
+                <w:color w:val="473536"/>
+                <w:sz w:val="17"/>
+              </w:rPr>
+              <w:t>photo-credits.md</w:t>
             </w:r>
           </w:p>
         </w:tc>
@@ -8229,7 +9824,7 @@
                 <w:color w:val="2B2325"/>
                 <w:sz w:val="18"/>
               </w:rPr>
-              <w:t>Uneven workload</w:t>
+              <w:t>The logo does not fit the site</w:t>
             </w:r>
           </w:p>
         </w:tc>
@@ -8260,7 +9855,7 @@
                 <w:color w:val="2B2325"/>
                 <w:sz w:val="18"/>
               </w:rPr>
-              <w:t>Check the board weekly; move optional extras to whoever has spare time</w:t>
+              <w:t>Follow the brief and file names; the lead checks it on the live site before it is final</w:t>
             </w:r>
           </w:p>
         </w:tc>
@@ -8296,7 +9891,7 @@
                 <w:color w:val="2B2325"/>
                 <w:sz w:val="18"/>
               </w:rPr>
-              <w:t>Professor counts only code commits</w:t>
+              <w:t>Someone goes quiet</w:t>
             </w:r>
           </w:p>
         </w:tc>
@@ -8327,7 +9922,74 @@
                 <w:color w:val="2B2325"/>
                 <w:sz w:val="18"/>
               </w:rPr>
-              <w:t>Raise it early (§8); add optional extras; document the role split in the report</w:t>
+              <w:t>10-minute check-in twice a week; tasks are small so the lead can reassign</w:t>
+            </w:r>
+          </w:p>
+        </w:tc>
+      </w:tr>
+      <w:tr>
+        <w:trPr>
+          <w:cantSplit w:val="true"/>
+        </w:trPr>
+        <w:tc>
+          <w:tcPr>
+            <w:tcW w:type="dxa" w:w="4896"/>
+            <w:shd w:val="clear" w:color="auto" w:fill="F8F6F4"/>
+            <w:tcBorders>
+              <w:top w:val="single" w:sz="4" w:space="0" w:color="E4E1DC"/>
+              <w:left w:val="single" w:sz="4" w:space="0" w:color="E4E1DC"/>
+              <w:bottom w:val="single" w:sz="4" w:space="0" w:color="E4E1DC"/>
+              <w:right w:val="single" w:sz="4" w:space="0" w:color="E4E1DC"/>
+            </w:tcBorders>
+            <w:tcMar>
+              <w:top w:w="70" w:type="dxa"/>
+              <w:bottom w:w="70" w:type="dxa"/>
+              <w:left w:w="90" w:type="dxa"/>
+              <w:right w:w="90" w:type="dxa"/>
+            </w:tcMar>
+            <w:vAlign w:val="center"/>
+          </w:tcPr>
+          <w:p>
+            <w:r>
+              <w:rPr>
+                <w:rFonts w:ascii="Calibri" w:hAnsi="Calibri" w:cs="Calibri" w:eastAsia="Calibri"/>
+                <w:b w:val="0"/>
+                <w:i w:val="0"/>
+                <w:color w:val="2B2325"/>
+                <w:sz w:val="18"/>
+              </w:rPr>
+              <w:t>The professor counts only code commits</w:t>
+            </w:r>
+          </w:p>
+        </w:tc>
+        <w:tc>
+          <w:tcPr>
+            <w:tcW w:type="dxa" w:w="4896"/>
+            <w:shd w:val="clear" w:color="auto" w:fill="F8F6F4"/>
+            <w:tcBorders>
+              <w:top w:val="single" w:sz="4" w:space="0" w:color="E4E1DC"/>
+              <w:left w:val="single" w:sz="4" w:space="0" w:color="E4E1DC"/>
+              <w:bottom w:val="single" w:sz="4" w:space="0" w:color="E4E1DC"/>
+              <w:right w:val="single" w:sz="4" w:space="0" w:color="E4E1DC"/>
+            </w:tcBorders>
+            <w:tcMar>
+              <w:top w:w="70" w:type="dxa"/>
+              <w:bottom w:w="70" w:type="dxa"/>
+              <w:left w:w="90" w:type="dxa"/>
+              <w:right w:w="90" w:type="dxa"/>
+            </w:tcMar>
+            <w:vAlign w:val="center"/>
+          </w:tcPr>
+          <w:p>
+            <w:r>
+              <w:rPr>
+                <w:rFonts w:ascii="Calibri" w:hAnsi="Calibri" w:cs="Calibri" w:eastAsia="Calibri"/>
+                <w:b w:val="0"/>
+                <w:i w:val="0"/>
+                <w:color w:val="2B2325"/>
+                <w:sz w:val="18"/>
+              </w:rPr>
+              <w:t>Raise it early; show Issues, content and design as evidence; add small commits where honest</w:t>
             </w:r>
           </w:p>
         </w:tc>

--- a/docs/CONTRIBUTION_PLAN.docx
+++ b/docs/CONTRIBUTION_PLAN.docx
@@ -6044,7 +6044,7 @@
           <w:color w:val="0A0708"/>
           <w:sz w:val="21"/>
         </w:rPr>
-        <w:t>Fraunces</w:t>
+        <w:t>Bitter</w:t>
       </w:r>
       <w:r>
         <w:rPr>
